--- a/downloads/teacher/ai-2-week-05.docx
+++ b/downloads/teacher/ai-2-week-05.docx
@@ -2960,6 +2960,396 @@
         <w:t>Use progress and stopping arguments for any repeated recommender process; test inputs that require zero, one and several updates.</w:t>
       </w:r>
     </w:p>
+    <w:p>
+      <w:pPr>
+        <w:pStyle w:val="Heading1"/>
+      </w:pPr>
+      <w:r>
+        <w:t>07. Prepare, teach and assess</w:t>
+      </w:r>
+    </w:p>
+    <w:p>
+      <w:r>
+        <w:t>Teaching target: Trace variable values before and after each loop iteration</w:t>
+      </w:r>
+    </w:p>
+    <w:p>
+      <w:r>
+        <w:t>Prepare the labelled worked-case picture, the matching workbook, fictional input cards and a place for individual responses. No paid AI account is required for the paper reasoning activities.</w:t>
+      </w:r>
+    </w:p>
+    <w:tbl>
+      <w:tblPr>
+        <w:tblStyle w:val="LightShading-Accent1"/>
+        <w:tblW w:type="auto" w:w="0"/>
+        <w:tblLook w:firstColumn="1" w:firstRow="1" w:lastColumn="0" w:lastRow="0" w:noHBand="0" w:noVBand="1" w:val="04A0"/>
+      </w:tblPr>
+      <w:tblGrid>
+        <w:gridCol w:w="3408"/>
+        <w:gridCol w:w="3408"/>
+        <w:gridCol w:w="3408"/>
+      </w:tblGrid>
+      <w:tr>
+        <w:trPr>
+          <w:tblHeader/>
+        </w:trPr>
+        <w:tc>
+          <w:tcPr>
+            <w:tcW w:type="dxa" w:w="3408"/>
+          </w:tcPr>
+          <w:p>
+            <w:r>
+              <w:t>Session</w:t>
+            </w:r>
+          </w:p>
+        </w:tc>
+        <w:tc>
+          <w:tcPr>
+            <w:tcW w:type="dxa" w:w="3408"/>
+          </w:tcPr>
+          <w:p>
+            <w:r>
+              <w:t>Plan</w:t>
+            </w:r>
+          </w:p>
+        </w:tc>
+        <w:tc>
+          <w:tcPr>
+            <w:tcW w:type="dxa" w:w="3408"/>
+          </w:tcPr>
+          <w:p>
+            <w:r>
+              <w:t>Resources</w:t>
+            </w:r>
+          </w:p>
+        </w:tc>
+      </w:tr>
+      <w:tr>
+        <w:tc>
+          <w:tcPr>
+            <w:tcW w:type="dxa" w:w="3408"/>
+          </w:tcPr>
+          <w:p>
+            <w:r>
+              <w:t>Session 1 · Understand · 45 min</w:t>
+            </w:r>
+          </w:p>
+        </w:tc>
+        <w:tc>
+          <w:tcPr>
+            <w:tcW w:type="dxa" w:w="3408"/>
+          </w:tcPr>
+          <w:p>
+            <w:r>
+              <w:t>0–7: recall and prerequisite; 7–15: inspect the concrete case and predict; 15–30: teacher models the worked trace; 30–40: learners explain a step using the text and visual; 40–45: check the core idea.</w:t>
+            </w:r>
+          </w:p>
+        </w:tc>
+        <w:tc>
+          <w:tcPr>
+            <w:tcW w:type="dxa" w:w="3408"/>
+          </w:tcPr>
+          <w:p>
+            <w:r>
+              <w:t>Sections 1–6; record the brief recall in the workbook.</w:t>
+            </w:r>
+          </w:p>
+        </w:tc>
+      </w:tr>
+      <w:tr>
+        <w:tc>
+          <w:tcPr>
+            <w:tcW w:type="dxa" w:w="3408"/>
+          </w:tcPr>
+          <w:p>
+            <w:r>
+              <w:t>Session 2 · Practise · 45 min</w:t>
+            </w:r>
+          </w:p>
+        </w:tc>
+        <w:tc>
+          <w:tcPr>
+            <w:tcW w:type="dxa" w:w="3408"/>
+          </w:tcPr>
+          <w:p>
+            <w:r>
+              <w:t>0–5: retrieve the procedure; 5–15: W2 completion practice; 15–23: explain and check with a partner; 23–30: each learner answers the misconception check; 30–40: targeted reteaching or a harder variation; 40–45: prepare the investigation.</w:t>
+            </w:r>
+          </w:p>
+        </w:tc>
+        <w:tc>
+          <w:tcPr>
+            <w:tcW w:type="dxa" w:w="3408"/>
+          </w:tcPr>
+          <w:p>
+            <w:r>
+              <w:t>Sections 7–10; use the matching workbook W2 and misconception check.</w:t>
+            </w:r>
+          </w:p>
+        </w:tc>
+      </w:tr>
+      <w:tr>
+        <w:tc>
+          <w:tcPr>
+            <w:tcW w:type="dxa" w:w="3408"/>
+          </w:tcPr>
+          <w:p>
+            <w:r>
+              <w:t>Session 3 · Investigate and transfer · 45 min</w:t>
+            </w:r>
+          </w:p>
+        </w:tc>
+        <w:tc>
+          <w:tcPr>
+            <w:tcW w:type="dxa" w:w="3408"/>
+          </w:tcPr>
+          <w:p>
+            <w:r>
+              <w:t>0–5: retrieve the decision rule; 5–20: investigate or trace; 20–30: start the independent case; 30–38: connect the project; 38–43: act on feedback; 43–45: plan the return check.</w:t>
+            </w:r>
+          </w:p>
+        </w:tc>
+        <w:tc>
+          <w:tcPr>
+            <w:tcW w:type="dxa" w:w="3408"/>
+          </w:tcPr>
+          <w:p>
+            <w:r>
+              <w:t>Sections 9 and 11–14. Give extra time to finish the full task set; use Section 15 when the week includes a coding lab.</w:t>
+            </w:r>
+          </w:p>
+        </w:tc>
+      </w:tr>
+    </w:tbl>
+    <w:p>
+      <w:r>
+        <w:t>Before class, solve the supported practice: Copy the worked script. Change the range to range(2, 5). Record turn, total before and total after each iteration. Predict the single output, then run and compare.</w:t>
+      </w:r>
+    </w:p>
+    <w:p>
+      <w:r>
+        <w:t>Reasoned practice answer: Rows are 2 / 0 / 2, 3 / 2 / 5, 4 / 5 / 9. Final output 9. Keep the observed result distinct from the prediction.</w:t>
+      </w:r>
+    </w:p>
+    <w:p>
+      <w:r>
+        <w:t>Check every learner before discussion: Use the worked case for Loops and trace tables. Proposed explanation: “The stop value is included”. Decide whether this explanation is supported. Point to the step or supplied fact that decides; explain your repair if needed.</w:t>
+      </w:r>
+    </w:p>
+    <w:p>
+      <w:r>
+        <w:t>Misconception repair: List the supplied values before tracing; range(1, 4) excludes 4.</w:t>
+      </w:r>
+    </w:p>
+    <w:p>
+      <w:r>
+        <w:t>Support: read the exact case aloud, enlarge the labelled picture, supply input cards and model only the first deciding step. Accept a spoken explanation or drawing; retain the reasoning goal.</w:t>
+      </w:r>
+    </w:p>
+    <w:p>
+      <w:r>
+        <w:t>Extension: Replace count&gt;3 with count!=3. Require a prediction and a reason before comparing. Expected result: From 12, the loop never reaches 3 and does not terminate in this toy model. Reason: 12,8,4,0,−4,… are multiples of 4; none equals 3.</w:t>
+      </w:r>
+    </w:p>
+    <w:p>
+      <w:r>
+        <w:t>Independent assessment: withhold the reserved answer until the learner has attempted the new case. Record support separately from correctness.</w:t>
+      </w:r>
+    </w:p>
+    <w:tbl>
+      <w:tblPr>
+        <w:tblStyle w:val="LightShading-Accent1"/>
+        <w:tblW w:type="auto" w:w="0"/>
+        <w:tblLook w:firstColumn="1" w:firstRow="1" w:lastColumn="0" w:lastRow="0" w:noHBand="0" w:noVBand="1" w:val="04A0"/>
+      </w:tblPr>
+      <w:tblGrid>
+        <w:gridCol w:w="2556"/>
+        <w:gridCol w:w="2556"/>
+        <w:gridCol w:w="2556"/>
+        <w:gridCol w:w="2556"/>
+      </w:tblGrid>
+      <w:tr>
+        <w:trPr>
+          <w:tblHeader/>
+        </w:trPr>
+        <w:tc>
+          <w:tcPr>
+            <w:tcW w:type="dxa" w:w="2556"/>
+          </w:tcPr>
+          <w:p>
+            <w:r>
+              <w:t>Criterion</w:t>
+            </w:r>
+          </w:p>
+        </w:tc>
+        <w:tc>
+          <w:tcPr>
+            <w:tcW w:type="dxa" w:w="2556"/>
+          </w:tcPr>
+          <w:p>
+            <w:r>
+              <w:t>Not yet</w:t>
+            </w:r>
+          </w:p>
+        </w:tc>
+        <w:tc>
+          <w:tcPr>
+            <w:tcW w:type="dxa" w:w="2556"/>
+          </w:tcPr>
+          <w:p>
+            <w:r>
+              <w:t>With support</w:t>
+            </w:r>
+          </w:p>
+        </w:tc>
+        <w:tc>
+          <w:tcPr>
+            <w:tcW w:type="dxa" w:w="2556"/>
+          </w:tcPr>
+          <w:p>
+            <w:r>
+              <w:t>Independent</w:t>
+            </w:r>
+          </w:p>
+        </w:tc>
+      </w:tr>
+      <w:tr>
+        <w:tc>
+          <w:tcPr>
+            <w:tcW w:type="dxa" w:w="2556"/>
+          </w:tcPr>
+          <w:p>
+            <w:r>
+              <w:t>Explanation</w:t>
+            </w:r>
+          </w:p>
+        </w:tc>
+        <w:tc>
+          <w:tcPr>
+            <w:tcW w:type="dxa" w:w="2556"/>
+          </w:tcPr>
+          <w:p>
+            <w:r>
+              <w:t>Names an answer without a deciding fact</w:t>
+            </w:r>
+          </w:p>
+        </w:tc>
+        <w:tc>
+          <w:tcPr>
+            <w:tcW w:type="dxa" w:w="2556"/>
+          </w:tcPr>
+          <w:p>
+            <w:r>
+              <w:t>Uses a hint to link fact and decision</w:t>
+            </w:r>
+          </w:p>
+        </w:tc>
+        <w:tc>
+          <w:tcPr>
+            <w:tcW w:type="dxa" w:w="2556"/>
+          </w:tcPr>
+          <w:p>
+            <w:r>
+              <w:t>Explains the deciding fact in own words</w:t>
+            </w:r>
+          </w:p>
+        </w:tc>
+      </w:tr>
+      <w:tr>
+        <w:tc>
+          <w:tcPr>
+            <w:tcW w:type="dxa" w:w="2556"/>
+          </w:tcPr>
+          <w:p>
+            <w:r>
+              <w:t>Trace or test</w:t>
+            </w:r>
+          </w:p>
+        </w:tc>
+        <w:tc>
+          <w:tcPr>
+            <w:tcW w:type="dxa" w:w="2556"/>
+          </w:tcPr>
+          <w:p>
+            <w:r>
+              <w:t>Cannot connect input and result</w:t>
+            </w:r>
+          </w:p>
+        </w:tc>
+        <w:tc>
+          <w:tcPr>
+            <w:tcW w:type="dxa" w:w="2556"/>
+          </w:tcPr>
+          <w:p>
+            <w:r>
+              <w:t>Completes steps with prompts</w:t>
+            </w:r>
+          </w:p>
+        </w:tc>
+        <w:tc>
+          <w:tcPr>
+            <w:tcW w:type="dxa" w:w="2556"/>
+          </w:tcPr>
+          <w:p>
+            <w:r>
+              <w:t>Traces or tests a changed case accurately</w:t>
+            </w:r>
+          </w:p>
+        </w:tc>
+      </w:tr>
+      <w:tr>
+        <w:tc>
+          <w:tcPr>
+            <w:tcW w:type="dxa" w:w="2556"/>
+          </w:tcPr>
+          <w:p>
+            <w:r>
+              <w:t>Limits and revision</w:t>
+            </w:r>
+          </w:p>
+        </w:tc>
+        <w:tc>
+          <w:tcPr>
+            <w:tcW w:type="dxa" w:w="2556"/>
+          </w:tcPr>
+          <w:p>
+            <w:r>
+              <w:t>Claims more than evidence supports</w:t>
+            </w:r>
+          </w:p>
+        </w:tc>
+        <w:tc>
+          <w:tcPr>
+            <w:tcW w:type="dxa" w:w="2556"/>
+          </w:tcPr>
+          <w:p>
+            <w:r>
+              <w:t>Names a limit after a prompt</w:t>
+            </w:r>
+          </w:p>
+        </w:tc>
+        <w:tc>
+          <w:tcPr>
+            <w:tcW w:type="dxa" w:w="2556"/>
+          </w:tcPr>
+          <w:p>
+            <w:r>
+              <w:t>States a defensible limit and useful next test</w:t>
+            </w:r>
+          </w:p>
+        </w:tc>
+      </w:tr>
+    </w:tbl>
+    <w:p>
+      <w:r>
+        <w:t>Project checkpoint: Frame the need. Name the user, the problem, allowed inputs and a safe simple starting method.</w:t>
+      </w:r>
+    </w:p>
+    <w:p>
+      <w:r>
+        <w:t>Use the weekly teacher answer for topic-specific reasoning. A saved progress tick is an activity record; judge mastery from the learner’s explanation and evidence.</w:t>
+      </w:r>
+    </w:p>
     <w:sectPr>
       <w:pgSz w:w="12240" w:h="15840"/>
       <w:pgMar w:top="936" w:right="1008" w:bottom="936" w:left="1008" w:header="720" w:footer="720" w:gutter="0"/>

--- a/downloads/teacher/ai-2-week-05.docx
+++ b/downloads/teacher/ai-2-week-05.docx
@@ -3350,6 +3350,39 @@
         <w:t>Use the weekly teacher answer for topic-specific reasoning. A saved progress tick is an activity record; judge mastery from the learner’s explanation and evidence.</w:t>
       </w:r>
     </w:p>
+    <w:p>
+      <w:pPr>
+        <w:pStyle w:val="Heading1"/>
+      </w:pPr>
+      <w:r>
+        <w:t>08. Use feedback, labs and repair paths</w:t>
+      </w:r>
+    </w:p>
+    <w:p>
+      <w:r>
+        <w:t>Use the two formative questions as supported practice, not as independent mastery scores. Discuss the deciding evidence rather than accepting a guessed selection.</w:t>
+      </w:r>
+    </w:p>
+    <w:p>
+      <w:r>
+        <w:t>The feedback comes from the reviewed public worked case. Do not reveal the separately reserved independent teacher answer until the learner has attempted that case.</w:t>
+      </w:r>
+    </w:p>
+    <w:p>
+      <w:r>
+        <w:t>Ask students to predict before running code. Preserve errors and actual outputs; collect a changed test and an explanation. The branch-boundary and indexing lessons deliberately include failure cases.</w:t>
+      </w:r>
+    </w:p>
+    <w:p>
+      <w:r>
+        <w:t>Use the earlier worked-explanation links to address a specific missing building block, then return to the current question. Adapt this suggestion after observing the learner; it is not an automatic diagnosis.</w:t>
+      </w:r>
+    </w:p>
+    <w:p>
+      <w:r>
+        <w:t>Collect the completed-work portfolio as evidence. Record support separately from correctness, and assess explanation, trace/test and limitations. Progress ticks and quiz selections alone do not establish mastery.</w:t>
+      </w:r>
+    </w:p>
     <w:sectPr>
       <w:pgSz w:w="12240" w:h="15840"/>
       <w:pgMar w:top="936" w:right="1008" w:bottom="936" w:left="1008" w:header="720" w:footer="720" w:gutter="0"/>

--- a/downloads/teacher/ai-2-week-05.docx
+++ b/downloads/teacher/ai-2-week-05.docx
@@ -29,6 +29,11 @@
       </w:r>
     </w:p>
     <w:p>
+      <w:r>
+        <w:t>Prepare Loops and Stopping: check the target, prerequisites, resources and adaptable teaching schedule.</w:t>
+      </w:r>
+    </w:p>
+    <w:p>
       <w:pPr>
         <w:pStyle w:val="Heading3"/>
       </w:pPr>
@@ -37,8 +42,32 @@
       </w:r>
     </w:p>
     <w:p>
-      <w:r>
-        <w:t>Primary target: Trace variable values before and after each loop iteration</w:t>
+      <w:pPr>
+        <w:spacing w:line="336" w:lineRule="auto" w:after="180"/>
+      </w:pPr>
+      <w:r>
+        <w:rPr>
+          <w:b w:val="0"/>
+        </w:rPr>
+        <w:t xml:space="preserve">Primary target: Trace variable values before and after each </w:t>
+      </w:r>
+      <w:r>
+        <w:rPr>
+          <w:b/>
+        </w:rPr>
+        <w:t>loop</w:t>
+      </w:r>
+      <w:r>
+        <w:rPr>
+          <w:b w:val="0"/>
+        </w:rPr>
+        <w:t xml:space="preserve"> </w:t>
+      </w:r>
+      <w:r>
+        <w:rPr>
+          <w:b/>
+        </w:rPr>
+        <w:t>iteration</w:t>
       </w:r>
     </w:p>
     <w:tbl>
@@ -185,12 +214,47 @@
       </w:tr>
     </w:tbl>
     <w:p>
-      <w:r>
-        <w:t>This is a starting allocation of 135 minutes, not a validated duration. Preserve all named topics. Schedule extra time for connected examples, the full investigation, independent cases and project building. Repeated copies of a case share one recorded attempt; they are not new evidence.</w:t>
-      </w:r>
-    </w:p>
-    <w:p>
-      <w:r>
+      <w:pPr>
+        <w:spacing w:line="336" w:lineRule="auto" w:after="180"/>
+      </w:pPr>
+      <w:r>
+        <w:rPr>
+          <w:b w:val="0"/>
+        </w:rPr>
+        <w:t>This is a starting allocation of 135 minutes, not a validated duration. Preserve all named topics. Schedule extra time for connected examples, the full investigation, independent cases and project building.</w:t>
+      </w:r>
+    </w:p>
+    <w:p>
+      <w:pPr>
+        <w:spacing w:line="336" w:lineRule="auto" w:after="180"/>
+      </w:pPr>
+      <w:r>
+        <w:rPr>
+          <w:b w:val="0"/>
+        </w:rPr>
+        <w:t xml:space="preserve">Repeated copies of a case share one recorded attempt; they are not new </w:t>
+      </w:r>
+      <w:r>
+        <w:rPr>
+          <w:b/>
+        </w:rPr>
+        <w:t>evidence</w:t>
+      </w:r>
+      <w:r>
+        <w:rPr>
+          <w:b w:val="0"/>
+        </w:rPr>
+        <w:t>.</w:t>
+      </w:r>
+    </w:p>
+    <w:p>
+      <w:pPr>
+        <w:spacing w:line="336" w:lineRule="auto" w:after="180"/>
+      </w:pPr>
+      <w:r>
+        <w:rPr>
+          <w:b w:val="0"/>
+        </w:rPr>
         <w:t>Case exposure check: this source example appears in ai-2/4, ai-2/5, python-bridge/6. Reuse a familiar case for recall or modelling; verify that the case used to assess transfer has not already received feedback.</w:t>
       </w:r>
     </w:p>
@@ -211,17 +275,65 @@
       </w:r>
     </w:p>
     <w:p>
-      <w:r>
-        <w:t>Without opening the old lesson, explain one key idea from Trace Tables. Give an example and a mistake that the idea helps you avoid.</w:t>
-      </w:r>
-    </w:p>
-    <w:p>
-      <w:r>
-        <w:t>Look for: Trace variable values before and after each loop iteration</w:t>
-      </w:r>
-    </w:p>
-    <w:p>
-      <w:r>
+      <w:pPr>
+        <w:spacing w:line="336" w:lineRule="auto" w:after="180"/>
+      </w:pPr>
+      <w:r>
+        <w:rPr>
+          <w:b w:val="0"/>
+        </w:rPr>
+        <w:t xml:space="preserve">Without opening the old lesson, explain one key idea from </w:t>
+      </w:r>
+      <w:r>
+        <w:rPr>
+          <w:b/>
+        </w:rPr>
+        <w:t>Trace Table</w:t>
+      </w:r>
+      <w:r>
+        <w:rPr>
+          <w:b w:val="0"/>
+        </w:rPr>
+        <w:t>s. Give an example and a mistake that the idea helps you avoid.</w:t>
+      </w:r>
+    </w:p>
+    <w:p>
+      <w:pPr>
+        <w:spacing w:line="336" w:lineRule="auto" w:after="180"/>
+      </w:pPr>
+      <w:r>
+        <w:rPr>
+          <w:b w:val="0"/>
+        </w:rPr>
+        <w:t xml:space="preserve">Look for: Trace variable values before and after each </w:t>
+      </w:r>
+      <w:r>
+        <w:rPr>
+          <w:b/>
+        </w:rPr>
+        <w:t>loop</w:t>
+      </w:r>
+      <w:r>
+        <w:rPr>
+          <w:b w:val="0"/>
+        </w:rPr>
+        <w:t xml:space="preserve"> </w:t>
+      </w:r>
+      <w:r>
+        <w:rPr>
+          <w:b/>
+        </w:rPr>
+        <w:t>iteration</w:t>
+      </w:r>
+    </w:p>
+    <w:p>
+      <w:pPr>
+        <w:spacing w:line="336" w:lineRule="auto" w:after="180"/>
+      </w:pPr>
+      <w:r>
+        <w:rPr>
+          <w:b w:val="0"/>
+        </w:rPr>
         <w:t>Reference example, not the only acceptable wording: 2, 3 and 4; the stop value is excluded. The body runs three times.</w:t>
       </w:r>
     </w:p>
@@ -234,22 +346,46 @@
       </w:r>
     </w:p>
     <w:p>
-      <w:r>
+      <w:pPr>
+        <w:spacing w:line="336" w:lineRule="auto" w:after="180"/>
+      </w:pPr>
+      <w:r>
+        <w:rPr>
+          <w:b w:val="0"/>
+        </w:rPr>
         <w:t>Without opening the old lesson, explain one key idea from Decompose a Goal. Give an example and a mistake that the idea helps you avoid.</w:t>
       </w:r>
     </w:p>
     <w:p>
-      <w:r>
+      <w:pPr>
+        <w:spacing w:line="336" w:lineRule="auto" w:after="180"/>
+      </w:pPr>
+      <w:r>
+        <w:rPr>
+          <w:b w:val="0"/>
+        </w:rPr>
         <w:t>Look for: Distinguish a function definition from a function call</w:t>
       </w:r>
     </w:p>
     <w:p>
-      <w:r>
+      <w:pPr>
+        <w:spacing w:line="336" w:lineRule="auto" w:after="180"/>
+      </w:pPr>
+      <w:r>
+        <w:rPr>
+          <w:b w:val="0"/>
+        </w:rPr>
         <w:t>Reference example, not the only acceptable wording: Name show_remaining; parameters capacity and used. Arguments 15 and 6 match capacity = 15 and used = 6. Expected printed result 9.</w:t>
       </w:r>
     </w:p>
     <w:p>
-      <w:r>
+      <w:pPr>
+        <w:spacing w:line="336" w:lineRule="auto" w:after="180"/>
+      </w:pPr>
+      <w:r>
+        <w:rPr>
+          <w:b w:val="0"/>
+        </w:rPr>
         <w:t>Use the student module and workbook section with this exact week title. The worked case, independent question and answers below form one aligned lesson sequence.</w:t>
       </w:r>
     </w:p>
@@ -262,7 +398,14 @@
       </w:r>
     </w:p>
     <w:p>
-      <w:r>
+      <w:pPr>
+        <w:spacing w:line="336" w:lineRule="auto" w:after="180"/>
+        <w:shd w:fill="F5F1FB"/>
+      </w:pPr>
+      <w:r>
+        <w:rPr>
+          <w:b w:val="0"/>
+        </w:rPr>
         <w:t>Trace count=0; while count&lt;4: count=count+2. List values tested by the condition and final count. Would replacing &lt;4 with !=5 terminate?</w:t>
       </w:r>
     </w:p>
@@ -275,8 +418,38 @@
       </w:r>
     </w:p>
     <w:p>
-      <w:r>
-        <w:t>Useful repetition needs a clear update and stopping rule.</w:t>
+      <w:pPr>
+        <w:spacing w:line="336" w:lineRule="auto" w:after="180"/>
+      </w:pPr>
+      <w:r>
+        <w:rPr>
+          <w:b w:val="0"/>
+        </w:rPr>
+        <w:t xml:space="preserve">Useful repetition needs a clear </w:t>
+      </w:r>
+      <w:r>
+        <w:rPr>
+          <w:b/>
+        </w:rPr>
+        <w:t>update</w:t>
+      </w:r>
+      <w:r>
+        <w:rPr>
+          <w:b w:val="0"/>
+        </w:rPr>
+        <w:t xml:space="preserve"> and </w:t>
+      </w:r>
+      <w:r>
+        <w:rPr>
+          <w:b/>
+        </w:rPr>
+        <w:t>stopping rule</w:t>
+      </w:r>
+      <w:r>
+        <w:rPr>
+          <w:b w:val="0"/>
+        </w:rPr>
+        <w:t>.</w:t>
       </w:r>
     </w:p>
     <w:tbl>
@@ -412,12 +585,38 @@
       </w:r>
     </w:p>
     <w:p>
-      <w:r>
+      <w:pPr>
+        <w:spacing w:line="336" w:lineRule="auto" w:after="180"/>
+      </w:pPr>
+      <w:r>
+        <w:rPr>
+          <w:b w:val="0"/>
+        </w:rPr>
         <w:t>Use the supplied scenario, student illustrations and blank paper. For numeric work, offer counters or a calculator after learners show the setup. Fictional records are supplied; personal data and paid accounts are unnecessary.</w:t>
       </w:r>
     </w:p>
     <w:p>
-      <w:r>
+      <w:pPr>
+        <w:pStyle w:val="Heading3"/>
+      </w:pPr>
+      <w:r>
+        <w:t>Alternative compact allocation</w:t>
+      </w:r>
+    </w:p>
+    <w:p>
+      <w:r>
+        <w:t>This compact option is not the full-week schedule. Use the main teaching cycle and allow extra sessions for the investigation, independent work and project.</w:t>
+      </w:r>
+    </w:p>
+    <w:p>
+      <w:pPr>
+        <w:spacing w:line="336" w:lineRule="auto" w:after="180"/>
+        <w:shd w:fill="F1F6F8"/>
+      </w:pPr>
+      <w:r>
+        <w:rPr>
+          <w:b w:val="0"/>
+        </w:rPr>
         <w:t>Allow 80 minutes: recall 8; explanation 12; worked demonstration 15; guided practice 20; independent assessment 15; project and reflection 10. Extend the lab into a second session when needed.</w:t>
       </w:r>
     </w:p>
@@ -430,8 +629,73 @@
       </w:r>
     </w:p>
     <w:p>
-      <w:r>
-        <w:t>Teach for loops with finite integer ranges before adding more loop forms. Keep range values, body executions and output events separate. Reference: https://docs.python.org/3/tutorial/controlflow.html#the-range-function. The examples use a positive default step and do not require lists or while loops.</w:t>
+      <w:pPr>
+        <w:spacing w:line="336" w:lineRule="auto" w:after="180"/>
+      </w:pPr>
+      <w:r>
+        <w:rPr>
+          <w:b w:val="0"/>
+        </w:rPr>
+        <w:t xml:space="preserve">Teach for </w:t>
+      </w:r>
+      <w:r>
+        <w:rPr>
+          <w:b/>
+        </w:rPr>
+        <w:t>loop</w:t>
+      </w:r>
+      <w:r>
+        <w:rPr>
+          <w:b w:val="0"/>
+        </w:rPr>
+        <w:t xml:space="preserve">s with finite integer ranges before adding more </w:t>
+      </w:r>
+      <w:r>
+        <w:rPr>
+          <w:b/>
+        </w:rPr>
+        <w:t>loop</w:t>
+      </w:r>
+      <w:r>
+        <w:rPr>
+          <w:b w:val="0"/>
+        </w:rPr>
+        <w:t xml:space="preserve"> forms. Keep range values, body executions and </w:t>
+      </w:r>
+      <w:r>
+        <w:rPr>
+          <w:b/>
+        </w:rPr>
+        <w:t>output</w:t>
+      </w:r>
+      <w:r>
+        <w:rPr>
+          <w:b w:val="0"/>
+        </w:rPr>
+        <w:t xml:space="preserve"> events separate. Reference: https://docs.python.org/3/tutorial/controlflow.html#the-range-function.</w:t>
+      </w:r>
+    </w:p>
+    <w:p>
+      <w:pPr>
+        <w:spacing w:line="336" w:lineRule="auto" w:after="180"/>
+      </w:pPr>
+      <w:r>
+        <w:rPr>
+          <w:b w:val="0"/>
+        </w:rPr>
+        <w:t xml:space="preserve">The examples use a positive default step and do not require lists or while </w:t>
+      </w:r>
+      <w:r>
+        <w:rPr>
+          <w:b/>
+        </w:rPr>
+        <w:t>loop</w:t>
+      </w:r>
+      <w:r>
+        <w:rPr>
+          <w:b w:val="0"/>
+        </w:rPr>
+        <w:t>s.</w:t>
       </w:r>
     </w:p>
     <w:p>
@@ -443,23 +707,83 @@
       </w:r>
     </w:p>
     <w:p>
-      <w:r>
-        <w:t>It reads the old 2, adds 3 and stores 5. Assignment updates a value; it is not an algebraic equality.</w:t>
-      </w:r>
-    </w:p>
-    <w:p>
-      <w:r>
-        <w:t>Python 3 editor and loops.py</w:t>
-      </w:r>
-    </w:p>
-    <w:p>
-      <w:r>
+      <w:pPr>
+        <w:spacing w:line="336" w:lineRule="auto" w:after="180"/>
+      </w:pPr>
+      <w:r>
+        <w:rPr>
+          <w:b w:val="0"/>
+        </w:rPr>
+        <w:t xml:space="preserve">It reads the old 2, adds 3 and stores 5. Assignment </w:t>
+      </w:r>
+      <w:r>
+        <w:rPr>
+          <w:b/>
+        </w:rPr>
+        <w:t>update</w:t>
+      </w:r>
+      <w:r>
+        <w:rPr>
+          <w:b w:val="0"/>
+        </w:rPr>
+        <w:t>s a value; it is not an algebraic equality.</w:t>
+      </w:r>
+    </w:p>
+    <w:p>
+      <w:pPr>
+        <w:spacing w:line="336" w:lineRule="auto" w:after="180"/>
+      </w:pPr>
+      <w:r>
+        <w:rPr>
+          <w:b w:val="0"/>
+        </w:rPr>
+        <w:t xml:space="preserve">Python 3 editor and </w:t>
+      </w:r>
+      <w:r>
+        <w:rPr>
+          <w:b/>
+        </w:rPr>
+        <w:t>loop</w:t>
+      </w:r>
+      <w:r>
+        <w:rPr>
+          <w:b w:val="0"/>
+        </w:rPr>
+        <w:t>s.py</w:t>
+      </w:r>
+    </w:p>
+    <w:p>
+      <w:pPr>
+        <w:spacing w:line="336" w:lineRule="auto" w:after="180"/>
+      </w:pPr>
+      <w:r>
+        <w:rPr>
+          <w:b w:val="0"/>
+        </w:rPr>
         <w:t>Counters or numbered paper cards</w:t>
       </w:r>
     </w:p>
     <w:p>
-      <w:r>
-        <w:t>Blank trace table with turn total before and total after columns</w:t>
+      <w:pPr>
+        <w:spacing w:line="336" w:lineRule="auto" w:after="180"/>
+      </w:pPr>
+      <w:r>
+        <w:rPr>
+          <w:b w:val="0"/>
+        </w:rPr>
+        <w:t xml:space="preserve">Blank </w:t>
+      </w:r>
+      <w:r>
+        <w:rPr>
+          <w:b/>
+        </w:rPr>
+        <w:t>trace table</w:t>
+      </w:r>
+      <w:r>
+        <w:rPr>
+          <w:b w:val="0"/>
+        </w:rPr>
+        <w:t xml:space="preserve"> with turn total before and total after columns</w:t>
       </w:r>
     </w:p>
     <w:p>
@@ -471,12 +795,48 @@
       </w:r>
     </w:p>
     <w:p>
-      <w:r>
-        <w:t>By the end, I can trace a while-loop and recognise when its update cannot satisfy the stopping test.</w:t>
-      </w:r>
-    </w:p>
-    <w:p>
-      <w:r>
+      <w:pPr>
+        <w:spacing w:line="336" w:lineRule="auto" w:after="180"/>
+      </w:pPr>
+      <w:r>
+        <w:rPr>
+          <w:b w:val="0"/>
+        </w:rPr>
+        <w:t>By the end, I can trace a while-</w:t>
+      </w:r>
+      <w:r>
+        <w:rPr>
+          <w:b/>
+        </w:rPr>
+        <w:t>loop</w:t>
+      </w:r>
+      <w:r>
+        <w:rPr>
+          <w:b w:val="0"/>
+        </w:rPr>
+        <w:t xml:space="preserve"> and recognise when its </w:t>
+      </w:r>
+      <w:r>
+        <w:rPr>
+          <w:b/>
+        </w:rPr>
+        <w:t>update</w:t>
+      </w:r>
+      <w:r>
+        <w:rPr>
+          <w:b w:val="0"/>
+        </w:rPr>
+        <w:t xml:space="preserve"> cannot satisfy the stopping test.</w:t>
+      </w:r>
+    </w:p>
+    <w:p>
+      <w:pPr>
+        <w:spacing w:line="336" w:lineRule="auto" w:after="180"/>
+      </w:pPr>
+      <w:r>
+        <w:rPr>
+          <w:b w:val="0"/>
+        </w:rPr>
         <w:t>This added worked case illustrates the week’s main idea. Retain all original and connected topics; schedule its practice within the teaching cycle.</w:t>
       </w:r>
     </w:p>
@@ -489,56 +849,179 @@
       </w:r>
     </w:p>
     <w:p>
+      <w:r>
+        <w:t>Model Loops and Stopping using the supplied case, labelled mechanism and reasoning. Make the scope of each conclusion explicit.</w:t>
+      </w:r>
+    </w:p>
+    <w:p>
+      <w:pPr>
+        <w:spacing w:line="336" w:lineRule="auto" w:after="180"/>
+      </w:pPr>
+      <w:r>
+        <w:rPr>
+          <w:b/>
+        </w:rPr>
+        <w:t>Input</w:t>
+      </w:r>
+      <w:r>
+        <w:rPr>
+          <w:b w:val="0"/>
+        </w:rPr>
+        <w:t xml:space="preserve"> → </w:t>
+      </w:r>
+      <w:r>
+        <w:rPr>
+          <w:b/>
+        </w:rPr>
+        <w:t>Process</w:t>
+      </w:r>
+      <w:r>
+        <w:rPr>
+          <w:b w:val="0"/>
+        </w:rPr>
+        <w:t xml:space="preserve"> → </w:t>
+      </w:r>
+      <w:r>
+        <w:rPr>
+          <w:b/>
+        </w:rPr>
+        <w:t>Output</w:t>
+      </w:r>
+    </w:p>
+    <w:p>
+      <w:pPr>
+        <w:spacing w:line="336" w:lineRule="auto" w:after="180"/>
+      </w:pPr>
+      <w:r>
+        <w:rPr>
+          <w:b w:val="0"/>
+        </w:rPr>
+        <w:t>Trace the information. At each stage, ask what changed and how you could test it.</w:t>
+      </w:r>
+    </w:p>
+    <w:p>
+      <w:pPr>
+        <w:spacing w:line="336" w:lineRule="auto" w:after="180"/>
+      </w:pPr>
+      <w:r>
+        <w:rPr>
+          <w:b w:val="0"/>
+        </w:rPr>
+        <w:t>Which stage could fail even when the other two are correct? Explain:</w:t>
+      </w:r>
+    </w:p>
+    <w:p>
+      <w:pPr>
+        <w:spacing w:line="336" w:lineRule="auto" w:after="180"/>
+      </w:pPr>
+      <w:r>
+        <w:rPr>
+          <w:b w:val="0"/>
+        </w:rPr>
+        <w:t xml:space="preserve">Predict first. Then check each step. A correct answer without visible reasoning is incomplete </w:t>
+      </w:r>
+      <w:r>
+        <w:rPr>
+          <w:b/>
+        </w:rPr>
+        <w:t>evidence</w:t>
+      </w:r>
+      <w:r>
+        <w:rPr>
+          <w:b w:val="0"/>
+        </w:rPr>
+        <w:t>.</w:t>
+      </w:r>
+    </w:p>
+    <w:p>
+      <w:pPr>
+        <w:spacing w:line="336" w:lineRule="auto" w:after="180"/>
+        <w:shd w:fill="F4F9FC"/>
+      </w:pPr>
+      <w:r>
+        <w:rPr>
+          <w:b w:val="0"/>
+        </w:rPr>
+        <w:t>2. Repeat while count &lt; 4: show a card; count = count + 1.</w:t>
+      </w:r>
+    </w:p>
+    <w:p>
+      <w:pPr>
+        <w:spacing w:line="336" w:lineRule="auto" w:after="180"/>
+        <w:shd w:fill="F4F9FC"/>
+      </w:pPr>
+      <w:r>
+        <w:rPr>
+          <w:b w:val="0"/>
+        </w:rPr>
+        <w:t xml:space="preserve">3. The </w:t>
+      </w:r>
+      <w:r>
+        <w:rPr>
+          <w:b/>
+        </w:rPr>
+        <w:t>loop</w:t>
+      </w:r>
+      <w:r>
+        <w:rPr>
+          <w:b w:val="0"/>
+        </w:rPr>
+        <w:t xml:space="preserve"> runs 4 times and stops when count becomes 4.</w:t>
+      </w:r>
+    </w:p>
+    <w:p>
+      <w:pPr>
+        <w:spacing w:line="336" w:lineRule="auto" w:after="180"/>
+        <w:shd w:fill="F4F9FC"/>
+      </w:pPr>
+      <w:r>
+        <w:rPr>
+          <w:b w:val="0"/>
+        </w:rPr>
+        <w:t>4. If count never changes, the stopping condition never becomes false.</w:t>
+      </w:r>
+    </w:p>
+    <w:p>
+      <w:pPr>
+        <w:spacing w:line="336" w:lineRule="auto" w:after="180"/>
+      </w:pPr>
+      <w:r>
+        <w:rPr>
+          <w:b w:val="0"/>
+        </w:rPr>
+        <w:t>Recalculate, retrace, or restate the reasoning in your own representation:</w:t>
+      </w:r>
+    </w:p>
+    <w:p>
+      <w:pPr>
+        <w:spacing w:line="336" w:lineRule="auto" w:after="180"/>
+        <w:shd w:fill="F5F1FB"/>
+      </w:pPr>
+      <w:r>
+        <w:rPr>
+          <w:b w:val="0"/>
+        </w:rPr>
+        <w:t xml:space="preserve">CHECK Did the </w:t>
+      </w:r>
+      <w:r>
+        <w:rPr>
+          <w:b/>
+        </w:rPr>
+        <w:t>evidence</w:t>
+      </w:r>
+      <w:r>
+        <w:rPr>
+          <w:b w:val="0"/>
+        </w:rPr>
+        <w:t xml:space="preserve"> answer the exact question? Did the total, path, or source record stay consistent?</w:t>
+      </w:r>
+    </w:p>
+    <w:p>
       <w:pPr>
         <w:pStyle w:val="Heading3"/>
       </w:pPr>
       <w:r>
-        <w:t>Explain the mechanism</w:t>
-      </w:r>
-    </w:p>
-    <w:p>
-      <w:r>
-        <w:t>Input → Process → Output</w:t>
-      </w:r>
-    </w:p>
-    <w:p>
-      <w:r>
-        <w:t>Trace the information. At each stage, ask what changed and how you could test it.</w:t>
-      </w:r>
-    </w:p>
-    <w:p>
-      <w:r>
-        <w:t>Which stage could fail even when the other two are correct? Explain:</w:t>
-      </w:r>
-    </w:p>
-    <w:p>
-      <w:r>
-        <w:t>Predict first. Then check each step. A correct answer without visible reasoning is incomplete evidence.</w:t>
-      </w:r>
-    </w:p>
-    <w:p>
-      <w:r>
-        <w:t>2. Repeat while count &lt; 4: show a card; count = count + 1.</w:t>
-      </w:r>
-    </w:p>
-    <w:p>
-      <w:r>
-        <w:t>3. The loop runs 4 times and stops when count becomes 4.</w:t>
-      </w:r>
-    </w:p>
-    <w:p>
-      <w:r>
-        <w:t>4. If count never changes, the stopping condition never becomes false.</w:t>
-      </w:r>
-    </w:p>
-    <w:p>
-      <w:r>
-        <w:t>Recalculate, retrace, or restate the reasoning in your own representation:</w:t>
-      </w:r>
-    </w:p>
-    <w:p>
-      <w:r>
-        <w:t>CHECK Did the evidence answer the exact question? Did the total, path, or source record stay consistent?</w:t>
+        <w:t>Concrete teaching case</w:t>
       </w:r>
     </w:p>
     <w:p>
@@ -546,16 +1029,38 @@
         <w:pStyle w:val="Heading3"/>
       </w:pPr>
       <w:r>
-        <w:t>Concrete teaching case</w:t>
-      </w:r>
-    </w:p>
-    <w:p>
-      <w:r>
+        <w:t>The teaching case</w:t>
+      </w:r>
+    </w:p>
+    <w:p>
+      <w:pPr>
+        <w:spacing w:line="336" w:lineRule="auto" w:after="180"/>
+        <w:shd w:fill="F1F6FC"/>
+      </w:pPr>
+      <w:r>
+        <w:rPr>
+          <w:b w:val="0"/>
+        </w:rPr>
         <w:t>Start n=0; while n&lt;3, add 1 and record n.</w:t>
       </w:r>
     </w:p>
     <w:p>
-      <w:r>
+      <w:pPr>
+        <w:pStyle w:val="Heading3"/>
+      </w:pPr>
+      <w:r>
+        <w:t>The teaching case</w:t>
+      </w:r>
+    </w:p>
+    <w:p>
+      <w:pPr>
+        <w:spacing w:line="336" w:lineRule="auto" w:after="180"/>
+        <w:shd w:fill="F1F6FC"/>
+      </w:pPr>
+      <w:r>
+        <w:rPr>
+          <w:b w:val="0"/>
+        </w:rPr>
         <w:t>List records and stopping condition.</w:t>
       </w:r>
     </w:p>
@@ -568,31 +1073,185 @@
       </w:r>
     </w:p>
     <w:p>
-      <w:r>
-        <w:t>1,2,3. The next comparison is false. The update makes progress toward termination.</w:t>
-      </w:r>
-    </w:p>
-    <w:p>
       <w:pPr>
         <w:pStyle w:val="Heading3"/>
       </w:pPr>
       <w:r>
+        <w:t>Why the result follows</w:t>
+      </w:r>
+    </w:p>
+    <w:p>
+      <w:pPr>
+        <w:spacing w:line="336" w:lineRule="auto" w:after="180"/>
+        <w:shd w:fill="F1F6FC"/>
+      </w:pPr>
+      <w:r>
+        <w:rPr>
+          <w:b w:val="0"/>
+        </w:rPr>
+        <w:t xml:space="preserve">1,2,3. The next comparison is false. The </w:t>
+      </w:r>
+      <w:r>
+        <w:rPr>
+          <w:b/>
+        </w:rPr>
+        <w:t>update</w:t>
+      </w:r>
+      <w:r>
+        <w:rPr>
+          <w:b w:val="0"/>
+        </w:rPr>
+        <w:t xml:space="preserve"> makes progress toward termination.</w:t>
+      </w:r>
+    </w:p>
+    <w:p>
+      <w:pPr>
+        <w:pStyle w:val="Heading3"/>
+      </w:pPr>
+      <w:r>
         <w:t>Explain the added worked example</w:t>
       </w:r>
     </w:p>
     <w:p>
-      <w:r>
-        <w:t>Imagine adding numbered counters: first 1, then 2, then 3. A loop can repeat the same addition with a different number each time. This week you will predict each change before running a short Python script. Tracing repeated calculations prepares you to inspect the data processing used in larger AI applications.</w:t>
-      </w:r>
-    </w:p>
-    <w:p>
-      <w:r>
-        <w:t>In for turn in range(1, 4), Python supplies 1, 2 and 3 in order. The start is included and the stop is excluded. The indented body runs once for each supplied value. The colon and four-space indentation mark that body. This lesson uses integer range values with the default positive step of 1.</w:t>
-      </w:r>
-    </w:p>
-    <w:p>
-      <w:r>
-        <w:t>The output is 6. Before the first iteration, total is 0. Each assignment reads the previous total and adds the current turn. After turn 3, the range is exhausted, so execution continues after the loop. The table records state; it does not create extra instructions.</w:t>
+      <w:pPr>
+        <w:pStyle w:val="Heading3"/>
+      </w:pPr>
+      <w:r>
+        <w:t>Explain the added worked example · 1</w:t>
+      </w:r>
+    </w:p>
+    <w:p>
+      <w:pPr>
+        <w:spacing w:line="336" w:lineRule="auto" w:after="180"/>
+      </w:pPr>
+      <w:r>
+        <w:rPr>
+          <w:b w:val="0"/>
+        </w:rPr>
+        <w:t xml:space="preserve">Imagine adding numbered counters: first 1, then 2, then 3. A </w:t>
+      </w:r>
+      <w:r>
+        <w:rPr>
+          <w:b/>
+        </w:rPr>
+        <w:t>loop</w:t>
+      </w:r>
+      <w:r>
+        <w:rPr>
+          <w:b w:val="0"/>
+        </w:rPr>
+        <w:t xml:space="preserve"> can repeat the same addition with a different number each time. This week you will predict each change before running a short Python script.</w:t>
+      </w:r>
+    </w:p>
+    <w:p>
+      <w:pPr>
+        <w:spacing w:line="336" w:lineRule="auto" w:after="180"/>
+      </w:pPr>
+      <w:r>
+        <w:rPr>
+          <w:b w:val="0"/>
+        </w:rPr>
+        <w:t xml:space="preserve">Tracing repeated calculations prepares you to inspect the data </w:t>
+      </w:r>
+      <w:r>
+        <w:rPr>
+          <w:b/>
+        </w:rPr>
+        <w:t>process</w:t>
+      </w:r>
+      <w:r>
+        <w:rPr>
+          <w:b w:val="0"/>
+        </w:rPr>
+        <w:t>ing used in larger AI applications.</w:t>
+      </w:r>
+    </w:p>
+    <w:p>
+      <w:pPr>
+        <w:pStyle w:val="Heading3"/>
+      </w:pPr>
+      <w:r>
+        <w:t>Explain the added worked example · 2</w:t>
+      </w:r>
+    </w:p>
+    <w:p>
+      <w:pPr>
+        <w:spacing w:line="336" w:lineRule="auto" w:after="180"/>
+      </w:pPr>
+      <w:r>
+        <w:rPr>
+          <w:b w:val="0"/>
+        </w:rPr>
+        <w:t>In for turn in range(1, 4), Python supplies 1, 2 and 3 in order. The start is included and the stop is excluded. The indented body runs once for each supplied value. The colon and four-space indentation mark that body.</w:t>
+      </w:r>
+    </w:p>
+    <w:p>
+      <w:pPr>
+        <w:spacing w:line="336" w:lineRule="auto" w:after="180"/>
+      </w:pPr>
+      <w:r>
+        <w:rPr>
+          <w:b w:val="0"/>
+        </w:rPr>
+        <w:t>This lesson uses integer range values with the default positive step of 1.</w:t>
+      </w:r>
+    </w:p>
+    <w:p>
+      <w:pPr>
+        <w:spacing w:line="336" w:lineRule="auto" w:after="180"/>
+      </w:pPr>
+      <w:r>
+        <w:rPr>
+          <w:b w:val="0"/>
+        </w:rPr>
+        <w:t xml:space="preserve">The </w:t>
+      </w:r>
+      <w:r>
+        <w:rPr>
+          <w:b/>
+        </w:rPr>
+        <w:t>output</w:t>
+      </w:r>
+      <w:r>
+        <w:rPr>
+          <w:b w:val="0"/>
+        </w:rPr>
+        <w:t xml:space="preserve"> is 6. Before the first </w:t>
+      </w:r>
+      <w:r>
+        <w:rPr>
+          <w:b/>
+        </w:rPr>
+        <w:t>iteration</w:t>
+      </w:r>
+      <w:r>
+        <w:rPr>
+          <w:b w:val="0"/>
+        </w:rPr>
+        <w:t xml:space="preserve">, total is 0. Each assignment reads the previous total and adds the current turn. After turn 3, the range is exhausted, so execution continues after the </w:t>
+      </w:r>
+      <w:r>
+        <w:rPr>
+          <w:b/>
+        </w:rPr>
+        <w:t>loop</w:t>
+      </w:r>
+      <w:r>
+        <w:rPr>
+          <w:b w:val="0"/>
+        </w:rPr>
+        <w:t>.</w:t>
+      </w:r>
+    </w:p>
+    <w:p>
+      <w:pPr>
+        <w:spacing w:line="336" w:lineRule="auto" w:after="180"/>
+      </w:pPr>
+      <w:r>
+        <w:rPr>
+          <w:b w:val="0"/>
+        </w:rPr>
+        <w:t>The table records state; it does not create extra instructions.</w:t>
       </w:r>
     </w:p>
     <w:p>
@@ -758,8 +1417,37 @@
       </w:r>
     </w:p>
     <w:p>
-      <w:r>
-        <w:t>Use the complete worked example below before asking learners to complete W2. Reveal a small part, invite a prediction, then explain the deciding step. These teacher notes contain solutions; do not reveal the independent case answer during modelling.</w:t>
+      <w:pPr>
+        <w:spacing w:line="336" w:lineRule="auto" w:after="180"/>
+      </w:pPr>
+      <w:r>
+        <w:rPr>
+          <w:b w:val="0"/>
+        </w:rPr>
+        <w:t xml:space="preserve">Use the complete worked example below before asking learners to complete W2. Reveal a small part, invite a </w:t>
+      </w:r>
+      <w:r>
+        <w:rPr>
+          <w:b/>
+        </w:rPr>
+        <w:t>prediction</w:t>
+      </w:r>
+      <w:r>
+        <w:rPr>
+          <w:b w:val="0"/>
+        </w:rPr>
+        <w:t>, then explain the deciding step.</w:t>
+      </w:r>
+    </w:p>
+    <w:p>
+      <w:pPr>
+        <w:spacing w:line="336" w:lineRule="auto" w:after="180"/>
+      </w:pPr>
+      <w:r>
+        <w:rPr>
+          <w:b w:val="0"/>
+        </w:rPr>
+        <w:t>These teacher notes contain solutions; do not reveal the independent case answer during modelling.</w:t>
       </w:r>
     </w:p>
     <w:tbl>
@@ -777,6 +1465,38 @@
         <w:trPr>
           <w:tblHeader/>
         </w:trPr>
+        <w:tc>
+          <w:tcPr>
+            <w:tcW w:type="dxa" w:w="3408"/>
+          </w:tcPr>
+          <w:p>
+            <w:r>
+              <w:t>Range expression</w:t>
+            </w:r>
+          </w:p>
+        </w:tc>
+        <w:tc>
+          <w:tcPr>
+            <w:tcW w:type="dxa" w:w="3408"/>
+          </w:tcPr>
+          <w:p>
+            <w:r>
+              <w:t>Values supplied</w:t>
+            </w:r>
+          </w:p>
+        </w:tc>
+        <w:tc>
+          <w:tcPr>
+            <w:tcW w:type="dxa" w:w="3408"/>
+          </w:tcPr>
+          <w:p>
+            <w:r>
+              <w:t>Number of iterations</w:t>
+            </w:r>
+          </w:p>
+        </w:tc>
+      </w:tr>
+      <w:tr>
         <w:tc>
           <w:tcPr>
             <w:tcW w:type="dxa" w:w="3408"/>
@@ -906,8 +1626,57 @@
       </w:tr>
     </w:tbl>
     <w:p>
-      <w:r>
-        <w:t>With one argument, range starts at zero. range(4) supplies four values but none is 4. If the worked script uses range(1, 1), the body never runs and the initialized total remains 0. Do not rely on a variable first assigned inside a loop: a zero-iteration run might never assign it.</w:t>
+      <w:pPr>
+        <w:pStyle w:val="Heading3"/>
+      </w:pPr>
+      <w:r>
+        <w:t>Model the reasoning aloud · 3</w:t>
+      </w:r>
+    </w:p>
+    <w:p>
+      <w:pPr>
+        <w:spacing w:line="336" w:lineRule="auto" w:after="180"/>
+      </w:pPr>
+      <w:r>
+        <w:rPr>
+          <w:b w:val="0"/>
+        </w:rPr>
+        <w:t>With one argument, range starts at zero. range(4) supplies four values but none is 4. If the worked script uses range(1, 1), the body never runs and the initialized total remains 0.</w:t>
+      </w:r>
+    </w:p>
+    <w:p>
+      <w:pPr>
+        <w:spacing w:line="336" w:lineRule="auto" w:after="180"/>
+      </w:pPr>
+      <w:r>
+        <w:rPr>
+          <w:b w:val="0"/>
+        </w:rPr>
+        <w:t xml:space="preserve">Do not rely on a variable first assigned inside a </w:t>
+      </w:r>
+      <w:r>
+        <w:rPr>
+          <w:b/>
+        </w:rPr>
+        <w:t>loop</w:t>
+      </w:r>
+      <w:r>
+        <w:rPr>
+          <w:b w:val="0"/>
+        </w:rPr>
+        <w:t>: a zero-</w:t>
+      </w:r>
+      <w:r>
+        <w:rPr>
+          <w:b/>
+        </w:rPr>
+        <w:t>iteration</w:t>
+      </w:r>
+      <w:r>
+        <w:rPr>
+          <w:b w:val="0"/>
+        </w:rPr>
+        <w:t xml:space="preserve"> run might never assign it.</w:t>
       </w:r>
     </w:p>
     <w:p>
@@ -1046,7 +1815,13 @@
       </w:tr>
     </w:tbl>
     <w:p>
-      <w:r>
+      <w:pPr>
+        <w:spacing w:line="336" w:lineRule="auto" w:after="180"/>
+      </w:pPr>
+      <w:r>
+        <w:rPr>
+          <w:b w:val="0"/>
+        </w:rPr>
         <w:t>Use the diagram and verbal explanation together. Ask learners to match a sentence to a specific visual step; do not assign learners fixed visual or auditory learning styles.</w:t>
       </w:r>
     </w:p>
@@ -1059,7 +1834,13 @@
       </w:r>
     </w:p>
     <w:p>
-      <w:r>
+      <w:pPr>
+        <w:spacing w:line="336" w:lineRule="auto" w:after="180"/>
+      </w:pPr>
+      <w:r>
+        <w:rPr>
+          <w:b w:val="0"/>
+        </w:rPr>
         <w:t>A fictional counter starts at 12 and decreases while above a boundary.</w:t>
       </w:r>
     </w:p>
@@ -1072,12 +1853,54 @@
       </w:r>
     </w:p>
     <w:p>
-      <w:r>
-        <w:t>Python: count=12; while count&gt;3: count=count-4; print after the loop.</w:t>
-      </w:r>
-    </w:p>
-    <w:p>
-      <w:r>
+      <w:pPr>
+        <w:pStyle w:val="Heading3"/>
+      </w:pPr>
+      <w:r>
+        <w:t>Supplied facts</w:t>
+      </w:r>
+    </w:p>
+    <w:p>
+      <w:pPr>
+        <w:spacing w:line="336" w:lineRule="auto" w:after="180"/>
+        <w:shd w:fill="F1F6FC"/>
+      </w:pPr>
+      <w:r>
+        <w:rPr>
+          <w:b w:val="0"/>
+        </w:rPr>
+        <w:t xml:space="preserve">Python: count=12; while count&gt;3: count=count-4; print after the </w:t>
+      </w:r>
+      <w:r>
+        <w:rPr>
+          <w:b/>
+        </w:rPr>
+        <w:t>loop</w:t>
+      </w:r>
+      <w:r>
+        <w:rPr>
+          <w:b w:val="0"/>
+        </w:rPr>
+        <w:t>.</w:t>
+      </w:r>
+    </w:p>
+    <w:p>
+      <w:pPr>
+        <w:pStyle w:val="Heading3"/>
+      </w:pPr>
+      <w:r>
+        <w:t>Supplied facts</w:t>
+      </w:r>
+    </w:p>
+    <w:p>
+      <w:pPr>
+        <w:spacing w:line="336" w:lineRule="auto" w:after="180"/>
+        <w:shd w:fill="F1F6FC"/>
+      </w:pPr>
+      <w:r>
+        <w:rPr>
+          <w:b w:val="0"/>
+        </w:rPr>
         <w:t>The condition is checked before each subtraction.</w:t>
       </w:r>
     </w:p>
@@ -1263,43 +2086,172 @@
       </w:r>
     </w:p>
     <w:p>
-      <w:r>
-        <w:t>The condition does not promise the counter ends exactly at 3. Subtractions can cross the boundary. The count strictly decreases, so the below-or-equal stopping region is eventually reached from this start. A condition requiring exact equality can be unsafe when repeated updates skip that value.</w:t>
-      </w:r>
-    </w:p>
-    <w:p>
       <w:pPr>
         <w:pStyle w:val="Heading3"/>
       </w:pPr>
       <w:r>
+        <w:t>Why the result follows</w:t>
+      </w:r>
+    </w:p>
+    <w:p>
+      <w:pPr>
+        <w:spacing w:line="336" w:lineRule="auto" w:after="180"/>
+        <w:shd w:fill="F1F6FC"/>
+      </w:pPr>
+      <w:r>
+        <w:rPr>
+          <w:b w:val="0"/>
+        </w:rPr>
+        <w:t>The condition does not promise the counter ends exactly at 3. Subtractions can cross the boundary. The count strictly decreases, so the below-or-equal stopping region is eventually reached from this start.</w:t>
+      </w:r>
+    </w:p>
+    <w:p>
+      <w:pPr>
+        <w:spacing w:line="336" w:lineRule="auto" w:after="180"/>
+        <w:shd w:fill="F1F6FC"/>
+      </w:pPr>
+      <w:r>
+        <w:rPr>
+          <w:b w:val="0"/>
+        </w:rPr>
+        <w:t xml:space="preserve">A condition requiring exact equality can be unsafe when repeated </w:t>
+      </w:r>
+      <w:r>
+        <w:rPr>
+          <w:b/>
+        </w:rPr>
+        <w:t>update</w:t>
+      </w:r>
+      <w:r>
+        <w:rPr>
+          <w:b w:val="0"/>
+        </w:rPr>
+        <w:t>s skip that value.</w:t>
+      </w:r>
+    </w:p>
+    <w:p>
+      <w:pPr>
+        <w:pStyle w:val="Heading3"/>
+      </w:pPr>
+      <w:r>
         <w:t>What this example does not establish</w:t>
       </w:r>
     </w:p>
     <w:p>
-      <w:r>
-        <w:t>Do not run an intentionally unbounded loop in class; trace a finite prefix to inspect the defect safely.</w:t>
-      </w:r>
-    </w:p>
-    <w:p>
       <w:pPr>
         <w:pStyle w:val="Heading3"/>
       </w:pPr>
       <w:r>
+        <w:t>Keep the stated limit</w:t>
+      </w:r>
+    </w:p>
+    <w:p>
+      <w:pPr>
+        <w:spacing w:line="336" w:lineRule="auto" w:after="180"/>
+        <w:shd w:fill="FFF5E6"/>
+      </w:pPr>
+      <w:r>
+        <w:rPr>
+          <w:b w:val="0"/>
+        </w:rPr>
+        <w:t xml:space="preserve">Do not run an intentionally unbounded </w:t>
+      </w:r>
+      <w:r>
+        <w:rPr>
+          <w:b/>
+        </w:rPr>
+        <w:t>loop</w:t>
+      </w:r>
+      <w:r>
+        <w:rPr>
+          <w:b w:val="0"/>
+        </w:rPr>
+        <w:t xml:space="preserve"> in class; trace a finite prefix to inspect the defect safely.</w:t>
+      </w:r>
+    </w:p>
+    <w:p>
+      <w:pPr>
+        <w:pStyle w:val="Heading3"/>
+      </w:pPr>
+      <w:r>
         <w:t>Change one thing in the pictured case</w:t>
       </w:r>
     </w:p>
     <w:p>
-      <w:r>
+      <w:pPr>
+        <w:pStyle w:val="Heading3"/>
+      </w:pPr>
+      <w:r>
+        <w:t>Change one thing</w:t>
+      </w:r>
+    </w:p>
+    <w:p>
+      <w:pPr>
+        <w:spacing w:line="336" w:lineRule="auto" w:after="180"/>
+        <w:shd w:fill="F5F1FB"/>
+      </w:pPr>
+      <w:r>
+        <w:rPr>
+          <w:b w:val="0"/>
+        </w:rPr>
         <w:t>Change: Replace count&gt;3 with count!=3.</w:t>
       </w:r>
     </w:p>
     <w:p>
-      <w:r>
-        <w:t>Prediction: From 12, the loop never reaches 3 and does not terminate in this toy model.</w:t>
-      </w:r>
-    </w:p>
-    <w:p>
-      <w:r>
+      <w:pPr>
+        <w:pStyle w:val="Heading3"/>
+      </w:pPr>
+      <w:r>
+        <w:t>Predicted result</w:t>
+      </w:r>
+    </w:p>
+    <w:p>
+      <w:pPr>
+        <w:spacing w:line="336" w:lineRule="auto" w:after="180"/>
+        <w:shd w:fill="F1F6FC"/>
+      </w:pPr>
+      <w:r>
+        <w:rPr>
+          <w:b/>
+        </w:rPr>
+        <w:t>Prediction</w:t>
+      </w:r>
+      <w:r>
+        <w:rPr>
+          <w:b w:val="0"/>
+        </w:rPr>
+        <w:t xml:space="preserve">: From 12, the </w:t>
+      </w:r>
+      <w:r>
+        <w:rPr>
+          <w:b/>
+        </w:rPr>
+        <w:t>loop</w:t>
+      </w:r>
+      <w:r>
+        <w:rPr>
+          <w:b w:val="0"/>
+        </w:rPr>
+        <w:t xml:space="preserve"> never reaches 3 and does not terminate in this toy model.</w:t>
+      </w:r>
+    </w:p>
+    <w:p>
+      <w:pPr>
+        <w:pStyle w:val="Heading3"/>
+      </w:pPr>
+      <w:r>
+        <w:t>Why the result follows</w:t>
+      </w:r>
+    </w:p>
+    <w:p>
+      <w:pPr>
+        <w:spacing w:line="336" w:lineRule="auto" w:after="180"/>
+        <w:shd w:fill="F1F6FC"/>
+      </w:pPr>
+      <w:r>
+        <w:rPr>
+          <w:b w:val="0"/>
+        </w:rPr>
         <w:t>Reason: 12,8,4,0,−4,… are multiples of 4; none equals 3.</w:t>
       </w:r>
     </w:p>
@@ -1312,8 +2264,57 @@
       </w:r>
     </w:p>
     <w:p>
-      <w:r>
-        <w:t>Cover the result. Ask learners to name the inputs and predict the next step. Uncover one step, connect the icon to the actual procedure, and explain its evidence. Then change the supplied condition and compare. The picture is a representation; it does not document execution of a real AI model.</w:t>
+      <w:pPr>
+        <w:pStyle w:val="Heading3"/>
+      </w:pPr>
+      <w:r>
+        <w:t>Ask while showing the picture · 4</w:t>
+      </w:r>
+    </w:p>
+    <w:p>
+      <w:pPr>
+        <w:spacing w:line="336" w:lineRule="auto" w:after="180"/>
+      </w:pPr>
+      <w:r>
+        <w:rPr>
+          <w:b w:val="0"/>
+        </w:rPr>
+        <w:t xml:space="preserve">Cover the result. Ask learners to name the </w:t>
+      </w:r>
+      <w:r>
+        <w:rPr>
+          <w:b/>
+        </w:rPr>
+        <w:t>input</w:t>
+      </w:r>
+      <w:r>
+        <w:rPr>
+          <w:b w:val="0"/>
+        </w:rPr>
+        <w:t xml:space="preserve">s and predict the next step. Uncover one step, connect the icon to the actual procedure, and explain its </w:t>
+      </w:r>
+      <w:r>
+        <w:rPr>
+          <w:b/>
+        </w:rPr>
+        <w:t>evidence</w:t>
+      </w:r>
+      <w:r>
+        <w:rPr>
+          <w:b w:val="0"/>
+        </w:rPr>
+        <w:t>. Then change the supplied condition and compare.</w:t>
+      </w:r>
+    </w:p>
+    <w:p>
+      <w:pPr>
+        <w:spacing w:line="336" w:lineRule="auto" w:after="180"/>
+      </w:pPr>
+      <w:r>
+        <w:rPr>
+          <w:b w:val="0"/>
+        </w:rPr>
+        <w:t>The picture is a representation; it does not document execution of a real AI model.</w:t>
       </w:r>
     </w:p>
     <w:p>
@@ -1325,11 +2326,16 @@
       </w:r>
     </w:p>
     <w:p>
+      <w:r>
+        <w:t>Demonstrate Loops and Stopping, reduce support deliberately and check individual reasoning before discussing answers.</w:t>
+      </w:r>
+    </w:p>
+    <w:p>
       <w:pPr>
         <w:pStyle w:val="Heading3"/>
       </w:pPr>
       <w:r>
-        <w:t>Demonstrate and guide practice</w:t>
+        <w:t>Board sequence</w:t>
       </w:r>
     </w:p>
     <w:p>
@@ -1337,26 +2343,102 @@
         <w:pStyle w:val="Heading3"/>
       </w:pPr>
       <w:r>
-        <w:t>Board sequence</w:t>
-      </w:r>
-    </w:p>
-    <w:p>
-      <w:r>
+        <w:t>1. Put the facts on the board</w:t>
+      </w:r>
+    </w:p>
+    <w:p>
+      <w:pPr>
+        <w:spacing w:line="336" w:lineRule="auto" w:after="180"/>
+        <w:shd w:fill="F4F9FC"/>
+      </w:pPr>
+      <w:r>
+        <w:rPr>
+          <w:b w:val="0"/>
+        </w:rPr>
         <w:t>Write the given facts: Start n=0; while n&lt;3, add 1 and record n.</w:t>
       </w:r>
     </w:p>
     <w:p>
-      <w:r>
+      <w:pPr>
+        <w:pStyle w:val="Heading3"/>
+      </w:pPr>
+      <w:r>
+        <w:t>2. State the decision to explain</w:t>
+      </w:r>
+    </w:p>
+    <w:p>
+      <w:pPr>
+        <w:spacing w:line="336" w:lineRule="auto" w:after="180"/>
+        <w:shd w:fill="F4F9FC"/>
+      </w:pPr>
+      <w:r>
+        <w:rPr>
+          <w:b w:val="0"/>
+        </w:rPr>
         <w:t>Write the question to explain: List records and stopping condition.</w:t>
       </w:r>
     </w:p>
     <w:p>
-      <w:r>
-        <w:t>Reveal after predictions: 1,2,3. The next comparison is false. The update makes progress toward termination.</w:t>
-      </w:r>
-    </w:p>
-    <w:p>
-      <w:r>
+      <w:pPr>
+        <w:pStyle w:val="Heading3"/>
+      </w:pPr>
+      <w:r>
+        <w:t>3. Reveal the worked reasoning</w:t>
+      </w:r>
+    </w:p>
+    <w:p>
+      <w:pPr>
+        <w:spacing w:line="336" w:lineRule="auto" w:after="180"/>
+        <w:shd w:fill="F1F6FC"/>
+      </w:pPr>
+      <w:r>
+        <w:rPr>
+          <w:b w:val="0"/>
+        </w:rPr>
+        <w:t xml:space="preserve">Reveal after </w:t>
+      </w:r>
+      <w:r>
+        <w:rPr>
+          <w:b/>
+        </w:rPr>
+        <w:t>prediction</w:t>
+      </w:r>
+      <w:r>
+        <w:rPr>
+          <w:b w:val="0"/>
+        </w:rPr>
+        <w:t xml:space="preserve">s: 1,2,3. The next comparison is false. The </w:t>
+      </w:r>
+      <w:r>
+        <w:rPr>
+          <w:b/>
+        </w:rPr>
+        <w:t>update</w:t>
+      </w:r>
+      <w:r>
+        <w:rPr>
+          <w:b w:val="0"/>
+        </w:rPr>
+        <w:t xml:space="preserve"> makes progress toward termination.</w:t>
+      </w:r>
+    </w:p>
+    <w:p>
+      <w:pPr>
+        <w:pStyle w:val="Heading3"/>
+      </w:pPr>
+      <w:r>
+        <w:t>Hold back the independent task</w:t>
+      </w:r>
+    </w:p>
+    <w:p>
+      <w:pPr>
+        <w:spacing w:line="336" w:lineRule="auto" w:after="180"/>
+        <w:shd w:fill="FFF5E6"/>
+      </w:pPr>
+      <w:r>
+        <w:rPr>
+          <w:b w:val="0"/>
+        </w:rPr>
         <w:t>Keep for an independent attempt: Start at count 0. While count is less than 3, add 1 and display count. List the displays and the stopping value.</w:t>
       </w:r>
     </w:p>
@@ -1369,23 +2451,77 @@
       </w:r>
     </w:p>
     <w:p>
-      <w:r>
+      <w:pPr>
+        <w:pStyle w:val="Heading3"/>
+      </w:pPr>
+      <w:r>
+        <w:t>Ask the class</w:t>
+      </w:r>
+    </w:p>
+    <w:p>
+      <w:pPr>
+        <w:spacing w:line="336" w:lineRule="auto" w:after="180"/>
+        <w:shd w:fill="F5F1FB"/>
+      </w:pPr>
+      <w:r>
+        <w:rPr>
+          <w:b w:val="0"/>
+        </w:rPr>
         <w:t>Ask: Which facts are given, and which would we have to assume? Learners mark relevant details before discussing answers.</w:t>
       </w:r>
     </w:p>
     <w:p>
-      <w:r>
+      <w:pPr>
+        <w:pStyle w:val="Heading3"/>
+      </w:pPr>
+      <w:r>
+        <w:t>Language to model</w:t>
+      </w:r>
+    </w:p>
+    <w:p>
+      <w:pPr>
+        <w:spacing w:line="336" w:lineRule="auto" w:after="180"/>
+        <w:shd w:fill="F1F6F8"/>
+      </w:pPr>
+      <w:r>
+        <w:rPr>
+          <w:b w:val="0"/>
+        </w:rPr>
         <w:t>Say: Predict first. Show the rule, information path or calculation that would produce the result. A correct guess is not yet an explanation.</w:t>
       </w:r>
     </w:p>
     <w:p>
-      <w:r>
+      <w:pPr>
+        <w:spacing w:line="336" w:lineRule="auto" w:after="180"/>
+      </w:pPr>
+      <w:r>
+        <w:rPr>
+          <w:b w:val="0"/>
+        </w:rPr>
         <w:t>Reveal reasoning one step at a time. Explain why a tempting alternative fails. Write units and denominators for arithmetic, trace conditions for decisions, and identify supporting sources for claims.</w:t>
       </w:r>
     </w:p>
     <w:p>
-      <w:r>
-        <w:t>In pairs, one learner solves while the other checks evidence; exchange roles. Remove the worked answer before independent assessment.</w:t>
+      <w:pPr>
+        <w:spacing w:line="336" w:lineRule="auto" w:after="180"/>
+      </w:pPr>
+      <w:r>
+        <w:rPr>
+          <w:b w:val="0"/>
+        </w:rPr>
+        <w:t xml:space="preserve">In pairs, one learner solves while the other checks </w:t>
+      </w:r>
+      <w:r>
+        <w:rPr>
+          <w:b/>
+        </w:rPr>
+        <w:t>evidence</w:t>
+      </w:r>
+      <w:r>
+        <w:rPr>
+          <w:b w:val="0"/>
+        </w:rPr>
+        <w:t>; exchange roles. Remove the worked answer before independent assessment.</w:t>
       </w:r>
     </w:p>
     <w:p>
@@ -1397,8 +2533,26 @@
       </w:r>
     </w:p>
     <w:p>
-      <w:r>
-        <w:t>range(1, 3) supplies 1 and 2, giving total 3. Stop 4 includes 3. Exit: the reset bug agrees for one iteration because there are no earlier additions to lose. range(1, 4) should give 6; the faulty version gives 3.</w:t>
+      <w:pPr>
+        <w:spacing w:line="336" w:lineRule="auto" w:after="180"/>
+      </w:pPr>
+      <w:r>
+        <w:rPr>
+          <w:b w:val="0"/>
+        </w:rPr>
+        <w:t xml:space="preserve">range(1, 3) supplies 1 and 2, giving total 3. Stop 4 includes 3. Exit: the reset bug agrees for one </w:t>
+      </w:r>
+      <w:r>
+        <w:rPr>
+          <w:b/>
+        </w:rPr>
+        <w:t>iteration</w:t>
+      </w:r>
+      <w:r>
+        <w:rPr>
+          <w:b w:val="0"/>
+        </w:rPr>
+        <w:t xml:space="preserve"> because there are no earlier additions to lose. range(1, 4) should give 6; the faulty version gives 3.</w:t>
       </w:r>
     </w:p>
     <w:p>
@@ -1630,41 +2784,210 @@
       </w:r>
     </w:p>
     <w:p>
-      <w:r>
-        <w:t>Completion task: Copy the worked script. Change the range to range(2, 5). Record turn, total before and total after each iteration. Predict the single output, then run and compare.</w:t>
-      </w:r>
-    </w:p>
-    <w:p>
-      <w:r>
-        <w:t>Teacher check: Rows are 2 / 0 / 2, 3 / 2 / 5, 4 / 5 / 9. Final output 9. Keep the observed result distinct from the prediction.</w:t>
-      </w:r>
-    </w:p>
-    <w:p>
-      <w:r>
-        <w:t>Start by identifying the given inputs together. Leave the intermediate steps blank. If needed, model one step, then withdraw that help on the next step. Move to a full trace only when the partial trace is understood. For partners, alternate explainer and checker; collect a response from every learner before discussion.</w:t>
-      </w:r>
-    </w:p>
-    <w:p>
       <w:pPr>
         <w:pStyle w:val="Heading3"/>
       </w:pPr>
       <w:r>
+        <w:t>Completion practice</w:t>
+      </w:r>
+    </w:p>
+    <w:p>
+      <w:pPr>
+        <w:spacing w:line="336" w:lineRule="auto" w:after="180"/>
+        <w:shd w:fill="F5F1FB"/>
+      </w:pPr>
+      <w:r>
+        <w:rPr>
+          <w:b w:val="0"/>
+        </w:rPr>
+        <w:t xml:space="preserve">Completion task: Copy the worked script. Change the range to range(2, 5). Record turn, total before and total after each </w:t>
+      </w:r>
+      <w:r>
+        <w:rPr>
+          <w:b/>
+        </w:rPr>
+        <w:t>iteration</w:t>
+      </w:r>
+      <w:r>
+        <w:rPr>
+          <w:b w:val="0"/>
+        </w:rPr>
+        <w:t xml:space="preserve">. Predict the single </w:t>
+      </w:r>
+      <w:r>
+        <w:rPr>
+          <w:b/>
+        </w:rPr>
+        <w:t>output</w:t>
+      </w:r>
+      <w:r>
+        <w:rPr>
+          <w:b w:val="0"/>
+        </w:rPr>
+        <w:t>, then run and compare.</w:t>
+      </w:r>
+    </w:p>
+    <w:p>
+      <w:pPr>
+        <w:pStyle w:val="Heading3"/>
+      </w:pPr>
+      <w:r>
+        <w:t>Reasoning to listen for</w:t>
+      </w:r>
+    </w:p>
+    <w:p>
+      <w:pPr>
+        <w:spacing w:line="336" w:lineRule="auto" w:after="180"/>
+        <w:shd w:fill="F1F6FC"/>
+      </w:pPr>
+      <w:r>
+        <w:rPr>
+          <w:b w:val="0"/>
+        </w:rPr>
+        <w:t xml:space="preserve">Teacher check: Rows are 2 / 0 / 2, 3 / 2 / 5, 4 / 5 / 9. Final </w:t>
+      </w:r>
+      <w:r>
+        <w:rPr>
+          <w:b/>
+        </w:rPr>
+        <w:t>output</w:t>
+      </w:r>
+      <w:r>
+        <w:rPr>
+          <w:b w:val="0"/>
+        </w:rPr>
+        <w:t xml:space="preserve"> 9. Keep the observed result distinct from the </w:t>
+      </w:r>
+      <w:r>
+        <w:rPr>
+          <w:b/>
+        </w:rPr>
+        <w:t>prediction</w:t>
+      </w:r>
+      <w:r>
+        <w:rPr>
+          <w:b w:val="0"/>
+        </w:rPr>
+        <w:t>.</w:t>
+      </w:r>
+    </w:p>
+    <w:p>
+      <w:pPr>
+        <w:spacing w:line="336" w:lineRule="auto" w:after="180"/>
+      </w:pPr>
+      <w:r>
+        <w:rPr>
+          <w:b w:val="0"/>
+        </w:rPr>
+        <w:t xml:space="preserve">Start by identifying the given </w:t>
+      </w:r>
+      <w:r>
+        <w:rPr>
+          <w:b/>
+        </w:rPr>
+        <w:t>input</w:t>
+      </w:r>
+      <w:r>
+        <w:rPr>
+          <w:b w:val="0"/>
+        </w:rPr>
+        <w:t>s together. Leave the intermediate steps blank. If needed, model one step, then withdraw that help on the next step. Move to a full trace only when the partial trace is understood.</w:t>
+      </w:r>
+    </w:p>
+    <w:p>
+      <w:pPr>
+        <w:spacing w:line="336" w:lineRule="auto" w:after="180"/>
+      </w:pPr>
+      <w:r>
+        <w:rPr>
+          <w:b w:val="0"/>
+        </w:rPr>
+        <w:t>For partners, alternate explainer and checker; collect a response from every learner before discussion.</w:t>
+      </w:r>
+    </w:p>
+    <w:p>
+      <w:pPr>
+        <w:pStyle w:val="Heading3"/>
+      </w:pPr>
+      <w:r>
         <w:t>Individual reasoning check</w:t>
       </w:r>
     </w:p>
     <w:p>
-      <w:r>
-        <w:t>Use the worked case for Loops and trace tables. Proposed explanation: “The stop value is included”. Decide whether this explanation is supported. Point to the step or supplied fact that decides; explain your repair if needed.</w:t>
-      </w:r>
-    </w:p>
-    <w:p>
-      <w:r>
+      <w:pPr>
+        <w:spacing w:line="336" w:lineRule="auto" w:after="180"/>
+      </w:pPr>
+      <w:r>
+        <w:rPr>
+          <w:b w:val="0"/>
+        </w:rPr>
+        <w:t xml:space="preserve">Use the worked case for </w:t>
+      </w:r>
+      <w:r>
+        <w:rPr>
+          <w:b/>
+        </w:rPr>
+        <w:t>Loop</w:t>
+      </w:r>
+      <w:r>
+        <w:rPr>
+          <w:b w:val="0"/>
+        </w:rPr>
+        <w:t xml:space="preserve">s and </w:t>
+      </w:r>
+      <w:r>
+        <w:rPr>
+          <w:b/>
+        </w:rPr>
+        <w:t>trace table</w:t>
+      </w:r>
+      <w:r>
+        <w:rPr>
+          <w:b w:val="0"/>
+        </w:rPr>
+        <w:t>s. Proposed explanation: “The stop value is included”. Decide whether this explanation is supported. Point to the step or supplied fact that decides; explain your repair if needed.</w:t>
+      </w:r>
+    </w:p>
+    <w:p>
+      <w:pPr>
+        <w:pStyle w:val="Heading3"/>
+      </w:pPr>
+      <w:r>
+        <w:t>Expected repair</w:t>
+      </w:r>
+    </w:p>
+    <w:p>
+      <w:pPr>
+        <w:spacing w:line="336" w:lineRule="auto" w:after="180"/>
+        <w:shd w:fill="F1F6FC"/>
+      </w:pPr>
+      <w:r>
+        <w:rPr>
+          <w:b w:val="0"/>
+        </w:rPr>
         <w:t>Expected correction: List the supplied values before tracing; range(1, 4) excludes 4.</w:t>
       </w:r>
     </w:p>
     <w:p>
-      <w:r>
-        <w:t>Collect explanations, not only yes/no votes. If a misunderstanding is common, re-model the relevant step for the class. If it affects a few learners, give a short targeted group explanation while others solve a more demanding variation.</w:t>
+      <w:pPr>
+        <w:spacing w:line="336" w:lineRule="auto" w:after="180"/>
+      </w:pPr>
+      <w:r>
+        <w:rPr>
+          <w:b w:val="0"/>
+        </w:rPr>
+        <w:t>Collect explanations, not only yes/no votes. If a misunderstanding is common, re-model the relevant step for the class.</w:t>
+      </w:r>
+    </w:p>
+    <w:p>
+      <w:pPr>
+        <w:spacing w:line="336" w:lineRule="auto" w:after="180"/>
+      </w:pPr>
+      <w:r>
+        <w:rPr>
+          <w:b w:val="0"/>
+        </w:rPr>
+        <w:t>If it affects a few learners, give a short targeted group explanation while others solve a more demanding variation.</w:t>
       </w:r>
     </w:p>
     <w:p>
@@ -1676,8 +2999,27 @@
       </w:r>
     </w:p>
     <w:p>
-      <w:r>
-        <w:t>Why is report 0 correct for the original loop, and why is equality-only stopping risky here?</w:t>
+      <w:pPr>
+        <w:spacing w:line="336" w:lineRule="auto" w:after="180"/>
+        <w:shd w:fill="F5F1FB"/>
+      </w:pPr>
+      <w:r>
+        <w:rPr>
+          <w:b w:val="0"/>
+        </w:rPr>
+        <w:t xml:space="preserve">Why is report 0 correct for the original </w:t>
+      </w:r>
+      <w:r>
+        <w:rPr>
+          <w:b/>
+        </w:rPr>
+        <w:t>loop</w:t>
+      </w:r>
+      <w:r>
+        <w:rPr>
+          <w:b w:val="0"/>
+        </w:rPr>
+        <w:t>, and why is equality-only stopping risky here?</w:t>
       </w:r>
     </w:p>
     <w:p>
@@ -1689,18 +3031,84 @@
       </w:r>
     </w:p>
     <w:p>
-      <w:r>
-        <w:t>The original stops as soon as count is not above 3. Exact equality fails because the update sequence skips 3.</w:t>
-      </w:r>
-    </w:p>
-    <w:p>
-      <w:r>
-        <w:t>Changed-case reasoning: From 12, the loop never reaches 3 and does not terminate in this toy model. 12,8,4,0,−4,… are multiples of 4; none equals 3.</w:t>
-      </w:r>
-    </w:p>
-    <w:p>
-      <w:r>
-        <w:t>Collect each learner’s explanation before discussion. Use the first missing connection between input, deciding step and result to choose support. This question is worked-case practice, not fresh mastery evidence.</w:t>
+      <w:pPr>
+        <w:spacing w:line="336" w:lineRule="auto" w:after="180"/>
+      </w:pPr>
+      <w:r>
+        <w:rPr>
+          <w:b w:val="0"/>
+        </w:rPr>
+        <w:t xml:space="preserve">The original stops as soon as count is not above 3. Exact equality fails because the </w:t>
+      </w:r>
+      <w:r>
+        <w:rPr>
+          <w:b/>
+        </w:rPr>
+        <w:t>update</w:t>
+      </w:r>
+      <w:r>
+        <w:rPr>
+          <w:b w:val="0"/>
+        </w:rPr>
+        <w:t xml:space="preserve"> sequence skips 3.</w:t>
+      </w:r>
+    </w:p>
+    <w:p>
+      <w:pPr>
+        <w:spacing w:line="336" w:lineRule="auto" w:after="180"/>
+      </w:pPr>
+      <w:r>
+        <w:rPr>
+          <w:b w:val="0"/>
+        </w:rPr>
+        <w:t xml:space="preserve">Changed-case reasoning: From 12, the </w:t>
+      </w:r>
+      <w:r>
+        <w:rPr>
+          <w:b/>
+        </w:rPr>
+        <w:t>loop</w:t>
+      </w:r>
+      <w:r>
+        <w:rPr>
+          <w:b w:val="0"/>
+        </w:rPr>
+        <w:t xml:space="preserve"> never reaches 3 and does not terminate in this toy model. 12,8,4,0,−4,… are multiples of 4; none equals 3.</w:t>
+      </w:r>
+    </w:p>
+    <w:p>
+      <w:pPr>
+        <w:spacing w:line="336" w:lineRule="auto" w:after="180"/>
+      </w:pPr>
+      <w:r>
+        <w:rPr>
+          <w:b w:val="0"/>
+        </w:rPr>
+        <w:t xml:space="preserve">Collect each learner’s explanation before discussion. Use the first missing connection between </w:t>
+      </w:r>
+      <w:r>
+        <w:rPr>
+          <w:b/>
+        </w:rPr>
+        <w:t>input</w:t>
+      </w:r>
+      <w:r>
+        <w:rPr>
+          <w:b w:val="0"/>
+        </w:rPr>
+        <w:t xml:space="preserve">, deciding step and result to choose support. This question is worked-case practice, not fresh mastery </w:t>
+      </w:r>
+      <w:r>
+        <w:rPr>
+          <w:b/>
+        </w:rPr>
+        <w:t>evidence</w:t>
+      </w:r>
+      <w:r>
+        <w:rPr>
+          <w:b w:val="0"/>
+        </w:rPr>
+        <w:t>.</w:t>
       </w:r>
     </w:p>
     <w:p>
@@ -1712,54 +3120,141 @@
       </w:r>
     </w:p>
     <w:p>
+      <w:r>
+        <w:t>Run the Loops and Stopping investigation and use the first unsupported step to choose a teaching response.</w:t>
+      </w:r>
+    </w:p>
+    <w:p>
+      <w:pPr>
+        <w:spacing w:line="336" w:lineRule="auto" w:after="180"/>
+      </w:pPr>
+      <w:r>
+        <w:rPr>
+          <w:b w:val="0"/>
+        </w:rPr>
+        <w:t>Words You Can Use to Reason</w:t>
+      </w:r>
+    </w:p>
+    <w:p>
+      <w:pPr>
+        <w:spacing w:line="336" w:lineRule="auto" w:after="180"/>
+      </w:pPr>
+      <w:r>
+        <w:rPr>
+          <w:b w:val="0"/>
+        </w:rPr>
+        <w:t>A definition matters when you can recognize the idea, use it, and contrast it with a near-miss.</w:t>
+      </w:r>
+    </w:p>
+    <w:p>
+      <w:pPr>
+        <w:spacing w:line="336" w:lineRule="auto" w:after="180"/>
+      </w:pPr>
+      <w:r>
+        <w:rPr>
+          <w:b w:val="0"/>
+        </w:rPr>
+        <w:t>Predict → Test → Record → Explain</w:t>
+      </w:r>
+    </w:p>
+    <w:p>
+      <w:pPr>
+        <w:spacing w:line="336" w:lineRule="auto" w:after="180"/>
+      </w:pPr>
+      <w:r>
+        <w:rPr>
+          <w:b w:val="0"/>
+        </w:rPr>
+        <w:t>Keep expected and actual results separate. Surprises are useful data when recorded honestly.</w:t>
+      </w:r>
+    </w:p>
+    <w:p>
+      <w:pPr>
+        <w:spacing w:line="336" w:lineRule="auto" w:after="180"/>
+      </w:pPr>
+      <w:r>
+        <w:rPr>
+          <w:b w:val="0"/>
+        </w:rPr>
+        <w:t xml:space="preserve">Walk a robot around a four-card </w:t>
+      </w:r>
+      <w:r>
+        <w:rPr>
+          <w:b/>
+        </w:rPr>
+        <w:t>loop</w:t>
+      </w:r>
+      <w:r>
+        <w:rPr>
+          <w:b w:val="0"/>
+        </w:rPr>
+        <w:t xml:space="preserve">. Record the </w:t>
+      </w:r>
+      <w:r>
+        <w:rPr>
+          <w:b/>
+        </w:rPr>
+        <w:t>update</w:t>
+      </w:r>
+      <w:r>
+        <w:rPr>
+          <w:b w:val="0"/>
+        </w:rPr>
+        <w:t xml:space="preserve"> each time; remove the </w:t>
+      </w:r>
+      <w:r>
+        <w:rPr>
+          <w:b/>
+        </w:rPr>
+        <w:t>update</w:t>
+      </w:r>
+      <w:r>
+        <w:rPr>
+          <w:b w:val="0"/>
+        </w:rPr>
+        <w:t xml:space="preserve"> to observe the failure; restore it and retest.</w:t>
+      </w:r>
+    </w:p>
+    <w:p>
+      <w:pPr>
+        <w:spacing w:line="336" w:lineRule="auto" w:after="180"/>
+        <w:shd w:fill="F5F1FB"/>
+      </w:pPr>
+      <w:r>
+        <w:rPr>
+          <w:b w:val="0"/>
+        </w:rPr>
+        <w:t>What did the hardest test teach you that the normal test did not?</w:t>
+      </w:r>
+    </w:p>
+    <w:p>
       <w:pPr>
         <w:pStyle w:val="Heading3"/>
       </w:pPr>
       <w:r>
-        <w:t>Run the weekly evidence lab</w:t>
-      </w:r>
-    </w:p>
-    <w:p>
-      <w:r>
-        <w:t>Words You Can Use to Reason</w:t>
-      </w:r>
-    </w:p>
-    <w:p>
-      <w:r>
-        <w:t>A definition matters when you can recognize the idea, use it, and contrast it with a near-miss.</w:t>
-      </w:r>
-    </w:p>
-    <w:p>
-      <w:r>
-        <w:t>Predict → Test → Record → Explain</w:t>
-      </w:r>
-    </w:p>
-    <w:p>
-      <w:r>
-        <w:t>Keep expected and actual results separate. Surprises are useful data when recorded honestly.</w:t>
-      </w:r>
-    </w:p>
-    <w:p>
-      <w:r>
-        <w:t>Walk a robot around a four-card loop. Record the update each time; remove the update to observe the failure; restore it and retest.</w:t>
-      </w:r>
-    </w:p>
-    <w:p>
-      <w:r>
-        <w:t>What did the hardest test teach you that the normal test did not?</w:t>
-      </w:r>
-    </w:p>
-    <w:p>
-      <w:pPr>
-        <w:pStyle w:val="Heading3"/>
-      </w:pPr>
-      <w:r>
         <w:t>Make the lab runnable</w:t>
       </w:r>
     </w:p>
     <w:p>
-      <w:r>
-        <w:t>Use the concrete case as the shared normal case and the independent question as a second case. Each pair creates a boundary or missing-information case and predicts its result before testing. Keep the expected result separate from an observed mistake.</w:t>
+      <w:pPr>
+        <w:spacing w:line="336" w:lineRule="auto" w:after="180"/>
+      </w:pPr>
+      <w:r>
+        <w:rPr>
+          <w:b w:val="0"/>
+        </w:rPr>
+        <w:t>Use the concrete case as the shared normal case and the independent question as a second case. Each pair creates a boundary or missing-information case and predicts its result before testing.</w:t>
+      </w:r>
+    </w:p>
+    <w:p>
+      <w:pPr>
+        <w:spacing w:line="336" w:lineRule="auto" w:after="180"/>
+      </w:pPr>
+      <w:r>
+        <w:rPr>
+          <w:b w:val="0"/>
+        </w:rPr>
+        <w:t>Keep the expected result separate from an observed mistake.</w:t>
       </w:r>
     </w:p>
     <w:tbl>
@@ -1917,8 +3412,25 @@
       </w:r>
     </w:p>
     <w:p>
-      <w:r>
-        <w:t>For guessing, return to given facts and request a trace. For vocabulary without application, use one example and one non-example. For arithmetic errors, check the setup before the calculation. Finish with a different uncoached case before recording mastery.</w:t>
+      <w:pPr>
+        <w:spacing w:line="336" w:lineRule="auto" w:after="180"/>
+      </w:pPr>
+      <w:r>
+        <w:rPr>
+          <w:b w:val="0"/>
+        </w:rPr>
+        <w:t>For guessing, return to given facts and request a trace. For vocabulary without application, use one example and one non-example. For arithmetic errors, check the setup before the calculation.</w:t>
+      </w:r>
+    </w:p>
+    <w:p>
+      <w:pPr>
+        <w:spacing w:line="336" w:lineRule="auto" w:after="180"/>
+      </w:pPr>
+      <w:r>
+        <w:rPr>
+          <w:b w:val="0"/>
+        </w:rPr>
+        <w:t>Finish with a different uncoached case before recording mastery.</w:t>
       </w:r>
     </w:p>
     <w:p>
@@ -1930,23 +3442,113 @@
       </w:r>
     </w:p>
     <w:p>
-      <w:r>
+      <w:pPr>
+        <w:spacing w:line="336" w:lineRule="auto" w:after="180"/>
+      </w:pPr>
+      <w:r>
+        <w:rPr>
+          <w:b w:val="0"/>
+        </w:rPr>
         <w:t>The stop value is included: List the supplied values before tracing; range(1, 4) excludes 4.</w:t>
       </w:r>
     </w:p>
     <w:p>
-      <w:r>
-        <w:t>Initialization belongs inside every iteration: Resetting the accumulator loses earlier work.</w:t>
-      </w:r>
-    </w:p>
-    <w:p>
-      <w:r>
+      <w:pPr>
+        <w:spacing w:line="336" w:lineRule="auto" w:after="180"/>
+      </w:pPr>
+      <w:r>
+        <w:rPr>
+          <w:b/>
+        </w:rPr>
+        <w:t>Initialization</w:t>
+      </w:r>
+      <w:r>
+        <w:rPr>
+          <w:b w:val="0"/>
+        </w:rPr>
+        <w:t xml:space="preserve"> belongs inside every </w:t>
+      </w:r>
+      <w:r>
+        <w:rPr>
+          <w:b/>
+        </w:rPr>
+        <w:t>iteration</w:t>
+      </w:r>
+      <w:r>
+        <w:rPr>
+          <w:b w:val="0"/>
+        </w:rPr>
+        <w:t xml:space="preserve">: Resetting the </w:t>
+      </w:r>
+      <w:r>
+        <w:rPr>
+          <w:b/>
+        </w:rPr>
+        <w:t>accumulator</w:t>
+      </w:r>
+      <w:r>
+        <w:rPr>
+          <w:b w:val="0"/>
+        </w:rPr>
+        <w:t xml:space="preserve"> loses earlier work.</w:t>
+      </w:r>
+    </w:p>
+    <w:p>
+      <w:pPr>
+        <w:spacing w:line="336" w:lineRule="auto" w:after="180"/>
+      </w:pPr>
+      <w:r>
+        <w:rPr>
+          <w:b w:val="0"/>
+        </w:rPr>
         <w:t>An unindented print repeats with the body: Indentation determines which statements repeat.</w:t>
       </w:r>
     </w:p>
     <w:p>
-      <w:r>
-        <w:t>Zero iterations mean the entire program does nothing: Initialization and statements after the loop still execute.</w:t>
+      <w:pPr>
+        <w:spacing w:line="336" w:lineRule="auto" w:after="180"/>
+      </w:pPr>
+      <w:r>
+        <w:rPr>
+          <w:b w:val="0"/>
+        </w:rPr>
+        <w:t xml:space="preserve">Zero </w:t>
+      </w:r>
+      <w:r>
+        <w:rPr>
+          <w:b/>
+        </w:rPr>
+        <w:t>iteration</w:t>
+      </w:r>
+      <w:r>
+        <w:rPr>
+          <w:b w:val="0"/>
+        </w:rPr>
+        <w:t xml:space="preserve">s mean the entire program does nothing: </w:t>
+      </w:r>
+      <w:r>
+        <w:rPr>
+          <w:b/>
+        </w:rPr>
+        <w:t>Initialization</w:t>
+      </w:r>
+      <w:r>
+        <w:rPr>
+          <w:b w:val="0"/>
+        </w:rPr>
+        <w:t xml:space="preserve"> and statements after the </w:t>
+      </w:r>
+      <w:r>
+        <w:rPr>
+          <w:b/>
+        </w:rPr>
+        <w:t>loop</w:t>
+      </w:r>
+      <w:r>
+        <w:rPr>
+          <w:b w:val="0"/>
+        </w:rPr>
+        <w:t xml:space="preserve"> still execute.</w:t>
       </w:r>
     </w:p>
     <w:p>
@@ -2104,8 +3706,25 @@
       </w:tr>
     </w:tbl>
     <w:p>
-      <w:r>
-        <w:t>Offer an oral explanation, drawing, enlarged visual or fewer examples when that removes a reading/writing barrier. Keep the same reasoning goal. Stretch secure learners by changing a boundary or assumption and asking them to defend the effect, not simply by assigning more of the same questions.</w:t>
+      <w:pPr>
+        <w:spacing w:line="336" w:lineRule="auto" w:after="180"/>
+      </w:pPr>
+      <w:r>
+        <w:rPr>
+          <w:b w:val="0"/>
+        </w:rPr>
+        <w:t>Offer an oral explanation, drawing, enlarged visual or fewer examples when that removes a reading/writing barrier. Keep the same reasoning goal.</w:t>
+      </w:r>
+    </w:p>
+    <w:p>
+      <w:pPr>
+        <w:spacing w:line="336" w:lineRule="auto" w:after="180"/>
+      </w:pPr>
+      <w:r>
+        <w:rPr>
+          <w:b w:val="0"/>
+        </w:rPr>
+        <w:t>Stretch secure learners by changing a boundary or assumption and asking them to defend the effect, not simply by assigning more of the same questions.</w:t>
       </w:r>
     </w:p>
     <w:p>
@@ -2117,11 +3736,16 @@
       </w:r>
     </w:p>
     <w:p>
+      <w:r>
+        <w:t>Use the Loops and Stopping questions, teacher keys and criteria after the relevant attempts. Previously discussed cases are practice; protect the separately selected independent task.</w:t>
+      </w:r>
+    </w:p>
+    <w:p>
       <w:pPr>
         <w:pStyle w:val="Heading3"/>
       </w:pPr>
       <w:r>
-        <w:t>Assess and explain the answers</w:t>
+        <w:t>Worked case answer</w:t>
       </w:r>
     </w:p>
     <w:p>
@@ -2129,12 +3753,31 @@
         <w:pStyle w:val="Heading3"/>
       </w:pPr>
       <w:r>
-        <w:t>Worked case answer</w:t>
-      </w:r>
-    </w:p>
-    <w:p>
-      <w:r>
-        <w:t>1,2,3. The next comparison is false. The update makes progress toward termination.</w:t>
+        <w:t>Teacher key · Worked case answer</w:t>
+      </w:r>
+    </w:p>
+    <w:p>
+      <w:pPr>
+        <w:spacing w:line="336" w:lineRule="auto" w:after="180"/>
+        <w:shd w:fill="F1F6FC"/>
+      </w:pPr>
+      <w:r>
+        <w:rPr>
+          <w:b w:val="0"/>
+        </w:rPr>
+        <w:t xml:space="preserve">1,2,3. The next comparison is false. The </w:t>
+      </w:r>
+      <w:r>
+        <w:rPr>
+          <w:b/>
+        </w:rPr>
+        <w:t>update</w:t>
+      </w:r>
+      <w:r>
+        <w:rPr>
+          <w:b w:val="0"/>
+        </w:rPr>
+        <w:t xml:space="preserve"> makes progress toward termination.</w:t>
       </w:r>
     </w:p>
     <w:p>
@@ -2146,7 +3789,22 @@
       </w:r>
     </w:p>
     <w:p>
-      <w:r>
+      <w:pPr>
+        <w:pStyle w:val="Heading3"/>
+      </w:pPr>
+      <w:r>
+        <w:t>Independent question · withhold the key</w:t>
+      </w:r>
+    </w:p>
+    <w:p>
+      <w:pPr>
+        <w:spacing w:line="336" w:lineRule="auto" w:after="180"/>
+        <w:shd w:fill="F5F1FB"/>
+      </w:pPr>
+      <w:r>
+        <w:rPr>
+          <w:b w:val="0"/>
+        </w:rPr>
         <w:t>Start at count 0. While count is less than 3, add 1 and display count. List the displays and the stopping value.</w:t>
       </w:r>
     </w:p>
@@ -2159,8 +3817,35 @@
       </w:r>
     </w:p>
     <w:p>
-      <w:r>
-        <w:t>Displays are 1, 2 and 3. The next condition check finds 3 is not less than 3, so the loop stops.</w:t>
+      <w:pPr>
+        <w:pStyle w:val="Heading3"/>
+      </w:pPr>
+      <w:r>
+        <w:t>Teacher key · Expected independent answer</w:t>
+      </w:r>
+    </w:p>
+    <w:p>
+      <w:pPr>
+        <w:spacing w:line="336" w:lineRule="auto" w:after="180"/>
+        <w:shd w:fill="F1F6FC"/>
+      </w:pPr>
+      <w:r>
+        <w:rPr>
+          <w:b w:val="0"/>
+        </w:rPr>
+        <w:t xml:space="preserve">Displays are 1, 2 and 3. The next condition check finds 3 is not less than 3, so the </w:t>
+      </w:r>
+      <w:r>
+        <w:rPr>
+          <w:b/>
+        </w:rPr>
+        <w:t>loop</w:t>
+      </w:r>
+      <w:r>
+        <w:rPr>
+          <w:b w:val="0"/>
+        </w:rPr>
+        <w:t xml:space="preserve"> stops.</w:t>
       </w:r>
     </w:p>
     <w:p>
@@ -2398,8 +4083,25 @@
       </w:tr>
     </w:tbl>
     <w:p>
-      <w:r>
-        <w:t>Use 6/8 as a classroom checkpoint, with 2 required for both Result and Reasoning. This is a proposed teaching rule, not a validated certification threshold. Do not count a coached answer as independent mastery; correct unsafe or unsupported claims regardless of total.</w:t>
+      <w:pPr>
+        <w:spacing w:line="336" w:lineRule="auto" w:after="180"/>
+      </w:pPr>
+      <w:r>
+        <w:rPr>
+          <w:b w:val="0"/>
+        </w:rPr>
+        <w:t>Use 6/8 as a classroom checkpoint, with 2 required for both Result and Reasoning. This is a proposed teaching rule, not a validated certification threshold.</w:t>
+      </w:r>
+    </w:p>
+    <w:p>
+      <w:pPr>
+        <w:spacing w:line="336" w:lineRule="auto" w:after="180"/>
+      </w:pPr>
+      <w:r>
+        <w:rPr>
+          <w:b w:val="0"/>
+        </w:rPr>
+        <w:t>Do not count a coached answer as independent mastery; correct unsafe or unsupported claims regardless of total.</w:t>
       </w:r>
     </w:p>
     <w:p>
@@ -2411,8 +4113,38 @@
       </w:r>
     </w:p>
     <w:p>
-      <w:r>
-        <w:t>Ask the learner to find the evidence that challenges this claim: “A less-than-3 loop can never display 3.” Keep the first attempt and an uncoached retry separate.</w:t>
+      <w:pPr>
+        <w:spacing w:line="336" w:lineRule="auto" w:after="180"/>
+      </w:pPr>
+      <w:r>
+        <w:rPr>
+          <w:b w:val="0"/>
+        </w:rPr>
+        <w:t xml:space="preserve">Ask the learner to find the </w:t>
+      </w:r>
+      <w:r>
+        <w:rPr>
+          <w:b/>
+        </w:rPr>
+        <w:t>evidence</w:t>
+      </w:r>
+      <w:r>
+        <w:rPr>
+          <w:b w:val="0"/>
+        </w:rPr>
+        <w:t xml:space="preserve"> that challenges this claim: “A less-than-3 </w:t>
+      </w:r>
+      <w:r>
+        <w:rPr>
+          <w:b/>
+        </w:rPr>
+        <w:t>loop</w:t>
+      </w:r>
+      <w:r>
+        <w:rPr>
+          <w:b w:val="0"/>
+        </w:rPr>
+        <w:t xml:space="preserve"> can never display 3.” Keep the first attempt and an uncoached retry separate.</w:t>
       </w:r>
     </w:p>
     <w:p>
@@ -2424,15 +4156,66 @@
       </w:r>
     </w:p>
     <w:p>
-      <w:r>
-        <w:t>The condition tests 0,2,4; the body runs twice and ends at 4. With !=5, even counts never equal 5, so it does not terminate under unbounded arithmetic. A stopping rule should match the update and include resource bounds in an actual application.</w:t>
-      </w:r>
-    </w:p>
-    <w:p>
       <w:pPr>
         <w:pStyle w:val="Heading3"/>
       </w:pPr>
       <w:r>
+        <w:t>Teacher key · Original transfer answer</w:t>
+      </w:r>
+    </w:p>
+    <w:p>
+      <w:pPr>
+        <w:spacing w:line="336" w:lineRule="auto" w:after="180"/>
+        <w:shd w:fill="F1F6FC"/>
+      </w:pPr>
+      <w:r>
+        <w:rPr>
+          <w:b w:val="0"/>
+        </w:rPr>
+        <w:t>The condition tests 0,2,4; the body runs twice and ends at 4. With !=5, even counts never equal 5, so it does not terminate under unbounded arithmetic.</w:t>
+      </w:r>
+    </w:p>
+    <w:p>
+      <w:pPr>
+        <w:spacing w:line="336" w:lineRule="auto" w:after="180"/>
+        <w:shd w:fill="F1F6FC"/>
+      </w:pPr>
+      <w:r>
+        <w:rPr>
+          <w:b w:val="0"/>
+        </w:rPr>
+        <w:t xml:space="preserve">A </w:t>
+      </w:r>
+      <w:r>
+        <w:rPr>
+          <w:b/>
+        </w:rPr>
+        <w:t>stopping rule</w:t>
+      </w:r>
+      <w:r>
+        <w:rPr>
+          <w:b w:val="0"/>
+        </w:rPr>
+        <w:t xml:space="preserve"> should match the </w:t>
+      </w:r>
+      <w:r>
+        <w:rPr>
+          <w:b/>
+        </w:rPr>
+        <w:t>update</w:t>
+      </w:r>
+      <w:r>
+        <w:rPr>
+          <w:b w:val="0"/>
+        </w:rPr>
+        <w:t xml:space="preserve"> and include resource bounds in an actual application.</w:t>
+      </w:r>
+    </w:p>
+    <w:p>
+      <w:pPr>
+        <w:pStyle w:val="Heading3"/>
+      </w:pPr>
+      <w:r>
         <w:t>Explanations for the additional workbook examples</w:t>
       </w:r>
     </w:p>
@@ -2445,12 +4228,42 @@
       </w:r>
     </w:p>
     <w:p>
-      <w:r>
+      <w:pPr>
+        <w:pStyle w:val="Heading3"/>
+      </w:pPr>
+      <w:r>
+        <w:t>Workbook question · W1</w:t>
+      </w:r>
+    </w:p>
+    <w:p>
+      <w:pPr>
+        <w:spacing w:line="336" w:lineRule="auto" w:after="180"/>
+        <w:shd w:fill="F5F1FB"/>
+      </w:pPr>
+      <w:r>
+        <w:rPr>
+          <w:b w:val="0"/>
+        </w:rPr>
         <w:t>List the values supplied by range(2, 5) and explain why 5 is absent. How many times does its body run?</w:t>
       </w:r>
     </w:p>
     <w:p>
-      <w:r>
+      <w:pPr>
+        <w:pStyle w:val="Heading3"/>
+      </w:pPr>
+      <w:r>
+        <w:t>Teacher reasoning · W1</w:t>
+      </w:r>
+    </w:p>
+    <w:p>
+      <w:pPr>
+        <w:spacing w:line="336" w:lineRule="auto" w:after="180"/>
+        <w:shd w:fill="F1F6FC"/>
+      </w:pPr>
+      <w:r>
+        <w:rPr>
+          <w:b w:val="0"/>
+        </w:rPr>
         <w:t>2, 3 and 4; the stop value is excluded. The body runs three times.</w:t>
       </w:r>
     </w:p>
@@ -2463,79 +4276,358 @@
       </w:r>
     </w:p>
     <w:p>
-      <w:r>
-        <w:t>Copy the worked script. Change the range to range(2, 5). Record turn, total before and total after each iteration. Predict the single output, then run and compare.</w:t>
-      </w:r>
-    </w:p>
-    <w:p>
-      <w:r>
-        <w:t>Rows are 2 / 0 / 2, 3 / 2 / 5, 4 / 5 / 9. Final output 9. Keep the observed result distinct from the prediction.</w:t>
-      </w:r>
-    </w:p>
-    <w:p>
       <w:pPr>
         <w:pStyle w:val="Heading3"/>
       </w:pPr>
       <w:r>
+        <w:t>Workbook question · W2</w:t>
+      </w:r>
+    </w:p>
+    <w:p>
+      <w:pPr>
+        <w:spacing w:line="336" w:lineRule="auto" w:after="180"/>
+        <w:shd w:fill="F5F1FB"/>
+      </w:pPr>
+      <w:r>
+        <w:rPr>
+          <w:b w:val="0"/>
+        </w:rPr>
+        <w:t xml:space="preserve">Copy the worked script. Change the range to range(2, 5). Record turn, total before and total after each </w:t>
+      </w:r>
+      <w:r>
+        <w:rPr>
+          <w:b/>
+        </w:rPr>
+        <w:t>iteration</w:t>
+      </w:r>
+      <w:r>
+        <w:rPr>
+          <w:b w:val="0"/>
+        </w:rPr>
+        <w:t xml:space="preserve">. Predict the single </w:t>
+      </w:r>
+      <w:r>
+        <w:rPr>
+          <w:b/>
+        </w:rPr>
+        <w:t>output</w:t>
+      </w:r>
+      <w:r>
+        <w:rPr>
+          <w:b w:val="0"/>
+        </w:rPr>
+        <w:t>, then run and compare.</w:t>
+      </w:r>
+    </w:p>
+    <w:p>
+      <w:pPr>
+        <w:pStyle w:val="Heading3"/>
+      </w:pPr>
+      <w:r>
+        <w:t>Teacher reasoning · W2</w:t>
+      </w:r>
+    </w:p>
+    <w:p>
+      <w:pPr>
+        <w:spacing w:line="336" w:lineRule="auto" w:after="180"/>
+        <w:shd w:fill="F1F6FC"/>
+      </w:pPr>
+      <w:r>
+        <w:rPr>
+          <w:b w:val="0"/>
+        </w:rPr>
+        <w:t xml:space="preserve">Rows are 2 / 0 / 2, 3 / 2 / 5, 4 / 5 / 9. Final </w:t>
+      </w:r>
+      <w:r>
+        <w:rPr>
+          <w:b/>
+        </w:rPr>
+        <w:t>output</w:t>
+      </w:r>
+      <w:r>
+        <w:rPr>
+          <w:b w:val="0"/>
+        </w:rPr>
+        <w:t xml:space="preserve"> 9. Keep the observed result distinct from the </w:t>
+      </w:r>
+      <w:r>
+        <w:rPr>
+          <w:b/>
+        </w:rPr>
+        <w:t>prediction</w:t>
+      </w:r>
+      <w:r>
+        <w:rPr>
+          <w:b w:val="0"/>
+        </w:rPr>
+        <w:t>.</w:t>
+      </w:r>
+    </w:p>
+    <w:p>
+      <w:pPr>
+        <w:pStyle w:val="Heading3"/>
+      </w:pPr>
+      <w:r>
         <w:t>W3 Repair the reset</w:t>
       </w:r>
     </w:p>
     <w:p>
-      <w:r>
-        <w:t>For the faulty script with range(1, 4), record total after each addition. Explain the wrong final output and remove only the faulty reset.</w:t>
-      </w:r>
-    </w:p>
-    <w:p>
-      <w:r>
-        <w:t>Faulty after-addition values are 1, 2, 3 because each starts from zero. Remove the indented total = 0. Correct after-addition values are 1, 3, 6; final output 6.</w:t>
-      </w:r>
-    </w:p>
-    <w:p>
       <w:pPr>
         <w:pStyle w:val="Heading3"/>
       </w:pPr>
       <w:r>
+        <w:t>Workbook question · W3</w:t>
+      </w:r>
+    </w:p>
+    <w:p>
+      <w:pPr>
+        <w:spacing w:line="336" w:lineRule="auto" w:after="180"/>
+        <w:shd w:fill="F5F1FB"/>
+      </w:pPr>
+      <w:r>
+        <w:rPr>
+          <w:b w:val="0"/>
+        </w:rPr>
+        <w:t xml:space="preserve">For the faulty script with range(1, 4), record total after each addition. Explain the wrong final </w:t>
+      </w:r>
+      <w:r>
+        <w:rPr>
+          <w:b/>
+        </w:rPr>
+        <w:t>output</w:t>
+      </w:r>
+      <w:r>
+        <w:rPr>
+          <w:b w:val="0"/>
+        </w:rPr>
+        <w:t xml:space="preserve"> and remove only the faulty reset.</w:t>
+      </w:r>
+    </w:p>
+    <w:p>
+      <w:pPr>
+        <w:pStyle w:val="Heading3"/>
+      </w:pPr>
+      <w:r>
+        <w:t>Teacher reasoning · W3</w:t>
+      </w:r>
+    </w:p>
+    <w:p>
+      <w:pPr>
+        <w:spacing w:line="336" w:lineRule="auto" w:after="180"/>
+        <w:shd w:fill="F1F6FC"/>
+      </w:pPr>
+      <w:r>
+        <w:rPr>
+          <w:b w:val="0"/>
+        </w:rPr>
+        <w:t xml:space="preserve">Faulty after-addition values are 1, 2, 3 because each starts from zero. Remove the indented total = 0. Correct after-addition values are 1, 3, 6; final </w:t>
+      </w:r>
+      <w:r>
+        <w:rPr>
+          <w:b/>
+        </w:rPr>
+        <w:t>output</w:t>
+      </w:r>
+      <w:r>
+        <w:rPr>
+          <w:b w:val="0"/>
+        </w:rPr>
+        <w:t xml:space="preserve"> 6.</w:t>
+      </w:r>
+    </w:p>
+    <w:p>
+      <w:pPr>
+        <w:pStyle w:val="Heading3"/>
+      </w:pPr>
+      <w:r>
         <w:t>W4 Build a repeated addition independently</w:t>
       </w:r>
     </w:p>
     <w:p>
-      <w:r>
-        <w:t>A box starts with 5 counters. Each round adds 2 counters. Use rounds = 3, an initialized total and for turn in range(rounds). Print the final total once after the loop. Trace the totals and predict fresh runs with rounds 0, 1 and 3. Assume rounds is a nonnegative integer.</w:t>
-      </w:r>
-    </w:p>
-    <w:p>
-      <w:r>
-        <w:t>Initialize total = 5 before the loop; add 2 inside it. For three rounds, turn values 0, 1, 2 give totals 7, 9, 11. Final outputs for 0, 1, 3 rounds are 5, 7, 11. Print is unindented.</w:t>
-      </w:r>
-    </w:p>
-    <w:p>
       <w:pPr>
         <w:pStyle w:val="Heading3"/>
       </w:pPr>
       <w:r>
+        <w:t>Workbook question · W4</w:t>
+      </w:r>
+    </w:p>
+    <w:p>
+      <w:pPr>
+        <w:spacing w:line="336" w:lineRule="auto" w:after="180"/>
+        <w:shd w:fill="F5F1FB"/>
+      </w:pPr>
+      <w:r>
+        <w:rPr>
+          <w:b w:val="0"/>
+        </w:rPr>
+        <w:t xml:space="preserve">A box starts with 5 counters. Each round adds 2 counters. Use rounds = 3, an initialized total and for turn in range(rounds). Print the final total once after the </w:t>
+      </w:r>
+      <w:r>
+        <w:rPr>
+          <w:b/>
+        </w:rPr>
+        <w:t>loop</w:t>
+      </w:r>
+      <w:r>
+        <w:rPr>
+          <w:b w:val="0"/>
+        </w:rPr>
+        <w:t>.</w:t>
+      </w:r>
+    </w:p>
+    <w:p>
+      <w:pPr>
+        <w:spacing w:line="336" w:lineRule="auto" w:after="180"/>
+        <w:shd w:fill="F5F1FB"/>
+      </w:pPr>
+      <w:r>
+        <w:rPr>
+          <w:b w:val="0"/>
+        </w:rPr>
+        <w:t>Trace the totals and predict fresh runs with rounds 0, 1 and 3. Assume rounds is a nonnegative integer.</w:t>
+      </w:r>
+    </w:p>
+    <w:p>
+      <w:pPr>
+        <w:pStyle w:val="Heading3"/>
+      </w:pPr>
+      <w:r>
+        <w:t>Teacher reasoning · W4</w:t>
+      </w:r>
+    </w:p>
+    <w:p>
+      <w:pPr>
+        <w:spacing w:line="336" w:lineRule="auto" w:after="180"/>
+        <w:shd w:fill="F1F6FC"/>
+      </w:pPr>
+      <w:r>
+        <w:rPr>
+          <w:b w:val="0"/>
+        </w:rPr>
+        <w:t xml:space="preserve">Initialize total = 5 before the </w:t>
+      </w:r>
+      <w:r>
+        <w:rPr>
+          <w:b/>
+        </w:rPr>
+        <w:t>loop</w:t>
+      </w:r>
+      <w:r>
+        <w:rPr>
+          <w:b w:val="0"/>
+        </w:rPr>
+        <w:t xml:space="preserve">; add 2 inside it. For three rounds, turn values 0, 1, 2 give totals 7, 9, 11. Final </w:t>
+      </w:r>
+      <w:r>
+        <w:rPr>
+          <w:b/>
+        </w:rPr>
+        <w:t>output</w:t>
+      </w:r>
+      <w:r>
+        <w:rPr>
+          <w:b w:val="0"/>
+        </w:rPr>
+        <w:t>s for 0, 1, 3 rounds are 5, 7, 11. Print is unindented.</w:t>
+      </w:r>
+    </w:p>
+    <w:p>
+      <w:pPr>
+        <w:pStyle w:val="Heading3"/>
+      </w:pPr>
+      <w:r>
         <w:t>W5 Check a contract limitation</w:t>
       </w:r>
     </w:p>
     <w:p>
-      <w:r>
-        <w:t>In your counter script, range(-2) performs no iterations. Does returning the initial 5 make negative rounds valid? Explain what the script checks and what it assumes.</w:t>
-      </w:r>
-    </w:p>
-    <w:p>
-      <w:r>
-        <w:t>No. The written contract requires a nonnegative integer. The script assumes this and does not reject negative values. Empty range behavior does not validate the input; report the limitation or add an explicit check.</w:t>
-      </w:r>
-    </w:p>
-    <w:p>
       <w:pPr>
         <w:pStyle w:val="Heading3"/>
       </w:pPr>
       <w:r>
+        <w:t>Workbook question · W5</w:t>
+      </w:r>
+    </w:p>
+    <w:p>
+      <w:pPr>
+        <w:spacing w:line="336" w:lineRule="auto" w:after="180"/>
+        <w:shd w:fill="F5F1FB"/>
+      </w:pPr>
+      <w:r>
+        <w:rPr>
+          <w:b w:val="0"/>
+        </w:rPr>
+        <w:t xml:space="preserve">In your counter script, range(-2) performs no </w:t>
+      </w:r>
+      <w:r>
+        <w:rPr>
+          <w:b/>
+        </w:rPr>
+        <w:t>iteration</w:t>
+      </w:r>
+      <w:r>
+        <w:rPr>
+          <w:b w:val="0"/>
+        </w:rPr>
+        <w:t>s. Does returning the initial 5 make negative rounds valid? Explain what the script checks and what it assumes.</w:t>
+      </w:r>
+    </w:p>
+    <w:p>
+      <w:pPr>
+        <w:pStyle w:val="Heading3"/>
+      </w:pPr>
+      <w:r>
+        <w:t>Teacher reasoning · W5</w:t>
+      </w:r>
+    </w:p>
+    <w:p>
+      <w:pPr>
+        <w:spacing w:line="336" w:lineRule="auto" w:after="180"/>
+        <w:shd w:fill="F1F6FC"/>
+      </w:pPr>
+      <w:r>
+        <w:rPr>
+          <w:b w:val="0"/>
+        </w:rPr>
+        <w:t xml:space="preserve">No. The written contract requires a nonnegative integer. The script assumes this and does not reject negative values. Empty range behavior does not validate the </w:t>
+      </w:r>
+      <w:r>
+        <w:rPr>
+          <w:b/>
+        </w:rPr>
+        <w:t>input</w:t>
+      </w:r>
+      <w:r>
+        <w:rPr>
+          <w:b w:val="0"/>
+        </w:rPr>
+        <w:t>; report the limitation or add an explicit check.</w:t>
+      </w:r>
+    </w:p>
+    <w:p>
+      <w:pPr>
+        <w:pStyle w:val="Heading3"/>
+      </w:pPr>
+      <w:r>
         <w:t>Assess independent transfer</w:t>
       </w:r>
     </w:p>
     <w:p>
-      <w:r>
+      <w:pPr>
+        <w:pStyle w:val="Heading3"/>
+      </w:pPr>
+      <w:r>
+        <w:t>Independent question · withhold the key</w:t>
+      </w:r>
+    </w:p>
+    <w:p>
+      <w:pPr>
+        <w:spacing w:line="336" w:lineRule="auto" w:after="180"/>
+        <w:shd w:fill="F5F1FB"/>
+      </w:pPr>
+      <w:r>
+        <w:rPr>
+          <w:b w:val="0"/>
+        </w:rPr>
         <w:t>Selected case: Start count at 1. While count &lt; 8, add 3. Trace the condition and values. What happens if the condition becomes count != 8?</w:t>
       </w:r>
     </w:p>
@@ -2548,8 +4640,35 @@
       </w:r>
     </w:p>
     <w:p>
-      <w:r>
-        <w:t>The condition is true at 1,4,7, then false at 10. Final count is 10. With !=8 the sequence never reaches 8: all values are 1 modulo 3, so this loop does not terminate.</w:t>
+      <w:pPr>
+        <w:pStyle w:val="Heading3"/>
+      </w:pPr>
+      <w:r>
+        <w:t>Teacher key · Selected case answer</w:t>
+      </w:r>
+    </w:p>
+    <w:p>
+      <w:pPr>
+        <w:spacing w:line="336" w:lineRule="auto" w:after="180"/>
+        <w:shd w:fill="F1F6FC"/>
+      </w:pPr>
+      <w:r>
+        <w:rPr>
+          <w:b w:val="0"/>
+        </w:rPr>
+        <w:t xml:space="preserve">The condition is true at 1,4,7, then false at 10. Final count is 10. With !=8 the sequence never reaches 8: all values are 1 modulo 3, so this </w:t>
+      </w:r>
+      <w:r>
+        <w:rPr>
+          <w:b/>
+        </w:rPr>
+        <w:t>loop</w:t>
+      </w:r>
+      <w:r>
+        <w:rPr>
+          <w:b w:val="0"/>
+        </w:rPr>
+        <w:t xml:space="preserve"> does not terminate.</w:t>
       </w:r>
     </w:p>
     <w:tbl>
@@ -2655,21 +4774,77 @@
       </w:tr>
     </w:tbl>
     <w:p>
-      <w:r>
-        <w:t>Record each dimension as not yet, with support, or independent. Accept a valid alternative procedure with a defensible trace. Do not penalise an honestly recorded model failure if the learner correctly explains its evidence and limits.</w:t>
-      </w:r>
-    </w:p>
-    <w:p>
       <w:pPr>
         <w:pStyle w:val="Heading3"/>
       </w:pPr>
       <w:r>
+        <w:t>Teacher key · Selected case answer</w:t>
+      </w:r>
+    </w:p>
+    <w:p>
+      <w:pPr>
+        <w:spacing w:line="336" w:lineRule="auto" w:after="180"/>
+        <w:shd w:fill="F1F6FC"/>
+      </w:pPr>
+      <w:r>
+        <w:rPr>
+          <w:b w:val="0"/>
+        </w:rPr>
+        <w:t>Record each dimension as not yet, with support, or independent. Accept a valid alternative procedure with a defensible trace.</w:t>
+      </w:r>
+    </w:p>
+    <w:p>
+      <w:pPr>
+        <w:spacing w:line="336" w:lineRule="auto" w:after="180"/>
+        <w:shd w:fill="F1F6FC"/>
+      </w:pPr>
+      <w:r>
+        <w:rPr>
+          <w:b w:val="0"/>
+        </w:rPr>
+        <w:t xml:space="preserve">Do not penalise an honestly recorded model failure if the learner correctly explains its </w:t>
+      </w:r>
+      <w:r>
+        <w:rPr>
+          <w:b/>
+        </w:rPr>
+        <w:t>evidence</w:t>
+      </w:r>
+      <w:r>
+        <w:rPr>
+          <w:b w:val="0"/>
+        </w:rPr>
+        <w:t xml:space="preserve"> and limits.</w:t>
+      </w:r>
+    </w:p>
+    <w:p>
+      <w:pPr>
+        <w:pStyle w:val="Heading3"/>
+      </w:pPr>
+      <w:r>
         <w:t>Feedback that the learner uses</w:t>
       </w:r>
     </w:p>
     <w:p>
-      <w:r>
-        <w:t>Name the earliest unsupported step and give one action to repair it. Have the learner make that repair now and explain why. Then assess the relevant skill on a fresh, fully specified case. Confirm it was not previously practised with feedback; solve and check the new case before assigning it. A follow-up design prompt is a starting brief, not automatically an equivalent test.</w:t>
+      <w:pPr>
+        <w:spacing w:line="336" w:lineRule="auto" w:after="180"/>
+      </w:pPr>
+      <w:r>
+        <w:rPr>
+          <w:b w:val="0"/>
+        </w:rPr>
+        <w:t>Name the earliest unsupported step and give one action to repair it. Have the learner make that repair now and explain why. Then assess the relevant skill on a fresh, fully specified case.</w:t>
+      </w:r>
+    </w:p>
+    <w:p>
+      <w:pPr>
+        <w:spacing w:line="336" w:lineRule="auto" w:after="180"/>
+      </w:pPr>
+      <w:r>
+        <w:rPr>
+          <w:b w:val="0"/>
+        </w:rPr>
+        <w:t>Confirm it was not previously practised with feedback; solve and check the new case before assigning it. A follow-up design prompt is a starting brief, not automatically an equivalent test.</w:t>
       </w:r>
     </w:p>
     <w:p>
@@ -2681,11 +4856,80 @@
       </w:r>
     </w:p>
     <w:p>
+      <w:r>
+        <w:t>Connect Loops and Stopping to Transparent Book Recommender, adapt support and plan a later changed-case check.</w:t>
+      </w:r>
+    </w:p>
+    <w:p>
       <w:pPr>
         <w:pStyle w:val="Heading3"/>
       </w:pPr>
       <w:r>
-        <w:t>Connect and extend learning</w:t>
+        <w:t>Transparent Book Recommender</w:t>
+      </w:r>
+    </w:p>
+    <w:p>
+      <w:pPr>
+        <w:spacing w:line="336" w:lineRule="auto" w:after="180"/>
+      </w:pPr>
+      <w:r>
+        <w:rPr>
+          <w:b/>
+        </w:rPr>
+        <w:t>Loop</w:t>
+      </w:r>
+      <w:r>
+        <w:rPr>
+          <w:b w:val="0"/>
+        </w:rPr>
+        <w:t xml:space="preserve"> through every candidate book, </w:t>
+      </w:r>
+      <w:r>
+        <w:rPr>
+          <w:b/>
+        </w:rPr>
+        <w:t>update</w:t>
+      </w:r>
+      <w:r>
+        <w:rPr>
+          <w:b w:val="0"/>
+        </w:rPr>
+        <w:t xml:space="preserve"> its score, then stop at the end of the list.</w:t>
+      </w:r>
+    </w:p>
+    <w:p>
+      <w:pPr>
+        <w:spacing w:line="336" w:lineRule="auto" w:after="180"/>
+      </w:pPr>
+      <w:r>
+        <w:rPr>
+          <w:b w:val="0"/>
+        </w:rPr>
+        <w:t xml:space="preserve">Keep the decision, </w:t>
+      </w:r>
+      <w:r>
+        <w:rPr>
+          <w:b/>
+        </w:rPr>
+        <w:t>input</w:t>
+      </w:r>
+      <w:r>
+        <w:rPr>
+          <w:b w:val="0"/>
+        </w:rPr>
+        <w:t xml:space="preserve">, result, explanation and remaining limitation in the project </w:t>
+      </w:r>
+      <w:r>
+        <w:rPr>
+          <w:b/>
+        </w:rPr>
+        <w:t>evidence</w:t>
+      </w:r>
+      <w:r>
+        <w:rPr>
+          <w:b w:val="0"/>
+        </w:rPr>
+        <w:t xml:space="preserve"> record. Retrieve this record next week rather than restarting the project.</w:t>
       </w:r>
     </w:p>
     <w:p>
@@ -2693,17 +4937,18 @@
         <w:pStyle w:val="Heading3"/>
       </w:pPr>
       <w:r>
-        <w:t>Transparent Book Recommender</w:t>
-      </w:r>
-    </w:p>
-    <w:p>
-      <w:r>
-        <w:t>Loop through every candidate book, update its score, then stop at the end of the list.</w:t>
-      </w:r>
-    </w:p>
-    <w:p>
-      <w:r>
-        <w:t>Keep the decision, input, result, explanation and remaining limitation in the project evidence record. Retrieve this record next week rather than restarting the project.</w:t>
+        <w:t>Support and stretch</w:t>
+      </w:r>
+    </w:p>
+    <w:p>
+      <w:pPr>
+        <w:spacing w:line="336" w:lineRule="auto" w:after="180"/>
+      </w:pPr>
+      <w:r>
+        <w:rPr>
+          <w:b w:val="0"/>
+        </w:rPr>
+        <w:t>Trace one record or condition at a time with counters and labelled columns. Stretch: introduce a tie, boundary or missing field and declare its handling policy before rerunning.</w:t>
       </w:r>
     </w:p>
     <w:p>
@@ -2711,12 +4956,30 @@
         <w:pStyle w:val="Heading3"/>
       </w:pPr>
       <w:r>
-        <w:t>Support and stretch</w:t>
-      </w:r>
-    </w:p>
-    <w:p>
-      <w:r>
-        <w:t>Trace one record or condition at a time with counters and labelled columns. Stretch: introduce a tie, boundary or missing field and declare its handling policy before rerunning.</w:t>
+        <w:t>Exit reflection</w:t>
+      </w:r>
+    </w:p>
+    <w:p>
+      <w:pPr>
+        <w:spacing w:line="336" w:lineRule="auto" w:after="180"/>
+      </w:pPr>
+      <w:r>
+        <w:rPr>
+          <w:b w:val="0"/>
+        </w:rPr>
+        <w:t xml:space="preserve">Ask for one decision the learner can now justify and one situation requiring more </w:t>
+      </w:r>
+      <w:r>
+        <w:rPr>
+          <w:b/>
+        </w:rPr>
+        <w:t>evidence</w:t>
+      </w:r>
+      <w:r>
+        <w:rPr>
+          <w:b w:val="0"/>
+        </w:rPr>
+        <w:t xml:space="preserve"> or human review. Confidence ratings are separate from correct independent performance.</w:t>
       </w:r>
     </w:p>
     <w:p>
@@ -2724,12 +4987,30 @@
         <w:pStyle w:val="Heading3"/>
       </w:pPr>
       <w:r>
-        <w:t>Exit reflection</w:t>
-      </w:r>
-    </w:p>
-    <w:p>
-      <w:r>
-        <w:t>Ask for one decision the learner can now justify and one situation requiring more evidence or human review. Confidence ratings are separate from correct independent performance.</w:t>
+        <w:t>Bridge to the next week</w:t>
+      </w:r>
+    </w:p>
+    <w:p>
+      <w:pPr>
+        <w:spacing w:line="336" w:lineRule="auto" w:after="180"/>
+      </w:pPr>
+      <w:r>
+        <w:rPr>
+          <w:b w:val="0"/>
+        </w:rPr>
+        <w:t xml:space="preserve">Next: Week 6: Debugging Strategies. Retrieve today’s </w:t>
+      </w:r>
+      <w:r>
+        <w:rPr>
+          <w:b/>
+        </w:rPr>
+        <w:t>evidence</w:t>
+      </w:r>
+      <w:r>
+        <w:rPr>
+          <w:b w:val="0"/>
+        </w:rPr>
+        <w:t xml:space="preserve"> and identify what carries forward and what is new.</w:t>
       </w:r>
     </w:p>
     <w:p>
@@ -2737,12 +5018,134 @@
         <w:pStyle w:val="Heading3"/>
       </w:pPr>
       <w:r>
-        <w:t>Bridge to the next week</w:t>
-      </w:r>
-    </w:p>
-    <w:p>
-      <w:r>
-        <w:t>Next: Week 6: Debugging Strategies. Retrieve today’s evidence and identify what carries forward and what is new.</w:t>
+        <w:t>Support and fresh reassessment</w:t>
+      </w:r>
+    </w:p>
+    <w:p>
+      <w:pPr>
+        <w:spacing w:line="336" w:lineRule="auto" w:after="180"/>
+      </w:pPr>
+      <w:r>
+        <w:rPr>
+          <w:b w:val="0"/>
+        </w:rPr>
+        <w:t>Use counters and let the learner move a pointer through one instruction at a time. Offer a blank trace grid and permit oral explanation.</w:t>
+      </w:r>
+    </w:p>
+    <w:p>
+      <w:pPr>
+        <w:spacing w:line="336" w:lineRule="auto" w:after="180"/>
+      </w:pPr>
+      <w:r>
+        <w:rPr>
+          <w:b w:val="0"/>
+        </w:rPr>
+        <w:t xml:space="preserve">Extension: put print inside the correct </w:t>
+      </w:r>
+      <w:r>
+        <w:rPr>
+          <w:b/>
+        </w:rPr>
+        <w:t>loop</w:t>
+      </w:r>
+      <w:r>
+        <w:rPr>
+          <w:b w:val="0"/>
+        </w:rPr>
+        <w:t xml:space="preserve"> and explain why zero rounds produces no </w:t>
+      </w:r>
+      <w:r>
+        <w:rPr>
+          <w:b/>
+        </w:rPr>
+        <w:t>output</w:t>
+      </w:r>
+      <w:r>
+        <w:rPr>
+          <w:b w:val="0"/>
+        </w:rPr>
+        <w:t xml:space="preserve"> while an outside print still does.</w:t>
+      </w:r>
+    </w:p>
+    <w:p>
+      <w:pPr>
+        <w:spacing w:line="336" w:lineRule="auto" w:after="180"/>
+      </w:pPr>
+      <w:r>
+        <w:rPr>
+          <w:b w:val="0"/>
+        </w:rPr>
+        <w:t xml:space="preserve">W4 must preserve the initial 5, </w:t>
+      </w:r>
+      <w:r>
+        <w:rPr>
+          <w:b/>
+        </w:rPr>
+        <w:t>update</w:t>
+      </w:r>
+      <w:r>
+        <w:rPr>
+          <w:b w:val="0"/>
+        </w:rPr>
+        <w:t xml:space="preserve"> by 2, trace three </w:t>
+      </w:r>
+      <w:r>
+        <w:rPr>
+          <w:b/>
+        </w:rPr>
+        <w:t>iteration</w:t>
+      </w:r>
+      <w:r>
+        <w:rPr>
+          <w:b w:val="0"/>
+        </w:rPr>
+        <w:t xml:space="preserve">s and print once. Require </w:t>
+      </w:r>
+      <w:r>
+        <w:rPr>
+          <w:b/>
+        </w:rPr>
+        <w:t>output</w:t>
+      </w:r>
+      <w:r>
+        <w:rPr>
+          <w:b w:val="0"/>
+        </w:rPr>
+        <w:t>s 5, 7, 11 for zero one and three rounds.</w:t>
+      </w:r>
+    </w:p>
+    <w:p>
+      <w:pPr>
+        <w:spacing w:line="336" w:lineRule="auto" w:after="180"/>
+      </w:pPr>
+      <w:r>
+        <w:rPr>
+          <w:b w:val="0"/>
+        </w:rPr>
+        <w:t xml:space="preserve">After support, retry with an initial 4 and additions of 3 for zero one and two rounds: </w:t>
+      </w:r>
+      <w:r>
+        <w:rPr>
+          <w:b/>
+        </w:rPr>
+        <w:t>output</w:t>
+      </w:r>
+      <w:r>
+        <w:rPr>
+          <w:b w:val="0"/>
+        </w:rPr>
+        <w:t>s 4, 7, 10. Record assistance before judging independence.</w:t>
+      </w:r>
+    </w:p>
+    <w:p>
+      <w:pPr>
+        <w:spacing w:line="336" w:lineRule="auto" w:after="180"/>
+      </w:pPr>
+      <w:r>
+        <w:rPr>
+          <w:b w:val="0"/>
+        </w:rPr>
+        <w:t>Week 7 stores several values in a list and distinguishes an index from the value at that position.</w:t>
       </w:r>
     </w:p>
     <w:p>
@@ -2750,40 +5153,40 @@
         <w:pStyle w:val="Heading3"/>
       </w:pPr>
       <w:r>
-        <w:t>Support and fresh reassessment</w:t>
-      </w:r>
-    </w:p>
-    <w:p>
-      <w:r>
-        <w:t>Use counters and let the learner move a pointer through one instruction at a time. Offer a blank trace grid and permit oral explanation. Extension: put print inside the correct loop and explain why zero rounds produces no output while an outside print still does.</w:t>
-      </w:r>
-    </w:p>
-    <w:p>
-      <w:r>
-        <w:t>W4 must preserve the initial 5, update by 2, trace three iterations and print once. Require outputs 5, 7, 11 for zero one and three rounds. After support, retry with an initial 4 and additions of 3 for zero one and two rounds: outputs 4, 7, 10. Record assistance before judging independence.</w:t>
-      </w:r>
-    </w:p>
-    <w:p>
-      <w:r>
-        <w:t>Week 7 stores several values in a list and distinguishes an index from the value at that position.</w:t>
-      </w:r>
-    </w:p>
-    <w:p>
-      <w:pPr>
-        <w:pStyle w:val="Heading3"/>
-      </w:pPr>
-      <w:r>
         <w:t>Plan the delayed return</w:t>
       </w:r>
     </w:p>
     <w:p>
-      <w:r>
+      <w:pPr>
+        <w:spacing w:line="336" w:lineRule="auto" w:after="180"/>
+      </w:pPr>
+      <w:r>
+        <w:rPr>
+          <w:b w:val="0"/>
+        </w:rPr>
         <w:t>Suggested return points in this level: ai-2/6, ai-2/8, ai-2/11. Use actual classroom dates, adjusting for holidays and gaps. One, three and six teaching weeks are scheduling choices, not a claimed optimal spacing.</w:t>
       </w:r>
     </w:p>
     <w:p>
-      <w:r>
-        <w:t>At a delayed check, ask for the idea from memory and a changed application. Compare with the earlier independent response and record support used. For a new level, revisit the previous capstone before checking the new prerequisites.</w:t>
+      <w:pPr>
+        <w:spacing w:line="336" w:lineRule="auto" w:after="180"/>
+      </w:pPr>
+      <w:r>
+        <w:rPr>
+          <w:b w:val="0"/>
+        </w:rPr>
+        <w:t>At a delayed check, ask for the idea from memory and a changed application. Compare with the earlier independent response and record support used.</w:t>
+      </w:r>
+    </w:p>
+    <w:p>
+      <w:pPr>
+        <w:spacing w:line="336" w:lineRule="auto" w:after="180"/>
+      </w:pPr>
+      <w:r>
+        <w:rPr>
+          <w:b w:val="0"/>
+        </w:rPr>
+        <w:t>For a new level, revisit the previous capstone before checking the new prerequisites.</w:t>
       </w:r>
     </w:p>
     <w:tbl>
@@ -2943,8 +5346,26 @@
       </w:tr>
     </w:tbl>
     <w:p>
-      <w:r>
-        <w:t>Use the evidence to choose reteaching or the next step. A completed page, confidence rating or attractive project does not by itself demonstrate understanding.</w:t>
+      <w:pPr>
+        <w:spacing w:line="336" w:lineRule="auto" w:after="180"/>
+      </w:pPr>
+      <w:r>
+        <w:rPr>
+          <w:b w:val="0"/>
+        </w:rPr>
+        <w:t xml:space="preserve">Use the </w:t>
+      </w:r>
+      <w:r>
+        <w:rPr>
+          <w:b/>
+        </w:rPr>
+        <w:t>evidence</w:t>
+      </w:r>
+      <w:r>
+        <w:rPr>
+          <w:b w:val="0"/>
+        </w:rPr>
+        <w:t xml:space="preserve"> to choose reteaching or the next step. A completed page, confidence rating or attractive project does not by itself demonstrate understanding.</w:t>
       </w:r>
     </w:p>
     <w:p>
@@ -2956,8 +5377,50 @@
       </w:r>
     </w:p>
     <w:p>
-      <w:r>
-        <w:t>Use progress and stopping arguments for any repeated recommender process; test inputs that require zero, one and several updates.</w:t>
+      <w:pPr>
+        <w:spacing w:line="336" w:lineRule="auto" w:after="180"/>
+      </w:pPr>
+      <w:r>
+        <w:rPr>
+          <w:b w:val="0"/>
+        </w:rPr>
+        <w:t xml:space="preserve">Use progress and stopping arguments for any repeated recommender </w:t>
+      </w:r>
+      <w:r>
+        <w:rPr>
+          <w:b/>
+        </w:rPr>
+        <w:t>process</w:t>
+      </w:r>
+      <w:r>
+        <w:rPr>
+          <w:b w:val="0"/>
+        </w:rPr>
+        <w:t xml:space="preserve">; test </w:t>
+      </w:r>
+      <w:r>
+        <w:rPr>
+          <w:b/>
+        </w:rPr>
+        <w:t>input</w:t>
+      </w:r>
+      <w:r>
+        <w:rPr>
+          <w:b w:val="0"/>
+        </w:rPr>
+        <w:t xml:space="preserve">s that require zero, one and several </w:t>
+      </w:r>
+      <w:r>
+        <w:rPr>
+          <w:b/>
+        </w:rPr>
+        <w:t>update</w:t>
+      </w:r>
+      <w:r>
+        <w:rPr>
+          <w:b w:val="0"/>
+        </w:rPr>
+        <w:t>s.</w:t>
       </w:r>
     </w:p>
     <w:p>
@@ -2970,12 +5433,68 @@
     </w:p>
     <w:p>
       <w:r>
-        <w:t>Teaching target: Trace variable values before and after each loop iteration</w:t>
-      </w:r>
-    </w:p>
-    <w:p>
-      <w:r>
-        <w:t>Prepare the labelled worked-case picture, the matching workbook, fictional input cards and a place for individual responses. No paid AI account is required for the paper reasoning activities.</w:t>
+        <w:t>Use this preparation summary alongside the detailed Loops and Stopping lesson; it is a checklist rather than a replacement for the full sequence.</w:t>
+      </w:r>
+    </w:p>
+    <w:p>
+      <w:pPr>
+        <w:pStyle w:val="Heading3"/>
+      </w:pPr>
+      <w:r>
+        <w:t>Teaching target</w:t>
+      </w:r>
+    </w:p>
+    <w:p>
+      <w:pPr>
+        <w:spacing w:line="336" w:lineRule="auto" w:after="180"/>
+        <w:shd w:fill="EDF7F3"/>
+      </w:pPr>
+      <w:r>
+        <w:rPr>
+          <w:b w:val="0"/>
+        </w:rPr>
+        <w:t xml:space="preserve">Teaching target: Trace variable values before and after each </w:t>
+      </w:r>
+      <w:r>
+        <w:rPr>
+          <w:b/>
+        </w:rPr>
+        <w:t>loop</w:t>
+      </w:r>
+      <w:r>
+        <w:rPr>
+          <w:b w:val="0"/>
+        </w:rPr>
+        <w:t xml:space="preserve"> </w:t>
+      </w:r>
+      <w:r>
+        <w:rPr>
+          <w:b/>
+        </w:rPr>
+        <w:t>iteration</w:t>
+      </w:r>
+    </w:p>
+    <w:p>
+      <w:pPr>
+        <w:spacing w:line="336" w:lineRule="auto" w:after="180"/>
+      </w:pPr>
+      <w:r>
+        <w:rPr>
+          <w:b w:val="0"/>
+        </w:rPr>
+        <w:t xml:space="preserve">Prepare the labelled worked-case picture, the matching workbook, fictional </w:t>
+      </w:r>
+      <w:r>
+        <w:rPr>
+          <w:b/>
+        </w:rPr>
+        <w:t>input</w:t>
+      </w:r>
+      <w:r>
+        <w:rPr>
+          <w:b w:val="0"/>
+        </w:rPr>
+        <w:t xml:space="preserve"> cards and a place for individual responses. No paid AI account is required for the paper reasoning activities.</w:t>
       </w:r>
     </w:p>
     <w:tbl>
@@ -3122,37 +5641,255 @@
       </w:tr>
     </w:tbl>
     <w:p>
-      <w:r>
-        <w:t>Before class, solve the supported practice: Copy the worked script. Change the range to range(2, 5). Record turn, total before and total after each iteration. Predict the single output, then run and compare.</w:t>
-      </w:r>
-    </w:p>
-    <w:p>
-      <w:r>
-        <w:t>Reasoned practice answer: Rows are 2 / 0 / 2, 3 / 2 / 5, 4 / 5 / 9. Final output 9. Keep the observed result distinct from the prediction.</w:t>
-      </w:r>
-    </w:p>
-    <w:p>
-      <w:r>
-        <w:t>Check every learner before discussion: Use the worked case for Loops and trace tables. Proposed explanation: “The stop value is included”. Decide whether this explanation is supported. Point to the step or supplied fact that decides; explain your repair if needed.</w:t>
-      </w:r>
-    </w:p>
-    <w:p>
-      <w:r>
+      <w:pPr>
+        <w:spacing w:line="336" w:lineRule="auto" w:after="180"/>
+      </w:pPr>
+      <w:r>
+        <w:rPr>
+          <w:b w:val="0"/>
+        </w:rPr>
+        <w:t xml:space="preserve">Before class, solve the supported practice: Copy the worked script. Change the range to range(2, 5). Record turn, total before and total after each </w:t>
+      </w:r>
+      <w:r>
+        <w:rPr>
+          <w:b/>
+        </w:rPr>
+        <w:t>iteration</w:t>
+      </w:r>
+      <w:r>
+        <w:rPr>
+          <w:b w:val="0"/>
+        </w:rPr>
+        <w:t xml:space="preserve">. Predict the single </w:t>
+      </w:r>
+      <w:r>
+        <w:rPr>
+          <w:b/>
+        </w:rPr>
+        <w:t>output</w:t>
+      </w:r>
+      <w:r>
+        <w:rPr>
+          <w:b w:val="0"/>
+        </w:rPr>
+        <w:t>, then run and compare.</w:t>
+      </w:r>
+    </w:p>
+    <w:p>
+      <w:pPr>
+        <w:pStyle w:val="Heading3"/>
+      </w:pPr>
+      <w:r>
+        <w:t>Supported practice answer</w:t>
+      </w:r>
+    </w:p>
+    <w:p>
+      <w:pPr>
+        <w:spacing w:line="336" w:lineRule="auto" w:after="180"/>
+        <w:shd w:fill="F1F6FC"/>
+      </w:pPr>
+      <w:r>
+        <w:rPr>
+          <w:b w:val="0"/>
+        </w:rPr>
+        <w:t xml:space="preserve">Reasoned practice answer: Rows are 2 / 0 / 2, 3 / 2 / 5, 4 / 5 / 9. Final </w:t>
+      </w:r>
+      <w:r>
+        <w:rPr>
+          <w:b/>
+        </w:rPr>
+        <w:t>output</w:t>
+      </w:r>
+      <w:r>
+        <w:rPr>
+          <w:b w:val="0"/>
+        </w:rPr>
+        <w:t xml:space="preserve"> 9. Keep the observed result distinct from the </w:t>
+      </w:r>
+      <w:r>
+        <w:rPr>
+          <w:b/>
+        </w:rPr>
+        <w:t>prediction</w:t>
+      </w:r>
+      <w:r>
+        <w:rPr>
+          <w:b w:val="0"/>
+        </w:rPr>
+        <w:t>.</w:t>
+      </w:r>
+    </w:p>
+    <w:p>
+      <w:pPr>
+        <w:spacing w:line="336" w:lineRule="auto" w:after="180"/>
+      </w:pPr>
+      <w:r>
+        <w:rPr>
+          <w:b w:val="0"/>
+        </w:rPr>
+        <w:t xml:space="preserve">Check every learner before discussion: Use the worked case for </w:t>
+      </w:r>
+      <w:r>
+        <w:rPr>
+          <w:b/>
+        </w:rPr>
+        <w:t>Loop</w:t>
+      </w:r>
+      <w:r>
+        <w:rPr>
+          <w:b w:val="0"/>
+        </w:rPr>
+        <w:t xml:space="preserve">s and </w:t>
+      </w:r>
+      <w:r>
+        <w:rPr>
+          <w:b/>
+        </w:rPr>
+        <w:t>trace table</w:t>
+      </w:r>
+      <w:r>
+        <w:rPr>
+          <w:b w:val="0"/>
+        </w:rPr>
+        <w:t>s. Proposed explanation: “The stop value is included”. Decide whether this explanation is supported.</w:t>
+      </w:r>
+    </w:p>
+    <w:p>
+      <w:pPr>
+        <w:spacing w:line="336" w:lineRule="auto" w:after="180"/>
+      </w:pPr>
+      <w:r>
+        <w:rPr>
+          <w:b w:val="0"/>
+        </w:rPr>
+        <w:t>Point to the step or supplied fact that decides; explain your repair if needed.</w:t>
+      </w:r>
+    </w:p>
+    <w:p>
+      <w:pPr>
+        <w:pStyle w:val="Heading3"/>
+      </w:pPr>
+      <w:r>
+        <w:t>Repair the misconception</w:t>
+      </w:r>
+    </w:p>
+    <w:p>
+      <w:pPr>
+        <w:spacing w:line="336" w:lineRule="auto" w:after="180"/>
+        <w:shd w:fill="FFF5E6"/>
+      </w:pPr>
+      <w:r>
+        <w:rPr>
+          <w:b w:val="0"/>
+        </w:rPr>
         <w:t>Misconception repair: List the supplied values before tracing; range(1, 4) excludes 4.</w:t>
       </w:r>
     </w:p>
     <w:p>
-      <w:r>
-        <w:t>Support: read the exact case aloud, enlarge the labelled picture, supply input cards and model only the first deciding step. Accept a spoken explanation or drawing; retain the reasoning goal.</w:t>
-      </w:r>
-    </w:p>
-    <w:p>
-      <w:r>
-        <w:t>Extension: Replace count&gt;3 with count!=3. Require a prediction and a reason before comparing. Expected result: From 12, the loop never reaches 3 and does not terminate in this toy model. Reason: 12,8,4,0,−4,… are multiples of 4; none equals 3.</w:t>
-      </w:r>
-    </w:p>
-    <w:p>
-      <w:r>
+      <w:pPr>
+        <w:pStyle w:val="Heading3"/>
+      </w:pPr>
+      <w:r>
+        <w:t>Support without giving away the answer</w:t>
+      </w:r>
+    </w:p>
+    <w:p>
+      <w:pPr>
+        <w:spacing w:line="336" w:lineRule="auto" w:after="180"/>
+        <w:shd w:fill="F1F6F8"/>
+      </w:pPr>
+      <w:r>
+        <w:rPr>
+          <w:b w:val="0"/>
+        </w:rPr>
+        <w:t xml:space="preserve">Support: read the exact case aloud, enlarge the labelled picture, supply </w:t>
+      </w:r>
+      <w:r>
+        <w:rPr>
+          <w:b/>
+        </w:rPr>
+        <w:t>input</w:t>
+      </w:r>
+      <w:r>
+        <w:rPr>
+          <w:b w:val="0"/>
+        </w:rPr>
+        <w:t xml:space="preserve"> cards and model only the first deciding step. Accept a spoken explanation or drawing; retain the reasoning goal.</w:t>
+      </w:r>
+    </w:p>
+    <w:p>
+      <w:pPr>
+        <w:pStyle w:val="Heading3"/>
+      </w:pPr>
+      <w:r>
+        <w:t>Extend the reasoning</w:t>
+      </w:r>
+    </w:p>
+    <w:p>
+      <w:pPr>
+        <w:spacing w:line="336" w:lineRule="auto" w:after="180"/>
+        <w:shd w:fill="F5F1FB"/>
+      </w:pPr>
+      <w:r>
+        <w:rPr>
+          <w:b w:val="0"/>
+        </w:rPr>
+        <w:t xml:space="preserve">Extension: Replace count&gt;3 with count!=3. Require a </w:t>
+      </w:r>
+      <w:r>
+        <w:rPr>
+          <w:b/>
+        </w:rPr>
+        <w:t>prediction</w:t>
+      </w:r>
+      <w:r>
+        <w:rPr>
+          <w:b w:val="0"/>
+        </w:rPr>
+        <w:t xml:space="preserve"> and a reason before comparing. Expected result: From 12, the </w:t>
+      </w:r>
+      <w:r>
+        <w:rPr>
+          <w:b/>
+        </w:rPr>
+        <w:t>loop</w:t>
+      </w:r>
+      <w:r>
+        <w:rPr>
+          <w:b w:val="0"/>
+        </w:rPr>
+        <w:t xml:space="preserve"> never reaches 3 and does not terminate in this toy model.</w:t>
+      </w:r>
+    </w:p>
+    <w:p>
+      <w:pPr>
+        <w:spacing w:line="336" w:lineRule="auto" w:after="180"/>
+        <w:shd w:fill="F5F1FB"/>
+      </w:pPr>
+      <w:r>
+        <w:rPr>
+          <w:b w:val="0"/>
+        </w:rPr>
+        <w:t>Reason: 12,8,4,0,−4,… are multiples of 4; none equals 3.</w:t>
+      </w:r>
+    </w:p>
+    <w:p>
+      <w:pPr>
+        <w:pStyle w:val="Heading3"/>
+      </w:pPr>
+      <w:r>
+        <w:t>Protect the independent attempt</w:t>
+      </w:r>
+    </w:p>
+    <w:p>
+      <w:pPr>
+        <w:spacing w:line="336" w:lineRule="auto" w:after="180"/>
+        <w:shd w:fill="FFF5E6"/>
+      </w:pPr>
+      <w:r>
+        <w:rPr>
+          <w:b w:val="0"/>
+        </w:rPr>
         <w:t>Independent assessment: withhold the reserved answer until the learner has attempted the new case. Record support separately from correctness.</w:t>
       </w:r>
     </w:p>
@@ -3341,13 +6078,58 @@
       </w:tr>
     </w:tbl>
     <w:p>
-      <w:r>
-        <w:t>Project checkpoint: Frame the need. Name the user, the problem, allowed inputs and a safe simple starting method.</w:t>
-      </w:r>
-    </w:p>
-    <w:p>
-      <w:r>
-        <w:t>Use the weekly teacher answer for topic-specific reasoning. A saved progress tick is an activity record; judge mastery from the learner’s explanation and evidence.</w:t>
+      <w:pPr>
+        <w:pStyle w:val="Heading3"/>
+      </w:pPr>
+      <w:r>
+        <w:t>Project checkpoint</w:t>
+      </w:r>
+    </w:p>
+    <w:p>
+      <w:pPr>
+        <w:spacing w:line="336" w:lineRule="auto" w:after="180"/>
+        <w:shd w:fill="EDF7F3"/>
+      </w:pPr>
+      <w:r>
+        <w:rPr>
+          <w:b w:val="0"/>
+        </w:rPr>
+        <w:t xml:space="preserve">Project checkpoint: Frame the need. Name the user, the problem, allowed </w:t>
+      </w:r>
+      <w:r>
+        <w:rPr>
+          <w:b/>
+        </w:rPr>
+        <w:t>input</w:t>
+      </w:r>
+      <w:r>
+        <w:rPr>
+          <w:b w:val="0"/>
+        </w:rPr>
+        <w:t>s and a safe simple starting method.</w:t>
+      </w:r>
+    </w:p>
+    <w:p>
+      <w:pPr>
+        <w:spacing w:line="336" w:lineRule="auto" w:after="180"/>
+      </w:pPr>
+      <w:r>
+        <w:rPr>
+          <w:b w:val="0"/>
+        </w:rPr>
+        <w:t xml:space="preserve">Use the weekly teacher answer for topic-specific reasoning. A saved progress tick is an activity record; judge mastery from the learner’s explanation and </w:t>
+      </w:r>
+      <w:r>
+        <w:rPr>
+          <w:b/>
+        </w:rPr>
+        <w:t>evidence</w:t>
+      </w:r>
+      <w:r>
+        <w:rPr>
+          <w:b w:val="0"/>
+        </w:rPr>
+        <w:t>.</w:t>
       </w:r>
     </w:p>
     <w:p>
@@ -3360,27 +6142,941 @@
     </w:p>
     <w:p>
       <w:r>
-        <w:t>Use the two formative questions as supported practice, not as independent mastery scores. Discuss the deciding evidence rather than accepting a guessed selection.</w:t>
-      </w:r>
-    </w:p>
-    <w:p>
-      <w:r>
+        <w:t>Use feedback, earlier review and portfolios purposefully. Apply the coding routine only when this lesson has an executable lab.</w:t>
+      </w:r>
+    </w:p>
+    <w:p>
+      <w:pPr>
+        <w:spacing w:line="336" w:lineRule="auto" w:after="180"/>
+      </w:pPr>
+      <w:r>
+        <w:rPr>
+          <w:b w:val="0"/>
+        </w:rPr>
+        <w:t xml:space="preserve">Use the two formative questions as supported practice, not as independent mastery scores. Discuss the deciding </w:t>
+      </w:r>
+      <w:r>
+        <w:rPr>
+          <w:b/>
+        </w:rPr>
+        <w:t>evidence</w:t>
+      </w:r>
+      <w:r>
+        <w:rPr>
+          <w:b w:val="0"/>
+        </w:rPr>
+        <w:t xml:space="preserve"> rather than accepting a guessed selection.</w:t>
+      </w:r>
+    </w:p>
+    <w:p>
+      <w:pPr>
+        <w:spacing w:line="336" w:lineRule="auto" w:after="180"/>
+      </w:pPr>
+      <w:r>
+        <w:rPr>
+          <w:b w:val="0"/>
+        </w:rPr>
         <w:t>The feedback comes from the reviewed public worked case. Do not reveal the separately reserved independent teacher answer until the learner has attempted that case.</w:t>
       </w:r>
     </w:p>
     <w:p>
-      <w:r>
-        <w:t>Ask students to predict before running code. Preserve errors and actual outputs; collect a changed test and an explanation. The branch-boundary and indexing lessons deliberately include failure cases.</w:t>
-      </w:r>
-    </w:p>
-    <w:p>
-      <w:r>
+      <w:pPr>
+        <w:spacing w:line="336" w:lineRule="auto" w:after="180"/>
+      </w:pPr>
+      <w:r>
+        <w:rPr>
+          <w:b w:val="0"/>
+        </w:rPr>
+        <w:t xml:space="preserve">Ask students to predict before running code. Preserve errors and actual </w:t>
+      </w:r>
+      <w:r>
+        <w:rPr>
+          <w:b/>
+        </w:rPr>
+        <w:t>output</w:t>
+      </w:r>
+      <w:r>
+        <w:rPr>
+          <w:b w:val="0"/>
+        </w:rPr>
+        <w:t>s; collect a changed test and an explanation. The branch-boundary and indexing lessons deliberately include failure cases.</w:t>
+      </w:r>
+    </w:p>
+    <w:p>
+      <w:pPr>
+        <w:spacing w:line="336" w:lineRule="auto" w:after="180"/>
+      </w:pPr>
+      <w:r>
+        <w:rPr>
+          <w:b w:val="0"/>
+        </w:rPr>
         <w:t>Use the earlier worked-explanation links to address a specific missing building block, then return to the current question. Adapt this suggestion after observing the learner; it is not an automatic diagnosis.</w:t>
       </w:r>
     </w:p>
     <w:p>
-      <w:r>
-        <w:t>Collect the completed-work portfolio as evidence. Record support separately from correctness, and assess explanation, trace/test and limitations. Progress ticks and quiz selections alone do not establish mastery.</w:t>
+      <w:pPr>
+        <w:spacing w:line="336" w:lineRule="auto" w:after="180"/>
+      </w:pPr>
+      <w:r>
+        <w:rPr>
+          <w:b w:val="0"/>
+        </w:rPr>
+        <w:t xml:space="preserve">Collect the completed-work portfolio as </w:t>
+      </w:r>
+      <w:r>
+        <w:rPr>
+          <w:b/>
+        </w:rPr>
+        <w:t>evidence</w:t>
+      </w:r>
+      <w:r>
+        <w:rPr>
+          <w:b w:val="0"/>
+        </w:rPr>
+        <w:t>. Record support separately from correctness, and assess explanation, trace/test and limitations. Progress ticks and quiz selections alone do not establish mastery.</w:t>
+      </w:r>
+    </w:p>
+    <w:p>
+      <w:pPr>
+        <w:pStyle w:val="Heading1"/>
+      </w:pPr>
+      <w:r>
+        <w:t>09. Visual concept journey</w:t>
+      </w:r>
+    </w:p>
+    <w:p>
+      <w:r>
+        <w:t>Show one Loops and Stopping graphic at a time, request a prediction and discuss its trace before the independent assessment.</w:t>
+      </w:r>
+    </w:p>
+    <w:p>
+      <w:pPr>
+        <w:spacing w:line="336" w:lineRule="auto" w:after="180"/>
+      </w:pPr>
+      <w:r>
+        <w:rPr>
+          <w:b w:val="0"/>
+        </w:rPr>
+        <w:t xml:space="preserve">Use one picture at a time. Hide a worked result before asking for a </w:t>
+      </w:r>
+      <w:r>
+        <w:rPr>
+          <w:b/>
+        </w:rPr>
+        <w:t>prediction</w:t>
+      </w:r>
+      <w:r>
+        <w:rPr>
+          <w:b w:val="0"/>
+        </w:rPr>
+        <w:t>, then reveal it for feedback. These are supported teaching cases; retain the separate independent assessment for a fresh first attempt.</w:t>
+      </w:r>
+    </w:p>
+    <w:p>
+      <w:pPr>
+        <w:pStyle w:val="Heading3"/>
+      </w:pPr>
+      <w:r>
+        <w:t>01. Loops and Stopping: the case</w:t>
+      </w:r>
+    </w:p>
+    <w:p>
+      <w:r>
+        <w:drawing>
+          <wp:inline xmlns:a="http://schemas.openxmlformats.org/drawingml/2006/main" xmlns:pic="http://schemas.openxmlformats.org/drawingml/2006/picture">
+            <wp:extent cx="5486400" cy="2843784"/>
+            <wp:docPr id="2" name="Picture 2" descr="A fictional counter starts at 12 and decreases while above a boundary. Supplied facts: Python: count=12; while count&gt;3: count=count-4; print after the loop. The condition is checked before each subtraction."/>
+            <wp:cNvGraphicFramePr>
+              <a:graphicFrameLocks noChangeAspect="1"/>
+            </wp:cNvGraphicFramePr>
+            <a:graphic>
+              <a:graphicData uri="http://schemas.openxmlformats.org/drawingml/2006/picture">
+                <pic:pic>
+                  <pic:nvPicPr>
+                    <pic:cNvPr id="0" name="academy-story-ai-2-5-01.png"/>
+                    <pic:cNvPicPr/>
+                  </pic:nvPicPr>
+                  <pic:blipFill>
+                    <a:blip r:embed="rId10"/>
+                    <a:stretch>
+                      <a:fillRect/>
+                    </a:stretch>
+                  </pic:blipFill>
+                  <pic:spPr>
+                    <a:xfrm>
+                      <a:off x="0" y="0"/>
+                      <a:ext cx="5486400" cy="2843784"/>
+                    </a:xfrm>
+                    <a:prstGeom prst="rect"/>
+                  </pic:spPr>
+                </pic:pic>
+              </a:graphicData>
+            </a:graphic>
+          </wp:inline>
+        </w:drawing>
+      </w:r>
+    </w:p>
+    <w:p>
+      <w:pPr>
+        <w:spacing w:line="336" w:lineRule="auto" w:after="180"/>
+      </w:pPr>
+      <w:r>
+        <w:rPr>
+          <w:b w:val="0"/>
+        </w:rPr>
+        <w:t xml:space="preserve">A fictional counter starts at 12 and decreases while above a boundary. Supplied facts: Python: count=12; while count&gt;3: count=count-4; print after the </w:t>
+      </w:r>
+      <w:r>
+        <w:rPr>
+          <w:b/>
+        </w:rPr>
+        <w:t>loop</w:t>
+      </w:r>
+      <w:r>
+        <w:rPr>
+          <w:b w:val="0"/>
+        </w:rPr>
+        <w:t>. The condition is checked before each subtraction.</w:t>
+      </w:r>
+    </w:p>
+    <w:p>
+      <w:pPr>
+        <w:spacing w:line="336" w:lineRule="auto" w:after="180"/>
+        <w:shd w:fill="F5F1FB"/>
+      </w:pPr>
+      <w:r>
+        <w:rPr>
+          <w:b w:val="0"/>
+        </w:rPr>
+        <w:t>Point to the given fact that matters most. Explain why it matters.</w:t>
+      </w:r>
+    </w:p>
+    <w:p>
+      <w:pPr>
+        <w:pStyle w:val="Heading3"/>
+      </w:pPr>
+      <w:r>
+        <w:t>Discuss while showing the picture</w:t>
+      </w:r>
+    </w:p>
+    <w:p>
+      <w:pPr>
+        <w:spacing w:line="336" w:lineRule="auto" w:after="180"/>
+        <w:shd w:fill="F1F6F8"/>
+      </w:pPr>
+      <w:r>
+        <w:rPr>
+          <w:b w:val="0"/>
+        </w:rPr>
+        <w:t>Teacher prompt: Point to the given fact that matters most. Explain why it matters. Ask learners to describe one label or arrow in ordinary words. Use the adjacent transcript if the image is difficult to see.</w:t>
+      </w:r>
+    </w:p>
+    <w:p>
+      <w:pPr>
+        <w:pStyle w:val="Heading3"/>
+      </w:pPr>
+      <w:r>
+        <w:t>02. Follow the deciding steps</w:t>
+      </w:r>
+    </w:p>
+    <w:p>
+      <w:r>
+        <w:drawing>
+          <wp:inline xmlns:a="http://schemas.openxmlformats.org/drawingml/2006/main" xmlns:pic="http://schemas.openxmlformats.org/drawingml/2006/picture">
+            <wp:extent cx="5486400" cy="4005072"/>
+            <wp:docPr id="3" name="Picture 3" descr="Initial check: 12&gt;3: true; subtract 4 to get 8. → Next check: 8&gt;3: true; subtract 4 to get 4. → Final update: 4&gt;3: true; subtract 4 to get 0. → Stop: 0&gt;3 is false; report 0 after three updates."/>
+            <wp:cNvGraphicFramePr>
+              <a:graphicFrameLocks noChangeAspect="1"/>
+            </wp:cNvGraphicFramePr>
+            <a:graphic>
+              <a:graphicData uri="http://schemas.openxmlformats.org/drawingml/2006/picture">
+                <pic:pic>
+                  <pic:nvPicPr>
+                    <pic:cNvPr id="0" name="academy-story-ai-2-5-02.png"/>
+                    <pic:cNvPicPr/>
+                  </pic:nvPicPr>
+                  <pic:blipFill>
+                    <a:blip r:embed="rId11"/>
+                    <a:stretch>
+                      <a:fillRect/>
+                    </a:stretch>
+                  </pic:blipFill>
+                  <pic:spPr>
+                    <a:xfrm>
+                      <a:off x="0" y="0"/>
+                      <a:ext cx="5486400" cy="4005072"/>
+                    </a:xfrm>
+                    <a:prstGeom prst="rect"/>
+                  </pic:spPr>
+                </pic:pic>
+              </a:graphicData>
+            </a:graphic>
+          </wp:inline>
+        </w:drawing>
+      </w:r>
+    </w:p>
+    <w:p>
+      <w:pPr>
+        <w:spacing w:line="336" w:lineRule="auto" w:after="180"/>
+      </w:pPr>
+      <w:r>
+        <w:rPr>
+          <w:b w:val="0"/>
+        </w:rPr>
+        <w:t xml:space="preserve">Initial check: 12&gt;3: true; subtract 4 to get 8. → Next check: 8&gt;3: true; subtract 4 to get 4. → Final </w:t>
+      </w:r>
+      <w:r>
+        <w:rPr>
+          <w:b/>
+        </w:rPr>
+        <w:t>update</w:t>
+      </w:r>
+      <w:r>
+        <w:rPr>
+          <w:b w:val="0"/>
+        </w:rPr>
+        <w:t xml:space="preserve">: 4&gt;3: true; subtract 4 to get 0. → Stop: 0&gt;3 is false; report 0 after three </w:t>
+      </w:r>
+      <w:r>
+        <w:rPr>
+          <w:b/>
+        </w:rPr>
+        <w:t>update</w:t>
+      </w:r>
+      <w:r>
+        <w:rPr>
+          <w:b w:val="0"/>
+        </w:rPr>
+        <w:t>s.</w:t>
+      </w:r>
+    </w:p>
+    <w:p>
+      <w:pPr>
+        <w:spacing w:line="336" w:lineRule="auto" w:after="180"/>
+        <w:shd w:fill="F5F1FB"/>
+      </w:pPr>
+      <w:r>
+        <w:rPr>
+          <w:b w:val="0"/>
+        </w:rPr>
+        <w:t xml:space="preserve">Point to each numbered stage and explain which recorded </w:t>
+      </w:r>
+      <w:r>
+        <w:rPr>
+          <w:b/>
+        </w:rPr>
+        <w:t>input</w:t>
+      </w:r>
+      <w:r>
+        <w:rPr>
+          <w:b w:val="0"/>
+        </w:rPr>
+        <w:t xml:space="preserve"> it uses.</w:t>
+      </w:r>
+    </w:p>
+    <w:p>
+      <w:pPr>
+        <w:pStyle w:val="Heading3"/>
+      </w:pPr>
+      <w:r>
+        <w:t>Discuss while showing the picture</w:t>
+      </w:r>
+    </w:p>
+    <w:p>
+      <w:pPr>
+        <w:spacing w:line="336" w:lineRule="auto" w:after="180"/>
+        <w:shd w:fill="F1F6F8"/>
+      </w:pPr>
+      <w:r>
+        <w:rPr>
+          <w:b w:val="0"/>
+        </w:rPr>
+        <w:t xml:space="preserve">Teacher prompt: Point to each numbered stage and explain which recorded </w:t>
+      </w:r>
+      <w:r>
+        <w:rPr>
+          <w:b/>
+        </w:rPr>
+        <w:t>input</w:t>
+      </w:r>
+      <w:r>
+        <w:rPr>
+          <w:b w:val="0"/>
+        </w:rPr>
+        <w:t xml:space="preserve"> it uses. Ask learners to describe one label or arrow in ordinary words. Use the adjacent transcript if the image is difficult to see.</w:t>
+      </w:r>
+    </w:p>
+    <w:p>
+      <w:pPr>
+        <w:pStyle w:val="Heading3"/>
+      </w:pPr>
+      <w:r>
+        <w:t>03. State after each addition</w:t>
+      </w:r>
+    </w:p>
+    <w:p>
+      <w:r>
+        <w:drawing>
+          <wp:inline xmlns:a="http://schemas.openxmlformats.org/drawingml/2006/main" xmlns:pic="http://schemas.openxmlformats.org/drawingml/2006/picture">
+            <wp:extent cx="5486400" cy="2834640"/>
+            <wp:docPr id="4" name="Picture 4" descr="State after each addition. 1 | 0 | 1. 2 | 1 | 3. 3 | 3 | 6"/>
+            <wp:cNvGraphicFramePr>
+              <a:graphicFrameLocks noChangeAspect="1"/>
+            </wp:cNvGraphicFramePr>
+            <a:graphic>
+              <a:graphicData uri="http://schemas.openxmlformats.org/drawingml/2006/picture">
+                <pic:pic>
+                  <pic:nvPicPr>
+                    <pic:cNvPr id="0" name="academy-story-ai-2-5-03.png"/>
+                    <pic:cNvPicPr/>
+                  </pic:nvPicPr>
+                  <pic:blipFill>
+                    <a:blip r:embed="rId12"/>
+                    <a:stretch>
+                      <a:fillRect/>
+                    </a:stretch>
+                  </pic:blipFill>
+                  <pic:spPr>
+                    <a:xfrm>
+                      <a:off x="0" y="0"/>
+                      <a:ext cx="5486400" cy="2834640"/>
+                    </a:xfrm>
+                    <a:prstGeom prst="rect"/>
+                  </pic:spPr>
+                </pic:pic>
+              </a:graphicData>
+            </a:graphic>
+          </wp:inline>
+        </w:drawing>
+      </w:r>
+    </w:p>
+    <w:p>
+      <w:pPr>
+        <w:spacing w:line="336" w:lineRule="auto" w:after="180"/>
+      </w:pPr>
+      <w:r>
+        <w:rPr>
+          <w:b w:val="0"/>
+        </w:rPr>
+        <w:t>State after each addition. 1 | 0 | 1. 2 | 1 | 3. 3 | 3 | 6</w:t>
+      </w:r>
+    </w:p>
+    <w:p>
+      <w:pPr>
+        <w:spacing w:line="336" w:lineRule="auto" w:after="180"/>
+        <w:shd w:fill="F5F1FB"/>
+      </w:pPr>
+      <w:r>
+        <w:rPr>
+          <w:b w:val="0"/>
+        </w:rPr>
+        <w:t>Read the labels and values. Explain the relationship the model shows.</w:t>
+      </w:r>
+    </w:p>
+    <w:p>
+      <w:pPr>
+        <w:pStyle w:val="Heading3"/>
+      </w:pPr>
+      <w:r>
+        <w:t>Discuss while showing the picture</w:t>
+      </w:r>
+    </w:p>
+    <w:p>
+      <w:pPr>
+        <w:spacing w:line="336" w:lineRule="auto" w:after="180"/>
+        <w:shd w:fill="F1F6F8"/>
+      </w:pPr>
+      <w:r>
+        <w:rPr>
+          <w:b w:val="0"/>
+        </w:rPr>
+        <w:t>Teacher prompt: Read the labels and values. Explain the relationship the model shows. Ask learners to describe one label or arrow in ordinary words. Use the adjacent transcript if the image is difficult to see.</w:t>
+      </w:r>
+    </w:p>
+    <w:p>
+      <w:pPr>
+        <w:pStyle w:val="Heading3"/>
+      </w:pPr>
+      <w:r>
+        <w:t>04. Change one thing. Trace what follows.</w:t>
+      </w:r>
+    </w:p>
+    <w:p>
+      <w:r>
+        <w:drawing>
+          <wp:inline xmlns:a="http://schemas.openxmlformats.org/drawingml/2006/main" xmlns:pic="http://schemas.openxmlformats.org/drawingml/2006/picture">
+            <wp:extent cx="5486400" cy="3026664"/>
+            <wp:docPr id="5" name="Picture 5" descr="Original case: 0&gt;3 is false; report 0 after three updates. Changed condition: Replace count&gt;3 with count!=3. Expected result: From 12, the loop never reaches 3 and does not terminate in this toy model. Reason: 12,8,4,0,−4,… are multiples of 4; none equals 3."/>
+            <wp:cNvGraphicFramePr>
+              <a:graphicFrameLocks noChangeAspect="1"/>
+            </wp:cNvGraphicFramePr>
+            <a:graphic>
+              <a:graphicData uri="http://schemas.openxmlformats.org/drawingml/2006/picture">
+                <pic:pic>
+                  <pic:nvPicPr>
+                    <pic:cNvPr id="0" name="academy-story-ai-2-5-04.png"/>
+                    <pic:cNvPicPr/>
+                  </pic:nvPicPr>
+                  <pic:blipFill>
+                    <a:blip r:embed="rId13"/>
+                    <a:stretch>
+                      <a:fillRect/>
+                    </a:stretch>
+                  </pic:blipFill>
+                  <pic:spPr>
+                    <a:xfrm>
+                      <a:off x="0" y="0"/>
+                      <a:ext cx="5486400" cy="3026664"/>
+                    </a:xfrm>
+                    <a:prstGeom prst="rect"/>
+                  </pic:spPr>
+                </pic:pic>
+              </a:graphicData>
+            </a:graphic>
+          </wp:inline>
+        </w:drawing>
+      </w:r>
+    </w:p>
+    <w:p>
+      <w:pPr>
+        <w:spacing w:line="336" w:lineRule="auto" w:after="180"/>
+      </w:pPr>
+      <w:r>
+        <w:rPr>
+          <w:b w:val="0"/>
+        </w:rPr>
+        <w:t xml:space="preserve">Original case: 0&gt;3 is false; report 0 after three </w:t>
+      </w:r>
+      <w:r>
+        <w:rPr>
+          <w:b/>
+        </w:rPr>
+        <w:t>update</w:t>
+      </w:r>
+      <w:r>
+        <w:rPr>
+          <w:b w:val="0"/>
+        </w:rPr>
+        <w:t xml:space="preserve">s. Changed condition: Replace count&gt;3 with count!=3. Expected result: From 12, the </w:t>
+      </w:r>
+      <w:r>
+        <w:rPr>
+          <w:b/>
+        </w:rPr>
+        <w:t>loop</w:t>
+      </w:r>
+      <w:r>
+        <w:rPr>
+          <w:b w:val="0"/>
+        </w:rPr>
+        <w:t xml:space="preserve"> never reaches 3 and does not terminate in this toy model.</w:t>
+      </w:r>
+    </w:p>
+    <w:p>
+      <w:pPr>
+        <w:spacing w:line="336" w:lineRule="auto" w:after="180"/>
+      </w:pPr>
+      <w:r>
+        <w:rPr>
+          <w:b w:val="0"/>
+        </w:rPr>
+        <w:t>Reason: 12,8,4,0,−4,… are multiples of 4; none equals 3.</w:t>
+      </w:r>
+    </w:p>
+    <w:p>
+      <w:pPr>
+        <w:spacing w:line="336" w:lineRule="auto" w:after="180"/>
+        <w:shd w:fill="F5F1FB"/>
+      </w:pPr>
+      <w:r>
+        <w:rPr>
+          <w:b w:val="0"/>
+        </w:rPr>
+        <w:t>Predict before checking the worked changed-case result. Name what changed and what the supplied facts allow you to conclude.</w:t>
+      </w:r>
+    </w:p>
+    <w:p>
+      <w:pPr>
+        <w:pStyle w:val="Heading3"/>
+      </w:pPr>
+      <w:r>
+        <w:t>Discuss while showing the picture</w:t>
+      </w:r>
+    </w:p>
+    <w:p>
+      <w:pPr>
+        <w:spacing w:line="336" w:lineRule="auto" w:after="180"/>
+        <w:shd w:fill="F1F6F8"/>
+      </w:pPr>
+      <w:r>
+        <w:rPr>
+          <w:b w:val="0"/>
+        </w:rPr>
+        <w:t>Teacher prompt: Predict before checking the worked changed-case result. Name what changed and what the supplied facts allow you to conclude. Ask learners to describe one label or arrow in ordinary words.</w:t>
+      </w:r>
+    </w:p>
+    <w:p>
+      <w:pPr>
+        <w:spacing w:line="336" w:lineRule="auto" w:after="180"/>
+        <w:shd w:fill="F1F6F8"/>
+      </w:pPr>
+      <w:r>
+        <w:rPr>
+          <w:b w:val="0"/>
+        </w:rPr>
+        <w:t>Use the adjacent transcript if the image is difficult to see. Changed-case reasoning: 12,8,4,0,−4,… are multiples of 4; none equals 3.</w:t>
+      </w:r>
+    </w:p>
+    <w:p>
+      <w:pPr>
+        <w:pStyle w:val="Heading3"/>
+      </w:pPr>
+      <w:r>
+        <w:t>05. Connect the explanation to its limit</w:t>
+      </w:r>
+    </w:p>
+    <w:p>
+      <w:r>
+        <w:drawing>
+          <wp:inline xmlns:a="http://schemas.openxmlformats.org/drawingml/2006/main" xmlns:pic="http://schemas.openxmlformats.org/drawingml/2006/picture">
+            <wp:extent cx="5486400" cy="2834640"/>
+            <wp:docPr id="6" name="Picture 6" descr="The condition does not promise the counter ends exactly at 3. Subtractions can cross the boundary. The count strictly decreases, so the below-or-equal stopping region is eventually reached from this start. A condition requiring exact equality can be unsafe when repeated updates skip that value. Limit: Do not run an intentionally unbounded loop in class; trace a finite prefix to inspect the defect safely."/>
+            <wp:cNvGraphicFramePr>
+              <a:graphicFrameLocks noChangeAspect="1"/>
+            </wp:cNvGraphicFramePr>
+            <a:graphic>
+              <a:graphicData uri="http://schemas.openxmlformats.org/drawingml/2006/picture">
+                <pic:pic>
+                  <pic:nvPicPr>
+                    <pic:cNvPr id="0" name="academy-story-ai-2-5-05.png"/>
+                    <pic:cNvPicPr/>
+                  </pic:nvPicPr>
+                  <pic:blipFill>
+                    <a:blip r:embed="rId14"/>
+                    <a:stretch>
+                      <a:fillRect/>
+                    </a:stretch>
+                  </pic:blipFill>
+                  <pic:spPr>
+                    <a:xfrm>
+                      <a:off x="0" y="0"/>
+                      <a:ext cx="5486400" cy="2834640"/>
+                    </a:xfrm>
+                    <a:prstGeom prst="rect"/>
+                  </pic:spPr>
+                </pic:pic>
+              </a:graphicData>
+            </a:graphic>
+          </wp:inline>
+        </w:drawing>
+      </w:r>
+    </w:p>
+    <w:p>
+      <w:pPr>
+        <w:spacing w:line="336" w:lineRule="auto" w:after="180"/>
+      </w:pPr>
+      <w:r>
+        <w:rPr>
+          <w:b w:val="0"/>
+        </w:rPr>
+        <w:t>The condition does not promise the counter ends exactly at 3. Subtractions can cross the boundary. The count strictly decreases, so the below-or-equal stopping region is eventually reached from this start.</w:t>
+      </w:r>
+    </w:p>
+    <w:p>
+      <w:pPr>
+        <w:spacing w:line="336" w:lineRule="auto" w:after="180"/>
+      </w:pPr>
+      <w:r>
+        <w:rPr>
+          <w:b w:val="0"/>
+        </w:rPr>
+        <w:t xml:space="preserve">A condition requiring exact equality can be unsafe when repeated </w:t>
+      </w:r>
+      <w:r>
+        <w:rPr>
+          <w:b/>
+        </w:rPr>
+        <w:t>update</w:t>
+      </w:r>
+      <w:r>
+        <w:rPr>
+          <w:b w:val="0"/>
+        </w:rPr>
+        <w:t xml:space="preserve">s skip that value. Limit: Do not run an intentionally unbounded </w:t>
+      </w:r>
+      <w:r>
+        <w:rPr>
+          <w:b/>
+        </w:rPr>
+        <w:t>loop</w:t>
+      </w:r>
+      <w:r>
+        <w:rPr>
+          <w:b w:val="0"/>
+        </w:rPr>
+        <w:t xml:space="preserve"> in class; trace a finite prefix to inspect the defect safely.</w:t>
+      </w:r>
+    </w:p>
+    <w:p>
+      <w:pPr>
+        <w:spacing w:line="336" w:lineRule="auto" w:after="180"/>
+        <w:shd w:fill="F5F1FB"/>
+      </w:pPr>
+      <w:r>
+        <w:rPr>
+          <w:b w:val="0"/>
+        </w:rPr>
+        <w:t>Explain the case, then point to a limit on the claim.</w:t>
+      </w:r>
+    </w:p>
+    <w:p>
+      <w:pPr>
+        <w:pStyle w:val="Heading3"/>
+      </w:pPr>
+      <w:r>
+        <w:t>Discuss while showing the picture</w:t>
+      </w:r>
+    </w:p>
+    <w:p>
+      <w:pPr>
+        <w:spacing w:line="336" w:lineRule="auto" w:after="180"/>
+        <w:shd w:fill="F1F6F8"/>
+      </w:pPr>
+      <w:r>
+        <w:rPr>
+          <w:b w:val="0"/>
+        </w:rPr>
+        <w:t>Teacher prompt: Explain the case, then point to a limit on the claim. Ask learners to describe one label or arrow in ordinary words. Use the adjacent transcript if the image is difficult to see.</w:t>
+      </w:r>
+    </w:p>
+    <w:p>
+      <w:pPr>
+        <w:spacing w:line="336" w:lineRule="auto" w:after="180"/>
+        <w:shd w:fill="F1F6F8"/>
+      </w:pPr>
+      <w:r>
+        <w:rPr>
+          <w:b w:val="0"/>
+        </w:rPr>
+        <w:t xml:space="preserve">Keep the stated scope: Do not run an intentionally unbounded </w:t>
+      </w:r>
+      <w:r>
+        <w:rPr>
+          <w:b/>
+        </w:rPr>
+        <w:t>loop</w:t>
+      </w:r>
+      <w:r>
+        <w:rPr>
+          <w:b w:val="0"/>
+        </w:rPr>
+        <w:t xml:space="preserve"> in class; trace a finite prefix to inspect the defect safely.</w:t>
+      </w:r>
+    </w:p>
+    <w:p>
+      <w:pPr>
+        <w:pStyle w:val="Heading3"/>
+      </w:pPr>
+      <w:r>
+        <w:t>06. Make the idea visible in your project</w:t>
+      </w:r>
+    </w:p>
+    <w:p>
+      <w:r>
+        <w:drawing>
+          <wp:inline xmlns:a="http://schemas.openxmlformats.org/drawingml/2006/main" xmlns:pic="http://schemas.openxmlformats.org/drawingml/2006/picture">
+            <wp:extent cx="5486400" cy="3380232"/>
+            <wp:docPr id="7" name="Picture 7" descr="Use progress and stopping arguments for any repeated recommender process; test inputs that require zero, one and several updates. Draw your input, deciding step, result and limit. Supported question: Why is report 0 correct for the original loop, and why is equality-only stopping risky here?"/>
+            <wp:cNvGraphicFramePr>
+              <a:graphicFrameLocks noChangeAspect="1"/>
+            </wp:cNvGraphicFramePr>
+            <a:graphic>
+              <a:graphicData uri="http://schemas.openxmlformats.org/drawingml/2006/picture">
+                <pic:pic>
+                  <pic:nvPicPr>
+                    <pic:cNvPr id="0" name="academy-story-ai-2-5-06.png"/>
+                    <pic:cNvPicPr/>
+                  </pic:nvPicPr>
+                  <pic:blipFill>
+                    <a:blip r:embed="rId15"/>
+                    <a:stretch>
+                      <a:fillRect/>
+                    </a:stretch>
+                  </pic:blipFill>
+                  <pic:spPr>
+                    <a:xfrm>
+                      <a:off x="0" y="0"/>
+                      <a:ext cx="5486400" cy="3380232"/>
+                    </a:xfrm>
+                    <a:prstGeom prst="rect"/>
+                  </pic:spPr>
+                </pic:pic>
+              </a:graphicData>
+            </a:graphic>
+          </wp:inline>
+        </w:drawing>
+      </w:r>
+    </w:p>
+    <w:p>
+      <w:pPr>
+        <w:spacing w:line="336" w:lineRule="auto" w:after="180"/>
+      </w:pPr>
+      <w:r>
+        <w:rPr>
+          <w:b w:val="0"/>
+        </w:rPr>
+        <w:t xml:space="preserve">Use progress and stopping arguments for any repeated recommender </w:t>
+      </w:r>
+      <w:r>
+        <w:rPr>
+          <w:b/>
+        </w:rPr>
+        <w:t>process</w:t>
+      </w:r>
+      <w:r>
+        <w:rPr>
+          <w:b w:val="0"/>
+        </w:rPr>
+        <w:t xml:space="preserve">; test </w:t>
+      </w:r>
+      <w:r>
+        <w:rPr>
+          <w:b/>
+        </w:rPr>
+        <w:t>input</w:t>
+      </w:r>
+      <w:r>
+        <w:rPr>
+          <w:b w:val="0"/>
+        </w:rPr>
+        <w:t xml:space="preserve">s that require zero, one and several </w:t>
+      </w:r>
+      <w:r>
+        <w:rPr>
+          <w:b/>
+        </w:rPr>
+        <w:t>update</w:t>
+      </w:r>
+      <w:r>
+        <w:rPr>
+          <w:b w:val="0"/>
+        </w:rPr>
+        <w:t xml:space="preserve">s. Draw your </w:t>
+      </w:r>
+      <w:r>
+        <w:rPr>
+          <w:b/>
+        </w:rPr>
+        <w:t>input</w:t>
+      </w:r>
+      <w:r>
+        <w:rPr>
+          <w:b w:val="0"/>
+        </w:rPr>
+        <w:t>, deciding step, result and limit.</w:t>
+      </w:r>
+    </w:p>
+    <w:p>
+      <w:pPr>
+        <w:spacing w:line="336" w:lineRule="auto" w:after="180"/>
+      </w:pPr>
+      <w:r>
+        <w:rPr>
+          <w:b w:val="0"/>
+        </w:rPr>
+        <w:t xml:space="preserve">Supported question: Why is report 0 correct for the original </w:t>
+      </w:r>
+      <w:r>
+        <w:rPr>
+          <w:b/>
+        </w:rPr>
+        <w:t>loop</w:t>
+      </w:r>
+      <w:r>
+        <w:rPr>
+          <w:b w:val="0"/>
+        </w:rPr>
+        <w:t>, and why is equality-only stopping risky here?</w:t>
+      </w:r>
+    </w:p>
+    <w:p>
+      <w:pPr>
+        <w:spacing w:line="336" w:lineRule="auto" w:after="180"/>
+        <w:shd w:fill="F5F1FB"/>
+      </w:pPr>
+      <w:r>
+        <w:rPr>
+          <w:b w:val="0"/>
+        </w:rPr>
+        <w:t xml:space="preserve">Draw your project trace and justify the deciding step using </w:t>
+      </w:r>
+      <w:r>
+        <w:rPr>
+          <w:b/>
+        </w:rPr>
+        <w:t>evidence</w:t>
+      </w:r>
+      <w:r>
+        <w:rPr>
+          <w:b w:val="0"/>
+        </w:rPr>
+        <w:t>.</w:t>
+      </w:r>
+    </w:p>
+    <w:p>
+      <w:pPr>
+        <w:pStyle w:val="Heading3"/>
+      </w:pPr>
+      <w:r>
+        <w:t>Discuss while showing the picture</w:t>
+      </w:r>
+    </w:p>
+    <w:p>
+      <w:pPr>
+        <w:spacing w:line="336" w:lineRule="auto" w:after="180"/>
+        <w:shd w:fill="F1F6F8"/>
+      </w:pPr>
+      <w:r>
+        <w:rPr>
+          <w:b w:val="0"/>
+        </w:rPr>
+        <w:t xml:space="preserve">Teacher prompt: Draw your project trace and justify the deciding step using </w:t>
+      </w:r>
+      <w:r>
+        <w:rPr>
+          <w:b/>
+        </w:rPr>
+        <w:t>evidence</w:t>
+      </w:r>
+      <w:r>
+        <w:rPr>
+          <w:b w:val="0"/>
+        </w:rPr>
+        <w:t>. Ask learners to describe one label or arrow in ordinary words. Use the adjacent transcript if the image is difficult to see.</w:t>
+      </w:r>
+    </w:p>
+    <w:p>
+      <w:pPr>
+        <w:spacing w:line="336" w:lineRule="auto" w:after="180"/>
+        <w:shd w:fill="F1F6F8"/>
+      </w:pPr>
+      <w:r>
+        <w:rPr>
+          <w:b w:val="0"/>
+        </w:rPr>
+        <w:t xml:space="preserve">Supported practice key: The original stops as soon as count is not above 3. Exact equality fails because the </w:t>
+      </w:r>
+      <w:r>
+        <w:rPr>
+          <w:b/>
+        </w:rPr>
+        <w:t>update</w:t>
+      </w:r>
+      <w:r>
+        <w:rPr>
+          <w:b w:val="0"/>
+        </w:rPr>
+        <w:t xml:space="preserve"> sequence skips 3.</w:t>
       </w:r>
     </w:p>
     <w:sectPr>

--- a/downloads/teacher/ai-2-week-05.docx
+++ b/downloads/teacher/ai-2-week-05.docx
@@ -143,7 +143,7 @@
           </w:tcPr>
           <w:p>
             <w:r>
-              <w:t>Sections 1–6; record the brief recall in the workbook.</w:t>
+              <w:t>Use Your mission, Notice the evidence, See how it works, Compare the cases, Words that unlock the idea and Follow a worked example; record the brief recall in the workbook.</w:t>
             </w:r>
           </w:p>
         </w:tc>
@@ -175,7 +175,7 @@
           </w:tcPr>
           <w:p>
             <w:r>
-              <w:t>Sections 7–10; use the matching workbook W2 and misconception check.</w:t>
+              <w:t>Use Find and repair a mistake, Practise together, Run the investigation and Build your understanding; use the matching workbook W2 and misconception check.</w:t>
             </w:r>
           </w:p>
         </w:tc>
@@ -207,7 +207,7 @@
           </w:tcPr>
           <w:p>
             <w:r>
-              <w:t>Sections 9 and 11–14. Give extra time to finish the full task set; use Section 15 when the week includes a coding lab.</w:t>
+              <w:t>Use Run the investigation, Connect your project, Show what you know, Study a complete case and Try a new case independently. Allow extra time for the full task set. Use a coding lab only when this week actually provides one; Your lesson route is the planning section.</w:t>
             </w:r>
           </w:p>
         </w:tc>
@@ -5570,7 +5570,7 @@
           </w:tcPr>
           <w:p>
             <w:r>
-              <w:t>Sections 1–6; record the brief recall in the workbook.</w:t>
+              <w:t>Use Your mission, Notice the evidence, See how it works, Compare the cases, Words that unlock the idea and Follow a worked example; record the brief recall in the workbook.</w:t>
             </w:r>
           </w:p>
         </w:tc>
@@ -5602,7 +5602,7 @@
           </w:tcPr>
           <w:p>
             <w:r>
-              <w:t>Sections 7–10; use the matching workbook W2 and misconception check.</w:t>
+              <w:t>Use Find and repair a mistake, Practise together, Run the investigation and Build your understanding; use the matching workbook W2 and misconception check.</w:t>
             </w:r>
           </w:p>
         </w:tc>
@@ -5634,7 +5634,7 @@
           </w:tcPr>
           <w:p>
             <w:r>
-              <w:t>Sections 9 and 11–14. Give extra time to finish the full task set; use Section 15 when the week includes a coding lab.</w:t>
+              <w:t>Use Run the investigation, Connect your project, Show what you know, Study a complete case and Try a new case independently. Allow extra time for the full task set. Use a coding lab only when this week actually provides one; Your lesson route is the planning section.</w:t>
             </w:r>
           </w:p>
         </w:tc>

--- a/downloads/teacher/ai-2-week-05.docx
+++ b/downloads/teacher/ai-2-week-05.docx
@@ -25,20 +25,38 @@
         <w:pStyle w:val="Heading1"/>
       </w:pPr>
       <w:r>
-        <w:t>01. Loops and Stopping</w:t>
-      </w:r>
-    </w:p>
-    <w:p>
-      <w:r>
-        <w:t>Prepare Loops and Stopping: check the target, prerequisites, resources and adaptable teaching schedule.</w:t>
-      </w:r>
-    </w:p>
-    <w:p>
-      <w:pPr>
-        <w:pStyle w:val="Heading3"/>
-      </w:pPr>
-      <w:r>
-        <w:t>Teach the learning cycle</w:t>
+        <w:t>Teach while-loop stopping as a reasoned state change.</w:t>
+      </w:r>
+    </w:p>
+    <w:p>
+      <w:r>
+        <w:t>Use a complete decreasing-count example and finite defect prefixes, then assess the separate increasing loop.</w:t>
+      </w:r>
+    </w:p>
+    <w:p>
+      <w:r>
+        <w:t>Look for pre-update checks, boundary crossing and a justified stopping argument.</w:t>
+      </w:r>
+    </w:p>
+    <w:p>
+      <w:pPr>
+        <w:pStyle w:val="Heading1"/>
+      </w:pPr>
+      <w:r>
+        <w:t>01. Prepare this connected week</w:t>
+      </w:r>
+    </w:p>
+    <w:p>
+      <w:r>
+        <w:t>Use one main plan and keep practice separate from the independent first attempt.</w:t>
+      </w:r>
+    </w:p>
+    <w:p>
+      <w:pPr>
+        <w:pStyle w:val="Heading2"/>
+      </w:pPr>
+      <w:r>
+        <w:t>Learning goal and precision</w:t>
       </w:r>
     </w:p>
     <w:p>
@@ -68,6 +86,132 @@
           <w:b/>
         </w:rPr>
         <w:t>iteration</w:t>
+      </w:r>
+    </w:p>
+    <w:p>
+      <w:pPr>
+        <w:spacing w:line="336" w:lineRule="auto" w:after="180"/>
+      </w:pPr>
+      <w:r>
+        <w:rPr>
+          <w:b w:val="0"/>
+        </w:rPr>
+        <w:t>Make while-</w:t>
+      </w:r>
+      <w:r>
+        <w:rPr>
+          <w:b/>
+        </w:rPr>
+        <w:t>loop</w:t>
+      </w:r>
+      <w:r>
+        <w:rPr>
+          <w:b w:val="0"/>
+        </w:rPr>
+        <w:t xml:space="preserve"> stopping the main target. Use the supplied decreasing count with a pre-update condition, a visible progress argument and zero/one/several-update tests. Treat the earlier range/accumulator material as labelled review. Never execute an intentionally unbounded defect; inspect a finite paper prefix. Collect the selected increasing-</w:t>
+      </w:r>
+      <w:r>
+        <w:rPr>
+          <w:b/>
+        </w:rPr>
+        <w:t>loop</w:t>
+      </w:r>
+      <w:r>
+        <w:rPr>
+          <w:b w:val="0"/>
+        </w:rPr>
+        <w:t xml:space="preserve"> case independently before feedback.</w:t>
+      </w:r>
+    </w:p>
+    <w:p>
+      <w:pPr>
+        <w:spacing w:line="336" w:lineRule="auto" w:after="180"/>
+      </w:pPr>
+      <w:r>
+        <w:rPr>
+          <w:b w:val="0"/>
+        </w:rPr>
+        <w:t>By the end, I can trace a while-</w:t>
+      </w:r>
+      <w:r>
+        <w:rPr>
+          <w:b/>
+        </w:rPr>
+        <w:t>loop</w:t>
+      </w:r>
+      <w:r>
+        <w:rPr>
+          <w:b w:val="0"/>
+        </w:rPr>
+        <w:t xml:space="preserve"> and recognise when its </w:t>
+      </w:r>
+      <w:r>
+        <w:rPr>
+          <w:b/>
+        </w:rPr>
+        <w:t>update</w:t>
+      </w:r>
+      <w:r>
+        <w:rPr>
+          <w:b w:val="0"/>
+        </w:rPr>
+        <w:t xml:space="preserve"> cannot satisfy the stopping test.</w:t>
+      </w:r>
+    </w:p>
+    <w:p>
+      <w:pPr>
+        <w:pStyle w:val="Heading2"/>
+      </w:pPr>
+      <w:r>
+        <w:t>What to prepare</w:t>
+      </w:r>
+    </w:p>
+    <w:p>
+      <w:pPr>
+        <w:pStyle w:val="ListBullet"/>
+      </w:pPr>
+      <w:r>
+        <w:t>Use the supplied scenario, student illustrations and blank paper. For numeric work, offer counters or a calculator after learners show the setup. Fictional records are supplied; personal data and paid accounts are unnecessary.</w:t>
+      </w:r>
+    </w:p>
+    <w:p>
+      <w:pPr>
+        <w:pStyle w:val="ListBullet"/>
+      </w:pPr>
+      <w:r>
+        <w:t>Case exposure check: this source example appears in ai-2/4, ai-2/5, python-bridge/6. Reuse a familiar case for recall or modelling; verify that the case used to assess transfer has not already received feedback.</w:t>
+      </w:r>
+    </w:p>
+    <w:p>
+      <w:pPr>
+        <w:pStyle w:val="ListBullet"/>
+      </w:pPr>
+      <w:r>
+        <w:t>Python 3 editor and loops.py</w:t>
+      </w:r>
+    </w:p>
+    <w:p>
+      <w:pPr>
+        <w:pStyle w:val="ListBullet"/>
+      </w:pPr>
+      <w:r>
+        <w:t>Counters or numbered paper cards</w:t>
+      </w:r>
+    </w:p>
+    <w:p>
+      <w:pPr>
+        <w:pStyle w:val="ListBullet"/>
+      </w:pPr>
+      <w:r>
+        <w:t>Blank trace table with turn total before and total after columns</w:t>
+      </w:r>
+    </w:p>
+    <w:p>
+      <w:pPr>
+        <w:pStyle w:val="Heading2"/>
+      </w:pPr>
+      <w:r>
+        <w:t>Main teaching plan</w:t>
       </w:r>
     </w:p>
     <w:tbl>
@@ -249,13 +393,137 @@
     </w:p>
     <w:p>
       <w:pPr>
+        <w:pStyle w:val="Heading2"/>
+      </w:pPr>
+      <w:r>
+        <w:t>Opening retrieval and readiness</w:t>
+      </w:r>
+    </w:p>
+    <w:p>
+      <w:pPr>
         <w:spacing w:line="336" w:lineRule="auto" w:after="180"/>
       </w:pPr>
       <w:r>
         <w:rPr>
           <w:b w:val="0"/>
         </w:rPr>
-        <w:t>Case exposure check: this source example appears in ai-2/4, ai-2/5, python-bridge/6. Reuse a familiar case for recall or modelling; verify that the case used to assess transfer has not already received feedback.</w:t>
+        <w:t xml:space="preserve">Without opening the old lesson, explain one key idea from </w:t>
+      </w:r>
+      <w:r>
+        <w:rPr>
+          <w:b/>
+        </w:rPr>
+        <w:t>Trace Table</w:t>
+      </w:r>
+      <w:r>
+        <w:rPr>
+          <w:b w:val="0"/>
+        </w:rPr>
+        <w:t>s. Give an example and a mistake that the idea helps you avoid.</w:t>
+      </w:r>
+    </w:p>
+    <w:p>
+      <w:pPr>
+        <w:spacing w:line="336" w:lineRule="auto" w:after="180"/>
+      </w:pPr>
+      <w:r>
+        <w:rPr>
+          <w:b w:val="0"/>
+        </w:rPr>
+        <w:t xml:space="preserve">Look for: Trace variable values before and after each </w:t>
+      </w:r>
+      <w:r>
+        <w:rPr>
+          <w:b/>
+        </w:rPr>
+        <w:t>loop</w:t>
+      </w:r>
+      <w:r>
+        <w:rPr>
+          <w:b w:val="0"/>
+        </w:rPr>
+        <w:t xml:space="preserve"> </w:t>
+      </w:r>
+      <w:r>
+        <w:rPr>
+          <w:b/>
+        </w:rPr>
+        <w:t>iteration</w:t>
+      </w:r>
+    </w:p>
+    <w:p>
+      <w:pPr>
+        <w:spacing w:line="336" w:lineRule="auto" w:after="180"/>
+      </w:pPr>
+      <w:r>
+        <w:rPr>
+          <w:b w:val="0"/>
+        </w:rPr>
+        <w:t>Reference example, not the only acceptable wording: 2, 3 and 4; the stop value is excluded. The body runs three times.</w:t>
+      </w:r>
+    </w:p>
+    <w:p>
+      <w:pPr>
+        <w:spacing w:line="336" w:lineRule="auto" w:after="180"/>
+      </w:pPr>
+      <w:r>
+        <w:rPr>
+          <w:b w:val="0"/>
+        </w:rPr>
+        <w:t>Without opening the old lesson, explain one key idea from Decompose a Goal. Give an example and a mistake that the idea helps you avoid.</w:t>
+      </w:r>
+    </w:p>
+    <w:p>
+      <w:pPr>
+        <w:spacing w:line="336" w:lineRule="auto" w:after="180"/>
+      </w:pPr>
+      <w:r>
+        <w:rPr>
+          <w:b w:val="0"/>
+        </w:rPr>
+        <w:t>Look for: Distinguish a function definition from a function call</w:t>
+      </w:r>
+    </w:p>
+    <w:p>
+      <w:pPr>
+        <w:spacing w:line="336" w:lineRule="auto" w:after="180"/>
+      </w:pPr>
+      <w:r>
+        <w:rPr>
+          <w:b w:val="0"/>
+        </w:rPr>
+        <w:t>Reference example, not the only acceptable wording: Name show_remaining; parameters capacity and used. Arguments 15 and 6 match capacity = 15 and used = 6. Expected printed result 9.</w:t>
+      </w:r>
+    </w:p>
+    <w:p>
+      <w:pPr>
+        <w:spacing w:line="336" w:lineRule="auto" w:after="180"/>
+      </w:pPr>
+      <w:r>
+        <w:rPr>
+          <w:b w:val="0"/>
+        </w:rPr>
+        <w:t xml:space="preserve">It reads the old 2, adds 3 and stores 5. Assignment </w:t>
+      </w:r>
+      <w:r>
+        <w:rPr>
+          <w:b/>
+        </w:rPr>
+        <w:t>update</w:t>
+      </w:r>
+      <w:r>
+        <w:rPr>
+          <w:b w:val="0"/>
+        </w:rPr>
+        <w:t>s a value; it is not an algebraic equality.</w:t>
+      </w:r>
+    </w:p>
+    <w:p>
+      <w:pPr>
+        <w:pStyle w:val="Heading2"/>
+      </w:pPr>
+      <w:r>
+        <w:t>Earlier wording, alternatives and picture transcripts · reference / check after trying</w:t>
       </w:r>
     </w:p>
     <w:p>
@@ -263,6 +531,14 @@
         <w:pStyle w:val="Heading3"/>
       </w:pPr>
       <w:r>
+        <w:t>Teach the learning cycle</w:t>
+      </w:r>
+    </w:p>
+    <w:p>
+      <w:pPr>
+        <w:pStyle w:val="Heading3"/>
+      </w:pPr>
+      <w:r>
         <w:t>Retrieval answer guidance</w:t>
       </w:r>
     </w:p>
@@ -276,131 +552,34 @@
     </w:p>
     <w:p>
       <w:pPr>
+        <w:pStyle w:val="Heading3"/>
+      </w:pPr>
+      <w:r>
+        <w:t>Decompose a Goal</w:t>
+      </w:r>
+    </w:p>
+    <w:p>
+      <w:pPr>
         <w:spacing w:line="336" w:lineRule="auto" w:after="180"/>
       </w:pPr>
       <w:r>
         <w:rPr>
           <w:b w:val="0"/>
         </w:rPr>
-        <w:t xml:space="preserve">Without opening the old lesson, explain one key idea from </w:t>
-      </w:r>
-      <w:r>
-        <w:rPr>
-          <w:b/>
-        </w:rPr>
-        <w:t>Trace Table</w:t>
-      </w:r>
-      <w:r>
-        <w:rPr>
-          <w:b w:val="0"/>
-        </w:rPr>
-        <w:t>s. Give an example and a mistake that the idea helps you avoid.</w:t>
+        <w:t>Use the student module and workbook section with this exact week title. The worked case, independent question and answers below form one aligned lesson sequence.</w:t>
+      </w:r>
+    </w:p>
+    <w:p>
+      <w:pPr>
+        <w:pStyle w:val="Heading3"/>
+      </w:pPr>
+      <w:r>
+        <w:t>What the learner must demonstrate</w:t>
       </w:r>
     </w:p>
     <w:p>
       <w:pPr>
         <w:spacing w:line="336" w:lineRule="auto" w:after="180"/>
-      </w:pPr>
-      <w:r>
-        <w:rPr>
-          <w:b w:val="0"/>
-        </w:rPr>
-        <w:t xml:space="preserve">Look for: Trace variable values before and after each </w:t>
-      </w:r>
-      <w:r>
-        <w:rPr>
-          <w:b/>
-        </w:rPr>
-        <w:t>loop</w:t>
-      </w:r>
-      <w:r>
-        <w:rPr>
-          <w:b w:val="0"/>
-        </w:rPr>
-        <w:t xml:space="preserve"> </w:t>
-      </w:r>
-      <w:r>
-        <w:rPr>
-          <w:b/>
-        </w:rPr>
-        <w:t>iteration</w:t>
-      </w:r>
-    </w:p>
-    <w:p>
-      <w:pPr>
-        <w:spacing w:line="336" w:lineRule="auto" w:after="180"/>
-      </w:pPr>
-      <w:r>
-        <w:rPr>
-          <w:b w:val="0"/>
-        </w:rPr>
-        <w:t>Reference example, not the only acceptable wording: 2, 3 and 4; the stop value is excluded. The body runs three times.</w:t>
-      </w:r>
-    </w:p>
-    <w:p>
-      <w:pPr>
-        <w:pStyle w:val="Heading3"/>
-      </w:pPr>
-      <w:r>
-        <w:t>Decompose a Goal</w:t>
-      </w:r>
-    </w:p>
-    <w:p>
-      <w:pPr>
-        <w:spacing w:line="336" w:lineRule="auto" w:after="180"/>
-      </w:pPr>
-      <w:r>
-        <w:rPr>
-          <w:b w:val="0"/>
-        </w:rPr>
-        <w:t>Without opening the old lesson, explain one key idea from Decompose a Goal. Give an example and a mistake that the idea helps you avoid.</w:t>
-      </w:r>
-    </w:p>
-    <w:p>
-      <w:pPr>
-        <w:spacing w:line="336" w:lineRule="auto" w:after="180"/>
-      </w:pPr>
-      <w:r>
-        <w:rPr>
-          <w:b w:val="0"/>
-        </w:rPr>
-        <w:t>Look for: Distinguish a function definition from a function call</w:t>
-      </w:r>
-    </w:p>
-    <w:p>
-      <w:pPr>
-        <w:spacing w:line="336" w:lineRule="auto" w:after="180"/>
-      </w:pPr>
-      <w:r>
-        <w:rPr>
-          <w:b w:val="0"/>
-        </w:rPr>
-        <w:t>Reference example, not the only acceptable wording: Name show_remaining; parameters capacity and used. Arguments 15 and 6 match capacity = 15 and used = 6. Expected printed result 9.</w:t>
-      </w:r>
-    </w:p>
-    <w:p>
-      <w:pPr>
-        <w:spacing w:line="336" w:lineRule="auto" w:after="180"/>
-      </w:pPr>
-      <w:r>
-        <w:rPr>
-          <w:b w:val="0"/>
-        </w:rPr>
-        <w:t>Use the student module and workbook section with this exact week title. The worked case, independent question and answers below form one aligned lesson sequence.</w:t>
-      </w:r>
-    </w:p>
-    <w:p>
-      <w:pPr>
-        <w:pStyle w:val="Heading3"/>
-      </w:pPr>
-      <w:r>
-        <w:t>What the learner must demonstrate</w:t>
-      </w:r>
-    </w:p>
-    <w:p>
-      <w:pPr>
-        <w:spacing w:line="336" w:lineRule="auto" w:after="180"/>
-        <w:shd w:fill="F5F1FB"/>
       </w:pPr>
       <w:r>
         <w:rPr>
@@ -585,6 +764,11 @@
       </w:r>
     </w:p>
     <w:p>
+      <w:r>
+        <w:t>This compact option is not the full-week schedule. Use the main teaching cycle and allow extra sessions for the investigation, independent work and project.</w:t>
+      </w:r>
+    </w:p>
+    <w:p>
       <w:pPr>
         <w:spacing w:line="336" w:lineRule="auto" w:after="180"/>
       </w:pPr>
@@ -592,7 +776,7 @@
         <w:rPr>
           <w:b w:val="0"/>
         </w:rPr>
-        <w:t>Use the supplied scenario, student illustrations and blank paper. For numeric work, offer counters or a calculator after learners show the setup. Fictional records are supplied; personal data and paid accounts are unnecessary.</w:t>
+        <w:t>Allow 80 minutes: recall 8; explanation 12; worked demonstration 15; guided practice 20; independent assessment 15; project and reflection 10. Extend the lab into a second session when needed.</w:t>
       </w:r>
     </w:p>
     <w:p>
@@ -600,24 +784,353 @@
         <w:pStyle w:val="Heading3"/>
       </w:pPr>
       <w:r>
-        <w:t>Alternative compact allocation</w:t>
-      </w:r>
-    </w:p>
-    <w:p>
-      <w:r>
-        <w:t>This compact option is not the full-week schedule. Use the main teaching cycle and allow extra sessions for the investigation, independent work and project.</w:t>
+        <w:t>Preparation for the connected explanation</w:t>
+      </w:r>
+    </w:p>
+    <w:p>
+      <w:pPr>
+        <w:pStyle w:val="Heading3"/>
+      </w:pPr>
+      <w:r>
+        <w:t>Readiness answer</w:t>
+      </w:r>
+    </w:p>
+    <w:p>
+      <w:pPr>
+        <w:pStyle w:val="Heading3"/>
+      </w:pPr>
+      <w:r>
+        <w:t>End goal for the pictorial case</w:t>
       </w:r>
     </w:p>
     <w:p>
       <w:pPr>
         <w:spacing w:line="336" w:lineRule="auto" w:after="180"/>
-        <w:shd w:fill="F1F6F8"/>
       </w:pPr>
       <w:r>
         <w:rPr>
           <w:b w:val="0"/>
         </w:rPr>
-        <w:t>Allow 80 minutes: recall 8; explanation 12; worked demonstration 15; guided practice 20; independent assessment 15; project and reflection 10. Extend the lab into a second session when needed.</w:t>
+        <w:t>This added worked case illustrates the week’s main idea. Retain all original and connected topics; schedule its practice within the teaching cycle.</w:t>
+      </w:r>
+    </w:p>
+    <w:p>
+      <w:pPr>
+        <w:pStyle w:val="Heading1"/>
+      </w:pPr>
+      <w:r>
+        <w:t>02. Teach condition-controlled progress and stopping</w:t>
+      </w:r>
+    </w:p>
+    <w:p>
+      <w:r>
+        <w:t>Align the lesson with its while-loop target and keep for-loop review separate.</w:t>
+      </w:r>
+    </w:p>
+    <w:p>
+      <w:pPr>
+        <w:pStyle w:val="Heading2"/>
+      </w:pPr>
+      <w:r>
+        <w:t>State the primary while task and scope</w:t>
+      </w:r>
+    </w:p>
+    <w:p>
+      <w:pPr>
+        <w:spacing w:line="336" w:lineRule="auto" w:after="180"/>
+      </w:pPr>
+      <w:r>
+        <w:rPr>
+          <w:b w:val="0"/>
+        </w:rPr>
+        <w:t>Primary while task: test count before each update. For starts 3,4,12 the final outputs are 3,0,0 after zero,one,three updates. The decreasing count eventually reaches ≤3. A !=3 condition from 12 misses three forever because every value is a multiple of four. Use finite paper prefixes for this variant. Earlier range/accumulator material is review, not the main lesson or this week’s assessment.</w:t>
+      </w:r>
+    </w:p>
+    <w:p>
+      <w:pPr>
+        <w:pStyle w:val="Heading2"/>
+      </w:pPr>
+      <w:r>
+        <w:t>Read the complete script and all condition checks</w:t>
+      </w:r>
+    </w:p>
+    <w:p>
+      <w:r>
+        <w:rPr>
+          <w:rFonts w:ascii="Courier New" w:hAnsi="Courier New"/>
+          <w:sz w:val="18"/>
+        </w:rPr>
+        <w:t>count = 12</w:t>
+        <w:br/>
+        <w:t>while count &gt; 3:</w:t>
+        <w:br/>
+        <w:t xml:space="preserve">    count = count - 4</w:t>
+        <w:br/>
+        <w:t>print(count)</w:t>
+      </w:r>
+    </w:p>
+    <w:tbl>
+      <w:tblPr>
+        <w:tblStyle w:val="LightShading-Accent1"/>
+        <w:tblW w:type="auto" w:w="0"/>
+        <w:tblLook w:firstColumn="1" w:firstRow="1" w:lastColumn="0" w:lastRow="0" w:noHBand="0" w:noVBand="1" w:val="04A0"/>
+      </w:tblPr>
+      <w:tblGrid>
+        <w:gridCol w:w="3408"/>
+        <w:gridCol w:w="3408"/>
+        <w:gridCol w:w="3408"/>
+      </w:tblGrid>
+      <w:tr>
+        <w:trPr>
+          <w:tblHeader/>
+        </w:trPr>
+        <w:tc>
+          <w:tcPr>
+            <w:tcW w:type="dxa" w:w="3408"/>
+          </w:tcPr>
+          <w:p>
+            <w:r>
+              <w:t>Count before test</w:t>
+            </w:r>
+          </w:p>
+        </w:tc>
+        <w:tc>
+          <w:tcPr>
+            <w:tcW w:type="dxa" w:w="3408"/>
+          </w:tcPr>
+          <w:p>
+            <w:r>
+              <w:t>count &gt; 3</w:t>
+            </w:r>
+          </w:p>
+        </w:tc>
+        <w:tc>
+          <w:tcPr>
+            <w:tcW w:type="dxa" w:w="3408"/>
+          </w:tcPr>
+          <w:p>
+            <w:r>
+              <w:t>Next action</w:t>
+            </w:r>
+          </w:p>
+        </w:tc>
+      </w:tr>
+      <w:tr>
+        <w:tc>
+          <w:tcPr>
+            <w:tcW w:type="dxa" w:w="3408"/>
+          </w:tcPr>
+          <w:p>
+            <w:r>
+              <w:t>12</w:t>
+            </w:r>
+          </w:p>
+        </w:tc>
+        <w:tc>
+          <w:tcPr>
+            <w:tcW w:type="dxa" w:w="3408"/>
+          </w:tcPr>
+          <w:p>
+            <w:r>
+              <w:t>True</w:t>
+            </w:r>
+          </w:p>
+        </w:tc>
+        <w:tc>
+          <w:tcPr>
+            <w:tcW w:type="dxa" w:w="3408"/>
+          </w:tcPr>
+          <w:p>
+            <w:r>
+              <w:t>Update to 8</w:t>
+            </w:r>
+          </w:p>
+        </w:tc>
+      </w:tr>
+      <w:tr>
+        <w:tc>
+          <w:tcPr>
+            <w:tcW w:type="dxa" w:w="3408"/>
+          </w:tcPr>
+          <w:p>
+            <w:r>
+              <w:t>8</w:t>
+            </w:r>
+          </w:p>
+        </w:tc>
+        <w:tc>
+          <w:tcPr>
+            <w:tcW w:type="dxa" w:w="3408"/>
+          </w:tcPr>
+          <w:p>
+            <w:r>
+              <w:t>True</w:t>
+            </w:r>
+          </w:p>
+        </w:tc>
+        <w:tc>
+          <w:tcPr>
+            <w:tcW w:type="dxa" w:w="3408"/>
+          </w:tcPr>
+          <w:p>
+            <w:r>
+              <w:t>Update to 4</w:t>
+            </w:r>
+          </w:p>
+        </w:tc>
+      </w:tr>
+      <w:tr>
+        <w:tc>
+          <w:tcPr>
+            <w:tcW w:type="dxa" w:w="3408"/>
+          </w:tcPr>
+          <w:p>
+            <w:r>
+              <w:t>4</w:t>
+            </w:r>
+          </w:p>
+        </w:tc>
+        <w:tc>
+          <w:tcPr>
+            <w:tcW w:type="dxa" w:w="3408"/>
+          </w:tcPr>
+          <w:p>
+            <w:r>
+              <w:t>True</w:t>
+            </w:r>
+          </w:p>
+        </w:tc>
+        <w:tc>
+          <w:tcPr>
+            <w:tcW w:type="dxa" w:w="3408"/>
+          </w:tcPr>
+          <w:p>
+            <w:r>
+              <w:t>Update to 0</w:t>
+            </w:r>
+          </w:p>
+        </w:tc>
+      </w:tr>
+      <w:tr>
+        <w:tc>
+          <w:tcPr>
+            <w:tcW w:type="dxa" w:w="3408"/>
+          </w:tcPr>
+          <w:p>
+            <w:r>
+              <w:t>0</w:t>
+            </w:r>
+          </w:p>
+        </w:tc>
+        <w:tc>
+          <w:tcPr>
+            <w:tcW w:type="dxa" w:w="3408"/>
+          </w:tcPr>
+          <w:p>
+            <w:r>
+              <w:t>False</w:t>
+            </w:r>
+          </w:p>
+        </w:tc>
+        <w:tc>
+          <w:tcPr>
+            <w:tcW w:type="dxa" w:w="3408"/>
+          </w:tcPr>
+          <w:p>
+            <w:r>
+              <w:t>Print 0 and stop</w:t>
+            </w:r>
+          </w:p>
+        </w:tc>
+      </w:tr>
+    </w:tbl>
+    <w:p>
+      <w:pPr>
+        <w:pStyle w:val="Heading2"/>
+      </w:pPr>
+      <w:r>
+        <w:t>Trace the pictorial version of the same task</w:t>
+      </w:r>
+    </w:p>
+    <w:p>
+      <w:pPr>
+        <w:spacing w:line="336" w:lineRule="auto" w:after="180"/>
+      </w:pPr>
+      <w:r>
+        <w:rPr>
+          <w:b w:val="0"/>
+        </w:rPr>
+        <w:t>A fictional counter starts at 12 and decreases while above a boundary.</w:t>
+      </w:r>
+    </w:p>
+    <w:p>
+      <w:pPr>
+        <w:spacing w:line="336" w:lineRule="auto" w:after="180"/>
+      </w:pPr>
+      <w:r>
+        <w:rPr>
+          <w:b w:val="0"/>
+        </w:rPr>
+        <w:t xml:space="preserve">Python: count=12; while count&gt;3: count=count-4; print after the </w:t>
+      </w:r>
+      <w:r>
+        <w:rPr>
+          <w:b/>
+        </w:rPr>
+        <w:t>loop</w:t>
+      </w:r>
+      <w:r>
+        <w:rPr>
+          <w:b w:val="0"/>
+        </w:rPr>
+        <w:t>.</w:t>
+      </w:r>
+    </w:p>
+    <w:p>
+      <w:pPr>
+        <w:spacing w:line="336" w:lineRule="auto" w:after="180"/>
+      </w:pPr>
+      <w:r>
+        <w:rPr>
+          <w:b w:val="0"/>
+        </w:rPr>
+        <w:t>The condition is checked before each subtraction.</w:t>
+      </w:r>
+    </w:p>
+    <w:p>
+      <w:r>
+        <w:drawing>
+          <wp:inline xmlns:a="http://schemas.openxmlformats.org/drawingml/2006/main" xmlns:pic="http://schemas.openxmlformats.org/drawingml/2006/picture">
+            <wp:extent cx="5486400" cy="4005072"/>
+            <wp:docPr id="1" name="Picture 1" descr="Initial check: 12&gt;3: true; subtract 4 to get 8. → Next check: 8&gt;3: true; subtract 4 to get 4. → Final update: 4&gt;3: true; subtract 4 to get 0. → Stop: 0&gt;3 is false; report 0 after three updates."/>
+            <wp:cNvGraphicFramePr>
+              <a:graphicFrameLocks noChangeAspect="1"/>
+            </wp:cNvGraphicFramePr>
+            <a:graphic>
+              <a:graphicData uri="http://schemas.openxmlformats.org/drawingml/2006/picture">
+                <pic:pic>
+                  <pic:nvPicPr>
+                    <pic:cNvPr id="0" name="academy-story-ai-2-5-02.png"/>
+                    <pic:cNvPicPr/>
+                  </pic:nvPicPr>
+                  <pic:blipFill>
+                    <a:blip r:embed="rId9"/>
+                    <a:stretch>
+                      <a:fillRect/>
+                    </a:stretch>
+                  </pic:blipFill>
+                  <pic:spPr>
+                    <a:xfrm>
+                      <a:off x="0" y="0"/>
+                      <a:ext cx="5486400" cy="4005072"/>
+                    </a:xfrm>
+                    <a:prstGeom prst="rect"/>
+                  </pic:spPr>
+                </pic:pic>
+              </a:graphicData>
+            </a:graphic>
+          </wp:inline>
+        </w:drawing>
       </w:r>
     </w:p>
     <w:p>
@@ -625,7 +1138,136 @@
         <w:pStyle w:val="Heading3"/>
       </w:pPr>
       <w:r>
-        <w:t>Preparation for the connected explanation</w:t>
+        <w:t>Read the picture one step at a time</w:t>
+      </w:r>
+    </w:p>
+    <w:tbl>
+      <w:tblPr>
+        <w:tblStyle w:val="LightShading-Accent1"/>
+        <w:tblW w:type="auto" w:w="0"/>
+        <w:tblLook w:firstColumn="1" w:firstRow="1" w:lastColumn="0" w:lastRow="0" w:noHBand="0" w:noVBand="1" w:val="04A0"/>
+      </w:tblPr>
+      <w:tblGrid>
+        <w:gridCol w:w="5112"/>
+        <w:gridCol w:w="5112"/>
+      </w:tblGrid>
+      <w:tr>
+        <w:trPr>
+          <w:tblHeader/>
+        </w:trPr>
+        <w:tc>
+          <w:tcPr>
+            <w:tcW w:type="dxa" w:w="5112"/>
+          </w:tcPr>
+          <w:p>
+            <w:r>
+              <w:t>Step</w:t>
+            </w:r>
+          </w:p>
+        </w:tc>
+        <w:tc>
+          <w:tcPr>
+            <w:tcW w:type="dxa" w:w="5112"/>
+          </w:tcPr>
+          <w:p>
+            <w:r>
+              <w:t>What happens and why</w:t>
+            </w:r>
+          </w:p>
+        </w:tc>
+      </w:tr>
+      <w:tr>
+        <w:tc>
+          <w:tcPr>
+            <w:tcW w:type="dxa" w:w="5112"/>
+          </w:tcPr>
+          <w:p>
+            <w:r>
+              <w:t>1. Initial check</w:t>
+            </w:r>
+          </w:p>
+        </w:tc>
+        <w:tc>
+          <w:tcPr>
+            <w:tcW w:type="dxa" w:w="5112"/>
+          </w:tcPr>
+          <w:p>
+            <w:r>
+              <w:t>12&gt;3: true; subtract 4 to get 8.</w:t>
+            </w:r>
+          </w:p>
+        </w:tc>
+      </w:tr>
+      <w:tr>
+        <w:tc>
+          <w:tcPr>
+            <w:tcW w:type="dxa" w:w="5112"/>
+          </w:tcPr>
+          <w:p>
+            <w:r>
+              <w:t>2. Next check</w:t>
+            </w:r>
+          </w:p>
+        </w:tc>
+        <w:tc>
+          <w:tcPr>
+            <w:tcW w:type="dxa" w:w="5112"/>
+          </w:tcPr>
+          <w:p>
+            <w:r>
+              <w:t>8&gt;3: true; subtract 4 to get 4.</w:t>
+            </w:r>
+          </w:p>
+        </w:tc>
+      </w:tr>
+      <w:tr>
+        <w:tc>
+          <w:tcPr>
+            <w:tcW w:type="dxa" w:w="5112"/>
+          </w:tcPr>
+          <w:p>
+            <w:r>
+              <w:t>3. Final update</w:t>
+            </w:r>
+          </w:p>
+        </w:tc>
+        <w:tc>
+          <w:tcPr>
+            <w:tcW w:type="dxa" w:w="5112"/>
+          </w:tcPr>
+          <w:p>
+            <w:r>
+              <w:t>4&gt;3: true; subtract 4 to get 0.</w:t>
+            </w:r>
+          </w:p>
+        </w:tc>
+      </w:tr>
+      <w:tr>
+        <w:tc>
+          <w:tcPr>
+            <w:tcW w:type="dxa" w:w="5112"/>
+          </w:tcPr>
+          <w:p>
+            <w:r>
+              <w:t>4. Stop</w:t>
+            </w:r>
+          </w:p>
+        </w:tc>
+        <w:tc>
+          <w:tcPr>
+            <w:tcW w:type="dxa" w:w="5112"/>
+          </w:tcPr>
+          <w:p>
+            <w:r>
+              <w:t>0&gt;3 is false; report 0 after three updates.</w:t>
+            </w:r>
+          </w:p>
+        </w:tc>
+      </w:tr>
+    </w:tbl>
+    <w:p>
+      <w:r>
+        <w:t>Match each pictured step to the supplied facts. This is a worked teaching case, not an independent assessment.</w:t>
       </w:r>
     </w:p>
     <w:p>
@@ -636,43 +1278,174 @@
         <w:rPr>
           <w:b w:val="0"/>
         </w:rPr>
-        <w:t xml:space="preserve">Teach for </w:t>
+        <w:t>The condition does not promise the counter ends exactly at 3. Subtractions can cross the boundary. The count strictly decreases, so the below-or-equal stopping region is eventually reached from this start.</w:t>
+      </w:r>
+    </w:p>
+    <w:p>
+      <w:pPr>
+        <w:spacing w:line="336" w:lineRule="auto" w:after="180"/>
+      </w:pPr>
+      <w:r>
+        <w:rPr>
+          <w:b w:val="0"/>
+        </w:rPr>
+        <w:t xml:space="preserve">A condition requiring exact equality can be unsafe when repeated </w:t>
       </w:r>
       <w:r>
         <w:rPr>
           <w:b/>
         </w:rPr>
+        <w:t>update</w:t>
+      </w:r>
+      <w:r>
+        <w:rPr>
+          <w:b w:val="0"/>
+        </w:rPr>
+        <w:t>s skip that value.</w:t>
+      </w:r>
+    </w:p>
+    <w:p>
+      <w:pPr>
+        <w:pStyle w:val="Heading2"/>
+      </w:pPr>
+      <w:r>
+        <w:t>Keep finite-prefix inspection for unbounded defects</w:t>
+      </w:r>
+    </w:p>
+    <w:p>
+      <w:pPr>
+        <w:spacing w:line="336" w:lineRule="auto" w:after="180"/>
+      </w:pPr>
+      <w:r>
+        <w:rPr>
+          <w:b w:val="0"/>
+        </w:rPr>
+        <w:t xml:space="preserve">Do not run an intentionally unbounded </w:t>
+      </w:r>
+      <w:r>
+        <w:rPr>
+          <w:b/>
+        </w:rPr>
         <w:t>loop</w:t>
       </w:r>
       <w:r>
         <w:rPr>
           <w:b w:val="0"/>
         </w:rPr>
-        <w:t xml:space="preserve">s with finite integer ranges before adding more </w:t>
-      </w:r>
+        <w:t xml:space="preserve"> in class; trace a finite prefix to inspect the defect safely.</w:t>
+      </w:r>
+    </w:p>
+    <w:p>
+      <w:pPr>
+        <w:pStyle w:val="Heading2"/>
+      </w:pPr>
+      <w:r>
+        <w:t>Predict the equality-only change</w:t>
+      </w:r>
+    </w:p>
+    <w:p>
+      <w:pPr>
+        <w:spacing w:line="336" w:lineRule="auto" w:after="180"/>
+      </w:pPr>
+      <w:r>
+        <w:rPr>
+          <w:b w:val="0"/>
+        </w:rPr>
+        <w:t>Change: Replace count&gt;3 with count!=3.</w:t>
+      </w:r>
+    </w:p>
+    <w:p>
+      <w:pPr>
+        <w:spacing w:line="336" w:lineRule="auto" w:after="180"/>
+      </w:pPr>
       <w:r>
         <w:rPr>
           <w:b/>
         </w:rPr>
+        <w:t>Prediction</w:t>
+      </w:r>
+      <w:r>
+        <w:rPr>
+          <w:b w:val="0"/>
+        </w:rPr>
+        <w:t xml:space="preserve">: From 12, the </w:t>
+      </w:r>
+      <w:r>
+        <w:rPr>
+          <w:b/>
+        </w:rPr>
         <w:t>loop</w:t>
       </w:r>
       <w:r>
         <w:rPr>
           <w:b w:val="0"/>
         </w:rPr>
-        <w:t xml:space="preserve"> forms. Keep range values, body executions and </w:t>
+        <w:t xml:space="preserve"> never reaches 3 and does not terminate in this toy model.</w:t>
+      </w:r>
+    </w:p>
+    <w:p>
+      <w:pPr>
+        <w:spacing w:line="336" w:lineRule="auto" w:after="180"/>
+      </w:pPr>
+      <w:r>
+        <w:rPr>
+          <w:b w:val="0"/>
+        </w:rPr>
+        <w:t>Reason: 12,8,4,0,−4,… are multiples of 4; none equals 3.</w:t>
+      </w:r>
+    </w:p>
+    <w:p>
+      <w:pPr>
+        <w:pStyle w:val="Heading2"/>
+      </w:pPr>
+      <w:r>
+        <w:t>Use the diagram to elicit stopping reasoning</w:t>
+      </w:r>
+    </w:p>
+    <w:p>
+      <w:pPr>
+        <w:spacing w:line="336" w:lineRule="auto" w:after="180"/>
+      </w:pPr>
+      <w:r>
+        <w:rPr>
+          <w:b w:val="0"/>
+        </w:rPr>
+        <w:t>Use the diagram and verbal explanation together. Ask learners to match a sentence to a specific visual step; do not assign learners fixed visual or auditory learning styles.</w:t>
+      </w:r>
+    </w:p>
+    <w:p>
+      <w:pPr>
+        <w:spacing w:line="336" w:lineRule="auto" w:after="180"/>
+      </w:pPr>
+      <w:r>
+        <w:rPr>
+          <w:b w:val="0"/>
+        </w:rPr>
+        <w:t xml:space="preserve">Cover the result. Ask learners to name the </w:t>
       </w:r>
       <w:r>
         <w:rPr>
           <w:b/>
         </w:rPr>
-        <w:t>output</w:t>
+        <w:t>input</w:t>
       </w:r>
       <w:r>
         <w:rPr>
           <w:b w:val="0"/>
         </w:rPr>
-        <w:t xml:space="preserve"> events separate. Reference: https://docs.python.org/3/tutorial/controlflow.html#the-range-function.</w:t>
+        <w:t xml:space="preserve">s and predict the next step. Uncover one step, connect the icon to the actual procedure, and explain its </w:t>
+      </w:r>
+      <w:r>
+        <w:rPr>
+          <w:b/>
+        </w:rPr>
+        <w:t>evidence</w:t>
+      </w:r>
+      <w:r>
+        <w:rPr>
+          <w:b w:val="0"/>
+        </w:rPr>
+        <w:t>. Then change the supplied condition and compare.</w:t>
       </w:r>
     </w:p>
     <w:p>
@@ -683,19 +1456,185 @@
         <w:rPr>
           <w:b w:val="0"/>
         </w:rPr>
-        <w:t xml:space="preserve">The examples use a positive default step and do not require lists or while </w:t>
-      </w:r>
+        <w:t>The picture is a representation; it does not document execution of a real AI model.</w:t>
+      </w:r>
+    </w:p>
+    <w:p>
+      <w:pPr>
+        <w:pStyle w:val="Heading2"/>
+      </w:pPr>
+      <w:r>
+        <w:t>Earlier wording, alternatives and picture transcripts · reference / check after trying</w:t>
+      </w:r>
+    </w:p>
+    <w:p>
+      <w:pPr>
+        <w:spacing w:line="336" w:lineRule="auto" w:after="180"/>
+      </w:pPr>
+      <w:r>
+        <w:rPr>
+          <w:b w:val="0"/>
+        </w:rPr>
+        <w:t>Explain the mechanism</w:t>
+      </w:r>
+    </w:p>
+    <w:p>
+      <w:pPr>
+        <w:spacing w:line="336" w:lineRule="auto" w:after="180"/>
+      </w:pPr>
       <w:r>
         <w:rPr>
           <w:b/>
         </w:rPr>
+        <w:t>Input</w:t>
+      </w:r>
+      <w:r>
+        <w:rPr>
+          <w:b w:val="0"/>
+        </w:rPr>
+        <w:t xml:space="preserve"> → </w:t>
+      </w:r>
+      <w:r>
+        <w:rPr>
+          <w:b/>
+        </w:rPr>
+        <w:t>Process</w:t>
+      </w:r>
+      <w:r>
+        <w:rPr>
+          <w:b w:val="0"/>
+        </w:rPr>
+        <w:t xml:space="preserve"> → </w:t>
+      </w:r>
+      <w:r>
+        <w:rPr>
+          <w:b/>
+        </w:rPr>
+        <w:t>Output</w:t>
+      </w:r>
+    </w:p>
+    <w:p>
+      <w:pPr>
+        <w:spacing w:line="336" w:lineRule="auto" w:after="180"/>
+      </w:pPr>
+      <w:r>
+        <w:rPr>
+          <w:b w:val="0"/>
+        </w:rPr>
+        <w:t>Trace the information. At each stage, ask what changed and how you could test it.</w:t>
+      </w:r>
+    </w:p>
+    <w:p>
+      <w:pPr>
+        <w:spacing w:line="336" w:lineRule="auto" w:after="180"/>
+      </w:pPr>
+      <w:r>
+        <w:rPr>
+          <w:b w:val="0"/>
+        </w:rPr>
+        <w:t>Which stage could fail even when the other two are correct? Explain:</w:t>
+      </w:r>
+    </w:p>
+    <w:p>
+      <w:pPr>
+        <w:spacing w:line="336" w:lineRule="auto" w:after="180"/>
+      </w:pPr>
+      <w:r>
+        <w:rPr>
+          <w:b w:val="0"/>
+        </w:rPr>
+        <w:t xml:space="preserve">Predict first. Then check each step. A correct answer without visible reasoning is incomplete </w:t>
+      </w:r>
+      <w:r>
+        <w:rPr>
+          <w:b/>
+        </w:rPr>
+        <w:t>evidence</w:t>
+      </w:r>
+      <w:r>
+        <w:rPr>
+          <w:b w:val="0"/>
+        </w:rPr>
+        <w:t>.</w:t>
+      </w:r>
+    </w:p>
+    <w:p>
+      <w:pPr>
+        <w:spacing w:line="336" w:lineRule="auto" w:after="180"/>
+      </w:pPr>
+      <w:r>
+        <w:rPr>
+          <w:b w:val="0"/>
+        </w:rPr>
+        <w:t>2. Repeat while count &lt; 4: show a card; count = count + 1.</w:t>
+      </w:r>
+    </w:p>
+    <w:p>
+      <w:pPr>
+        <w:spacing w:line="336" w:lineRule="auto" w:after="180"/>
+      </w:pPr>
+      <w:r>
+        <w:rPr>
+          <w:b w:val="0"/>
+        </w:rPr>
+        <w:t xml:space="preserve">3. The </w:t>
+      </w:r>
+      <w:r>
+        <w:rPr>
+          <w:b/>
+        </w:rPr>
         <w:t>loop</w:t>
       </w:r>
       <w:r>
         <w:rPr>
           <w:b w:val="0"/>
         </w:rPr>
-        <w:t>s.</w:t>
+        <w:t xml:space="preserve"> runs 4 times and stops when count becomes 4.</w:t>
+      </w:r>
+    </w:p>
+    <w:p>
+      <w:pPr>
+        <w:spacing w:line="336" w:lineRule="auto" w:after="180"/>
+      </w:pPr>
+      <w:r>
+        <w:rPr>
+          <w:b w:val="0"/>
+        </w:rPr>
+        <w:t>4. If count never changes, the stopping condition never becomes false.</w:t>
+      </w:r>
+    </w:p>
+    <w:p>
+      <w:pPr>
+        <w:spacing w:line="336" w:lineRule="auto" w:after="180"/>
+      </w:pPr>
+      <w:r>
+        <w:rPr>
+          <w:b w:val="0"/>
+        </w:rPr>
+        <w:t>Recalculate, retrace, or restate the reasoning in your own representation:</w:t>
+      </w:r>
+    </w:p>
+    <w:p>
+      <w:pPr>
+        <w:spacing w:line="336" w:lineRule="auto" w:after="180"/>
+      </w:pPr>
+      <w:r>
+        <w:rPr>
+          <w:b w:val="0"/>
+        </w:rPr>
+        <w:t xml:space="preserve">CHECK Did the </w:t>
+      </w:r>
+      <w:r>
+        <w:rPr>
+          <w:b/>
+        </w:rPr>
+        <w:t>evidence</w:t>
+      </w:r>
+      <w:r>
+        <w:rPr>
+          <w:b w:val="0"/>
+        </w:rPr>
+        <w:t xml:space="preserve"> answer the exact question? Did the total, path, or source record stay consistent?</w:t>
       </w:r>
     </w:p>
     <w:p>
@@ -703,7 +1642,7 @@
         <w:pStyle w:val="Heading3"/>
       </w:pPr>
       <w:r>
-        <w:t>Readiness answer</w:t>
+        <w:t>Concrete teaching case</w:t>
       </w:r>
     </w:p>
     <w:p>
@@ -714,7 +1653,37 @@
         <w:rPr>
           <w:b w:val="0"/>
         </w:rPr>
-        <w:t xml:space="preserve">It reads the old 2, adds 3 and stores 5. Assignment </w:t>
+        <w:t>Start n=0; while n&lt;3, add 1 and record n.</w:t>
+      </w:r>
+    </w:p>
+    <w:p>
+      <w:pPr>
+        <w:spacing w:line="336" w:lineRule="auto" w:after="180"/>
+      </w:pPr>
+      <w:r>
+        <w:rPr>
+          <w:b w:val="0"/>
+        </w:rPr>
+        <w:t>List records and stopping condition.</w:t>
+      </w:r>
+    </w:p>
+    <w:p>
+      <w:pPr>
+        <w:pStyle w:val="Heading3"/>
+      </w:pPr>
+      <w:r>
+        <w:t>Exact explanation to model</w:t>
+      </w:r>
+    </w:p>
+    <w:p>
+      <w:pPr>
+        <w:spacing w:line="336" w:lineRule="auto" w:after="180"/>
+      </w:pPr>
+      <w:r>
+        <w:rPr>
+          <w:b w:val="0"/>
+        </w:rPr>
+        <w:t xml:space="preserve">1,2,3. The next comparison is false. The </w:t>
       </w:r>
       <w:r>
         <w:rPr>
@@ -726,7 +1695,15 @@
         <w:rPr>
           <w:b w:val="0"/>
         </w:rPr>
-        <w:t>s a value; it is not an algebraic equality.</w:t>
+        <w:t xml:space="preserve"> makes progress toward termination.</w:t>
+      </w:r>
+    </w:p>
+    <w:p>
+      <w:pPr>
+        <w:pStyle w:val="Heading3"/>
+      </w:pPr>
+      <w:r>
+        <w:t>Explain the added worked example</w:t>
       </w:r>
     </w:p>
     <w:p>
@@ -737,7 +1714,7 @@
         <w:rPr>
           <w:b w:val="0"/>
         </w:rPr>
-        <w:t xml:space="preserve">Python 3 editor and </w:t>
+        <w:t xml:space="preserve">Imagine adding numbered counters: first 1, then 2, then 3. A </w:t>
       </w:r>
       <w:r>
         <w:rPr>
@@ -749,7 +1726,7 @@
         <w:rPr>
           <w:b w:val="0"/>
         </w:rPr>
-        <w:t>s.py</w:t>
+        <w:t xml:space="preserve"> can repeat the same addition with a different number each time. This week you will predict each change before running a short Python script.</w:t>
       </w:r>
     </w:p>
     <w:p>
@@ -760,418 +1737,19 @@
         <w:rPr>
           <w:b w:val="0"/>
         </w:rPr>
-        <w:t>Counters or numbered paper cards</w:t>
-      </w:r>
-    </w:p>
-    <w:p>
-      <w:pPr>
-        <w:spacing w:line="336" w:lineRule="auto" w:after="180"/>
-      </w:pPr>
+        <w:t xml:space="preserve">Tracing repeated calculations prepares you to inspect the data </w:t>
+      </w:r>
+      <w:r>
+        <w:rPr>
+          <w:b/>
+        </w:rPr>
+        <w:t>process</w:t>
+      </w:r>
       <w:r>
         <w:rPr>
           <w:b w:val="0"/>
         </w:rPr>
-        <w:t xml:space="preserve">Blank </w:t>
-      </w:r>
-      <w:r>
-        <w:rPr>
-          <w:b/>
-        </w:rPr>
-        <w:t>trace table</w:t>
-      </w:r>
-      <w:r>
-        <w:rPr>
-          <w:b w:val="0"/>
-        </w:rPr>
-        <w:t xml:space="preserve"> with turn total before and total after columns</w:t>
-      </w:r>
-    </w:p>
-    <w:p>
-      <w:pPr>
-        <w:pStyle w:val="Heading3"/>
-      </w:pPr>
-      <w:r>
-        <w:t>End goal for the pictorial case</w:t>
-      </w:r>
-    </w:p>
-    <w:p>
-      <w:pPr>
-        <w:spacing w:line="336" w:lineRule="auto" w:after="180"/>
-      </w:pPr>
-      <w:r>
-        <w:rPr>
-          <w:b w:val="0"/>
-        </w:rPr>
-        <w:t>By the end, I can trace a while-</w:t>
-      </w:r>
-      <w:r>
-        <w:rPr>
-          <w:b/>
-        </w:rPr>
-        <w:t>loop</w:t>
-      </w:r>
-      <w:r>
-        <w:rPr>
-          <w:b w:val="0"/>
-        </w:rPr>
-        <w:t xml:space="preserve"> and recognise when its </w:t>
-      </w:r>
-      <w:r>
-        <w:rPr>
-          <w:b/>
-        </w:rPr>
-        <w:t>update</w:t>
-      </w:r>
-      <w:r>
-        <w:rPr>
-          <w:b w:val="0"/>
-        </w:rPr>
-        <w:t xml:space="preserve"> cannot satisfy the stopping test.</w:t>
-      </w:r>
-    </w:p>
-    <w:p>
-      <w:pPr>
-        <w:spacing w:line="336" w:lineRule="auto" w:after="180"/>
-      </w:pPr>
-      <w:r>
-        <w:rPr>
-          <w:b w:val="0"/>
-        </w:rPr>
-        <w:t>This added worked case illustrates the week’s main idea. Retain all original and connected topics; schedule its practice within the teaching cycle.</w:t>
-      </w:r>
-    </w:p>
-    <w:p>
-      <w:pPr>
-        <w:pStyle w:val="Heading1"/>
-      </w:pPr>
-      <w:r>
-        <w:t>02. Explain the mechanism</w:t>
-      </w:r>
-    </w:p>
-    <w:p>
-      <w:r>
-        <w:t>Model Loops and Stopping using the supplied case, labelled mechanism and reasoning. Make the scope of each conclusion explicit.</w:t>
-      </w:r>
-    </w:p>
-    <w:p>
-      <w:pPr>
-        <w:spacing w:line="336" w:lineRule="auto" w:after="180"/>
-      </w:pPr>
-      <w:r>
-        <w:rPr>
-          <w:b/>
-        </w:rPr>
-        <w:t>Input</w:t>
-      </w:r>
-      <w:r>
-        <w:rPr>
-          <w:b w:val="0"/>
-        </w:rPr>
-        <w:t xml:space="preserve"> → </w:t>
-      </w:r>
-      <w:r>
-        <w:rPr>
-          <w:b/>
-        </w:rPr>
-        <w:t>Process</w:t>
-      </w:r>
-      <w:r>
-        <w:rPr>
-          <w:b w:val="0"/>
-        </w:rPr>
-        <w:t xml:space="preserve"> → </w:t>
-      </w:r>
-      <w:r>
-        <w:rPr>
-          <w:b/>
-        </w:rPr>
-        <w:t>Output</w:t>
-      </w:r>
-    </w:p>
-    <w:p>
-      <w:pPr>
-        <w:spacing w:line="336" w:lineRule="auto" w:after="180"/>
-      </w:pPr>
-      <w:r>
-        <w:rPr>
-          <w:b w:val="0"/>
-        </w:rPr>
-        <w:t>Trace the information. At each stage, ask what changed and how you could test it.</w:t>
-      </w:r>
-    </w:p>
-    <w:p>
-      <w:pPr>
-        <w:spacing w:line="336" w:lineRule="auto" w:after="180"/>
-      </w:pPr>
-      <w:r>
-        <w:rPr>
-          <w:b w:val="0"/>
-        </w:rPr>
-        <w:t>Which stage could fail even when the other two are correct? Explain:</w:t>
-      </w:r>
-    </w:p>
-    <w:p>
-      <w:pPr>
-        <w:spacing w:line="336" w:lineRule="auto" w:after="180"/>
-      </w:pPr>
-      <w:r>
-        <w:rPr>
-          <w:b w:val="0"/>
-        </w:rPr>
-        <w:t xml:space="preserve">Predict first. Then check each step. A correct answer without visible reasoning is incomplete </w:t>
-      </w:r>
-      <w:r>
-        <w:rPr>
-          <w:b/>
-        </w:rPr>
-        <w:t>evidence</w:t>
-      </w:r>
-      <w:r>
-        <w:rPr>
-          <w:b w:val="0"/>
-        </w:rPr>
-        <w:t>.</w:t>
-      </w:r>
-    </w:p>
-    <w:p>
-      <w:pPr>
-        <w:spacing w:line="336" w:lineRule="auto" w:after="180"/>
-        <w:shd w:fill="F4F9FC"/>
-      </w:pPr>
-      <w:r>
-        <w:rPr>
-          <w:b w:val="0"/>
-        </w:rPr>
-        <w:t>2. Repeat while count &lt; 4: show a card; count = count + 1.</w:t>
-      </w:r>
-    </w:p>
-    <w:p>
-      <w:pPr>
-        <w:spacing w:line="336" w:lineRule="auto" w:after="180"/>
-        <w:shd w:fill="F4F9FC"/>
-      </w:pPr>
-      <w:r>
-        <w:rPr>
-          <w:b w:val="0"/>
-        </w:rPr>
-        <w:t xml:space="preserve">3. The </w:t>
-      </w:r>
-      <w:r>
-        <w:rPr>
-          <w:b/>
-        </w:rPr>
-        <w:t>loop</w:t>
-      </w:r>
-      <w:r>
-        <w:rPr>
-          <w:b w:val="0"/>
-        </w:rPr>
-        <w:t xml:space="preserve"> runs 4 times and stops when count becomes 4.</w:t>
-      </w:r>
-    </w:p>
-    <w:p>
-      <w:pPr>
-        <w:spacing w:line="336" w:lineRule="auto" w:after="180"/>
-        <w:shd w:fill="F4F9FC"/>
-      </w:pPr>
-      <w:r>
-        <w:rPr>
-          <w:b w:val="0"/>
-        </w:rPr>
-        <w:t>4. If count never changes, the stopping condition never becomes false.</w:t>
-      </w:r>
-    </w:p>
-    <w:p>
-      <w:pPr>
-        <w:spacing w:line="336" w:lineRule="auto" w:after="180"/>
-      </w:pPr>
-      <w:r>
-        <w:rPr>
-          <w:b w:val="0"/>
-        </w:rPr>
-        <w:t>Recalculate, retrace, or restate the reasoning in your own representation:</w:t>
-      </w:r>
-    </w:p>
-    <w:p>
-      <w:pPr>
-        <w:spacing w:line="336" w:lineRule="auto" w:after="180"/>
-        <w:shd w:fill="F5F1FB"/>
-      </w:pPr>
-      <w:r>
-        <w:rPr>
-          <w:b w:val="0"/>
-        </w:rPr>
-        <w:t xml:space="preserve">CHECK Did the </w:t>
-      </w:r>
-      <w:r>
-        <w:rPr>
-          <w:b/>
-        </w:rPr>
-        <w:t>evidence</w:t>
-      </w:r>
-      <w:r>
-        <w:rPr>
-          <w:b w:val="0"/>
-        </w:rPr>
-        <w:t xml:space="preserve"> answer the exact question? Did the total, path, or source record stay consistent?</w:t>
-      </w:r>
-    </w:p>
-    <w:p>
-      <w:pPr>
-        <w:pStyle w:val="Heading3"/>
-      </w:pPr>
-      <w:r>
-        <w:t>Concrete teaching case</w:t>
-      </w:r>
-    </w:p>
-    <w:p>
-      <w:pPr>
-        <w:pStyle w:val="Heading3"/>
-      </w:pPr>
-      <w:r>
-        <w:t>The teaching case</w:t>
-      </w:r>
-    </w:p>
-    <w:p>
-      <w:pPr>
-        <w:spacing w:line="336" w:lineRule="auto" w:after="180"/>
-        <w:shd w:fill="F1F6FC"/>
-      </w:pPr>
-      <w:r>
-        <w:rPr>
-          <w:b w:val="0"/>
-        </w:rPr>
-        <w:t>Start n=0; while n&lt;3, add 1 and record n.</w:t>
-      </w:r>
-    </w:p>
-    <w:p>
-      <w:pPr>
-        <w:pStyle w:val="Heading3"/>
-      </w:pPr>
-      <w:r>
-        <w:t>The teaching case</w:t>
-      </w:r>
-    </w:p>
-    <w:p>
-      <w:pPr>
-        <w:spacing w:line="336" w:lineRule="auto" w:after="180"/>
-        <w:shd w:fill="F1F6FC"/>
-      </w:pPr>
-      <w:r>
-        <w:rPr>
-          <w:b w:val="0"/>
-        </w:rPr>
-        <w:t>List records and stopping condition.</w:t>
-      </w:r>
-    </w:p>
-    <w:p>
-      <w:pPr>
-        <w:pStyle w:val="Heading3"/>
-      </w:pPr>
-      <w:r>
-        <w:t>Exact explanation to model</w:t>
-      </w:r>
-    </w:p>
-    <w:p>
-      <w:pPr>
-        <w:pStyle w:val="Heading3"/>
-      </w:pPr>
-      <w:r>
-        <w:t>Why the result follows</w:t>
-      </w:r>
-    </w:p>
-    <w:p>
-      <w:pPr>
-        <w:spacing w:line="336" w:lineRule="auto" w:after="180"/>
-        <w:shd w:fill="F1F6FC"/>
-      </w:pPr>
-      <w:r>
-        <w:rPr>
-          <w:b w:val="0"/>
-        </w:rPr>
-        <w:t xml:space="preserve">1,2,3. The next comparison is false. The </w:t>
-      </w:r>
-      <w:r>
-        <w:rPr>
-          <w:b/>
-        </w:rPr>
-        <w:t>update</w:t>
-      </w:r>
-      <w:r>
-        <w:rPr>
-          <w:b w:val="0"/>
-        </w:rPr>
-        <w:t xml:space="preserve"> makes progress toward termination.</w:t>
-      </w:r>
-    </w:p>
-    <w:p>
-      <w:pPr>
-        <w:pStyle w:val="Heading3"/>
-      </w:pPr>
-      <w:r>
-        <w:t>Explain the added worked example</w:t>
-      </w:r>
-    </w:p>
-    <w:p>
-      <w:pPr>
-        <w:pStyle w:val="Heading3"/>
-      </w:pPr>
-      <w:r>
-        <w:t>Explain the added worked example · 1</w:t>
-      </w:r>
-    </w:p>
-    <w:p>
-      <w:pPr>
-        <w:spacing w:line="336" w:lineRule="auto" w:after="180"/>
-      </w:pPr>
-      <w:r>
-        <w:rPr>
-          <w:b w:val="0"/>
-        </w:rPr>
-        <w:t xml:space="preserve">Imagine adding numbered counters: first 1, then 2, then 3. A </w:t>
-      </w:r>
-      <w:r>
-        <w:rPr>
-          <w:b/>
-        </w:rPr>
-        <w:t>loop</w:t>
-      </w:r>
-      <w:r>
-        <w:rPr>
-          <w:b w:val="0"/>
-        </w:rPr>
-        <w:t xml:space="preserve"> can repeat the same addition with a different number each time. This week you will predict each change before running a short Python script.</w:t>
-      </w:r>
-    </w:p>
-    <w:p>
-      <w:pPr>
-        <w:spacing w:line="336" w:lineRule="auto" w:after="180"/>
-      </w:pPr>
-      <w:r>
-        <w:rPr>
-          <w:b w:val="0"/>
-        </w:rPr>
-        <w:t xml:space="preserve">Tracing repeated calculations prepares you to inspect the data </w:t>
-      </w:r>
-      <w:r>
-        <w:rPr>
-          <w:b/>
-        </w:rPr>
-        <w:t>process</w:t>
-      </w:r>
-      <w:r>
-        <w:rPr>
-          <w:b w:val="0"/>
-        </w:rPr>
         <w:t>ing used in larger AI applications.</w:t>
-      </w:r>
-    </w:p>
-    <w:p>
-      <w:pPr>
-        <w:pStyle w:val="Heading3"/>
-      </w:pPr>
-      <w:r>
-        <w:t>Explain the added worked example · 2</w:t>
       </w:r>
     </w:p>
     <w:p>
@@ -1627,14 +2205,6 @@
     </w:tbl>
     <w:p>
       <w:pPr>
-        <w:pStyle w:val="Heading3"/>
-      </w:pPr>
-      <w:r>
-        <w:t>Model the reasoning aloud · 3</w:t>
-      </w:r>
-    </w:p>
-    <w:p>
-      <w:pPr>
         <w:spacing w:line="336" w:lineRule="auto" w:after="180"/>
       </w:pPr>
       <w:r>
@@ -1816,17 +2386,6 @@
     </w:tbl>
     <w:p>
       <w:pPr>
-        <w:spacing w:line="336" w:lineRule="auto" w:after="180"/>
-      </w:pPr>
-      <w:r>
-        <w:rPr>
-          <w:b w:val="0"/>
-        </w:rPr>
-        <w:t>Use the diagram and verbal explanation together. Ask learners to match a sentence to a specific visual step; do not assign learners fixed visual or auditory learning styles.</w:t>
-      </w:r>
-    </w:p>
-    <w:p>
-      <w:pPr>
         <w:pStyle w:val="Heading3"/>
       </w:pPr>
       <w:r>
@@ -1835,73 +2394,10 @@
     </w:p>
     <w:p>
       <w:pPr>
-        <w:spacing w:line="336" w:lineRule="auto" w:after="180"/>
-      </w:pPr>
-      <w:r>
-        <w:rPr>
-          <w:b w:val="0"/>
-        </w:rPr>
-        <w:t>A fictional counter starts at 12 and decreases while above a boundary.</w:t>
-      </w:r>
-    </w:p>
-    <w:p>
-      <w:pPr>
         <w:pStyle w:val="Heading3"/>
       </w:pPr>
       <w:r>
         <w:t>The facts we will use</w:t>
-      </w:r>
-    </w:p>
-    <w:p>
-      <w:pPr>
-        <w:pStyle w:val="Heading3"/>
-      </w:pPr>
-      <w:r>
-        <w:t>Supplied facts</w:t>
-      </w:r>
-    </w:p>
-    <w:p>
-      <w:pPr>
-        <w:spacing w:line="336" w:lineRule="auto" w:after="180"/>
-        <w:shd w:fill="F1F6FC"/>
-      </w:pPr>
-      <w:r>
-        <w:rPr>
-          <w:b w:val="0"/>
-        </w:rPr>
-        <w:t xml:space="preserve">Python: count=12; while count&gt;3: count=count-4; print after the </w:t>
-      </w:r>
-      <w:r>
-        <w:rPr>
-          <w:b/>
-        </w:rPr>
-        <w:t>loop</w:t>
-      </w:r>
-      <w:r>
-        <w:rPr>
-          <w:b w:val="0"/>
-        </w:rPr>
-        <w:t>.</w:t>
-      </w:r>
-    </w:p>
-    <w:p>
-      <w:pPr>
-        <w:pStyle w:val="Heading3"/>
-      </w:pPr>
-      <w:r>
-        <w:t>Supplied facts</w:t>
-      </w:r>
-    </w:p>
-    <w:p>
-      <w:pPr>
-        <w:spacing w:line="336" w:lineRule="auto" w:after="180"/>
-        <w:shd w:fill="F1F6FC"/>
-      </w:pPr>
-      <w:r>
-        <w:rPr>
-          <w:b w:val="0"/>
-        </w:rPr>
-        <w:t>The condition is checked before each subtraction.</w:t>
       </w:r>
     </w:p>
     <w:p>
@@ -1909,7 +2405,7 @@
         <w:drawing>
           <wp:inline xmlns:a="http://schemas.openxmlformats.org/drawingml/2006/main" xmlns:pic="http://schemas.openxmlformats.org/drawingml/2006/picture">
             <wp:extent cx="5381271" cy="5943599"/>
-            <wp:docPr id="1" name="Picture 1" descr="Loops and Stopping. Initial check: 12&gt;3: true; subtract 4 to get 8.. Next check: 8&gt;3: true; subtract 4 to get 4.. Final update: 4&gt;3: true; subtract 4 to get 0.. Stop: 0&gt;3 is false; report 0 after three updates."/>
+            <wp:docPr id="2" name="Picture 2" descr="Loops and Stopping. Initial check: 12&gt;3: true; subtract 4 to get 8.. Next check: 8&gt;3: true; subtract 4 to get 4.. Final update: 4&gt;3: true; subtract 4 to get 0.. Stop: 0&gt;3 is false; report 0 after three updates."/>
             <wp:cNvGraphicFramePr>
               <a:graphicFrameLocks noChangeAspect="1"/>
             </wp:cNvGraphicFramePr>
@@ -1921,7 +2417,7 @@
                     <pic:cNvPicPr/>
                   </pic:nvPicPr>
                   <pic:blipFill>
-                    <a:blip r:embed="rId9"/>
+                    <a:blip r:embed="rId10"/>
                     <a:stretch>
                       <a:fillRect/>
                     </a:stretch>
@@ -1945,136 +2441,7 @@
         <w:pStyle w:val="Heading3"/>
       </w:pPr>
       <w:r>
-        <w:t>Read the picture one step at a time</w:t>
-      </w:r>
-    </w:p>
-    <w:tbl>
-      <w:tblPr>
-        <w:tblStyle w:val="LightShading-Accent1"/>
-        <w:tblW w:type="auto" w:w="0"/>
-        <w:tblLook w:firstColumn="1" w:firstRow="1" w:lastColumn="0" w:lastRow="0" w:noHBand="0" w:noVBand="1" w:val="04A0"/>
-      </w:tblPr>
-      <w:tblGrid>
-        <w:gridCol w:w="5112"/>
-        <w:gridCol w:w="5112"/>
-      </w:tblGrid>
-      <w:tr>
-        <w:trPr>
-          <w:tblHeader/>
-        </w:trPr>
-        <w:tc>
-          <w:tcPr>
-            <w:tcW w:type="dxa" w:w="5112"/>
-          </w:tcPr>
-          <w:p>
-            <w:r>
-              <w:t>Step</w:t>
-            </w:r>
-          </w:p>
-        </w:tc>
-        <w:tc>
-          <w:tcPr>
-            <w:tcW w:type="dxa" w:w="5112"/>
-          </w:tcPr>
-          <w:p>
-            <w:r>
-              <w:t>What happens and why</w:t>
-            </w:r>
-          </w:p>
-        </w:tc>
-      </w:tr>
-      <w:tr>
-        <w:tc>
-          <w:tcPr>
-            <w:tcW w:type="dxa" w:w="5112"/>
-          </w:tcPr>
-          <w:p>
-            <w:r>
-              <w:t>1. Initial check</w:t>
-            </w:r>
-          </w:p>
-        </w:tc>
-        <w:tc>
-          <w:tcPr>
-            <w:tcW w:type="dxa" w:w="5112"/>
-          </w:tcPr>
-          <w:p>
-            <w:r>
-              <w:t>12&gt;3: true; subtract 4 to get 8.</w:t>
-            </w:r>
-          </w:p>
-        </w:tc>
-      </w:tr>
-      <w:tr>
-        <w:tc>
-          <w:tcPr>
-            <w:tcW w:type="dxa" w:w="5112"/>
-          </w:tcPr>
-          <w:p>
-            <w:r>
-              <w:t>2. Next check</w:t>
-            </w:r>
-          </w:p>
-        </w:tc>
-        <w:tc>
-          <w:tcPr>
-            <w:tcW w:type="dxa" w:w="5112"/>
-          </w:tcPr>
-          <w:p>
-            <w:r>
-              <w:t>8&gt;3: true; subtract 4 to get 4.</w:t>
-            </w:r>
-          </w:p>
-        </w:tc>
-      </w:tr>
-      <w:tr>
-        <w:tc>
-          <w:tcPr>
-            <w:tcW w:type="dxa" w:w="5112"/>
-          </w:tcPr>
-          <w:p>
-            <w:r>
-              <w:t>3. Final update</w:t>
-            </w:r>
-          </w:p>
-        </w:tc>
-        <w:tc>
-          <w:tcPr>
-            <w:tcW w:type="dxa" w:w="5112"/>
-          </w:tcPr>
-          <w:p>
-            <w:r>
-              <w:t>4&gt;3: true; subtract 4 to get 0.</w:t>
-            </w:r>
-          </w:p>
-        </w:tc>
-      </w:tr>
-      <w:tr>
-        <w:tc>
-          <w:tcPr>
-            <w:tcW w:type="dxa" w:w="5112"/>
-          </w:tcPr>
-          <w:p>
-            <w:r>
-              <w:t>4. Stop</w:t>
-            </w:r>
-          </w:p>
-        </w:tc>
-        <w:tc>
-          <w:tcPr>
-            <w:tcW w:type="dxa" w:w="5112"/>
-          </w:tcPr>
-          <w:p>
-            <w:r>
-              <w:t>0&gt;3 is false; report 0 after three updates.</w:t>
-            </w:r>
-          </w:p>
-        </w:tc>
-      </w:tr>
-    </w:tbl>
-    <w:p>
-      <w:r>
-        <w:t>Match each pictured step to the supplied facts. This is a worked teaching case, not an independent assessment.</w:t>
+        <w:t>Why this result follows</w:t>
       </w:r>
     </w:p>
     <w:p>
@@ -2082,7 +2449,7 @@
         <w:pStyle w:val="Heading3"/>
       </w:pPr>
       <w:r>
-        <w:t>Why this result follows</w:t>
+        <w:t>What this example does not establish</w:t>
       </w:r>
     </w:p>
     <w:p>
@@ -2090,43 +2457,279 @@
         <w:pStyle w:val="Heading3"/>
       </w:pPr>
       <w:r>
-        <w:t>Why the result follows</w:t>
+        <w:t>Change one thing in the pictured case</w:t>
+      </w:r>
+    </w:p>
+    <w:p>
+      <w:pPr>
+        <w:pStyle w:val="Heading3"/>
+      </w:pPr>
+      <w:r>
+        <w:t>Ask while showing the picture</w:t>
+      </w:r>
+    </w:p>
+    <w:p>
+      <w:pPr>
+        <w:pStyle w:val="Heading1"/>
+      </w:pPr>
+      <w:r>
+        <w:t>03. Guide while traces, then remove help</w:t>
+      </w:r>
+    </w:p>
+    <w:p>
+      <w:r>
+        <w:t>Keep earlier for-loop instructions as review and assess the selected increasing-loop case separately.</w:t>
+      </w:r>
+    </w:p>
+    <w:p>
+      <w:pPr>
+        <w:pStyle w:val="Heading2"/>
+      </w:pPr>
+      <w:r>
+        <w:t>Completion task and expected reasoning</w:t>
       </w:r>
     </w:p>
     <w:p>
       <w:pPr>
         <w:spacing w:line="336" w:lineRule="auto" w:after="180"/>
-        <w:shd w:fill="F1F6FC"/>
       </w:pPr>
       <w:r>
         <w:rPr>
           <w:b w:val="0"/>
         </w:rPr>
-        <w:t>The condition does not promise the counter ends exactly at 3. Subtractions can cross the boundary. The count strictly decreases, so the below-or-equal stopping region is eventually reached from this start.</w:t>
+        <w:t xml:space="preserve">Using the complete while script, predict fresh starts 3,4,12. Record tested values, truth results, updates and actual </w:t>
+      </w:r>
+      <w:r>
+        <w:rPr>
+          <w:b/>
+        </w:rPr>
+        <w:t>output</w:t>
+      </w:r>
+      <w:r>
+        <w:rPr>
+          <w:b w:val="0"/>
+        </w:rPr>
+        <w:t xml:space="preserve"> separately. Explain the zero-update case.</w:t>
       </w:r>
     </w:p>
     <w:p>
       <w:pPr>
         <w:spacing w:line="336" w:lineRule="auto" w:after="180"/>
-        <w:shd w:fill="F1F6FC"/>
       </w:pPr>
       <w:r>
         <w:rPr>
           <w:b w:val="0"/>
         </w:rPr>
-        <w:t xml:space="preserve">A condition requiring exact equality can be unsafe when repeated </w:t>
+        <w:t xml:space="preserve">Required </w:t>
       </w:r>
       <w:r>
         <w:rPr>
           <w:b/>
         </w:rPr>
+        <w:t>output</w:t>
+      </w:r>
+      <w:r>
+        <w:rPr>
+          <w:b w:val="0"/>
+        </w:rPr>
+        <w:t>s are 3,0,0 after zero,one,three updates respectively. Record actual runs separately from these expectations.</w:t>
+      </w:r>
+    </w:p>
+    <w:p>
+      <w:pPr>
+        <w:spacing w:line="336" w:lineRule="auto" w:after="180"/>
+      </w:pPr>
+      <w:r>
+        <w:rPr>
+          <w:b w:val="0"/>
+        </w:rPr>
+        <w:t xml:space="preserve">Start by identifying the given </w:t>
+      </w:r>
+      <w:r>
+        <w:rPr>
+          <w:b/>
+        </w:rPr>
+        <w:t>input</w:t>
+      </w:r>
+      <w:r>
+        <w:rPr>
+          <w:b w:val="0"/>
+        </w:rPr>
+        <w:t>s together. Leave the intermediate steps blank. If needed, model one step, then withdraw that help on the next step. Move to a full trace only when the partial trace is understood.</w:t>
+      </w:r>
+    </w:p>
+    <w:p>
+      <w:pPr>
+        <w:spacing w:line="336" w:lineRule="auto" w:after="180"/>
+      </w:pPr>
+      <w:r>
+        <w:rPr>
+          <w:b w:val="0"/>
+        </w:rPr>
+        <w:t>For partners, alternate explainer and checker; collect a response from every learner before discussion.</w:t>
+      </w:r>
+    </w:p>
+    <w:p>
+      <w:pPr>
+        <w:pStyle w:val="Heading2"/>
+      </w:pPr>
+      <w:r>
+        <w:t>Supported diagram check</w:t>
+      </w:r>
+    </w:p>
+    <w:p>
+      <w:pPr>
+        <w:spacing w:line="336" w:lineRule="auto" w:after="180"/>
+      </w:pPr>
+      <w:r>
+        <w:rPr>
+          <w:b w:val="0"/>
+        </w:rPr>
+        <w:t xml:space="preserve">Why is report 0 correct for the original </w:t>
+      </w:r>
+      <w:r>
+        <w:rPr>
+          <w:b/>
+        </w:rPr>
+        <w:t>loop</w:t>
+      </w:r>
+      <w:r>
+        <w:rPr>
+          <w:b w:val="0"/>
+        </w:rPr>
+        <w:t>, and why is equality-only stopping risky here?</w:t>
+      </w:r>
+    </w:p>
+    <w:p>
+      <w:pPr>
+        <w:spacing w:line="336" w:lineRule="auto" w:after="180"/>
+      </w:pPr>
+      <w:r>
+        <w:rPr>
+          <w:b w:val="0"/>
+        </w:rPr>
+        <w:t xml:space="preserve">The original stops as soon as count is not above 3. Exact equality fails because the </w:t>
+      </w:r>
+      <w:r>
+        <w:rPr>
+          <w:b/>
+        </w:rPr>
         <w:t>update</w:t>
       </w:r>
       <w:r>
         <w:rPr>
           <w:b w:val="0"/>
         </w:rPr>
-        <w:t>s skip that value.</w:t>
+        <w:t xml:space="preserve"> sequence skips 3.</w:t>
+      </w:r>
+    </w:p>
+    <w:p>
+      <w:pPr>
+        <w:spacing w:line="336" w:lineRule="auto" w:after="180"/>
+      </w:pPr>
+      <w:r>
+        <w:rPr>
+          <w:b w:val="0"/>
+        </w:rPr>
+        <w:t xml:space="preserve">Changed-case reasoning: From 12, the </w:t>
+      </w:r>
+      <w:r>
+        <w:rPr>
+          <w:b/>
+        </w:rPr>
+        <w:t>loop</w:t>
+      </w:r>
+      <w:r>
+        <w:rPr>
+          <w:b w:val="0"/>
+        </w:rPr>
+        <w:t xml:space="preserve"> never reaches 3 and does not terminate in this toy model. 12,8,4,0,−4,… are multiples of 4; none equals 3.</w:t>
+      </w:r>
+    </w:p>
+    <w:p>
+      <w:pPr>
+        <w:spacing w:line="336" w:lineRule="auto" w:after="180"/>
+      </w:pPr>
+      <w:r>
+        <w:rPr>
+          <w:b w:val="0"/>
+        </w:rPr>
+        <w:t xml:space="preserve">Collect each learner’s explanation before discussion. Use the first missing connection between </w:t>
+      </w:r>
+      <w:r>
+        <w:rPr>
+          <w:b/>
+        </w:rPr>
+        <w:t>input</w:t>
+      </w:r>
+      <w:r>
+        <w:rPr>
+          <w:b w:val="0"/>
+        </w:rPr>
+        <w:t xml:space="preserve">, deciding step and result to choose support. This question is worked-case practice, not fresh mastery </w:t>
+      </w:r>
+      <w:r>
+        <w:rPr>
+          <w:b/>
+        </w:rPr>
+        <w:t>evidence</w:t>
+      </w:r>
+      <w:r>
+        <w:rPr>
+          <w:b w:val="0"/>
+        </w:rPr>
+        <w:t>.</w:t>
+      </w:r>
+    </w:p>
+    <w:p>
+      <w:pPr>
+        <w:pStyle w:val="Heading2"/>
+      </w:pPr>
+      <w:r>
+        <w:t>Collect each learner’s explanation</w:t>
+      </w:r>
+    </w:p>
+    <w:p>
+      <w:pPr>
+        <w:pStyle w:val="ListBullet"/>
+      </w:pPr>
+      <w:r>
+        <w:t>Ask: Which facts are given, and which would we have to assume? Learners mark relevant details before discussing answers.</w:t>
+      </w:r>
+    </w:p>
+    <w:p>
+      <w:pPr>
+        <w:pStyle w:val="ListBullet"/>
+      </w:pPr>
+      <w:r>
+        <w:t>Say: Predict first. Show the rule, information path or calculation that would produce the result. A correct guess is not yet an explanation.</w:t>
+      </w:r>
+    </w:p>
+    <w:p>
+      <w:pPr>
+        <w:pStyle w:val="ListBullet"/>
+      </w:pPr>
+      <w:r>
+        <w:t>In pairs, one learner solves while the other checks evidence; exchange roles. Remove the worked answer before independent assessment.</w:t>
+      </w:r>
+    </w:p>
+    <w:p>
+      <w:pPr>
+        <w:pStyle w:val="Heading2"/>
+      </w:pPr>
+      <w:r>
+        <w:t>Earlier wording, alternatives and picture transcripts · reference / check after trying</w:t>
+      </w:r>
+    </w:p>
+    <w:p>
+      <w:pPr>
+        <w:spacing w:line="336" w:lineRule="auto" w:after="180"/>
+      </w:pPr>
+      <w:r>
+        <w:rPr>
+          <w:b w:val="0"/>
+        </w:rPr>
+        <w:t>Demonstrate and guide practice</w:t>
       </w:r>
     </w:p>
     <w:p>
@@ -2134,7 +2737,75 @@
         <w:pStyle w:val="Heading3"/>
       </w:pPr>
       <w:r>
-        <w:t>What this example does not establish</w:t>
+        <w:t>Board sequence</w:t>
+      </w:r>
+    </w:p>
+    <w:p>
+      <w:pPr>
+        <w:spacing w:line="336" w:lineRule="auto" w:after="180"/>
+      </w:pPr>
+      <w:r>
+        <w:rPr>
+          <w:b w:val="0"/>
+        </w:rPr>
+        <w:t>Write the given facts: Start n=0; while n&lt;3, add 1 and record n.</w:t>
+      </w:r>
+    </w:p>
+    <w:p>
+      <w:pPr>
+        <w:spacing w:line="336" w:lineRule="auto" w:after="180"/>
+      </w:pPr>
+      <w:r>
+        <w:rPr>
+          <w:b w:val="0"/>
+        </w:rPr>
+        <w:t>Write the question to explain: List records and stopping condition.</w:t>
+      </w:r>
+    </w:p>
+    <w:p>
+      <w:pPr>
+        <w:spacing w:line="336" w:lineRule="auto" w:after="180"/>
+      </w:pPr>
+      <w:r>
+        <w:rPr>
+          <w:b w:val="0"/>
+        </w:rPr>
+        <w:t xml:space="preserve">Reveal after </w:t>
+      </w:r>
+      <w:r>
+        <w:rPr>
+          <w:b/>
+        </w:rPr>
+        <w:t>prediction</w:t>
+      </w:r>
+      <w:r>
+        <w:rPr>
+          <w:b w:val="0"/>
+        </w:rPr>
+        <w:t xml:space="preserve">s: 1,2,3. The next comparison is false. The </w:t>
+      </w:r>
+      <w:r>
+        <w:rPr>
+          <w:b/>
+        </w:rPr>
+        <w:t>update</w:t>
+      </w:r>
+      <w:r>
+        <w:rPr>
+          <w:b w:val="0"/>
+        </w:rPr>
+        <w:t xml:space="preserve"> makes progress toward termination.</w:t>
+      </w:r>
+    </w:p>
+    <w:p>
+      <w:pPr>
+        <w:spacing w:line="336" w:lineRule="auto" w:after="180"/>
+      </w:pPr>
+      <w:r>
+        <w:rPr>
+          <w:b w:val="0"/>
+        </w:rPr>
+        <w:t>Use the earlier changed question as optional later practice. Reserve Changed independent case for the first independent attempt before hints or feedback.</w:t>
       </w:r>
     </w:p>
     <w:p>
@@ -2142,386 +2813,18 @@
         <w:pStyle w:val="Heading3"/>
       </w:pPr>
       <w:r>
-        <w:t>Keep the stated limit</w:t>
+        <w:t>Classroom dialogue</w:t>
       </w:r>
     </w:p>
     <w:p>
       <w:pPr>
         <w:spacing w:line="336" w:lineRule="auto" w:after="180"/>
-        <w:shd w:fill="FFF5E6"/>
       </w:pPr>
       <w:r>
         <w:rPr>
           <w:b w:val="0"/>
         </w:rPr>
-        <w:t xml:space="preserve">Do not run an intentionally unbounded </w:t>
-      </w:r>
-      <w:r>
-        <w:rPr>
-          <w:b/>
-        </w:rPr>
-        <w:t>loop</w:t>
-      </w:r>
-      <w:r>
-        <w:rPr>
-          <w:b w:val="0"/>
-        </w:rPr>
-        <w:t xml:space="preserve"> in class; trace a finite prefix to inspect the defect safely.</w:t>
-      </w:r>
-    </w:p>
-    <w:p>
-      <w:pPr>
-        <w:pStyle w:val="Heading3"/>
-      </w:pPr>
-      <w:r>
-        <w:t>Change one thing in the pictured case</w:t>
-      </w:r>
-    </w:p>
-    <w:p>
-      <w:pPr>
-        <w:pStyle w:val="Heading3"/>
-      </w:pPr>
-      <w:r>
-        <w:t>Change one thing</w:t>
-      </w:r>
-    </w:p>
-    <w:p>
-      <w:pPr>
-        <w:spacing w:line="336" w:lineRule="auto" w:after="180"/>
-        <w:shd w:fill="F5F1FB"/>
-      </w:pPr>
-      <w:r>
-        <w:rPr>
-          <w:b w:val="0"/>
-        </w:rPr>
-        <w:t>Change: Replace count&gt;3 with count!=3.</w:t>
-      </w:r>
-    </w:p>
-    <w:p>
-      <w:pPr>
-        <w:pStyle w:val="Heading3"/>
-      </w:pPr>
-      <w:r>
-        <w:t>Predicted result</w:t>
-      </w:r>
-    </w:p>
-    <w:p>
-      <w:pPr>
-        <w:spacing w:line="336" w:lineRule="auto" w:after="180"/>
-        <w:shd w:fill="F1F6FC"/>
-      </w:pPr>
-      <w:r>
-        <w:rPr>
-          <w:b/>
-        </w:rPr>
-        <w:t>Prediction</w:t>
-      </w:r>
-      <w:r>
-        <w:rPr>
-          <w:b w:val="0"/>
-        </w:rPr>
-        <w:t xml:space="preserve">: From 12, the </w:t>
-      </w:r>
-      <w:r>
-        <w:rPr>
-          <w:b/>
-        </w:rPr>
-        <w:t>loop</w:t>
-      </w:r>
-      <w:r>
-        <w:rPr>
-          <w:b w:val="0"/>
-        </w:rPr>
-        <w:t xml:space="preserve"> never reaches 3 and does not terminate in this toy model.</w:t>
-      </w:r>
-    </w:p>
-    <w:p>
-      <w:pPr>
-        <w:pStyle w:val="Heading3"/>
-      </w:pPr>
-      <w:r>
-        <w:t>Why the result follows</w:t>
-      </w:r>
-    </w:p>
-    <w:p>
-      <w:pPr>
-        <w:spacing w:line="336" w:lineRule="auto" w:after="180"/>
-        <w:shd w:fill="F1F6FC"/>
-      </w:pPr>
-      <w:r>
-        <w:rPr>
-          <w:b w:val="0"/>
-        </w:rPr>
-        <w:t>Reason: 12,8,4,0,−4,… are multiples of 4; none equals 3.</w:t>
-      </w:r>
-    </w:p>
-    <w:p>
-      <w:pPr>
-        <w:pStyle w:val="Heading3"/>
-      </w:pPr>
-      <w:r>
-        <w:t>Ask while showing the picture</w:t>
-      </w:r>
-    </w:p>
-    <w:p>
-      <w:pPr>
-        <w:pStyle w:val="Heading3"/>
-      </w:pPr>
-      <w:r>
-        <w:t>Ask while showing the picture · 4</w:t>
-      </w:r>
-    </w:p>
-    <w:p>
-      <w:pPr>
-        <w:spacing w:line="336" w:lineRule="auto" w:after="180"/>
-      </w:pPr>
-      <w:r>
-        <w:rPr>
-          <w:b w:val="0"/>
-        </w:rPr>
-        <w:t xml:space="preserve">Cover the result. Ask learners to name the </w:t>
-      </w:r>
-      <w:r>
-        <w:rPr>
-          <w:b/>
-        </w:rPr>
-        <w:t>input</w:t>
-      </w:r>
-      <w:r>
-        <w:rPr>
-          <w:b w:val="0"/>
-        </w:rPr>
-        <w:t xml:space="preserve">s and predict the next step. Uncover one step, connect the icon to the actual procedure, and explain its </w:t>
-      </w:r>
-      <w:r>
-        <w:rPr>
-          <w:b/>
-        </w:rPr>
-        <w:t>evidence</w:t>
-      </w:r>
-      <w:r>
-        <w:rPr>
-          <w:b w:val="0"/>
-        </w:rPr>
-        <w:t>. Then change the supplied condition and compare.</w:t>
-      </w:r>
-    </w:p>
-    <w:p>
-      <w:pPr>
-        <w:spacing w:line="336" w:lineRule="auto" w:after="180"/>
-      </w:pPr>
-      <w:r>
-        <w:rPr>
-          <w:b w:val="0"/>
-        </w:rPr>
-        <w:t>The picture is a representation; it does not document execution of a real AI model.</w:t>
-      </w:r>
-    </w:p>
-    <w:p>
-      <w:pPr>
-        <w:pStyle w:val="Heading1"/>
-      </w:pPr>
-      <w:r>
-        <w:t>03. Demonstrate and guide practice</w:t>
-      </w:r>
-    </w:p>
-    <w:p>
-      <w:r>
-        <w:t>Demonstrate Loops and Stopping, reduce support deliberately and check individual reasoning before discussing answers.</w:t>
-      </w:r>
-    </w:p>
-    <w:p>
-      <w:pPr>
-        <w:pStyle w:val="Heading3"/>
-      </w:pPr>
-      <w:r>
-        <w:t>Board sequence</w:t>
-      </w:r>
-    </w:p>
-    <w:p>
-      <w:pPr>
-        <w:pStyle w:val="Heading3"/>
-      </w:pPr>
-      <w:r>
-        <w:t>1. Put the facts on the board</w:t>
-      </w:r>
-    </w:p>
-    <w:p>
-      <w:pPr>
-        <w:spacing w:line="336" w:lineRule="auto" w:after="180"/>
-        <w:shd w:fill="F4F9FC"/>
-      </w:pPr>
-      <w:r>
-        <w:rPr>
-          <w:b w:val="0"/>
-        </w:rPr>
-        <w:t>Write the given facts: Start n=0; while n&lt;3, add 1 and record n.</w:t>
-      </w:r>
-    </w:p>
-    <w:p>
-      <w:pPr>
-        <w:pStyle w:val="Heading3"/>
-      </w:pPr>
-      <w:r>
-        <w:t>2. State the decision to explain</w:t>
-      </w:r>
-    </w:p>
-    <w:p>
-      <w:pPr>
-        <w:spacing w:line="336" w:lineRule="auto" w:after="180"/>
-        <w:shd w:fill="F4F9FC"/>
-      </w:pPr>
-      <w:r>
-        <w:rPr>
-          <w:b w:val="0"/>
-        </w:rPr>
-        <w:t>Write the question to explain: List records and stopping condition.</w:t>
-      </w:r>
-    </w:p>
-    <w:p>
-      <w:pPr>
-        <w:pStyle w:val="Heading3"/>
-      </w:pPr>
-      <w:r>
-        <w:t>3. Reveal the worked reasoning</w:t>
-      </w:r>
-    </w:p>
-    <w:p>
-      <w:pPr>
-        <w:spacing w:line="336" w:lineRule="auto" w:after="180"/>
-        <w:shd w:fill="F1F6FC"/>
-      </w:pPr>
-      <w:r>
-        <w:rPr>
-          <w:b w:val="0"/>
-        </w:rPr>
-        <w:t xml:space="preserve">Reveal after </w:t>
-      </w:r>
-      <w:r>
-        <w:rPr>
-          <w:b/>
-        </w:rPr>
-        <w:t>prediction</w:t>
-      </w:r>
-      <w:r>
-        <w:rPr>
-          <w:b w:val="0"/>
-        </w:rPr>
-        <w:t xml:space="preserve">s: 1,2,3. The next comparison is false. The </w:t>
-      </w:r>
-      <w:r>
-        <w:rPr>
-          <w:b/>
-        </w:rPr>
-        <w:t>update</w:t>
-      </w:r>
-      <w:r>
-        <w:rPr>
-          <w:b w:val="0"/>
-        </w:rPr>
-        <w:t xml:space="preserve"> makes progress toward termination.</w:t>
-      </w:r>
-    </w:p>
-    <w:p>
-      <w:pPr>
-        <w:pStyle w:val="Heading3"/>
-      </w:pPr>
-      <w:r>
-        <w:t>Hold back the independent task</w:t>
-      </w:r>
-    </w:p>
-    <w:p>
-      <w:pPr>
-        <w:spacing w:line="336" w:lineRule="auto" w:after="180"/>
-        <w:shd w:fill="FFF5E6"/>
-      </w:pPr>
-      <w:r>
-        <w:rPr>
-          <w:b w:val="0"/>
-        </w:rPr>
-        <w:t>Keep for an independent attempt: Start at count 0. While count is less than 3, add 1 and display count. List the displays and the stopping value.</w:t>
-      </w:r>
-    </w:p>
-    <w:p>
-      <w:pPr>
-        <w:pStyle w:val="Heading3"/>
-      </w:pPr>
-      <w:r>
-        <w:t>Classroom dialogue</w:t>
-      </w:r>
-    </w:p>
-    <w:p>
-      <w:pPr>
-        <w:pStyle w:val="Heading3"/>
-      </w:pPr>
-      <w:r>
-        <w:t>Ask the class</w:t>
-      </w:r>
-    </w:p>
-    <w:p>
-      <w:pPr>
-        <w:spacing w:line="336" w:lineRule="auto" w:after="180"/>
-        <w:shd w:fill="F5F1FB"/>
-      </w:pPr>
-      <w:r>
-        <w:rPr>
-          <w:b w:val="0"/>
-        </w:rPr>
-        <w:t>Ask: Which facts are given, and which would we have to assume? Learners mark relevant details before discussing answers.</w:t>
-      </w:r>
-    </w:p>
-    <w:p>
-      <w:pPr>
-        <w:pStyle w:val="Heading3"/>
-      </w:pPr>
-      <w:r>
-        <w:t>Language to model</w:t>
-      </w:r>
-    </w:p>
-    <w:p>
-      <w:pPr>
-        <w:spacing w:line="336" w:lineRule="auto" w:after="180"/>
-        <w:shd w:fill="F1F6F8"/>
-      </w:pPr>
-      <w:r>
-        <w:rPr>
-          <w:b w:val="0"/>
-        </w:rPr>
-        <w:t>Say: Predict first. Show the rule, information path or calculation that would produce the result. A correct guess is not yet an explanation.</w:t>
-      </w:r>
-    </w:p>
-    <w:p>
-      <w:pPr>
-        <w:spacing w:line="336" w:lineRule="auto" w:after="180"/>
-      </w:pPr>
-      <w:r>
-        <w:rPr>
-          <w:b w:val="0"/>
-        </w:rPr>
         <w:t>Reveal reasoning one step at a time. Explain why a tempting alternative fails. Write units and denominators for arithmetic, trace conditions for decisions, and identify supporting sources for claims.</w:t>
-      </w:r>
-    </w:p>
-    <w:p>
-      <w:pPr>
-        <w:spacing w:line="336" w:lineRule="auto" w:after="180"/>
-      </w:pPr>
-      <w:r>
-        <w:rPr>
-          <w:b w:val="0"/>
-        </w:rPr>
-        <w:t xml:space="preserve">In pairs, one learner solves while the other checks </w:t>
-      </w:r>
-      <w:r>
-        <w:rPr>
-          <w:b/>
-        </w:rPr>
-        <w:t>evidence</w:t>
-      </w:r>
-      <w:r>
-        <w:rPr>
-          <w:b w:val="0"/>
-        </w:rPr>
-        <w:t>; exchange roles. Remove the worked answer before independent assessment.</w:t>
       </w:r>
     </w:p>
     <w:p>
@@ -2788,43 +3091,75 @@
         <w:pStyle w:val="Heading3"/>
       </w:pPr>
       <w:r>
-        <w:t>Completion practice</w:t>
+        <w:t>Individual reasoning check</w:t>
       </w:r>
     </w:p>
     <w:p>
       <w:pPr>
         <w:spacing w:line="336" w:lineRule="auto" w:after="180"/>
-        <w:shd w:fill="F5F1FB"/>
       </w:pPr>
       <w:r>
         <w:rPr>
           <w:b w:val="0"/>
         </w:rPr>
-        <w:t xml:space="preserve">Completion task: Copy the worked script. Change the range to range(2, 5). Record turn, total before and total after each </w:t>
+        <w:t xml:space="preserve">Use the worked case for </w:t>
       </w:r>
       <w:r>
         <w:rPr>
           <w:b/>
         </w:rPr>
-        <w:t>iteration</w:t>
+        <w:t>Loop</w:t>
       </w:r>
       <w:r>
         <w:rPr>
           <w:b w:val="0"/>
         </w:rPr>
-        <w:t xml:space="preserve">. Predict the single </w:t>
+        <w:t xml:space="preserve">s and </w:t>
       </w:r>
       <w:r>
         <w:rPr>
           <w:b/>
         </w:rPr>
-        <w:t>output</w:t>
+        <w:t>trace table</w:t>
       </w:r>
       <w:r>
         <w:rPr>
           <w:b w:val="0"/>
         </w:rPr>
-        <w:t>, then run and compare.</w:t>
+        <w:t>s. Proposed explanation: “The stop value is included”. Decide whether this explanation is supported. Point to the step or supplied fact that decides; explain your repair if needed.</w:t>
+      </w:r>
+    </w:p>
+    <w:p>
+      <w:pPr>
+        <w:spacing w:line="336" w:lineRule="auto" w:after="180"/>
+      </w:pPr>
+      <w:r>
+        <w:rPr>
+          <w:b w:val="0"/>
+        </w:rPr>
+        <w:t>Expected correction: List the supplied values before tracing; range(1, 4) excludes 4.</w:t>
+      </w:r>
+    </w:p>
+    <w:p>
+      <w:pPr>
+        <w:spacing w:line="336" w:lineRule="auto" w:after="180"/>
+      </w:pPr>
+      <w:r>
+        <w:rPr>
+          <w:b w:val="0"/>
+        </w:rPr>
+        <w:t>Collect explanations, not only yes/no votes. If a misunderstanding is common, re-model the relevant step for the class.</w:t>
+      </w:r>
+    </w:p>
+    <w:p>
+      <w:pPr>
+        <w:spacing w:line="336" w:lineRule="auto" w:after="180"/>
+      </w:pPr>
+      <w:r>
+        <w:rPr>
+          <w:b w:val="0"/>
+        </w:rPr>
+        <w:t>If it affects a few learners, give a short targeted group explanation while others solve a more demanding variation.</w:t>
       </w:r>
     </w:p>
     <w:p>
@@ -2832,429 +3167,95 @@
         <w:pStyle w:val="Heading3"/>
       </w:pPr>
       <w:r>
-        <w:t>Reasoning to listen for</w:t>
+        <w:t>Pictorial practice question</w:t>
+      </w:r>
+    </w:p>
+    <w:p>
+      <w:pPr>
+        <w:pStyle w:val="Heading3"/>
+      </w:pPr>
+      <w:r>
+        <w:t>Reasoned teacher answer</w:t>
+      </w:r>
+    </w:p>
+    <w:p>
+      <w:pPr>
+        <w:pStyle w:val="Heading1"/>
+      </w:pPr>
+      <w:r>
+        <w:t>04. Run the supplied investigation</w:t>
+      </w:r>
+    </w:p>
+    <w:p>
+      <w:r>
+        <w:t>Keep expected results, observed paper traces and remaining limits distinguishable.</w:t>
+      </w:r>
+    </w:p>
+    <w:p>
+      <w:pPr>
+        <w:pStyle w:val="Heading2"/>
+      </w:pPr>
+      <w:r>
+        <w:t>Supplied materials and answer guidance</w:t>
       </w:r>
     </w:p>
     <w:p>
       <w:pPr>
         <w:spacing w:line="336" w:lineRule="auto" w:after="180"/>
-        <w:shd w:fill="F1F6FC"/>
       </w:pPr>
       <w:r>
         <w:rPr>
           <w:b w:val="0"/>
         </w:rPr>
-        <w:t xml:space="preserve">Teacher check: Rows are 2 / 0 / 2, 3 / 2 / 5, 4 / 5 / 9. Final </w:t>
-      </w:r>
-      <w:r>
-        <w:rPr>
-          <w:b/>
-        </w:rPr>
-        <w:t>output</w:t>
-      </w:r>
-      <w:r>
-        <w:rPr>
-          <w:b w:val="0"/>
-        </w:rPr>
-        <w:t xml:space="preserve"> 9. Keep the observed result distinct from the </w:t>
-      </w:r>
-      <w:r>
-        <w:rPr>
-          <w:b/>
-        </w:rPr>
-        <w:t>prediction</w:t>
-      </w:r>
-      <w:r>
-        <w:rPr>
-          <w:b w:val="0"/>
-        </w:rPr>
-        <w:t>.</w:t>
-      </w:r>
-    </w:p>
-    <w:p>
-      <w:pPr>
-        <w:spacing w:line="336" w:lineRule="auto" w:after="180"/>
-      </w:pPr>
-      <w:r>
-        <w:rPr>
-          <w:b w:val="0"/>
-        </w:rPr>
-        <w:t xml:space="preserve">Start by identifying the given </w:t>
-      </w:r>
-      <w:r>
-        <w:rPr>
-          <w:b/>
-        </w:rPr>
-        <w:t>input</w:t>
-      </w:r>
-      <w:r>
-        <w:rPr>
-          <w:b w:val="0"/>
-        </w:rPr>
-        <w:t>s together. Leave the intermediate steps blank. If needed, model one step, then withdraw that help on the next step. Move to a full trace only when the partial trace is understood.</w:t>
-      </w:r>
-    </w:p>
-    <w:p>
-      <w:pPr>
-        <w:spacing w:line="336" w:lineRule="auto" w:after="180"/>
-      </w:pPr>
-      <w:r>
-        <w:rPr>
-          <w:b w:val="0"/>
-        </w:rPr>
-        <w:t>For partners, alternate explainer and checker; collect a response from every learner before discussion.</w:t>
-      </w:r>
-    </w:p>
-    <w:p>
-      <w:pPr>
-        <w:pStyle w:val="Heading3"/>
-      </w:pPr>
-      <w:r>
-        <w:t>Individual reasoning check</w:t>
-      </w:r>
-    </w:p>
-    <w:p>
-      <w:pPr>
-        <w:spacing w:line="336" w:lineRule="auto" w:after="180"/>
-      </w:pPr>
-      <w:r>
-        <w:rPr>
-          <w:b w:val="0"/>
-        </w:rPr>
-        <w:t xml:space="preserve">Use the worked case for </w:t>
-      </w:r>
-      <w:r>
-        <w:rPr>
-          <w:b/>
-        </w:rPr>
-        <w:t>Loop</w:t>
-      </w:r>
-      <w:r>
-        <w:rPr>
-          <w:b w:val="0"/>
-        </w:rPr>
-        <w:t xml:space="preserve">s and </w:t>
-      </w:r>
-      <w:r>
-        <w:rPr>
-          <w:b/>
-        </w:rPr>
-        <w:t>trace table</w:t>
-      </w:r>
-      <w:r>
-        <w:rPr>
-          <w:b w:val="0"/>
-        </w:rPr>
-        <w:t>s. Proposed explanation: “The stop value is included”. Decide whether this explanation is supported. Point to the step or supplied fact that decides; explain your repair if needed.</w:t>
-      </w:r>
-    </w:p>
-    <w:p>
-      <w:pPr>
-        <w:pStyle w:val="Heading3"/>
-      </w:pPr>
-      <w:r>
-        <w:t>Expected repair</w:t>
-      </w:r>
-    </w:p>
-    <w:p>
-      <w:pPr>
-        <w:spacing w:line="336" w:lineRule="auto" w:after="180"/>
-        <w:shd w:fill="F1F6FC"/>
-      </w:pPr>
-      <w:r>
-        <w:rPr>
-          <w:b w:val="0"/>
-        </w:rPr>
-        <w:t>Expected correction: List the supplied values before tracing; range(1, 4) excludes 4.</w:t>
-      </w:r>
-    </w:p>
-    <w:p>
-      <w:pPr>
-        <w:spacing w:line="336" w:lineRule="auto" w:after="180"/>
-      </w:pPr>
-      <w:r>
-        <w:rPr>
-          <w:b w:val="0"/>
-        </w:rPr>
-        <w:t>Collect explanations, not only yes/no votes. If a misunderstanding is common, re-model the relevant step for the class.</w:t>
-      </w:r>
-    </w:p>
-    <w:p>
-      <w:pPr>
-        <w:spacing w:line="336" w:lineRule="auto" w:after="180"/>
-      </w:pPr>
-      <w:r>
-        <w:rPr>
-          <w:b w:val="0"/>
-        </w:rPr>
-        <w:t>If it affects a few learners, give a short targeted group explanation while others solve a more demanding variation.</w:t>
-      </w:r>
-    </w:p>
-    <w:p>
-      <w:pPr>
-        <w:pStyle w:val="Heading3"/>
-      </w:pPr>
-      <w:r>
-        <w:t>Pictorial practice question</w:t>
-      </w:r>
-    </w:p>
-    <w:p>
-      <w:pPr>
-        <w:spacing w:line="336" w:lineRule="auto" w:after="180"/>
-        <w:shd w:fill="F5F1FB"/>
-      </w:pPr>
-      <w:r>
-        <w:rPr>
-          <w:b w:val="0"/>
-        </w:rPr>
-        <w:t xml:space="preserve">Why is report 0 correct for the original </w:t>
-      </w:r>
-      <w:r>
-        <w:rPr>
-          <w:b/>
-        </w:rPr>
-        <w:t>loop</w:t>
-      </w:r>
-      <w:r>
-        <w:rPr>
-          <w:b w:val="0"/>
-        </w:rPr>
-        <w:t>, and why is equality-only stopping risky here?</w:t>
-      </w:r>
-    </w:p>
-    <w:p>
-      <w:pPr>
-        <w:pStyle w:val="Heading3"/>
-      </w:pPr>
-      <w:r>
-        <w:t>Reasoned teacher answer</w:t>
-      </w:r>
-    </w:p>
-    <w:p>
-      <w:pPr>
-        <w:spacing w:line="336" w:lineRule="auto" w:after="180"/>
-      </w:pPr>
-      <w:r>
-        <w:rPr>
-          <w:b w:val="0"/>
-        </w:rPr>
-        <w:t xml:space="preserve">The original stops as soon as count is not above 3. Exact equality fails because the </w:t>
-      </w:r>
-      <w:r>
-        <w:rPr>
-          <w:b/>
-        </w:rPr>
-        <w:t>update</w:t>
-      </w:r>
-      <w:r>
-        <w:rPr>
-          <w:b w:val="0"/>
-        </w:rPr>
-        <w:t xml:space="preserve"> sequence skips 3.</w:t>
-      </w:r>
-    </w:p>
-    <w:p>
-      <w:pPr>
-        <w:spacing w:line="336" w:lineRule="auto" w:after="180"/>
-      </w:pPr>
-      <w:r>
-        <w:rPr>
-          <w:b w:val="0"/>
-        </w:rPr>
-        <w:t xml:space="preserve">Changed-case reasoning: From 12, the </w:t>
-      </w:r>
-      <w:r>
-        <w:rPr>
-          <w:b/>
-        </w:rPr>
-        <w:t>loop</w:t>
-      </w:r>
-      <w:r>
-        <w:rPr>
-          <w:b w:val="0"/>
-        </w:rPr>
-        <w:t xml:space="preserve"> never reaches 3 and does not terminate in this toy model. 12,8,4,0,−4,… are multiples of 4; none equals 3.</w:t>
-      </w:r>
-    </w:p>
-    <w:p>
-      <w:pPr>
-        <w:spacing w:line="336" w:lineRule="auto" w:after="180"/>
-      </w:pPr>
-      <w:r>
-        <w:rPr>
-          <w:b w:val="0"/>
-        </w:rPr>
-        <w:t xml:space="preserve">Collect each learner’s explanation before discussion. Use the first missing connection between </w:t>
-      </w:r>
-      <w:r>
-        <w:rPr>
-          <w:b/>
-        </w:rPr>
-        <w:t>input</w:t>
-      </w:r>
-      <w:r>
-        <w:rPr>
-          <w:b w:val="0"/>
-        </w:rPr>
-        <w:t xml:space="preserve">, deciding step and result to choose support. This question is worked-case practice, not fresh mastery </w:t>
-      </w:r>
-      <w:r>
-        <w:rPr>
-          <w:b/>
-        </w:rPr>
-        <w:t>evidence</w:t>
-      </w:r>
-      <w:r>
-        <w:rPr>
-          <w:b w:val="0"/>
-        </w:rPr>
-        <w:t>.</w:t>
-      </w:r>
-    </w:p>
-    <w:p>
-      <w:pPr>
-        <w:pStyle w:val="Heading1"/>
-      </w:pPr>
-      <w:r>
-        <w:t>04. Run the weekly evidence lab</w:t>
-      </w:r>
-    </w:p>
-    <w:p>
-      <w:r>
-        <w:t>Run the Loops and Stopping investigation and use the first unsupported step to choose a teaching response.</w:t>
-      </w:r>
-    </w:p>
-    <w:p>
-      <w:pPr>
-        <w:spacing w:line="336" w:lineRule="auto" w:after="180"/>
-      </w:pPr>
-      <w:r>
-        <w:rPr>
-          <w:b w:val="0"/>
-        </w:rPr>
-        <w:t>Words You Can Use to Reason</w:t>
-      </w:r>
-    </w:p>
-    <w:p>
-      <w:pPr>
-        <w:spacing w:line="336" w:lineRule="auto" w:after="180"/>
-      </w:pPr>
-      <w:r>
-        <w:rPr>
-          <w:b w:val="0"/>
-        </w:rPr>
-        <w:t>A definition matters when you can recognize the idea, use it, and contrast it with a near-miss.</w:t>
-      </w:r>
-    </w:p>
-    <w:p>
-      <w:pPr>
-        <w:spacing w:line="336" w:lineRule="auto" w:after="180"/>
-      </w:pPr>
-      <w:r>
-        <w:rPr>
-          <w:b w:val="0"/>
-        </w:rPr>
+        <w:t>Correct decreasing-count script: starts 3,4,12 produce final 3,0,0 with zero,one,three subtractions. The paper incrementing-card task tests 0,1,2,3,4 and displays cards at 0,1,2,3 before updates. Without an update, initially true conditions do not become false. For the !=3 variant, trace only a finite prefix; multiples of four cannot equal three. Keep actual runs and old versions. The selected independent case is the increasing count from 1 by 3 toward &lt;8; reserve it for an uncoached attempt.</w:t>
+      </w:r>
+    </w:p>
+    <w:p>
+      <w:pPr>
+        <w:pStyle w:val="Heading2"/>
+      </w:pPr>
+      <w:r>
+        <w:t>Run and record</w:t>
+      </w:r>
+    </w:p>
+    <w:p>
+      <w:pPr>
+        <w:pStyle w:val="ListNumber"/>
+      </w:pPr>
+      <w:r>
         <w:t>Predict → Test → Record → Explain</w:t>
       </w:r>
     </w:p>
     <w:p>
       <w:pPr>
-        <w:spacing w:line="336" w:lineRule="auto" w:after="180"/>
-      </w:pPr>
-      <w:r>
-        <w:rPr>
-          <w:b w:val="0"/>
-        </w:rPr>
+        <w:pStyle w:val="ListNumber"/>
+      </w:pPr>
+      <w:r>
         <w:t>Keep expected and actual results separate. Surprises are useful data when recorded honestly.</w:t>
       </w:r>
     </w:p>
     <w:p>
       <w:pPr>
-        <w:spacing w:line="336" w:lineRule="auto" w:after="180"/>
-      </w:pPr>
-      <w:r>
-        <w:rPr>
-          <w:b w:val="0"/>
-        </w:rPr>
-        <w:t xml:space="preserve">Walk a robot around a four-card </w:t>
-      </w:r>
-      <w:r>
-        <w:rPr>
-          <w:b/>
-        </w:rPr>
-        <w:t>loop</w:t>
-      </w:r>
-      <w:r>
-        <w:rPr>
-          <w:b w:val="0"/>
-        </w:rPr>
-        <w:t xml:space="preserve">. Record the </w:t>
-      </w:r>
-      <w:r>
-        <w:rPr>
-          <w:b/>
-        </w:rPr>
-        <w:t>update</w:t>
-      </w:r>
-      <w:r>
-        <w:rPr>
-          <w:b w:val="0"/>
-        </w:rPr>
-        <w:t xml:space="preserve"> each time; remove the </w:t>
-      </w:r>
-      <w:r>
-        <w:rPr>
-          <w:b/>
-        </w:rPr>
-        <w:t>update</w:t>
-      </w:r>
-      <w:r>
-        <w:rPr>
-          <w:b w:val="0"/>
-        </w:rPr>
-        <w:t xml:space="preserve"> to observe the failure; restore it and retest.</w:t>
-      </w:r>
-    </w:p>
-    <w:p>
-      <w:pPr>
-        <w:spacing w:line="336" w:lineRule="auto" w:after="180"/>
-        <w:shd w:fill="F5F1FB"/>
-      </w:pPr>
-      <w:r>
-        <w:rPr>
-          <w:b w:val="0"/>
-        </w:rPr>
+        <w:pStyle w:val="ListNumber"/>
+      </w:pPr>
+      <w:r>
+        <w:t>Walk a robot around a four-card loop. Record the update each time; remove the update to observe the failure; restore it and retest.</w:t>
+      </w:r>
+    </w:p>
+    <w:p>
+      <w:pPr>
+        <w:pStyle w:val="ListNumber"/>
+      </w:pPr>
+      <w:r>
         <w:t>What did the hardest test teach you that the normal test did not?</w:t>
       </w:r>
     </w:p>
     <w:p>
       <w:pPr>
-        <w:pStyle w:val="Heading3"/>
-      </w:pPr>
-      <w:r>
-        <w:t>Make the lab runnable</w:t>
-      </w:r>
-    </w:p>
-    <w:p>
-      <w:pPr>
-        <w:spacing w:line="336" w:lineRule="auto" w:after="180"/>
-      </w:pPr>
-      <w:r>
-        <w:rPr>
-          <w:b w:val="0"/>
-        </w:rPr>
-        <w:t>Use the concrete case as the shared normal case and the independent question as a second case. Each pair creates a boundary or missing-information case and predicts its result before testing.</w:t>
-      </w:r>
-    </w:p>
-    <w:p>
-      <w:pPr>
-        <w:spacing w:line="336" w:lineRule="auto" w:after="180"/>
-      </w:pPr>
-      <w:r>
-        <w:rPr>
-          <w:b w:val="0"/>
-        </w:rPr>
-        <w:t>Keep the expected result separate from an observed mistake.</w:t>
+        <w:pStyle w:val="Heading2"/>
+      </w:pPr>
+      <w:r>
+        <w:t>Keep an inspectable record</w:t>
       </w:r>
     </w:p>
     <w:tbl>
@@ -3405,10 +3406,10 @@
     </w:tbl>
     <w:p>
       <w:pPr>
-        <w:pStyle w:val="Heading3"/>
-      </w:pPr>
-      <w:r>
-        <w:t>Diagnose and reteach</w:t>
+        <w:pStyle w:val="Heading2"/>
+      </w:pPr>
+      <w:r>
+        <w:t>Diagnose the first misunderstanding</w:t>
       </w:r>
     </w:p>
     <w:p>
@@ -3419,7 +3420,7 @@
         <w:rPr>
           <w:b w:val="0"/>
         </w:rPr>
-        <w:t>For guessing, return to given facts and request a trace. For vocabulary without application, use one example and one non-example. For arithmetic errors, check the setup before the calculation.</w:t>
+        <w:t>The stop value is included: List the supplied values before tracing; range(1, 4) excludes 4.</w:t>
       </w:r>
     </w:p>
     <w:p>
@@ -3428,17 +3429,39 @@
       </w:pPr>
       <w:r>
         <w:rPr>
+          <w:b/>
+        </w:rPr>
+        <w:t>Initialization</w:t>
+      </w:r>
+      <w:r>
+        <w:rPr>
           <w:b w:val="0"/>
         </w:rPr>
-        <w:t>Finish with a different uncoached case before recording mastery.</w:t>
-      </w:r>
-    </w:p>
-    <w:p>
-      <w:pPr>
-        <w:pStyle w:val="Heading3"/>
-      </w:pPr>
-      <w:r>
-        <w:t>Address these additional misconceptions</w:t>
+        <w:t xml:space="preserve"> belongs inside every </w:t>
+      </w:r>
+      <w:r>
+        <w:rPr>
+          <w:b/>
+        </w:rPr>
+        <w:t>iteration</w:t>
+      </w:r>
+      <w:r>
+        <w:rPr>
+          <w:b w:val="0"/>
+        </w:rPr>
+        <w:t xml:space="preserve">: Resetting the </w:t>
+      </w:r>
+      <w:r>
+        <w:rPr>
+          <w:b/>
+        </w:rPr>
+        <w:t>accumulator</w:t>
+      </w:r>
+      <w:r>
+        <w:rPr>
+          <w:b w:val="0"/>
+        </w:rPr>
+        <w:t xml:space="preserve"> loses earlier work.</w:t>
       </w:r>
     </w:p>
     <w:p>
@@ -3449,7 +3472,7 @@
         <w:rPr>
           <w:b w:val="0"/>
         </w:rPr>
-        <w:t>The stop value is included: List the supplied values before tracing; range(1, 4) excludes 4.</w:t>
+        <w:t>An unindented print repeats with the body: Indentation determines which statements repeat.</w:t>
       </w:r>
     </w:p>
     <w:p>
@@ -3458,105 +3481,53 @@
       </w:pPr>
       <w:r>
         <w:rPr>
+          <w:b w:val="0"/>
+        </w:rPr>
+        <w:t xml:space="preserve">Zero </w:t>
+      </w:r>
+      <w:r>
+        <w:rPr>
           <w:b/>
         </w:rPr>
+        <w:t>iteration</w:t>
+      </w:r>
+      <w:r>
+        <w:rPr>
+          <w:b w:val="0"/>
+        </w:rPr>
+        <w:t xml:space="preserve">s mean the entire program does nothing: </w:t>
+      </w:r>
+      <w:r>
+        <w:rPr>
+          <w:b/>
+        </w:rPr>
         <w:t>Initialization</w:t>
       </w:r>
       <w:r>
         <w:rPr>
           <w:b w:val="0"/>
         </w:rPr>
-        <w:t xml:space="preserve"> belongs inside every </w:t>
+        <w:t xml:space="preserve"> and statements after the </w:t>
       </w:r>
       <w:r>
         <w:rPr>
           <w:b/>
         </w:rPr>
-        <w:t>iteration</w:t>
+        <w:t>loop</w:t>
       </w:r>
       <w:r>
         <w:rPr>
           <w:b w:val="0"/>
         </w:rPr>
-        <w:t xml:space="preserve">: Resetting the </w:t>
-      </w:r>
-      <w:r>
-        <w:rPr>
-          <w:b/>
-        </w:rPr>
-        <w:t>accumulator</w:t>
-      </w:r>
-      <w:r>
-        <w:rPr>
-          <w:b w:val="0"/>
-        </w:rPr>
-        <w:t xml:space="preserve"> loses earlier work.</w:t>
-      </w:r>
-    </w:p>
-    <w:p>
-      <w:pPr>
-        <w:spacing w:line="336" w:lineRule="auto" w:after="180"/>
-      </w:pPr>
-      <w:r>
-        <w:rPr>
-          <w:b w:val="0"/>
-        </w:rPr>
-        <w:t>An unindented print repeats with the body: Indentation determines which statements repeat.</w:t>
-      </w:r>
-    </w:p>
-    <w:p>
-      <w:pPr>
-        <w:spacing w:line="336" w:lineRule="auto" w:after="180"/>
-      </w:pPr>
-      <w:r>
-        <w:rPr>
-          <w:b w:val="0"/>
-        </w:rPr>
-        <w:t xml:space="preserve">Zero </w:t>
-      </w:r>
-      <w:r>
-        <w:rPr>
-          <w:b/>
-        </w:rPr>
-        <w:t>iteration</w:t>
-      </w:r>
-      <w:r>
-        <w:rPr>
-          <w:b w:val="0"/>
-        </w:rPr>
-        <w:t xml:space="preserve">s mean the entire program does nothing: </w:t>
-      </w:r>
-      <w:r>
-        <w:rPr>
-          <w:b/>
-        </w:rPr>
-        <w:t>Initialization</w:t>
-      </w:r>
-      <w:r>
-        <w:rPr>
-          <w:b w:val="0"/>
-        </w:rPr>
-        <w:t xml:space="preserve"> and statements after the </w:t>
-      </w:r>
-      <w:r>
-        <w:rPr>
-          <w:b/>
-        </w:rPr>
-        <w:t>loop</w:t>
-      </w:r>
-      <w:r>
-        <w:rPr>
-          <w:b w:val="0"/>
-        </w:rPr>
         <w:t xml:space="preserve"> still execute.</w:t>
       </w:r>
     </w:p>
     <w:p>
       <w:pPr>
-        <w:pStyle w:val="Heading3"/>
-      </w:pPr>
-      <w:r>
-        <w:t>Match the support to the first error</w:t>
+        <w:pStyle w:val="Heading2"/>
+      </w:pPr>
+      <w:r>
+        <w:t>Choose support from the response</w:t>
       </w:r>
     </w:p>
     <w:tbl>
@@ -3729,15 +3700,500 @@
     </w:p>
     <w:p>
       <w:pPr>
+        <w:pStyle w:val="Heading2"/>
+      </w:pPr>
+      <w:r>
+        <w:t>Earlier wording, alternatives and picture transcripts · reference / check after trying</w:t>
+      </w:r>
+    </w:p>
+    <w:p>
+      <w:pPr>
+        <w:spacing w:line="336" w:lineRule="auto" w:after="180"/>
+      </w:pPr>
+      <w:r>
+        <w:rPr>
+          <w:b w:val="0"/>
+        </w:rPr>
+        <w:t>Run the weekly evidence lab</w:t>
+      </w:r>
+    </w:p>
+    <w:p>
+      <w:pPr>
+        <w:spacing w:line="336" w:lineRule="auto" w:after="180"/>
+      </w:pPr>
+      <w:r>
+        <w:rPr>
+          <w:b w:val="0"/>
+        </w:rPr>
+        <w:t>Words You Can Use to Reason</w:t>
+      </w:r>
+    </w:p>
+    <w:p>
+      <w:pPr>
+        <w:spacing w:line="336" w:lineRule="auto" w:after="180"/>
+      </w:pPr>
+      <w:r>
+        <w:rPr>
+          <w:b w:val="0"/>
+        </w:rPr>
+        <w:t>A definition matters when you can recognize the idea, use it, and contrast it with a near-miss.</w:t>
+      </w:r>
+    </w:p>
+    <w:p>
+      <w:pPr>
+        <w:pStyle w:val="Heading3"/>
+      </w:pPr>
+      <w:r>
+        <w:t>Make the lab runnable</w:t>
+      </w:r>
+    </w:p>
+    <w:p>
+      <w:pPr>
+        <w:spacing w:line="336" w:lineRule="auto" w:after="180"/>
+      </w:pPr>
+      <w:r>
+        <w:rPr>
+          <w:b w:val="0"/>
+        </w:rPr>
+        <w:t>Use the supplied investigation for shared practice. Keep predictions and observed paper-trace results separate. Reserve Changed independent case for the individual first attempt before feedback; do not use the reserved case as a paired lab task.</w:t>
+      </w:r>
+    </w:p>
+    <w:p>
+      <w:pPr>
+        <w:pStyle w:val="Heading3"/>
+      </w:pPr>
+      <w:r>
+        <w:t>Diagnose and reteach</w:t>
+      </w:r>
+    </w:p>
+    <w:p>
+      <w:pPr>
+        <w:spacing w:line="336" w:lineRule="auto" w:after="180"/>
+      </w:pPr>
+      <w:r>
+        <w:rPr>
+          <w:b w:val="0"/>
+        </w:rPr>
+        <w:t>For guessing, return to given facts and request a trace. For vocabulary without application, use one example and one non-example. For arithmetic errors, check the setup before the calculation.</w:t>
+      </w:r>
+    </w:p>
+    <w:p>
+      <w:pPr>
+        <w:spacing w:line="336" w:lineRule="auto" w:after="180"/>
+      </w:pPr>
+      <w:r>
+        <w:rPr>
+          <w:b w:val="0"/>
+        </w:rPr>
+        <w:t>Finish with a different uncoached case before recording mastery.</w:t>
+      </w:r>
+    </w:p>
+    <w:p>
+      <w:pPr>
+        <w:pStyle w:val="Heading3"/>
+      </w:pPr>
+      <w:r>
+        <w:t>Address these additional misconceptions</w:t>
+      </w:r>
+    </w:p>
+    <w:p>
+      <w:pPr>
+        <w:pStyle w:val="Heading3"/>
+      </w:pPr>
+      <w:r>
+        <w:t>Match the support to the first error</w:t>
+      </w:r>
+    </w:p>
+    <w:p>
+      <w:pPr>
         <w:pStyle w:val="Heading1"/>
       </w:pPr>
       <w:r>
-        <w:t>05. Assess and explain the answers</w:t>
-      </w:r>
-    </w:p>
-    <w:p>
-      <w:r>
-        <w:t>Use the Loops and Stopping questions, teacher keys and criteria after the relevant attempts. Previously discussed cases are practice; protect the separately selected independent task.</w:t>
+        <w:t>05. Assess the selected new case</w:t>
+      </w:r>
+    </w:p>
+    <w:p>
+      <w:r>
+        <w:t>Keep this key until after the first attempt; accept valid alternatives with defensible reasoning.</w:t>
+      </w:r>
+    </w:p>
+    <w:p>
+      <w:pPr>
+        <w:pStyle w:val="Heading2"/>
+      </w:pPr>
+      <w:r>
+        <w:t>Selected independent question and key</w:t>
+      </w:r>
+    </w:p>
+    <w:p>
+      <w:pPr>
+        <w:spacing w:line="336" w:lineRule="auto" w:after="180"/>
+      </w:pPr>
+      <w:r>
+        <w:rPr>
+          <w:b w:val="0"/>
+        </w:rPr>
+        <w:t>Selected case: Start count at 1. While count &lt; 8, add 3. Trace the condition and values. What happens if the condition becomes count != 8?</w:t>
+      </w:r>
+    </w:p>
+    <w:p>
+      <w:pPr>
+        <w:spacing w:line="336" w:lineRule="auto" w:after="180"/>
+      </w:pPr>
+      <w:r>
+        <w:rPr>
+          <w:b w:val="0"/>
+        </w:rPr>
+        <w:t xml:space="preserve">The condition is true at 1,4,7, then false at 10. Final count is 10. With !=8 the sequence never reaches 8: all values are 1 modulo 3, so this </w:t>
+      </w:r>
+      <w:r>
+        <w:rPr>
+          <w:b/>
+        </w:rPr>
+        <w:t>loop</w:t>
+      </w:r>
+      <w:r>
+        <w:rPr>
+          <w:b w:val="0"/>
+        </w:rPr>
+        <w:t xml:space="preserve"> does not terminate.</w:t>
+      </w:r>
+    </w:p>
+    <w:p>
+      <w:pPr>
+        <w:pStyle w:val="Heading2"/>
+      </w:pPr>
+      <w:r>
+        <w:t>Judge explanation, trace and limits</w:t>
+      </w:r>
+    </w:p>
+    <w:tbl>
+      <w:tblPr>
+        <w:tblStyle w:val="LightShading-Accent1"/>
+        <w:tblW w:type="auto" w:w="0"/>
+        <w:tblLook w:firstColumn="1" w:firstRow="1" w:lastColumn="0" w:lastRow="0" w:noHBand="0" w:noVBand="1" w:val="04A0"/>
+      </w:tblPr>
+      <w:tblGrid>
+        <w:gridCol w:w="5112"/>
+        <w:gridCol w:w="5112"/>
+      </w:tblGrid>
+      <w:tr>
+        <w:trPr>
+          <w:tblHeader/>
+        </w:trPr>
+        <w:tc>
+          <w:tcPr>
+            <w:tcW w:type="dxa" w:w="5112"/>
+          </w:tcPr>
+          <w:p>
+            <w:r>
+              <w:t>Dimension</w:t>
+            </w:r>
+          </w:p>
+        </w:tc>
+        <w:tc>
+          <w:tcPr>
+            <w:tcW w:type="dxa" w:w="5112"/>
+          </w:tcPr>
+          <w:p>
+            <w:r>
+              <w:t>Evidence required</w:t>
+            </w:r>
+          </w:p>
+        </w:tc>
+      </w:tr>
+      <w:tr>
+        <w:tc>
+          <w:tcPr>
+            <w:tcW w:type="dxa" w:w="5112"/>
+          </w:tcPr>
+          <w:p>
+            <w:r>
+              <w:t>Explanation</w:t>
+            </w:r>
+          </w:p>
+        </w:tc>
+        <w:tc>
+          <w:tcPr>
+            <w:tcW w:type="dxa" w:w="5112"/>
+          </w:tcPr>
+          <w:p>
+            <w:r>
+              <w:t>Names the applicable idea or procedure and ties it to the supplied facts.</w:t>
+            </w:r>
+          </w:p>
+        </w:tc>
+      </w:tr>
+      <w:tr>
+        <w:tc>
+          <w:tcPr>
+            <w:tcW w:type="dxa" w:w="5112"/>
+          </w:tcPr>
+          <w:p>
+            <w:r>
+              <w:t>Trace and result</w:t>
+            </w:r>
+          </w:p>
+        </w:tc>
+        <w:tc>
+          <w:tcPr>
+            <w:tcW w:type="dxa" w:w="5112"/>
+          </w:tcPr>
+          <w:p>
+            <w:r>
+              <w:t>Preserves the given inputs and shows the relevant intermediate steps; distinguishes a prediction from an observed execution.</w:t>
+            </w:r>
+          </w:p>
+        </w:tc>
+      </w:tr>
+      <w:tr>
+        <w:tc>
+          <w:tcPr>
+            <w:tcW w:type="dxa" w:w="5112"/>
+          </w:tcPr>
+          <w:p>
+            <w:r>
+              <w:t>Limits</w:t>
+            </w:r>
+          </w:p>
+        </w:tc>
+        <w:tc>
+          <w:tcPr>
+            <w:tcW w:type="dxa" w:w="5112"/>
+          </w:tcPr>
+          <w:p>
+            <w:r>
+              <w:t>States the assumptions, missing evidence or conditions under which the result would change.</w:t>
+            </w:r>
+          </w:p>
+        </w:tc>
+      </w:tr>
+    </w:tbl>
+    <w:p>
+      <w:pPr>
+        <w:spacing w:line="336" w:lineRule="auto" w:after="180"/>
+      </w:pPr>
+      <w:r>
+        <w:rPr>
+          <w:b w:val="0"/>
+        </w:rPr>
+        <w:t>Record each dimension as not yet, with support, or independent. Accept a valid alternative procedure with a defensible trace.</w:t>
+      </w:r>
+    </w:p>
+    <w:p>
+      <w:pPr>
+        <w:spacing w:line="336" w:lineRule="auto" w:after="180"/>
+      </w:pPr>
+      <w:r>
+        <w:rPr>
+          <w:b w:val="0"/>
+        </w:rPr>
+        <w:t xml:space="preserve">Do not penalise an honestly recorded model failure if the learner correctly explains its </w:t>
+      </w:r>
+      <w:r>
+        <w:rPr>
+          <w:b/>
+        </w:rPr>
+        <w:t>evidence</w:t>
+      </w:r>
+      <w:r>
+        <w:rPr>
+          <w:b w:val="0"/>
+        </w:rPr>
+        <w:t xml:space="preserve"> and limits.</w:t>
+      </w:r>
+    </w:p>
+    <w:p>
+      <w:pPr>
+        <w:pStyle w:val="Heading2"/>
+      </w:pPr>
+      <w:r>
+        <w:t>Give one usable repair action</w:t>
+      </w:r>
+    </w:p>
+    <w:p>
+      <w:pPr>
+        <w:spacing w:line="336" w:lineRule="auto" w:after="180"/>
+      </w:pPr>
+      <w:r>
+        <w:rPr>
+          <w:b w:val="0"/>
+        </w:rPr>
+        <w:t>Name the earliest unsupported step and give one action to repair it. Have the learner make that repair now and explain why. Then assess the relevant skill on a fresh, fully specified case.</w:t>
+      </w:r>
+    </w:p>
+    <w:p>
+      <w:pPr>
+        <w:spacing w:line="336" w:lineRule="auto" w:after="180"/>
+      </w:pPr>
+      <w:r>
+        <w:rPr>
+          <w:b w:val="0"/>
+        </w:rPr>
+        <w:t>Confirm it was not previously practised with feedback; solve and check the new case before assigning it. A follow-up design prompt is a starting brief, not automatically an equivalent test.</w:t>
+      </w:r>
+    </w:p>
+    <w:p>
+      <w:pPr>
+        <w:pStyle w:val="Heading2"/>
+      </w:pPr>
+      <w:r>
+        <w:t>W1 Explain the range</w:t>
+      </w:r>
+    </w:p>
+    <w:p>
+      <w:pPr>
+        <w:spacing w:line="336" w:lineRule="auto" w:after="180"/>
+      </w:pPr>
+      <w:r>
+        <w:rPr>
+          <w:b w:val="0"/>
+        </w:rPr>
+        <w:t>For count=12, while count&gt;3 subtract 4, list every value tested by the condition, including the final false test. How many updates occur, and what is printed?</w:t>
+      </w:r>
+    </w:p>
+    <w:p>
+      <w:pPr>
+        <w:spacing w:line="336" w:lineRule="auto" w:after="180"/>
+      </w:pPr>
+      <w:r>
+        <w:rPr>
+          <w:b w:val="0"/>
+        </w:rPr>
+        <w:t>Test 12,8,4,0; three updates; print 0. The false check at 0 prevents another subtraction.</w:t>
+      </w:r>
+    </w:p>
+    <w:p>
+      <w:pPr>
+        <w:pStyle w:val="Heading2"/>
+      </w:pPr>
+      <w:r>
+        <w:t>W2 Trace before running</w:t>
+      </w:r>
+    </w:p>
+    <w:p>
+      <w:pPr>
+        <w:spacing w:line="336" w:lineRule="auto" w:after="180"/>
+      </w:pPr>
+      <w:r>
+        <w:rPr>
+          <w:b w:val="0"/>
+        </w:rPr>
+        <w:t xml:space="preserve">Using the complete while script, predict fresh starts 3,4,12. Record tested values, truth results, updates and actual </w:t>
+      </w:r>
+      <w:r>
+        <w:rPr>
+          <w:b/>
+        </w:rPr>
+        <w:t>output</w:t>
+      </w:r>
+      <w:r>
+        <w:rPr>
+          <w:b w:val="0"/>
+        </w:rPr>
+        <w:t xml:space="preserve"> separately. Explain the zero-update case.</w:t>
+      </w:r>
+    </w:p>
+    <w:p>
+      <w:pPr>
+        <w:spacing w:line="336" w:lineRule="auto" w:after="180"/>
+      </w:pPr>
+      <w:r>
+        <w:rPr>
+          <w:b w:val="0"/>
+        </w:rPr>
+        <w:t xml:space="preserve">Required </w:t>
+      </w:r>
+      <w:r>
+        <w:rPr>
+          <w:b/>
+        </w:rPr>
+        <w:t>output</w:t>
+      </w:r>
+      <w:r>
+        <w:rPr>
+          <w:b w:val="0"/>
+        </w:rPr>
+        <w:t>s are 3,0,0 after zero,one,three updates respectively. Record actual runs separately from these expectations.</w:t>
+      </w:r>
+    </w:p>
+    <w:p>
+      <w:pPr>
+        <w:pStyle w:val="Heading2"/>
+      </w:pPr>
+      <w:r>
+        <w:t>W3 Repair the reset</w:t>
+      </w:r>
+    </w:p>
+    <w:p>
+      <w:pPr>
+        <w:spacing w:line="336" w:lineRule="auto" w:after="180"/>
+      </w:pPr>
+      <w:r>
+        <w:rPr>
+          <w:b w:val="0"/>
+        </w:rPr>
+        <w:t>Replace count&gt;3 with count!=3, starting at 12 and subtracting 4. Trace only five updates on paper, explain why equality is missed and restore the appropriate condition.</w:t>
+      </w:r>
+    </w:p>
+    <w:p>
+      <w:pPr>
+        <w:spacing w:line="336" w:lineRule="auto" w:after="180"/>
+      </w:pPr>
+      <w:r>
+        <w:rPr>
+          <w:b w:val="0"/>
+        </w:rPr>
+        <w:t>The prefix is 12,8,4,0,-4,-8. Values remain multiples of four and never equal three. Restore &gt;3; keep the faulty prefix and label the repaired run.</w:t>
+      </w:r>
+    </w:p>
+    <w:p>
+      <w:pPr>
+        <w:pStyle w:val="Heading2"/>
+      </w:pPr>
+      <w:r>
+        <w:t>W5 Check a contract limitation</w:t>
+      </w:r>
+    </w:p>
+    <w:p>
+      <w:pPr>
+        <w:spacing w:line="336" w:lineRule="auto" w:after="180"/>
+      </w:pPr>
+      <w:r>
+        <w:rPr>
+          <w:b w:val="0"/>
+        </w:rPr>
+        <w:t>A loop with no update is tested only with count=3 and stops. Does that establish termination from count=12? Explain and choose starts giving zero, one and several updates in the correct script.</w:t>
+      </w:r>
+    </w:p>
+    <w:p>
+      <w:pPr>
+        <w:spacing w:line="336" w:lineRule="auto" w:after="180"/>
+      </w:pPr>
+      <w:r>
+        <w:rPr>
+          <w:b w:val="0"/>
+        </w:rPr>
+        <w:t>No. At 3 the initial condition is false, hiding the missing update. From 12 it stays true without progress. Correct starts 3,4,12 exercise zero,one,three updates.</w:t>
+      </w:r>
+    </w:p>
+    <w:p>
+      <w:pPr>
+        <w:pStyle w:val="Heading2"/>
+      </w:pPr>
+      <w:r>
+        <w:t>Earlier wording, alternatives and picture transcripts · reference / check after trying</w:t>
+      </w:r>
+    </w:p>
+    <w:p>
+      <w:pPr>
+        <w:spacing w:line="336" w:lineRule="auto" w:after="180"/>
+      </w:pPr>
+      <w:r>
+        <w:rPr>
+          <w:b w:val="0"/>
+        </w:rPr>
+        <w:t>Assess and explain the answers</w:t>
       </w:r>
     </w:p>
     <w:p>
@@ -3750,34 +4206,44 @@
     </w:p>
     <w:p>
       <w:pPr>
+        <w:spacing w:line="336" w:lineRule="auto" w:after="180"/>
+      </w:pPr>
+      <w:r>
+        <w:rPr>
+          <w:b w:val="0"/>
+        </w:rPr>
+        <w:t xml:space="preserve">1,2,3. The next comparison is false. The </w:t>
+      </w:r>
+      <w:r>
+        <w:rPr>
+          <w:b/>
+        </w:rPr>
+        <w:t>update</w:t>
+      </w:r>
+      <w:r>
+        <w:rPr>
+          <w:b w:val="0"/>
+        </w:rPr>
+        <w:t xml:space="preserve"> makes progress toward termination.</w:t>
+      </w:r>
+    </w:p>
+    <w:p>
+      <w:pPr>
         <w:pStyle w:val="Heading3"/>
       </w:pPr>
       <w:r>
-        <w:t>Teacher key · Worked case answer</w:t>
+        <w:t>Additional transfer practice question</w:t>
       </w:r>
     </w:p>
     <w:p>
       <w:pPr>
         <w:spacing w:line="336" w:lineRule="auto" w:after="180"/>
-        <w:shd w:fill="F1F6FC"/>
       </w:pPr>
       <w:r>
         <w:rPr>
           <w:b w:val="0"/>
         </w:rPr>
-        <w:t xml:space="preserve">1,2,3. The next comparison is false. The </w:t>
-      </w:r>
-      <w:r>
-        <w:rPr>
-          <w:b/>
-        </w:rPr>
-        <w:t>update</w:t>
-      </w:r>
-      <w:r>
-        <w:rPr>
-          <w:b w:val="0"/>
-        </w:rPr>
-        <w:t xml:space="preserve"> makes progress toward termination.</w:t>
+        <w:t>Start at count 0. While count is less than 3, add 1 and display count. List the displays and the stopping value.</w:t>
       </w:r>
     </w:p>
     <w:p>
@@ -3785,49 +4251,12 @@
         <w:pStyle w:val="Heading3"/>
       </w:pPr>
       <w:r>
-        <w:t>Independent question</w:t>
-      </w:r>
-    </w:p>
-    <w:p>
-      <w:pPr>
-        <w:pStyle w:val="Heading3"/>
-      </w:pPr>
-      <w:r>
-        <w:t>Independent question · withhold the key</w:t>
+        <w:t>Reasoned practice answer</w:t>
       </w:r>
     </w:p>
     <w:p>
       <w:pPr>
         <w:spacing w:line="336" w:lineRule="auto" w:after="180"/>
-        <w:shd w:fill="F5F1FB"/>
-      </w:pPr>
-      <w:r>
-        <w:rPr>
-          <w:b w:val="0"/>
-        </w:rPr>
-        <w:t>Start at count 0. While count is less than 3, add 1 and display count. List the displays and the stopping value.</w:t>
-      </w:r>
-    </w:p>
-    <w:p>
-      <w:pPr>
-        <w:pStyle w:val="Heading3"/>
-      </w:pPr>
-      <w:r>
-        <w:t>Expected independent answer</w:t>
-      </w:r>
-    </w:p>
-    <w:p>
-      <w:pPr>
-        <w:pStyle w:val="Heading3"/>
-      </w:pPr>
-      <w:r>
-        <w:t>Teacher key · Expected independent answer</w:t>
-      </w:r>
-    </w:p>
-    <w:p>
-      <w:pPr>
-        <w:spacing w:line="336" w:lineRule="auto" w:after="180"/>
-        <w:shd w:fill="F1F6FC"/>
       </w:pPr>
       <w:r>
         <w:rPr>
@@ -4157,154 +4586,374 @@
     </w:p>
     <w:p>
       <w:pPr>
+        <w:spacing w:line="336" w:lineRule="auto" w:after="180"/>
+      </w:pPr>
+      <w:r>
+        <w:rPr>
+          <w:b w:val="0"/>
+        </w:rPr>
+        <w:t>The condition tests 0,2,4; the body runs twice and ends at 4. With !=5, even counts never equal 5, so it does not terminate under unbounded arithmetic.</w:t>
+      </w:r>
+    </w:p>
+    <w:p>
+      <w:pPr>
+        <w:spacing w:line="336" w:lineRule="auto" w:after="180"/>
+      </w:pPr>
+      <w:r>
+        <w:rPr>
+          <w:b w:val="0"/>
+        </w:rPr>
+        <w:t xml:space="preserve">A </w:t>
+      </w:r>
+      <w:r>
+        <w:rPr>
+          <w:b/>
+        </w:rPr>
+        <w:t>stopping rule</w:t>
+      </w:r>
+      <w:r>
+        <w:rPr>
+          <w:b w:val="0"/>
+        </w:rPr>
+        <w:t xml:space="preserve"> should match the </w:t>
+      </w:r>
+      <w:r>
+        <w:rPr>
+          <w:b/>
+        </w:rPr>
+        <w:t>update</w:t>
+      </w:r>
+      <w:r>
+        <w:rPr>
+          <w:b w:val="0"/>
+        </w:rPr>
+        <w:t xml:space="preserve"> and include resource bounds in an actual application.</w:t>
+      </w:r>
+    </w:p>
+    <w:p>
+      <w:pPr>
         <w:pStyle w:val="Heading3"/>
       </w:pPr>
       <w:r>
-        <w:t>Teacher key · Original transfer answer</w:t>
+        <w:t>Explanations for the additional workbook examples</w:t>
+      </w:r>
+    </w:p>
+    <w:p>
+      <w:pPr>
+        <w:pStyle w:val="Heading3"/>
+      </w:pPr>
+      <w:r>
+        <w:t>W1 Explain the range</w:t>
+      </w:r>
+    </w:p>
+    <w:p>
+      <w:pPr>
+        <w:pStyle w:val="Heading3"/>
+      </w:pPr>
+      <w:r>
+        <w:t>W2 Trace before running</w:t>
+      </w:r>
+    </w:p>
+    <w:p>
+      <w:pPr>
+        <w:pStyle w:val="Heading3"/>
+      </w:pPr>
+      <w:r>
+        <w:t>W3 Repair the reset</w:t>
+      </w:r>
+    </w:p>
+    <w:p>
+      <w:pPr>
+        <w:pStyle w:val="Heading3"/>
+      </w:pPr>
+      <w:r>
+        <w:t>W4 Build a repeated addition independently</w:t>
       </w:r>
     </w:p>
     <w:p>
       <w:pPr>
         <w:spacing w:line="336" w:lineRule="auto" w:after="180"/>
-        <w:shd w:fill="F1F6FC"/>
       </w:pPr>
       <w:r>
         <w:rPr>
           <w:b w:val="0"/>
         </w:rPr>
-        <w:t>The condition tests 0,2,4; the body runs twice and ends at 4. With !=5, even counts never equal 5, so it does not terminate under unbounded arithmetic.</w:t>
+        <w:t xml:space="preserve">A box starts with 5 counters. Each round adds 2 counters. Use rounds = 3, an initialized total and for turn in range(rounds). Print the final total once after the </w:t>
+      </w:r>
+      <w:r>
+        <w:rPr>
+          <w:b/>
+        </w:rPr>
+        <w:t>loop</w:t>
+      </w:r>
+      <w:r>
+        <w:rPr>
+          <w:b w:val="0"/>
+        </w:rPr>
+        <w:t>.</w:t>
       </w:r>
     </w:p>
     <w:p>
       <w:pPr>
         <w:spacing w:line="336" w:lineRule="auto" w:after="180"/>
-        <w:shd w:fill="F1F6FC"/>
       </w:pPr>
       <w:r>
         <w:rPr>
           <w:b w:val="0"/>
         </w:rPr>
-        <w:t xml:space="preserve">A </w:t>
+        <w:t>Trace the totals and predict fresh runs with rounds 0, 1 and 3. Assume rounds is a nonnegative integer.</w:t>
+      </w:r>
+    </w:p>
+    <w:p>
+      <w:pPr>
+        <w:spacing w:line="336" w:lineRule="auto" w:after="180"/>
+      </w:pPr>
+      <w:r>
+        <w:rPr>
+          <w:b w:val="0"/>
+        </w:rPr>
+        <w:t xml:space="preserve">Initialize total = 5 before the </w:t>
       </w:r>
       <w:r>
         <w:rPr>
           <w:b/>
         </w:rPr>
-        <w:t>stopping rule</w:t>
+        <w:t>loop</w:t>
       </w:r>
       <w:r>
         <w:rPr>
           <w:b w:val="0"/>
         </w:rPr>
-        <w:t xml:space="preserve"> should match the </w:t>
+        <w:t xml:space="preserve">; add 2 inside it. For three rounds, turn values 0, 1, 2 give totals 7, 9, 11. Final </w:t>
       </w:r>
       <w:r>
         <w:rPr>
           <w:b/>
         </w:rPr>
+        <w:t>output</w:t>
+      </w:r>
+      <w:r>
+        <w:rPr>
+          <w:b w:val="0"/>
+        </w:rPr>
+        <w:t>s for 0, 1, 3 rounds are 5, 7, 11. Print is unindented.</w:t>
+      </w:r>
+    </w:p>
+    <w:p>
+      <w:pPr>
+        <w:pStyle w:val="Heading3"/>
+      </w:pPr>
+      <w:r>
+        <w:t>W5 Check a contract limitation</w:t>
+      </w:r>
+    </w:p>
+    <w:p>
+      <w:pPr>
+        <w:pStyle w:val="Heading3"/>
+      </w:pPr>
+      <w:r>
+        <w:t>Assess independent transfer</w:t>
+      </w:r>
+    </w:p>
+    <w:p>
+      <w:pPr>
+        <w:pStyle w:val="Heading3"/>
+      </w:pPr>
+      <w:r>
+        <w:t>Selected case answer</w:t>
+      </w:r>
+    </w:p>
+    <w:p>
+      <w:pPr>
+        <w:pStyle w:val="Heading3"/>
+      </w:pPr>
+      <w:r>
+        <w:t>Feedback that the learner uses</w:t>
+      </w:r>
+    </w:p>
+    <w:p>
+      <w:pPr>
+        <w:pStyle w:val="Heading1"/>
+      </w:pPr>
+      <w:r>
+        <w:t>06. Connect, adapt and return</w:t>
+      </w:r>
+    </w:p>
+    <w:p>
+      <w:r>
+        <w:t>Retain the project evidence and revisit the reasoning on a changed case.</w:t>
+      </w:r>
+    </w:p>
+    <w:p>
+      <w:pPr>
+        <w:pStyle w:val="Heading2"/>
+      </w:pPr>
+      <w:r>
+        <w:t>Project evidence to keep</w:t>
+      </w:r>
+    </w:p>
+    <w:p>
+      <w:pPr>
+        <w:spacing w:line="336" w:lineRule="auto" w:after="180"/>
+      </w:pPr>
+      <w:r>
+        <w:rPr>
+          <w:b/>
+        </w:rPr>
+        <w:t>Loop</w:t>
+      </w:r>
+      <w:r>
+        <w:rPr>
+          <w:b w:val="0"/>
+        </w:rPr>
+        <w:t xml:space="preserve"> through every candidate book, </w:t>
+      </w:r>
+      <w:r>
+        <w:rPr>
+          <w:b/>
+        </w:rPr>
         <w:t>update</w:t>
       </w:r>
       <w:r>
         <w:rPr>
           <w:b w:val="0"/>
         </w:rPr>
-        <w:t xml:space="preserve"> and include resource bounds in an actual application.</w:t>
-      </w:r>
-    </w:p>
-    <w:p>
-      <w:pPr>
-        <w:pStyle w:val="Heading3"/>
-      </w:pPr>
-      <w:r>
-        <w:t>Explanations for the additional workbook examples</w:t>
-      </w:r>
-    </w:p>
-    <w:p>
-      <w:pPr>
-        <w:pStyle w:val="Heading3"/>
-      </w:pPr>
-      <w:r>
-        <w:t>W1 Explain the range</w:t>
-      </w:r>
-    </w:p>
-    <w:p>
-      <w:pPr>
-        <w:pStyle w:val="Heading3"/>
-      </w:pPr>
-      <w:r>
-        <w:t>Workbook question · W1</w:t>
+        <w:t xml:space="preserve"> its score, then stop at the end of the list.</w:t>
       </w:r>
     </w:p>
     <w:p>
       <w:pPr>
         <w:spacing w:line="336" w:lineRule="auto" w:after="180"/>
-        <w:shd w:fill="F5F1FB"/>
       </w:pPr>
       <w:r>
         <w:rPr>
           <w:b w:val="0"/>
         </w:rPr>
-        <w:t>List the values supplied by range(2, 5) and explain why 5 is absent. How many times does its body run?</w:t>
-      </w:r>
-    </w:p>
-    <w:p>
-      <w:pPr>
-        <w:pStyle w:val="Heading3"/>
-      </w:pPr>
-      <w:r>
-        <w:t>Teacher reasoning · W1</w:t>
+        <w:t xml:space="preserve">Keep the decision, </w:t>
+      </w:r>
+      <w:r>
+        <w:rPr>
+          <w:b/>
+        </w:rPr>
+        <w:t>input</w:t>
+      </w:r>
+      <w:r>
+        <w:rPr>
+          <w:b w:val="0"/>
+        </w:rPr>
+        <w:t xml:space="preserve">, result, explanation and remaining limitation in the project </w:t>
+      </w:r>
+      <w:r>
+        <w:rPr>
+          <w:b/>
+        </w:rPr>
+        <w:t>evidence</w:t>
+      </w:r>
+      <w:r>
+        <w:rPr>
+          <w:b w:val="0"/>
+        </w:rPr>
+        <w:t xml:space="preserve"> record. Retrieve this record next week rather than restarting the project.</w:t>
       </w:r>
     </w:p>
     <w:p>
       <w:pPr>
         <w:spacing w:line="336" w:lineRule="auto" w:after="180"/>
-        <w:shd w:fill="F1F6FC"/>
       </w:pPr>
       <w:r>
         <w:rPr>
           <w:b w:val="0"/>
         </w:rPr>
-        <w:t>2, 3 and 4; the stop value is excluded. The body runs three times.</w:t>
-      </w:r>
-    </w:p>
-    <w:p>
-      <w:pPr>
-        <w:pStyle w:val="Heading3"/>
-      </w:pPr>
-      <w:r>
-        <w:t>W2 Trace before running</w:t>
-      </w:r>
-    </w:p>
-    <w:p>
-      <w:pPr>
-        <w:pStyle w:val="Heading3"/>
-      </w:pPr>
-      <w:r>
-        <w:t>Workbook question · W2</w:t>
+        <w:t xml:space="preserve">Use progress and stopping arguments for any repeated recommender </w:t>
+      </w:r>
+      <w:r>
+        <w:rPr>
+          <w:b/>
+        </w:rPr>
+        <w:t>process</w:t>
+      </w:r>
+      <w:r>
+        <w:rPr>
+          <w:b w:val="0"/>
+        </w:rPr>
+        <w:t xml:space="preserve">; test </w:t>
+      </w:r>
+      <w:r>
+        <w:rPr>
+          <w:b/>
+        </w:rPr>
+        <w:t>input</w:t>
+      </w:r>
+      <w:r>
+        <w:rPr>
+          <w:b w:val="0"/>
+        </w:rPr>
+        <w:t xml:space="preserve">s that require zero, one and several </w:t>
+      </w:r>
+      <w:r>
+        <w:rPr>
+          <w:b/>
+        </w:rPr>
+        <w:t>update</w:t>
+      </w:r>
+      <w:r>
+        <w:rPr>
+          <w:b w:val="0"/>
+        </w:rPr>
+        <w:t>s.</w:t>
+      </w:r>
+    </w:p>
+    <w:p>
+      <w:pPr>
+        <w:pStyle w:val="Heading2"/>
+      </w:pPr>
+      <w:r>
+        <w:t>Support while preserving the reasoning goal</w:t>
       </w:r>
     </w:p>
     <w:p>
       <w:pPr>
         <w:spacing w:line="336" w:lineRule="auto" w:after="180"/>
-        <w:shd w:fill="F5F1FB"/>
       </w:pPr>
       <w:r>
         <w:rPr>
           <w:b w:val="0"/>
         </w:rPr>
-        <w:t xml:space="preserve">Copy the worked script. Change the range to range(2, 5). Record turn, total before and total after each </w:t>
+        <w:t>Trace one record or condition at a time with counters and labelled columns. Stretch: introduce a tie, boundary or missing field and declare its handling policy before rerunning.</w:t>
+      </w:r>
+    </w:p>
+    <w:p>
+      <w:pPr>
+        <w:spacing w:line="336" w:lineRule="auto" w:after="180"/>
+      </w:pPr>
+      <w:r>
+        <w:rPr>
+          <w:b w:val="0"/>
+        </w:rPr>
+        <w:t>Use counters and let the learner move a pointer through one instruction at a time. Offer a blank trace grid and permit oral explanation.</w:t>
+      </w:r>
+    </w:p>
+    <w:p>
+      <w:pPr>
+        <w:spacing w:line="336" w:lineRule="auto" w:after="180"/>
+      </w:pPr>
+      <w:r>
+        <w:rPr>
+          <w:b w:val="0"/>
+        </w:rPr>
+        <w:t xml:space="preserve">Extension: put print inside the correct </w:t>
       </w:r>
       <w:r>
         <w:rPr>
           <w:b/>
         </w:rPr>
-        <w:t>iteration</w:t>
+        <w:t>loop</w:t>
       </w:r>
       <w:r>
         <w:rPr>
           <w:b w:val="0"/>
         </w:rPr>
-        <w:t xml:space="preserve">. Predict the single </w:t>
+        <w:t xml:space="preserve"> and explain why zero rounds produces no </w:t>
       </w:r>
       <w:r>
         <w:rPr>
@@ -4316,844 +4965,26 @@
         <w:rPr>
           <w:b w:val="0"/>
         </w:rPr>
-        <w:t>, then run and compare.</w:t>
-      </w:r>
-    </w:p>
-    <w:p>
-      <w:pPr>
-        <w:pStyle w:val="Heading3"/>
-      </w:pPr>
-      <w:r>
-        <w:t>Teacher reasoning · W2</w:t>
+        <w:t xml:space="preserve"> while an outside print still does.</w:t>
       </w:r>
     </w:p>
     <w:p>
       <w:pPr>
         <w:spacing w:line="336" w:lineRule="auto" w:after="180"/>
-        <w:shd w:fill="F1F6FC"/>
       </w:pPr>
       <w:r>
         <w:rPr>
           <w:b w:val="0"/>
         </w:rPr>
-        <w:t xml:space="preserve">Rows are 2 / 0 / 2, 3 / 2 / 5, 4 / 5 / 9. Final </w:t>
-      </w:r>
-      <w:r>
-        <w:rPr>
-          <w:b/>
-        </w:rPr>
-        <w:t>output</w:t>
-      </w:r>
-      <w:r>
-        <w:rPr>
-          <w:b w:val="0"/>
-        </w:rPr>
-        <w:t xml:space="preserve"> 9. Keep the observed result distinct from the </w:t>
-      </w:r>
-      <w:r>
-        <w:rPr>
-          <w:b/>
-        </w:rPr>
-        <w:t>prediction</w:t>
-      </w:r>
-      <w:r>
-        <w:rPr>
-          <w:b w:val="0"/>
-        </w:rPr>
-        <w:t>.</w:t>
-      </w:r>
-    </w:p>
-    <w:p>
-      <w:pPr>
-        <w:pStyle w:val="Heading3"/>
-      </w:pPr>
-      <w:r>
-        <w:t>W3 Repair the reset</w:t>
-      </w:r>
-    </w:p>
-    <w:p>
-      <w:pPr>
-        <w:pStyle w:val="Heading3"/>
-      </w:pPr>
-      <w:r>
-        <w:t>Workbook question · W3</w:t>
-      </w:r>
-    </w:p>
-    <w:p>
-      <w:pPr>
-        <w:spacing w:line="336" w:lineRule="auto" w:after="180"/>
-        <w:shd w:fill="F5F1FB"/>
-      </w:pPr>
-      <w:r>
-        <w:rPr>
-          <w:b w:val="0"/>
-        </w:rPr>
-        <w:t xml:space="preserve">For the faulty script with range(1, 4), record total after each addition. Explain the wrong final </w:t>
-      </w:r>
-      <w:r>
-        <w:rPr>
-          <w:b/>
-        </w:rPr>
-        <w:t>output</w:t>
-      </w:r>
-      <w:r>
-        <w:rPr>
-          <w:b w:val="0"/>
-        </w:rPr>
-        <w:t xml:space="preserve"> and remove only the faulty reset.</w:t>
-      </w:r>
-    </w:p>
-    <w:p>
-      <w:pPr>
-        <w:pStyle w:val="Heading3"/>
-      </w:pPr>
-      <w:r>
-        <w:t>Teacher reasoning · W3</w:t>
-      </w:r>
-    </w:p>
-    <w:p>
-      <w:pPr>
-        <w:spacing w:line="336" w:lineRule="auto" w:after="180"/>
-        <w:shd w:fill="F1F6FC"/>
-      </w:pPr>
-      <w:r>
-        <w:rPr>
-          <w:b w:val="0"/>
-        </w:rPr>
-        <w:t xml:space="preserve">Faulty after-addition values are 1, 2, 3 because each starts from zero. Remove the indented total = 0. Correct after-addition values are 1, 3, 6; final </w:t>
-      </w:r>
-      <w:r>
-        <w:rPr>
-          <w:b/>
-        </w:rPr>
-        <w:t>output</w:t>
-      </w:r>
-      <w:r>
-        <w:rPr>
-          <w:b w:val="0"/>
-        </w:rPr>
-        <w:t xml:space="preserve"> 6.</w:t>
-      </w:r>
-    </w:p>
-    <w:p>
-      <w:pPr>
-        <w:pStyle w:val="Heading3"/>
-      </w:pPr>
-      <w:r>
-        <w:t>W4 Build a repeated addition independently</w:t>
-      </w:r>
-    </w:p>
-    <w:p>
-      <w:pPr>
-        <w:pStyle w:val="Heading3"/>
-      </w:pPr>
-      <w:r>
-        <w:t>Workbook question · W4</w:t>
-      </w:r>
-    </w:p>
-    <w:p>
-      <w:pPr>
-        <w:spacing w:line="336" w:lineRule="auto" w:after="180"/>
-        <w:shd w:fill="F5F1FB"/>
-      </w:pPr>
-      <w:r>
-        <w:rPr>
-          <w:b w:val="0"/>
-        </w:rPr>
-        <w:t xml:space="preserve">A box starts with 5 counters. Each round adds 2 counters. Use rounds = 3, an initialized total and for turn in range(rounds). Print the final total once after the </w:t>
-      </w:r>
-      <w:r>
-        <w:rPr>
-          <w:b/>
-        </w:rPr>
-        <w:t>loop</w:t>
-      </w:r>
-      <w:r>
-        <w:rPr>
-          <w:b w:val="0"/>
-        </w:rPr>
-        <w:t>.</w:t>
-      </w:r>
-    </w:p>
-    <w:p>
-      <w:pPr>
-        <w:spacing w:line="336" w:lineRule="auto" w:after="180"/>
-        <w:shd w:fill="F5F1FB"/>
-      </w:pPr>
-      <w:r>
-        <w:rPr>
-          <w:b w:val="0"/>
-        </w:rPr>
-        <w:t>Trace the totals and predict fresh runs with rounds 0, 1 and 3. Assume rounds is a nonnegative integer.</w:t>
-      </w:r>
-    </w:p>
-    <w:p>
-      <w:pPr>
-        <w:pStyle w:val="Heading3"/>
-      </w:pPr>
-      <w:r>
-        <w:t>Teacher reasoning · W4</w:t>
-      </w:r>
-    </w:p>
-    <w:p>
-      <w:pPr>
-        <w:spacing w:line="336" w:lineRule="auto" w:after="180"/>
-        <w:shd w:fill="F1F6FC"/>
-      </w:pPr>
-      <w:r>
-        <w:rPr>
-          <w:b w:val="0"/>
-        </w:rPr>
-        <w:t xml:space="preserve">Initialize total = 5 before the </w:t>
-      </w:r>
-      <w:r>
-        <w:rPr>
-          <w:b/>
-        </w:rPr>
-        <w:t>loop</w:t>
-      </w:r>
-      <w:r>
-        <w:rPr>
-          <w:b w:val="0"/>
-        </w:rPr>
-        <w:t xml:space="preserve">; add 2 inside it. For three rounds, turn values 0, 1, 2 give totals 7, 9, 11. Final </w:t>
-      </w:r>
-      <w:r>
-        <w:rPr>
-          <w:b/>
-        </w:rPr>
-        <w:t>output</w:t>
-      </w:r>
-      <w:r>
-        <w:rPr>
-          <w:b w:val="0"/>
-        </w:rPr>
-        <w:t>s for 0, 1, 3 rounds are 5, 7, 11. Print is unindented.</w:t>
-      </w:r>
-    </w:p>
-    <w:p>
-      <w:pPr>
-        <w:pStyle w:val="Heading3"/>
-      </w:pPr>
-      <w:r>
-        <w:t>W5 Check a contract limitation</w:t>
-      </w:r>
-    </w:p>
-    <w:p>
-      <w:pPr>
-        <w:pStyle w:val="Heading3"/>
-      </w:pPr>
-      <w:r>
-        <w:t>Workbook question · W5</w:t>
-      </w:r>
-    </w:p>
-    <w:p>
-      <w:pPr>
-        <w:spacing w:line="336" w:lineRule="auto" w:after="180"/>
-        <w:shd w:fill="F5F1FB"/>
-      </w:pPr>
-      <w:r>
-        <w:rPr>
-          <w:b w:val="0"/>
-        </w:rPr>
-        <w:t xml:space="preserve">In your counter script, range(-2) performs no </w:t>
-      </w:r>
-      <w:r>
-        <w:rPr>
-          <w:b/>
-        </w:rPr>
-        <w:t>iteration</w:t>
-      </w:r>
-      <w:r>
-        <w:rPr>
-          <w:b w:val="0"/>
-        </w:rPr>
-        <w:t>s. Does returning the initial 5 make negative rounds valid? Explain what the script checks and what it assumes.</w:t>
-      </w:r>
-    </w:p>
-    <w:p>
-      <w:pPr>
-        <w:pStyle w:val="Heading3"/>
-      </w:pPr>
-      <w:r>
-        <w:t>Teacher reasoning · W5</w:t>
-      </w:r>
-    </w:p>
-    <w:p>
-      <w:pPr>
-        <w:spacing w:line="336" w:lineRule="auto" w:after="180"/>
-        <w:shd w:fill="F1F6FC"/>
-      </w:pPr>
-      <w:r>
-        <w:rPr>
-          <w:b w:val="0"/>
-        </w:rPr>
-        <w:t xml:space="preserve">No. The written contract requires a nonnegative integer. The script assumes this and does not reject negative values. Empty range behavior does not validate the </w:t>
-      </w:r>
-      <w:r>
-        <w:rPr>
-          <w:b/>
-        </w:rPr>
-        <w:t>input</w:t>
-      </w:r>
-      <w:r>
-        <w:rPr>
-          <w:b w:val="0"/>
-        </w:rPr>
-        <w:t>; report the limitation or add an explicit check.</w:t>
-      </w:r>
-    </w:p>
-    <w:p>
-      <w:pPr>
-        <w:pStyle w:val="Heading3"/>
-      </w:pPr>
-      <w:r>
-        <w:t>Assess independent transfer</w:t>
-      </w:r>
-    </w:p>
-    <w:p>
-      <w:pPr>
-        <w:pStyle w:val="Heading3"/>
-      </w:pPr>
-      <w:r>
-        <w:t>Independent question · withhold the key</w:t>
-      </w:r>
-    </w:p>
-    <w:p>
-      <w:pPr>
-        <w:spacing w:line="336" w:lineRule="auto" w:after="180"/>
-        <w:shd w:fill="F5F1FB"/>
-      </w:pPr>
-      <w:r>
-        <w:rPr>
-          <w:b w:val="0"/>
-        </w:rPr>
-        <w:t>Selected case: Start count at 1. While count &lt; 8, add 3. Trace the condition and values. What happens if the condition becomes count != 8?</w:t>
-      </w:r>
-    </w:p>
-    <w:p>
-      <w:pPr>
-        <w:pStyle w:val="Heading3"/>
-      </w:pPr>
-      <w:r>
-        <w:t>Selected case answer</w:t>
-      </w:r>
-    </w:p>
-    <w:p>
-      <w:pPr>
-        <w:pStyle w:val="Heading3"/>
-      </w:pPr>
-      <w:r>
-        <w:t>Teacher key · Selected case answer</w:t>
-      </w:r>
-    </w:p>
-    <w:p>
-      <w:pPr>
-        <w:spacing w:line="336" w:lineRule="auto" w:after="180"/>
-        <w:shd w:fill="F1F6FC"/>
-      </w:pPr>
-      <w:r>
-        <w:rPr>
-          <w:b w:val="0"/>
-        </w:rPr>
-        <w:t xml:space="preserve">The condition is true at 1,4,7, then false at 10. Final count is 10. With !=8 the sequence never reaches 8: all values are 1 modulo 3, so this </w:t>
-      </w:r>
-      <w:r>
-        <w:rPr>
-          <w:b/>
-        </w:rPr>
-        <w:t>loop</w:t>
-      </w:r>
-      <w:r>
-        <w:rPr>
-          <w:b w:val="0"/>
-        </w:rPr>
-        <w:t xml:space="preserve"> does not terminate.</w:t>
-      </w:r>
-    </w:p>
-    <w:tbl>
-      <w:tblPr>
-        <w:tblStyle w:val="LightShading-Accent1"/>
-        <w:tblW w:type="auto" w:w="0"/>
-        <w:tblLook w:firstColumn="1" w:firstRow="1" w:lastColumn="0" w:lastRow="0" w:noHBand="0" w:noVBand="1" w:val="04A0"/>
-      </w:tblPr>
-      <w:tblGrid>
-        <w:gridCol w:w="5112"/>
-        <w:gridCol w:w="5112"/>
-      </w:tblGrid>
-      <w:tr>
-        <w:trPr>
-          <w:tblHeader/>
-        </w:trPr>
-        <w:tc>
-          <w:tcPr>
-            <w:tcW w:type="dxa" w:w="5112"/>
-          </w:tcPr>
-          <w:p>
-            <w:r>
-              <w:t>Dimension</w:t>
-            </w:r>
-          </w:p>
-        </w:tc>
-        <w:tc>
-          <w:tcPr>
-            <w:tcW w:type="dxa" w:w="5112"/>
-          </w:tcPr>
-          <w:p>
-            <w:r>
-              <w:t>Evidence required</w:t>
-            </w:r>
-          </w:p>
-        </w:tc>
-      </w:tr>
-      <w:tr>
-        <w:tc>
-          <w:tcPr>
-            <w:tcW w:type="dxa" w:w="5112"/>
-          </w:tcPr>
-          <w:p>
-            <w:r>
-              <w:t>Explanation</w:t>
-            </w:r>
-          </w:p>
-        </w:tc>
-        <w:tc>
-          <w:tcPr>
-            <w:tcW w:type="dxa" w:w="5112"/>
-          </w:tcPr>
-          <w:p>
-            <w:r>
-              <w:t>Names the applicable idea or procedure and ties it to the supplied facts.</w:t>
-            </w:r>
-          </w:p>
-        </w:tc>
-      </w:tr>
-      <w:tr>
-        <w:tc>
-          <w:tcPr>
-            <w:tcW w:type="dxa" w:w="5112"/>
-          </w:tcPr>
-          <w:p>
-            <w:r>
-              <w:t>Trace and result</w:t>
-            </w:r>
-          </w:p>
-        </w:tc>
-        <w:tc>
-          <w:tcPr>
-            <w:tcW w:type="dxa" w:w="5112"/>
-          </w:tcPr>
-          <w:p>
-            <w:r>
-              <w:t>Preserves the given inputs and shows the relevant intermediate steps; distinguishes a prediction from an observed execution.</w:t>
-            </w:r>
-          </w:p>
-        </w:tc>
-      </w:tr>
-      <w:tr>
-        <w:tc>
-          <w:tcPr>
-            <w:tcW w:type="dxa" w:w="5112"/>
-          </w:tcPr>
-          <w:p>
-            <w:r>
-              <w:t>Limits</w:t>
-            </w:r>
-          </w:p>
-        </w:tc>
-        <w:tc>
-          <w:tcPr>
-            <w:tcW w:type="dxa" w:w="5112"/>
-          </w:tcPr>
-          <w:p>
-            <w:r>
-              <w:t>States the assumptions, missing evidence or conditions under which the result would change.</w:t>
-            </w:r>
-          </w:p>
-        </w:tc>
-      </w:tr>
-    </w:tbl>
-    <w:p>
-      <w:pPr>
-        <w:pStyle w:val="Heading3"/>
-      </w:pPr>
-      <w:r>
-        <w:t>Teacher key · Selected case answer</w:t>
-      </w:r>
-    </w:p>
-    <w:p>
-      <w:pPr>
-        <w:spacing w:line="336" w:lineRule="auto" w:after="180"/>
-        <w:shd w:fill="F1F6FC"/>
-      </w:pPr>
-      <w:r>
-        <w:rPr>
-          <w:b w:val="0"/>
-        </w:rPr>
-        <w:t>Record each dimension as not yet, with support, or independent. Accept a valid alternative procedure with a defensible trace.</w:t>
-      </w:r>
-    </w:p>
-    <w:p>
-      <w:pPr>
-        <w:spacing w:line="336" w:lineRule="auto" w:after="180"/>
-        <w:shd w:fill="F1F6FC"/>
-      </w:pPr>
-      <w:r>
-        <w:rPr>
-          <w:b w:val="0"/>
-        </w:rPr>
-        <w:t xml:space="preserve">Do not penalise an honestly recorded model failure if the learner correctly explains its </w:t>
-      </w:r>
-      <w:r>
-        <w:rPr>
-          <w:b/>
-        </w:rPr>
-        <w:t>evidence</w:t>
-      </w:r>
-      <w:r>
-        <w:rPr>
-          <w:b w:val="0"/>
-        </w:rPr>
-        <w:t xml:space="preserve"> and limits.</w:t>
-      </w:r>
-    </w:p>
-    <w:p>
-      <w:pPr>
-        <w:pStyle w:val="Heading3"/>
-      </w:pPr>
-      <w:r>
-        <w:t>Feedback that the learner uses</w:t>
-      </w:r>
-    </w:p>
-    <w:p>
-      <w:pPr>
-        <w:spacing w:line="336" w:lineRule="auto" w:after="180"/>
-      </w:pPr>
-      <w:r>
-        <w:rPr>
-          <w:b w:val="0"/>
-        </w:rPr>
-        <w:t>Name the earliest unsupported step and give one action to repair it. Have the learner make that repair now and explain why. Then assess the relevant skill on a fresh, fully specified case.</w:t>
-      </w:r>
-    </w:p>
-    <w:p>
-      <w:pPr>
-        <w:spacing w:line="336" w:lineRule="auto" w:after="180"/>
-      </w:pPr>
-      <w:r>
-        <w:rPr>
-          <w:b w:val="0"/>
-        </w:rPr>
-        <w:t>Confirm it was not previously practised with feedback; solve and check the new case before assigning it. A follow-up design prompt is a starting brief, not automatically an equivalent test.</w:t>
-      </w:r>
-    </w:p>
-    <w:p>
-      <w:pPr>
-        <w:pStyle w:val="Heading1"/>
-      </w:pPr>
-      <w:r>
-        <w:t>06. Connect and extend learning</w:t>
-      </w:r>
-    </w:p>
-    <w:p>
-      <w:r>
-        <w:t>Connect Loops and Stopping to Transparent Book Recommender, adapt support and plan a later changed-case check.</w:t>
-      </w:r>
-    </w:p>
-    <w:p>
-      <w:pPr>
-        <w:pStyle w:val="Heading3"/>
-      </w:pPr>
-      <w:r>
-        <w:t>Transparent Book Recommender</w:t>
-      </w:r>
-    </w:p>
-    <w:p>
-      <w:pPr>
-        <w:spacing w:line="336" w:lineRule="auto" w:after="180"/>
-      </w:pPr>
-      <w:r>
-        <w:rPr>
-          <w:b/>
-        </w:rPr>
-        <w:t>Loop</w:t>
-      </w:r>
-      <w:r>
-        <w:rPr>
-          <w:b w:val="0"/>
-        </w:rPr>
-        <w:t xml:space="preserve"> through every candidate book, </w:t>
-      </w:r>
-      <w:r>
-        <w:rPr>
-          <w:b/>
-        </w:rPr>
-        <w:t>update</w:t>
-      </w:r>
-      <w:r>
-        <w:rPr>
-          <w:b w:val="0"/>
-        </w:rPr>
-        <w:t xml:space="preserve"> its score, then stop at the end of the list.</w:t>
-      </w:r>
-    </w:p>
-    <w:p>
-      <w:pPr>
-        <w:spacing w:line="336" w:lineRule="auto" w:after="180"/>
-      </w:pPr>
-      <w:r>
-        <w:rPr>
-          <w:b w:val="0"/>
-        </w:rPr>
-        <w:t xml:space="preserve">Keep the decision, </w:t>
-      </w:r>
-      <w:r>
-        <w:rPr>
-          <w:b/>
-        </w:rPr>
-        <w:t>input</w:t>
-      </w:r>
-      <w:r>
-        <w:rPr>
-          <w:b w:val="0"/>
-        </w:rPr>
-        <w:t xml:space="preserve">, result, explanation and remaining limitation in the project </w:t>
-      </w:r>
-      <w:r>
-        <w:rPr>
-          <w:b/>
-        </w:rPr>
-        <w:t>evidence</w:t>
-      </w:r>
-      <w:r>
-        <w:rPr>
-          <w:b w:val="0"/>
-        </w:rPr>
-        <w:t xml:space="preserve"> record. Retrieve this record next week rather than restarting the project.</w:t>
-      </w:r>
-    </w:p>
-    <w:p>
-      <w:pPr>
-        <w:pStyle w:val="Heading3"/>
-      </w:pPr>
-      <w:r>
-        <w:t>Support and stretch</w:t>
-      </w:r>
-    </w:p>
-    <w:p>
-      <w:pPr>
-        <w:spacing w:line="336" w:lineRule="auto" w:after="180"/>
-      </w:pPr>
-      <w:r>
-        <w:rPr>
-          <w:b w:val="0"/>
-        </w:rPr>
-        <w:t>Trace one record or condition at a time with counters and labelled columns. Stretch: introduce a tie, boundary or missing field and declare its handling policy before rerunning.</w:t>
-      </w:r>
-    </w:p>
-    <w:p>
-      <w:pPr>
-        <w:pStyle w:val="Heading3"/>
-      </w:pPr>
-      <w:r>
-        <w:t>Exit reflection</w:t>
-      </w:r>
-    </w:p>
-    <w:p>
-      <w:pPr>
-        <w:spacing w:line="336" w:lineRule="auto" w:after="180"/>
-      </w:pPr>
-      <w:r>
-        <w:rPr>
-          <w:b w:val="0"/>
-        </w:rPr>
-        <w:t xml:space="preserve">Ask for one decision the learner can now justify and one situation requiring more </w:t>
-      </w:r>
-      <w:r>
-        <w:rPr>
-          <w:b/>
-        </w:rPr>
-        <w:t>evidence</w:t>
-      </w:r>
-      <w:r>
-        <w:rPr>
-          <w:b w:val="0"/>
-        </w:rPr>
-        <w:t xml:space="preserve"> or human review. Confidence ratings are separate from correct independent performance.</w:t>
-      </w:r>
-    </w:p>
-    <w:p>
-      <w:pPr>
-        <w:pStyle w:val="Heading3"/>
-      </w:pPr>
-      <w:r>
-        <w:t>Bridge to the next week</w:t>
-      </w:r>
-    </w:p>
-    <w:p>
-      <w:pPr>
-        <w:spacing w:line="336" w:lineRule="auto" w:after="180"/>
-      </w:pPr>
-      <w:r>
-        <w:rPr>
-          <w:b w:val="0"/>
-        </w:rPr>
-        <w:t xml:space="preserve">Next: Week 6: Debugging Strategies. Retrieve today’s </w:t>
-      </w:r>
-      <w:r>
-        <w:rPr>
-          <w:b/>
-        </w:rPr>
-        <w:t>evidence</w:t>
-      </w:r>
-      <w:r>
-        <w:rPr>
-          <w:b w:val="0"/>
-        </w:rPr>
-        <w:t xml:space="preserve"> and identify what carries forward and what is new.</w:t>
-      </w:r>
-    </w:p>
-    <w:p>
-      <w:pPr>
-        <w:pStyle w:val="Heading3"/>
-      </w:pPr>
-      <w:r>
-        <w:t>Support and fresh reassessment</w:t>
-      </w:r>
-    </w:p>
-    <w:p>
-      <w:pPr>
-        <w:spacing w:line="336" w:lineRule="auto" w:after="180"/>
-      </w:pPr>
-      <w:r>
-        <w:rPr>
-          <w:b w:val="0"/>
-        </w:rPr>
-        <w:t>Use counters and let the learner move a pointer through one instruction at a time. Offer a blank trace grid and permit oral explanation.</w:t>
-      </w:r>
-    </w:p>
-    <w:p>
-      <w:pPr>
-        <w:spacing w:line="336" w:lineRule="auto" w:after="180"/>
-      </w:pPr>
-      <w:r>
-        <w:rPr>
-          <w:b w:val="0"/>
-        </w:rPr>
-        <w:t xml:space="preserve">Extension: put print inside the correct </w:t>
-      </w:r>
-      <w:r>
-        <w:rPr>
-          <w:b/>
-        </w:rPr>
-        <w:t>loop</w:t>
-      </w:r>
-      <w:r>
-        <w:rPr>
-          <w:b w:val="0"/>
-        </w:rPr>
-        <w:t xml:space="preserve"> and explain why zero rounds produces no </w:t>
-      </w:r>
-      <w:r>
-        <w:rPr>
-          <w:b/>
-        </w:rPr>
-        <w:t>output</w:t>
-      </w:r>
-      <w:r>
-        <w:rPr>
-          <w:b w:val="0"/>
-        </w:rPr>
-        <w:t xml:space="preserve"> while an outside print still does.</w:t>
-      </w:r>
-    </w:p>
-    <w:p>
-      <w:pPr>
-        <w:spacing w:line="336" w:lineRule="auto" w:after="180"/>
-      </w:pPr>
-      <w:r>
-        <w:rPr>
-          <w:b w:val="0"/>
-        </w:rPr>
-        <w:t xml:space="preserve">W4 must preserve the initial 5, </w:t>
-      </w:r>
-      <w:r>
-        <w:rPr>
-          <w:b/>
-        </w:rPr>
-        <w:t>update</w:t>
-      </w:r>
-      <w:r>
-        <w:rPr>
-          <w:b w:val="0"/>
-        </w:rPr>
-        <w:t xml:space="preserve"> by 2, trace three </w:t>
-      </w:r>
-      <w:r>
-        <w:rPr>
-          <w:b/>
-        </w:rPr>
-        <w:t>iteration</w:t>
-      </w:r>
-      <w:r>
-        <w:rPr>
-          <w:b w:val="0"/>
-        </w:rPr>
-        <w:t xml:space="preserve">s and print once. Require </w:t>
-      </w:r>
-      <w:r>
-        <w:rPr>
-          <w:b/>
-        </w:rPr>
-        <w:t>output</w:t>
-      </w:r>
-      <w:r>
-        <w:rPr>
-          <w:b w:val="0"/>
-        </w:rPr>
-        <w:t>s 5, 7, 11 for zero one and three rounds.</w:t>
-      </w:r>
-    </w:p>
-    <w:p>
-      <w:pPr>
-        <w:spacing w:line="336" w:lineRule="auto" w:after="180"/>
-      </w:pPr>
-      <w:r>
-        <w:rPr>
-          <w:b w:val="0"/>
-        </w:rPr>
-        <w:t xml:space="preserve">After support, retry with an initial 4 and additions of 3 for zero one and two rounds: </w:t>
-      </w:r>
-      <w:r>
-        <w:rPr>
-          <w:b/>
-        </w:rPr>
-        <w:t>output</w:t>
-      </w:r>
-      <w:r>
-        <w:rPr>
-          <w:b w:val="0"/>
-        </w:rPr>
-        <w:t>s 4, 7, 10. Record assistance before judging independence.</w:t>
-      </w:r>
-    </w:p>
-    <w:p>
-      <w:pPr>
-        <w:spacing w:line="336" w:lineRule="auto" w:after="180"/>
-      </w:pPr>
-      <w:r>
-        <w:rPr>
-          <w:b w:val="0"/>
-        </w:rPr>
-        <w:t>Week 7 stores several values in a list and distinguishes an index from the value at that position.</w:t>
-      </w:r>
-    </w:p>
-    <w:p>
-      <w:pPr>
-        <w:pStyle w:val="Heading3"/>
-      </w:pPr>
-      <w:r>
-        <w:t>Plan the delayed return</w:t>
+        <w:t>The selected independent case tests 1,4,7,10 and stops at 10 under &lt;8. Under !=8 it never reaches eight because all states are 1 modulo 3. Assess a fresh finite prefix and a stopping argument, recording support; do not use the old repeated-addition exercise as this selected assessment.</w:t>
+      </w:r>
+    </w:p>
+    <w:p>
+      <w:pPr>
+        <w:pStyle w:val="Heading2"/>
+      </w:pPr>
+      <w:r>
+        <w:t>Plan the delayed check</w:t>
       </w:r>
     </w:p>
     <w:p>
@@ -5370,84 +5201,176 @@
     </w:p>
     <w:p>
       <w:pPr>
+        <w:pStyle w:val="Heading2"/>
+      </w:pPr>
+      <w:r>
+        <w:t>Bridge to next week</w:t>
+      </w:r>
+    </w:p>
+    <w:p>
+      <w:pPr>
+        <w:spacing w:line="336" w:lineRule="auto" w:after="180"/>
+      </w:pPr>
+      <w:r>
+        <w:rPr>
+          <w:b w:val="0"/>
+        </w:rPr>
+        <w:t xml:space="preserve">Ask for one decision the learner can now justify and one situation requiring more </w:t>
+      </w:r>
+      <w:r>
+        <w:rPr>
+          <w:b/>
+        </w:rPr>
+        <w:t>evidence</w:t>
+      </w:r>
+      <w:r>
+        <w:rPr>
+          <w:b w:val="0"/>
+        </w:rPr>
+        <w:t xml:space="preserve"> or human review. Confidence ratings are separate from correct independent performance.</w:t>
+      </w:r>
+    </w:p>
+    <w:p>
+      <w:pPr>
+        <w:spacing w:line="336" w:lineRule="auto" w:after="180"/>
+      </w:pPr>
+      <w:r>
+        <w:rPr>
+          <w:b w:val="0"/>
+        </w:rPr>
+        <w:t xml:space="preserve">Next: Week 6: Debugging Strategies. Retrieve today’s </w:t>
+      </w:r>
+      <w:r>
+        <w:rPr>
+          <w:b/>
+        </w:rPr>
+        <w:t>evidence</w:t>
+      </w:r>
+      <w:r>
+        <w:rPr>
+          <w:b w:val="0"/>
+        </w:rPr>
+        <w:t xml:space="preserve"> and identify what carries forward and what is new.</w:t>
+      </w:r>
+    </w:p>
+    <w:p>
+      <w:pPr>
+        <w:spacing w:line="336" w:lineRule="auto" w:after="180"/>
+      </w:pPr>
+      <w:r>
+        <w:rPr>
+          <w:b w:val="0"/>
+        </w:rPr>
+        <w:t>Week 6 develops debugging and revealing function tests; Week 7 develops structured records and schemas.</w:t>
+      </w:r>
+    </w:p>
+    <w:p>
+      <w:pPr>
+        <w:pStyle w:val="Heading2"/>
+      </w:pPr>
+      <w:r>
+        <w:t>Earlier wording, alternatives and picture transcripts · reference / check after trying</w:t>
+      </w:r>
+    </w:p>
+    <w:p>
+      <w:pPr>
+        <w:spacing w:line="336" w:lineRule="auto" w:after="180"/>
+      </w:pPr>
+      <w:r>
+        <w:rPr>
+          <w:b w:val="0"/>
+        </w:rPr>
+        <w:t>Connect and extend learning</w:t>
+      </w:r>
+    </w:p>
+    <w:p>
+      <w:pPr>
         <w:pStyle w:val="Heading3"/>
       </w:pPr>
       <w:r>
+        <w:t>Transparent Book Recommender</w:t>
+      </w:r>
+    </w:p>
+    <w:p>
+      <w:pPr>
+        <w:pStyle w:val="Heading3"/>
+      </w:pPr>
+      <w:r>
+        <w:t>Support and stretch</w:t>
+      </w:r>
+    </w:p>
+    <w:p>
+      <w:pPr>
+        <w:pStyle w:val="Heading3"/>
+      </w:pPr>
+      <w:r>
+        <w:t>Exit reflection</w:t>
+      </w:r>
+    </w:p>
+    <w:p>
+      <w:pPr>
+        <w:pStyle w:val="Heading3"/>
+      </w:pPr>
+      <w:r>
+        <w:t>Bridge to the next week</w:t>
+      </w:r>
+    </w:p>
+    <w:p>
+      <w:pPr>
+        <w:pStyle w:val="Heading3"/>
+      </w:pPr>
+      <w:r>
+        <w:t>Support and fresh reassessment</w:t>
+      </w:r>
+    </w:p>
+    <w:p>
+      <w:pPr>
+        <w:pStyle w:val="Heading3"/>
+      </w:pPr>
+      <w:r>
+        <w:t>Plan the delayed return</w:t>
+      </w:r>
+    </w:p>
+    <w:p>
+      <w:pPr>
+        <w:pStyle w:val="Heading3"/>
+      </w:pPr>
+      <w:r>
         <w:t>Project evidence from this case</w:t>
       </w:r>
     </w:p>
     <w:p>
       <w:pPr>
+        <w:pStyle w:val="Heading1"/>
+      </w:pPr>
+      <w:r>
+        <w:t>Reference bank and extra practice</w:t>
+      </w:r>
+    </w:p>
+    <w:p>
+      <w:pPr>
+        <w:pStyle w:val="Heading1"/>
+      </w:pPr>
+      <w:r>
+        <w:t>07. Reference: alternative planning checklist</w:t>
+      </w:r>
+    </w:p>
+    <w:p>
+      <w:r>
+        <w:t>Use as a reminder alongside the main route rather than teaching the cycle twice.</w:t>
+      </w:r>
+    </w:p>
+    <w:p>
+      <w:pPr>
+        <w:pStyle w:val="Heading2"/>
+      </w:pPr>
+      <w:r>
+        <w:t>Preparation and schedule</w:t>
+      </w:r>
+    </w:p>
+    <w:p>
+      <w:pPr>
         <w:spacing w:line="336" w:lineRule="auto" w:after="180"/>
-      </w:pPr>
-      <w:r>
-        <w:rPr>
-          <w:b w:val="0"/>
-        </w:rPr>
-        <w:t xml:space="preserve">Use progress and stopping arguments for any repeated recommender </w:t>
-      </w:r>
-      <w:r>
-        <w:rPr>
-          <w:b/>
-        </w:rPr>
-        <w:t>process</w:t>
-      </w:r>
-      <w:r>
-        <w:rPr>
-          <w:b w:val="0"/>
-        </w:rPr>
-        <w:t xml:space="preserve">; test </w:t>
-      </w:r>
-      <w:r>
-        <w:rPr>
-          <w:b/>
-        </w:rPr>
-        <w:t>input</w:t>
-      </w:r>
-      <w:r>
-        <w:rPr>
-          <w:b w:val="0"/>
-        </w:rPr>
-        <w:t xml:space="preserve">s that require zero, one and several </w:t>
-      </w:r>
-      <w:r>
-        <w:rPr>
-          <w:b/>
-        </w:rPr>
-        <w:t>update</w:t>
-      </w:r>
-      <w:r>
-        <w:rPr>
-          <w:b w:val="0"/>
-        </w:rPr>
-        <w:t>s.</w:t>
-      </w:r>
-    </w:p>
-    <w:p>
-      <w:pPr>
-        <w:pStyle w:val="Heading1"/>
-      </w:pPr>
-      <w:r>
-        <w:t>07. Prepare, teach and assess</w:t>
-      </w:r>
-    </w:p>
-    <w:p>
-      <w:r>
-        <w:t>Use this preparation summary alongside the detailed Loops and Stopping lesson; it is a checklist rather than a replacement for the full sequence.</w:t>
-      </w:r>
-    </w:p>
-    <w:p>
-      <w:pPr>
-        <w:pStyle w:val="Heading3"/>
-      </w:pPr>
-      <w:r>
-        <w:t>Teaching target</w:t>
-      </w:r>
-    </w:p>
-    <w:p>
-      <w:pPr>
-        <w:spacing w:line="336" w:lineRule="auto" w:after="180"/>
-        <w:shd w:fill="EDF7F3"/>
       </w:pPr>
       <w:r>
         <w:rPr>
@@ -5642,6 +5565,14 @@
     </w:tbl>
     <w:p>
       <w:pPr>
+        <w:pStyle w:val="Heading2"/>
+      </w:pPr>
+      <w:r>
+        <w:t>Practice and assessment reminders</w:t>
+      </w:r>
+    </w:p>
+    <w:p>
+      <w:pPr>
         <w:spacing w:line="336" w:lineRule="auto" w:after="180"/>
       </w:pPr>
       <w:r>
@@ -5677,16 +5608,7 @@
     </w:p>
     <w:p>
       <w:pPr>
-        <w:pStyle w:val="Heading3"/>
-      </w:pPr>
-      <w:r>
-        <w:t>Supported practice answer</w:t>
-      </w:r>
-    </w:p>
-    <w:p>
-      <w:pPr>
         <w:spacing w:line="336" w:lineRule="auto" w:after="180"/>
-        <w:shd w:fill="F1F6FC"/>
       </w:pPr>
       <w:r>
         <w:rPr>
@@ -5767,16 +5689,7 @@
     </w:p>
     <w:p>
       <w:pPr>
-        <w:pStyle w:val="Heading3"/>
-      </w:pPr>
-      <w:r>
-        <w:t>Repair the misconception</w:t>
-      </w:r>
-    </w:p>
-    <w:p>
-      <w:pPr>
         <w:spacing w:line="336" w:lineRule="auto" w:after="180"/>
-        <w:shd w:fill="FFF5E6"/>
       </w:pPr>
       <w:r>
         <w:rPr>
@@ -5787,16 +5700,7 @@
     </w:p>
     <w:p>
       <w:pPr>
-        <w:pStyle w:val="Heading3"/>
-      </w:pPr>
-      <w:r>
-        <w:t>Support without giving away the answer</w:t>
-      </w:r>
-    </w:p>
-    <w:p>
-      <w:pPr>
         <w:spacing w:line="336" w:lineRule="auto" w:after="180"/>
-        <w:shd w:fill="F1F6F8"/>
       </w:pPr>
       <w:r>
         <w:rPr>
@@ -5819,16 +5723,7 @@
     </w:p>
     <w:p>
       <w:pPr>
-        <w:pStyle w:val="Heading3"/>
-      </w:pPr>
-      <w:r>
-        <w:t>Extend the reasoning</w:t>
-      </w:r>
-    </w:p>
-    <w:p>
-      <w:pPr>
         <w:spacing w:line="336" w:lineRule="auto" w:after="180"/>
-        <w:shd w:fill="F5F1FB"/>
       </w:pPr>
       <w:r>
         <w:rPr>
@@ -5864,7 +5759,6 @@
     <w:p>
       <w:pPr>
         <w:spacing w:line="336" w:lineRule="auto" w:after="180"/>
-        <w:shd w:fill="F5F1FB"/>
       </w:pPr>
       <w:r>
         <w:rPr>
@@ -5875,16 +5769,7 @@
     </w:p>
     <w:p>
       <w:pPr>
-        <w:pStyle w:val="Heading3"/>
-      </w:pPr>
-      <w:r>
-        <w:t>Protect the independent attempt</w:t>
-      </w:r>
-    </w:p>
-    <w:p>
-      <w:pPr>
         <w:spacing w:line="336" w:lineRule="auto" w:after="180"/>
-        <w:shd w:fill="FFF5E6"/>
       </w:pPr>
       <w:r>
         <w:rPr>
@@ -6079,16 +5964,7 @@
     </w:tbl>
     <w:p>
       <w:pPr>
-        <w:pStyle w:val="Heading3"/>
-      </w:pPr>
-      <w:r>
-        <w:t>Project checkpoint</w:t>
-      </w:r>
-    </w:p>
-    <w:p>
-      <w:pPr>
         <w:spacing w:line="336" w:lineRule="auto" w:after="180"/>
-        <w:shd w:fill="EDF7F3"/>
       </w:pPr>
       <w:r>
         <w:rPr>
@@ -6137,12 +6013,20 @@
         <w:pStyle w:val="Heading1"/>
       </w:pPr>
       <w:r>
-        <w:t>08. Use feedback, labs and repair paths</w:t>
-      </w:r>
-    </w:p>
-    <w:p>
-      <w:r>
-        <w:t>Use feedback, earlier review and portfolios purposefully. Apply the coding routine only when this lesson has an executable lab.</w:t>
+        <w:t>08. Reference: feedback and records</w:t>
+      </w:r>
+    </w:p>
+    <w:p>
+      <w:r>
+        <w:t>Use digital tools where they help retain an explanation and its evidence.</w:t>
+      </w:r>
+    </w:p>
+    <w:p>
+      <w:pPr>
+        <w:pStyle w:val="Heading2"/>
+      </w:pPr>
+      <w:r>
+        <w:t>Keep practice and independent evidence separate</w:t>
       </w:r>
     </w:p>
     <w:p>
@@ -6181,12 +6065,62 @@
     </w:p>
     <w:p>
       <w:pPr>
+        <w:pStyle w:val="Heading2"/>
+      </w:pPr>
+      <w:r>
+        <w:t>Repair and portfolio records</w:t>
+      </w:r>
+    </w:p>
+    <w:p>
+      <w:pPr>
         <w:spacing w:line="336" w:lineRule="auto" w:after="180"/>
       </w:pPr>
       <w:r>
         <w:rPr>
           <w:b w:val="0"/>
         </w:rPr>
+        <w:t>Use the earlier worked-explanation links to address a specific missing building block, then return to the current question. Adapt this suggestion after observing the learner; it is not an automatic diagnosis.</w:t>
+      </w:r>
+    </w:p>
+    <w:p>
+      <w:pPr>
+        <w:spacing w:line="336" w:lineRule="auto" w:after="180"/>
+      </w:pPr>
+      <w:r>
+        <w:rPr>
+          <w:b w:val="0"/>
+        </w:rPr>
+        <w:t xml:space="preserve">Collect the completed-work portfolio as </w:t>
+      </w:r>
+      <w:r>
+        <w:rPr>
+          <w:b/>
+        </w:rPr>
+        <w:t>evidence</w:t>
+      </w:r>
+      <w:r>
+        <w:rPr>
+          <w:b w:val="0"/>
+        </w:rPr>
+        <w:t>. Record support separately from correctness, and assess explanation, trace/test and limitations. Progress ticks and quiz selections alone do not establish mastery.</w:t>
+      </w:r>
+    </w:p>
+    <w:p>
+      <w:pPr>
+        <w:pStyle w:val="Heading2"/>
+      </w:pPr>
+      <w:r>
+        <w:t>Earlier wording, alternatives and picture transcripts · reference / check after trying</w:t>
+      </w:r>
+    </w:p>
+    <w:p>
+      <w:pPr>
+        <w:spacing w:line="336" w:lineRule="auto" w:after="180"/>
+      </w:pPr>
+      <w:r>
+        <w:rPr>
+          <w:b w:val="0"/>
+        </w:rPr>
         <w:t xml:space="preserve">Ask students to predict before running code. Preserve errors and actual </w:t>
       </w:r>
       <w:r>
@@ -6204,77 +6138,20 @@
     </w:p>
     <w:p>
       <w:pPr>
-        <w:spacing w:line="336" w:lineRule="auto" w:after="180"/>
-      </w:pPr>
-      <w:r>
-        <w:rPr>
-          <w:b w:val="0"/>
-        </w:rPr>
-        <w:t>Use the earlier worked-explanation links to address a specific missing building block, then return to the current question. Adapt this suggestion after observing the learner; it is not an automatic diagnosis.</w:t>
-      </w:r>
-    </w:p>
-    <w:p>
-      <w:pPr>
-        <w:spacing w:line="336" w:lineRule="auto" w:after="180"/>
-      </w:pPr>
-      <w:r>
-        <w:rPr>
-          <w:b w:val="0"/>
-        </w:rPr>
-        <w:t xml:space="preserve">Collect the completed-work portfolio as </w:t>
-      </w:r>
-      <w:r>
-        <w:rPr>
-          <w:b/>
-        </w:rPr>
-        <w:t>evidence</w:t>
-      </w:r>
-      <w:r>
-        <w:rPr>
-          <w:b w:val="0"/>
-        </w:rPr>
-        <w:t>. Record support separately from correctness, and assess explanation, trace/test and limitations. Progress ticks and quiz selections alone do not establish mastery.</w:t>
-      </w:r>
-    </w:p>
-    <w:p>
-      <w:pPr>
         <w:pStyle w:val="Heading1"/>
       </w:pPr>
       <w:r>
-        <w:t>09. Visual concept journey</w:t>
-      </w:r>
-    </w:p>
-    <w:p>
-      <w:r>
-        <w:t>Show one Loops and Stopping graphic at a time, request a prediction and discuss its trace before the independent assessment.</w:t>
-      </w:r>
-    </w:p>
-    <w:p>
-      <w:pPr>
-        <w:spacing w:line="336" w:lineRule="auto" w:after="180"/>
-      </w:pPr>
-      <w:r>
-        <w:rPr>
-          <w:b w:val="0"/>
-        </w:rPr>
-        <w:t xml:space="preserve">Use one picture at a time. Hide a worked result before asking for a </w:t>
-      </w:r>
-      <w:r>
-        <w:rPr>
-          <w:b/>
-        </w:rPr>
-        <w:t>prediction</w:t>
-      </w:r>
-      <w:r>
-        <w:rPr>
-          <w:b w:val="0"/>
-        </w:rPr>
-        <w:t>, then reveal it for feedback. These are supported teaching cases; retain the separate independent assessment for a fresh first attempt.</w:t>
-      </w:r>
-    </w:p>
-    <w:p>
-      <w:pPr>
-        <w:pStyle w:val="Heading3"/>
+        <w:t>09. Reference: teach with the six pictures</w:t>
+      </w:r>
+    </w:p>
+    <w:p>
+      <w:r>
+        <w:t>Choose the picture for the teaching move and connect it to the explanation.</w:t>
+      </w:r>
+    </w:p>
+    <w:p>
+      <w:pPr>
+        <w:pStyle w:val="Heading2"/>
       </w:pPr>
       <w:r>
         <w:t>01. Loops and Stopping: the case</w:t>
@@ -6285,7 +6162,7 @@
         <w:drawing>
           <wp:inline xmlns:a="http://schemas.openxmlformats.org/drawingml/2006/main" xmlns:pic="http://schemas.openxmlformats.org/drawingml/2006/picture">
             <wp:extent cx="5486400" cy="2843784"/>
-            <wp:docPr id="2" name="Picture 2" descr="A fictional counter starts at 12 and decreases while above a boundary. Supplied facts: Python: count=12; while count&gt;3: count=count-4; print after the loop. The condition is checked before each subtraction."/>
+            <wp:docPr id="3" name="Picture 3" descr="A fictional counter starts at 12 and decreases while above a boundary. Supplied facts: Python: count=12; while count&gt;3: count=count-4; print after the loop. The condition is checked before each subtraction."/>
             <wp:cNvGraphicFramePr>
               <a:graphicFrameLocks noChangeAspect="1"/>
             </wp:cNvGraphicFramePr>
@@ -6297,7 +6174,7 @@
                     <pic:cNvPicPr/>
                   </pic:nvPicPr>
                   <pic:blipFill>
-                    <a:blip r:embed="rId10"/>
+                    <a:blip r:embed="rId11"/>
                     <a:stretch>
                       <a:fillRect/>
                     </a:stretch>
@@ -6342,7 +6219,6 @@
     <w:p>
       <w:pPr>
         <w:spacing w:line="336" w:lineRule="auto" w:after="180"/>
-        <w:shd w:fill="F5F1FB"/>
       </w:pPr>
       <w:r>
         <w:rPr>
@@ -6353,16 +6229,7 @@
     </w:p>
     <w:p>
       <w:pPr>
-        <w:pStyle w:val="Heading3"/>
-      </w:pPr>
-      <w:r>
-        <w:t>Discuss while showing the picture</w:t>
-      </w:r>
-    </w:p>
-    <w:p>
-      <w:pPr>
         <w:spacing w:line="336" w:lineRule="auto" w:after="180"/>
-        <w:shd w:fill="F1F6F8"/>
       </w:pPr>
       <w:r>
         <w:rPr>
@@ -6373,7 +6240,7 @@
     </w:p>
     <w:p>
       <w:pPr>
-        <w:pStyle w:val="Heading3"/>
+        <w:pStyle w:val="Heading2"/>
       </w:pPr>
       <w:r>
         <w:t>02. Follow the deciding steps</w:t>
@@ -6384,7 +6251,7 @@
         <w:drawing>
           <wp:inline xmlns:a="http://schemas.openxmlformats.org/drawingml/2006/main" xmlns:pic="http://schemas.openxmlformats.org/drawingml/2006/picture">
             <wp:extent cx="5486400" cy="4005072"/>
-            <wp:docPr id="3" name="Picture 3" descr="Initial check: 12&gt;3: true; subtract 4 to get 8. → Next check: 8&gt;3: true; subtract 4 to get 4. → Final update: 4&gt;3: true; subtract 4 to get 0. → Stop: 0&gt;3 is false; report 0 after three updates."/>
+            <wp:docPr id="4" name="Picture 4" descr="Initial check: 12&gt;3: true; subtract 4 to get 8. → Next check: 8&gt;3: true; subtract 4 to get 4. → Final update: 4&gt;3: true; subtract 4 to get 0. → Stop: 0&gt;3 is false; report 0 after three updates."/>
             <wp:cNvGraphicFramePr>
               <a:graphicFrameLocks noChangeAspect="1"/>
             </wp:cNvGraphicFramePr>
@@ -6396,7 +6263,7 @@
                     <pic:cNvPicPr/>
                   </pic:nvPicPr>
                   <pic:blipFill>
-                    <a:blip r:embed="rId11"/>
+                    <a:blip r:embed="rId9"/>
                     <a:stretch>
                       <a:fillRect/>
                     </a:stretch>
@@ -6453,7 +6320,6 @@
     <w:p>
       <w:pPr>
         <w:spacing w:line="336" w:lineRule="auto" w:after="180"/>
-        <w:shd w:fill="F5F1FB"/>
       </w:pPr>
       <w:r>
         <w:rPr>
@@ -6476,16 +6342,7 @@
     </w:p>
     <w:p>
       <w:pPr>
-        <w:pStyle w:val="Heading3"/>
-      </w:pPr>
-      <w:r>
-        <w:t>Discuss while showing the picture</w:t>
-      </w:r>
-    </w:p>
-    <w:p>
-      <w:pPr>
         <w:spacing w:line="336" w:lineRule="auto" w:after="180"/>
-        <w:shd w:fill="F1F6F8"/>
       </w:pPr>
       <w:r>
         <w:rPr>
@@ -6508,7 +6365,7 @@
     </w:p>
     <w:p>
       <w:pPr>
-        <w:pStyle w:val="Heading3"/>
+        <w:pStyle w:val="Heading2"/>
       </w:pPr>
       <w:r>
         <w:t>03. State after each addition</w:t>
@@ -6519,7 +6376,7 @@
         <w:drawing>
           <wp:inline xmlns:a="http://schemas.openxmlformats.org/drawingml/2006/main" xmlns:pic="http://schemas.openxmlformats.org/drawingml/2006/picture">
             <wp:extent cx="5486400" cy="2834640"/>
-            <wp:docPr id="4" name="Picture 4" descr="State after each addition. 1 | 0 | 1. 2 | 1 | 3. 3 | 3 | 6"/>
+            <wp:docPr id="5" name="Picture 5" descr="State after each addition. 1 | 0 | 1. 2 | 1 | 3. 3 | 3 | 6"/>
             <wp:cNvGraphicFramePr>
               <a:graphicFrameLocks noChangeAspect="1"/>
             </wp:cNvGraphicFramePr>
@@ -6564,7 +6421,6 @@
     <w:p>
       <w:pPr>
         <w:spacing w:line="336" w:lineRule="auto" w:after="180"/>
-        <w:shd w:fill="F5F1FB"/>
       </w:pPr>
       <w:r>
         <w:rPr>
@@ -6575,16 +6431,7 @@
     </w:p>
     <w:p>
       <w:pPr>
-        <w:pStyle w:val="Heading3"/>
-      </w:pPr>
-      <w:r>
-        <w:t>Discuss while showing the picture</w:t>
-      </w:r>
-    </w:p>
-    <w:p>
-      <w:pPr>
         <w:spacing w:line="336" w:lineRule="auto" w:after="180"/>
-        <w:shd w:fill="F1F6F8"/>
       </w:pPr>
       <w:r>
         <w:rPr>
@@ -6595,7 +6442,7 @@
     </w:p>
     <w:p>
       <w:pPr>
-        <w:pStyle w:val="Heading3"/>
+        <w:pStyle w:val="Heading2"/>
       </w:pPr>
       <w:r>
         <w:t>04. Change one thing. Trace what follows.</w:t>
@@ -6606,7 +6453,7 @@
         <w:drawing>
           <wp:inline xmlns:a="http://schemas.openxmlformats.org/drawingml/2006/main" xmlns:pic="http://schemas.openxmlformats.org/drawingml/2006/picture">
             <wp:extent cx="5486400" cy="3026664"/>
-            <wp:docPr id="5" name="Picture 5" descr="Original case: 0&gt;3 is false; report 0 after three updates. Changed condition: Replace count&gt;3 with count!=3. Expected result: From 12, the loop never reaches 3 and does not terminate in this toy model. Reason: 12,8,4,0,−4,… are multiples of 4; none equals 3."/>
+            <wp:docPr id="6" name="Picture 6" descr="Original case: 0&gt;3 is false; report 0 after three updates. Changed condition: Replace count&gt;3 with count!=3. Expected result: From 12, the loop never reaches 3 and does not terminate in this toy model. Reason: 12,8,4,0,−4,… are multiples of 4; none equals 3."/>
             <wp:cNvGraphicFramePr>
               <a:graphicFrameLocks noChangeAspect="1"/>
             </wp:cNvGraphicFramePr>
@@ -6686,7 +6533,6 @@
     <w:p>
       <w:pPr>
         <w:spacing w:line="336" w:lineRule="auto" w:after="180"/>
-        <w:shd w:fill="F5F1FB"/>
       </w:pPr>
       <w:r>
         <w:rPr>
@@ -6697,16 +6543,7 @@
     </w:p>
     <w:p>
       <w:pPr>
-        <w:pStyle w:val="Heading3"/>
-      </w:pPr>
-      <w:r>
-        <w:t>Discuss while showing the picture</w:t>
-      </w:r>
-    </w:p>
-    <w:p>
-      <w:pPr>
         <w:spacing w:line="336" w:lineRule="auto" w:after="180"/>
-        <w:shd w:fill="F1F6F8"/>
       </w:pPr>
       <w:r>
         <w:rPr>
@@ -6718,7 +6555,6 @@
     <w:p>
       <w:pPr>
         <w:spacing w:line="336" w:lineRule="auto" w:after="180"/>
-        <w:shd w:fill="F1F6F8"/>
       </w:pPr>
       <w:r>
         <w:rPr>
@@ -6729,7 +6565,7 @@
     </w:p>
     <w:p>
       <w:pPr>
-        <w:pStyle w:val="Heading3"/>
+        <w:pStyle w:val="Heading2"/>
       </w:pPr>
       <w:r>
         <w:t>05. Connect the explanation to its limit</w:t>
@@ -6740,7 +6576,7 @@
         <w:drawing>
           <wp:inline xmlns:a="http://schemas.openxmlformats.org/drawingml/2006/main" xmlns:pic="http://schemas.openxmlformats.org/drawingml/2006/picture">
             <wp:extent cx="5486400" cy="2834640"/>
-            <wp:docPr id="6" name="Picture 6" descr="The condition does not promise the counter ends exactly at 3. Subtractions can cross the boundary. The count strictly decreases, so the below-or-equal stopping region is eventually reached from this start. A condition requiring exact equality can be unsafe when repeated updates skip that value. Limit: Do not run an intentionally unbounded loop in class; trace a finite prefix to inspect the defect safely."/>
+            <wp:docPr id="7" name="Picture 7" descr="The condition does not promise the counter ends exactly at 3. Subtractions can cross the boundary. The count strictly decreases, so the below-or-equal stopping region is eventually reached from this start. A condition requiring exact equality can be unsafe when repeated updates skip that value. Limit: Do not run an intentionally unbounded loop in class; trace a finite prefix to inspect the defect safely."/>
             <wp:cNvGraphicFramePr>
               <a:graphicFrameLocks noChangeAspect="1"/>
             </wp:cNvGraphicFramePr>
@@ -6820,7 +6656,6 @@
     <w:p>
       <w:pPr>
         <w:spacing w:line="336" w:lineRule="auto" w:after="180"/>
-        <w:shd w:fill="F5F1FB"/>
       </w:pPr>
       <w:r>
         <w:rPr>
@@ -6831,16 +6666,7 @@
     </w:p>
     <w:p>
       <w:pPr>
-        <w:pStyle w:val="Heading3"/>
-      </w:pPr>
-      <w:r>
-        <w:t>Discuss while showing the picture</w:t>
-      </w:r>
-    </w:p>
-    <w:p>
-      <w:pPr>
         <w:spacing w:line="336" w:lineRule="auto" w:after="180"/>
-        <w:shd w:fill="F1F6F8"/>
       </w:pPr>
       <w:r>
         <w:rPr>
@@ -6852,7 +6678,6 @@
     <w:p>
       <w:pPr>
         <w:spacing w:line="336" w:lineRule="auto" w:after="180"/>
-        <w:shd w:fill="F1F6F8"/>
       </w:pPr>
       <w:r>
         <w:rPr>
@@ -6875,7 +6700,7 @@
     </w:p>
     <w:p>
       <w:pPr>
-        <w:pStyle w:val="Heading3"/>
+        <w:pStyle w:val="Heading2"/>
       </w:pPr>
       <w:r>
         <w:t>06. Make the idea visible in your project</w:t>
@@ -6886,7 +6711,7 @@
         <w:drawing>
           <wp:inline xmlns:a="http://schemas.openxmlformats.org/drawingml/2006/main" xmlns:pic="http://schemas.openxmlformats.org/drawingml/2006/picture">
             <wp:extent cx="5486400" cy="3380232"/>
-            <wp:docPr id="7" name="Picture 7" descr="Use progress and stopping arguments for any repeated recommender process; test inputs that require zero, one and several updates. Draw your input, deciding step, result and limit. Supported question: Why is report 0 correct for the original loop, and why is equality-only stopping risky here?"/>
+            <wp:docPr id="8" name="Picture 8" descr="Use progress and stopping arguments for any repeated recommender process; test inputs that require zero, one and several updates. Draw your input, deciding step, result and limit. Supported question: Why is report 0 correct for the original loop, and why is equality-only stopping risky here?"/>
             <wp:cNvGraphicFramePr>
               <a:graphicFrameLocks noChangeAspect="1"/>
             </wp:cNvGraphicFramePr>
@@ -7002,7 +6827,6 @@
     <w:p>
       <w:pPr>
         <w:spacing w:line="336" w:lineRule="auto" w:after="180"/>
-        <w:shd w:fill="F5F1FB"/>
       </w:pPr>
       <w:r>
         <w:rPr>
@@ -7025,58 +6849,127 @@
     </w:p>
     <w:p>
       <w:pPr>
+        <w:spacing w:line="336" w:lineRule="auto" w:after="180"/>
+      </w:pPr>
+      <w:r>
+        <w:rPr>
+          <w:b w:val="0"/>
+        </w:rPr>
+        <w:t xml:space="preserve">Teacher prompt: Draw your project trace and justify the deciding step using </w:t>
+      </w:r>
+      <w:r>
+        <w:rPr>
+          <w:b/>
+        </w:rPr>
+        <w:t>evidence</w:t>
+      </w:r>
+      <w:r>
+        <w:rPr>
+          <w:b w:val="0"/>
+        </w:rPr>
+        <w:t>. Ask learners to describe one label or arrow in ordinary words. Use the adjacent transcript if the image is difficult to see.</w:t>
+      </w:r>
+    </w:p>
+    <w:p>
+      <w:pPr>
+        <w:spacing w:line="336" w:lineRule="auto" w:after="180"/>
+      </w:pPr>
+      <w:r>
+        <w:rPr>
+          <w:b w:val="0"/>
+        </w:rPr>
+        <w:t xml:space="preserve">Supported practice key: The original stops as soon as count is not above 3. Exact equality fails because the </w:t>
+      </w:r>
+      <w:r>
+        <w:rPr>
+          <w:b/>
+        </w:rPr>
+        <w:t>update</w:t>
+      </w:r>
+      <w:r>
+        <w:rPr>
+          <w:b w:val="0"/>
+        </w:rPr>
+        <w:t xml:space="preserve"> sequence skips 3.</w:t>
+      </w:r>
+    </w:p>
+    <w:p>
+      <w:pPr>
+        <w:pStyle w:val="Heading2"/>
+      </w:pPr>
+      <w:r>
+        <w:t>Earlier wording, alternatives and picture transcripts · reference / check after trying</w:t>
+      </w:r>
+    </w:p>
+    <w:p>
+      <w:pPr>
+        <w:spacing w:line="336" w:lineRule="auto" w:after="180"/>
+      </w:pPr>
+      <w:r>
+        <w:rPr>
+          <w:b w:val="0"/>
+        </w:rPr>
+        <w:t xml:space="preserve">Use one picture at a time. Hide a worked result before asking for a </w:t>
+      </w:r>
+      <w:r>
+        <w:rPr>
+          <w:b/>
+        </w:rPr>
+        <w:t>prediction</w:t>
+      </w:r>
+      <w:r>
+        <w:rPr>
+          <w:b w:val="0"/>
+        </w:rPr>
+        <w:t>, then reveal it for feedback. These are supported teaching cases; retain the separate independent assessment for a fresh first attempt.</w:t>
+      </w:r>
+    </w:p>
+    <w:p>
+      <w:pPr>
         <w:pStyle w:val="Heading3"/>
       </w:pPr>
       <w:r>
-        <w:t>Discuss while showing the picture</w:t>
-      </w:r>
-    </w:p>
-    <w:p>
-      <w:pPr>
-        <w:spacing w:line="336" w:lineRule="auto" w:after="180"/>
-        <w:shd w:fill="F1F6F8"/>
-      </w:pPr>
-      <w:r>
-        <w:rPr>
-          <w:b w:val="0"/>
-        </w:rPr>
-        <w:t xml:space="preserve">Teacher prompt: Draw your project trace and justify the deciding step using </w:t>
-      </w:r>
-      <w:r>
-        <w:rPr>
-          <w:b/>
-        </w:rPr>
-        <w:t>evidence</w:t>
-      </w:r>
-      <w:r>
-        <w:rPr>
-          <w:b w:val="0"/>
-        </w:rPr>
-        <w:t>. Ask learners to describe one label or arrow in ordinary words. Use the adjacent transcript if the image is difficult to see.</w:t>
-      </w:r>
-    </w:p>
-    <w:p>
-      <w:pPr>
-        <w:spacing w:line="336" w:lineRule="auto" w:after="180"/>
-        <w:shd w:fill="F1F6F8"/>
-      </w:pPr>
-      <w:r>
-        <w:rPr>
-          <w:b w:val="0"/>
-        </w:rPr>
-        <w:t xml:space="preserve">Supported practice key: The original stops as soon as count is not above 3. Exact equality fails because the </w:t>
-      </w:r>
-      <w:r>
-        <w:rPr>
-          <w:b/>
-        </w:rPr>
-        <w:t>update</w:t>
-      </w:r>
-      <w:r>
-        <w:rPr>
-          <w:b w:val="0"/>
-        </w:rPr>
-        <w:t xml:space="preserve"> sequence skips 3.</w:t>
+        <w:t>01. Loops and Stopping: the case</w:t>
+      </w:r>
+    </w:p>
+    <w:p>
+      <w:pPr>
+        <w:pStyle w:val="Heading3"/>
+      </w:pPr>
+      <w:r>
+        <w:t>02. Follow the deciding steps</w:t>
+      </w:r>
+    </w:p>
+    <w:p>
+      <w:pPr>
+        <w:pStyle w:val="Heading3"/>
+      </w:pPr>
+      <w:r>
+        <w:t>03. State after each addition</w:t>
+      </w:r>
+    </w:p>
+    <w:p>
+      <w:pPr>
+        <w:pStyle w:val="Heading3"/>
+      </w:pPr>
+      <w:r>
+        <w:t>04. Change one thing. Trace what follows.</w:t>
+      </w:r>
+    </w:p>
+    <w:p>
+      <w:pPr>
+        <w:pStyle w:val="Heading3"/>
+      </w:pPr>
+      <w:r>
+        <w:t>05. Connect the explanation to its limit</w:t>
+      </w:r>
+    </w:p>
+    <w:p>
+      <w:pPr>
+        <w:pStyle w:val="Heading3"/>
+      </w:pPr>
+      <w:r>
+        <w:t>06. Make the idea visible in your project</w:t>
       </w:r>
     </w:p>
     <w:sectPr>
